--- a/06-学生侧材料/讲义/学生专用版/2-结构化学/晶体学与晶体结构-超级充实版（学生专用版）.docx
+++ b/06-学生侧材料/讲义/学生专用版/2-结构化学/晶体学与晶体结构-超级充实版（学生专用版）.docx
@@ -2,1056 +2,7 @@
 <file path=word/document.xml><?xml version="1.0" encoding="utf-8"?>
 <w:document xmlns:w="http://schemas.openxmlformats.org/wordprocessingml/2006/main" xmlns:m="http://schemas.openxmlformats.org/officeDocument/2006/math" xmlns:r="http://schemas.openxmlformats.org/officeDocument/2006/relationships" xmlns:o="urn:schemas-microsoft-com:office:office" xmlns:v="urn:schemas-microsoft-com:vml" xmlns:w10="urn:schemas-microsoft-com:office:word" xmlns:a="http://schemas.openxmlformats.org/drawingml/2006/main" xmlns:pic="http://schemas.openxmlformats.org/drawingml/2006/picture" xmlns:wp="http://schemas.openxmlformats.org/drawingml/2006/wordprocessingDrawing">
   <w:body>
-    <w:bookmarkStart w:id="9" w:name="学习目标与考纲锚点"/>
-    <w:p>
-      <w:pPr>
-        <w:pStyle w:val="Heading2"/>
-        <w:spacing w:before="280" w:after="120"/>
-      </w:pPr>
-      <w:r>
-        <w:rPr>
-          <w:rFonts w:hint="eastAsia" w:ascii="Times New Roman" w:hAnsi="Times New Roman" w:eastAsia="SimHei" w:cs="Times New Roman"/>
-        </w:rPr>
-        <w:t xml:space="preserve">学习目标与考纲锚点</w:t>
-      </w:r>
-    </w:p>
-    <w:p>
-      <w:pPr>
-        <w:pStyle w:val="BlockText"/>
-        <w:spacing w:after="80"/>
-        <w:ind w:firstLine="420"/>
-      </w:pPr>
-      <w:r>
-        <w:rPr>
-          <w:rFonts w:hint="eastAsia" w:ascii="Times New Roman" w:hAnsi="Times New Roman" w:eastAsia="FangSong" w:cs="Times New Roman"/>
-        </w:rPr>
-        <w:t>对齐考纲</w:t>
-      </w:r>
-      <w:r>
-        <w:rPr>
-          <w:rFonts w:hint="eastAsia" w:ascii="Times New Roman" w:hAnsi="Times New Roman" w:eastAsia="Times New Roman" w:cs="Times New Roman"/>
-        </w:rPr>
-        <w:t>：§15</w:t>
-      </w:r>
-      <w:r>
-        <w:rPr>
-          <w:rFonts w:ascii="Times New Roman" w:hAnsi="Times New Roman" w:eastAsia="Times New Roman" w:cs="Times New Roman"/>
-        </w:rPr>
-        <w:t xml:space="preserve"> </w:t>
-      </w:r>
-      <w:r>
-        <w:rPr>
-          <w:rFonts w:hint="eastAsia" w:ascii="Times New Roman" w:hAnsi="Times New Roman" w:eastAsia="FangSong" w:cs="Times New Roman"/>
-        </w:rPr>
-        <w:t xml:space="preserve">晶体结构</w:t>
-      </w:r>
-      <w:r>
-        <w:rPr>
-          <w:rFonts w:ascii="Times New Roman" w:hAnsi="Times New Roman" w:eastAsia="Times New Roman" w:cs="Times New Roman"/>
-        </w:rPr>
-        <w:t xml:space="preserve"> · §16 </w:t>
-      </w:r>
-      <w:r>
-        <w:rPr>
-          <w:rFonts w:hint="eastAsia" w:ascii="Times New Roman" w:hAnsi="Times New Roman" w:eastAsia="FangSong" w:cs="Times New Roman"/>
-        </w:rPr>
-        <w:t xml:space="preserve">晶体基本概念</w:t>
-      </w:r>
-      <w:r>
-        <w:rPr>
-          <w:rFonts w:ascii="Times New Roman" w:hAnsi="Times New Roman" w:eastAsia="Times New Roman" w:cs="Times New Roman"/>
-        </w:rPr>
-        <w:t xml:space="preserve"> · §17 </w:t>
-      </w:r>
-      <w:r>
-        <w:rPr>
-          <w:rFonts w:hint="eastAsia" w:ascii="Times New Roman" w:hAnsi="Times New Roman" w:eastAsia="FangSong" w:cs="Times New Roman"/>
-        </w:rPr>
-        <w:t xml:space="preserve">常见晶体结构</w:t>
-      </w:r>
-    </w:p>
-    <w:tbl>
-      <w:tblPr>
-        <w:tblStyle w:val="Table"/>
-        <w:tblW w:type="pct" w:w="5000"/>
-        <w:tblLayout w:type="fixed"/>
-        <w:tblLook w:firstRow="1" w:lastRow="0" w:firstColumn="0" w:lastColumn="0" w:noHBand="0" w:noVBand="0" w:val="0020"/>
-        <w:jc w:val="center"/>
-        <w:tblBorders>
-          <w:top w:val="single" w:sz="12" w:space="0" w:color="333333"/>
-          <w:bottom w:val="single" w:sz="12" w:space="0" w:color="333333"/>
-          <w:left w:val="none"/>
-          <w:right w:val="none"/>
-          <w:insideH w:val="none"/>
-          <w:insideV w:val="none"/>
-        </w:tblBorders>
-      </w:tblPr>
-      <w:tblGrid>
-        <w:gridCol w:w="3960"/>
-        <w:gridCol w:w="3960"/>
-      </w:tblGrid>
-      <w:tr>
-        <w:trPr>
-          <w:tblHeader w:val="on"/>
-        </w:trPr>
-        <w:tc>
-          <w:tcPr>
-            <w:tcBorders>
-              <w:bottom w:val="single" w:sz="6" w:space="0" w:color="333333"/>
-            </w:tcBorders>
-          </w:tcPr>
-          <w:p>
-            <w:pPr>
-              <w:pStyle w:val="Compact"/>
-              <w:jc w:val="center"/>
-            </w:pPr>
-            <w:r>
-              <w:rPr>
-                <w:rFonts w:hint="eastAsia" w:ascii="Times New Roman" w:hAnsi="Times New Roman" w:eastAsia="SimHei" w:cs="Times New Roman"/>
-                <w:b/>
-              </w:rPr>
-              <w:t xml:space="preserve">考纲条目</w:t>
-            </w:r>
-          </w:p>
-        </w:tc>
-        <w:tc>
-          <w:tcPr>
-            <w:tcBorders>
-              <w:bottom w:val="single" w:sz="6" w:space="0" w:color="333333"/>
-            </w:tcBorders>
-          </w:tcPr>
-          <w:p>
-            <w:pPr>
-              <w:pStyle w:val="Compact"/>
-              <w:jc w:val="center"/>
-            </w:pPr>
-            <w:r>
-              <w:rPr>
-                <w:rFonts w:hint="eastAsia" w:ascii="Times New Roman" w:hAnsi="Times New Roman" w:eastAsia="SimHei" w:cs="Times New Roman"/>
-                <w:b/>
-              </w:rPr>
-              <w:t xml:space="preserve">学完本讲应能</w:t>
-            </w:r>
-          </w:p>
-        </w:tc>
-      </w:tr>
-      <w:tr>
-        <w:tc>
-          <w:tcPr/>
-          <w:p>
-            <w:pPr>
-              <w:pStyle w:val="Compact"/>
-              <w:jc w:val="center"/>
-            </w:pPr>
-            <w:r>
-              <w:rPr>
-                <w:rFonts w:ascii="Times New Roman" w:hAnsi="Times New Roman" w:eastAsia="Times New Roman" w:cs="Times New Roman"/>
-              </w:rPr>
-              <w:t xml:space="preserve">§16 </w:t>
-            </w:r>
-            <w:r>
-              <w:rPr>
-                <w:rFonts w:hint="eastAsia" w:ascii="Times New Roman" w:hAnsi="Times New Roman" w:eastAsia="FangSong" w:cs="Times New Roman"/>
-              </w:rPr>
-              <w:t xml:space="preserve">晶体基本概念</w:t>
-            </w:r>
-            <w:r>
-              <w:rPr>
-                <w:rFonts w:ascii="Times New Roman" w:hAnsi="Times New Roman" w:eastAsia="Times New Roman" w:cs="Times New Roman"/>
-              </w:rPr>
-              <w:t xml:space="preserve"> · </w:t>
-            </w:r>
-            <w:r>
-              <w:rPr>
-                <w:rFonts w:hint="eastAsia" w:ascii="Times New Roman" w:hAnsi="Times New Roman" w:eastAsia="FangSong" w:cs="Times New Roman"/>
-              </w:rPr>
-              <w:t xml:space="preserve">点阵与晶胞</w:t>
-            </w:r>
-          </w:p>
-        </w:tc>
-        <w:tc>
-          <w:tcPr/>
-          <w:p>
-            <w:pPr>
-              <w:pStyle w:val="Compact"/>
-              <w:jc w:val="center"/>
-            </w:pPr>
-            <w:r>
-              <w:rPr>
-                <w:rFonts w:hint="eastAsia" w:ascii="Times New Roman" w:hAnsi="Times New Roman" w:eastAsia="FangSong" w:cs="Times New Roman"/>
-              </w:rPr>
-              <w:t>说明点阵三要素与晶胞选取规范</w:t>
-            </w:r>
-            <w:r>
-              <w:rPr>
-                <w:rFonts w:hint="eastAsia" w:ascii="Times New Roman" w:hAnsi="Times New Roman" w:eastAsia="Times New Roman" w:cs="Times New Roman"/>
-              </w:rPr>
-              <w:t>，</w:t>
-            </w:r>
-            <w:r>
-              <w:rPr>
-                <w:rFonts w:hint="eastAsia" w:ascii="Times New Roman" w:hAnsi="Times New Roman" w:eastAsia="FangSong" w:cs="Times New Roman"/>
-              </w:rPr>
-              <w:t>证明晶体对称性限定律</w:t>
-            </w:r>
-          </w:p>
-        </w:tc>
-      </w:tr>
-      <w:tr>
-        <w:tc>
-          <w:tcPr/>
-          <w:p>
-            <w:pPr>
-              <w:pStyle w:val="Compact"/>
-              <w:jc w:val="center"/>
-            </w:pPr>
-            <w:r>
-              <w:rPr>
-                <w:rFonts w:ascii="Times New Roman" w:hAnsi="Times New Roman" w:eastAsia="Times New Roman" w:cs="Times New Roman"/>
-              </w:rPr>
-              <w:t xml:space="preserve">§16 </w:t>
-            </w:r>
-            <w:r>
-              <w:rPr>
-                <w:rFonts w:hint="eastAsia" w:ascii="Times New Roman" w:hAnsi="Times New Roman" w:eastAsia="FangSong" w:cs="Times New Roman"/>
-              </w:rPr>
-              <w:t xml:space="preserve">晶体基本概念</w:t>
-            </w:r>
-            <w:r>
-              <w:rPr>
-                <w:rFonts w:ascii="Times New Roman" w:hAnsi="Times New Roman" w:eastAsia="Times New Roman" w:cs="Times New Roman"/>
-              </w:rPr>
-              <w:t xml:space="preserve"> · </w:t>
-            </w:r>
-            <w:r>
-              <w:rPr>
-                <w:rFonts w:hint="eastAsia" w:ascii="Times New Roman" w:hAnsi="Times New Roman" w:eastAsia="FangSong" w:cs="Times New Roman"/>
-              </w:rPr>
-              <w:t xml:space="preserve">对称元素与空间群</w:t>
-            </w:r>
-          </w:p>
-        </w:tc>
-        <w:tc>
-          <w:tcPr/>
-          <w:p>
-            <w:pPr>
-              <w:pStyle w:val="Compact"/>
-              <w:jc w:val="center"/>
-            </w:pPr>
-            <w:r>
-              <w:rPr>
-                <w:rFonts w:hint="eastAsia" w:ascii="Times New Roman" w:hAnsi="Times New Roman" w:eastAsia="FangSong" w:cs="Times New Roman"/>
-              </w:rPr>
-              <w:t>识别微观螺旋轴与滑移面</w:t>
-            </w:r>
-            <w:r>
-              <w:rPr>
-                <w:rFonts w:hint="eastAsia" w:ascii="Times New Roman" w:hAnsi="Times New Roman" w:eastAsia="Times New Roman" w:cs="Times New Roman"/>
-              </w:rPr>
-              <w:t>，</w:t>
-            </w:r>
-            <w:r>
-              <w:rPr>
-                <w:rFonts w:hint="eastAsia" w:ascii="Times New Roman" w:hAnsi="Times New Roman" w:eastAsia="FangSong" w:cs="Times New Roman"/>
-              </w:rPr>
-              <w:t>读懂空间群符号与消光规律</w:t>
-            </w:r>
-          </w:p>
-        </w:tc>
-      </w:tr>
-      <w:tr>
-        <w:tc>
-          <w:tcPr/>
-          <w:p>
-            <w:pPr>
-              <w:pStyle w:val="Compact"/>
-              <w:jc w:val="center"/>
-            </w:pPr>
-            <w:r>
-              <w:rPr>
-                <w:rFonts w:ascii="Times New Roman" w:hAnsi="Times New Roman" w:eastAsia="Times New Roman" w:cs="Times New Roman"/>
-              </w:rPr>
-              <w:t xml:space="preserve">§15 </w:t>
-            </w:r>
-            <w:r>
-              <w:rPr>
-                <w:rFonts w:hint="eastAsia" w:ascii="Times New Roman" w:hAnsi="Times New Roman" w:eastAsia="FangSong" w:cs="Times New Roman"/>
-              </w:rPr>
-              <w:t xml:space="preserve">晶体结构</w:t>
-            </w:r>
-            <w:r>
-              <w:rPr>
-                <w:rFonts w:ascii="Times New Roman" w:hAnsi="Times New Roman" w:eastAsia="Times New Roman" w:cs="Times New Roman"/>
-              </w:rPr>
-              <w:t xml:space="preserve"> · </w:t>
-            </w:r>
-            <w:r>
-              <w:rPr>
-                <w:rFonts w:hint="eastAsia" w:ascii="Times New Roman" w:hAnsi="Times New Roman" w:eastAsia="FangSong" w:cs="Times New Roman"/>
-              </w:rPr>
-              <w:t xml:space="preserve">晶面指标与衍射</w:t>
-            </w:r>
-          </w:p>
-        </w:tc>
-        <w:tc>
-          <w:tcPr/>
-          <w:p>
-            <w:pPr>
-              <w:pStyle w:val="Compact"/>
-              <w:jc w:val="center"/>
-            </w:pPr>
-            <w:r>
-              <w:rPr>
-                <w:rFonts w:hint="eastAsia" w:ascii="Times New Roman" w:hAnsi="Times New Roman" w:eastAsia="FangSong" w:cs="Times New Roman"/>
-              </w:rPr>
-              <w:t>标定密勒指数</w:t>
-            </w:r>
-            <w:r>
-              <w:rPr>
-                <w:rFonts w:hint="eastAsia" w:ascii="Times New Roman" w:hAnsi="Times New Roman" w:eastAsia="Times New Roman" w:cs="Times New Roman"/>
-              </w:rPr>
-              <w:t>，</w:t>
-            </w:r>
-            <w:r>
-              <w:rPr>
-                <w:rFonts w:hint="eastAsia" w:ascii="Times New Roman" w:hAnsi="Times New Roman" w:eastAsia="FangSong" w:cs="Times New Roman"/>
-              </w:rPr>
-              <w:t>用布拉格方程解析粉末</w:t>
-            </w:r>
-            <w:r>
-              <w:rPr>
-                <w:rFonts w:ascii="Times New Roman" w:hAnsi="Times New Roman" w:eastAsia="Times New Roman" w:cs="Times New Roman"/>
-              </w:rPr>
-              <w:t xml:space="preserve"> XRD </w:t>
-            </w:r>
-            <w:r>
-              <w:rPr>
-                <w:rFonts w:hint="eastAsia" w:ascii="Times New Roman" w:hAnsi="Times New Roman" w:eastAsia="FangSong" w:cs="Times New Roman"/>
-              </w:rPr>
-              <w:t xml:space="preserve">衍射峰</w:t>
-            </w:r>
-          </w:p>
-        </w:tc>
-      </w:tr>
-      <w:tr>
-        <w:tc>
-          <w:tcPr/>
-          <w:p>
-            <w:pPr>
-              <w:pStyle w:val="Compact"/>
-              <w:jc w:val="center"/>
-            </w:pPr>
-            <w:r>
-              <w:rPr>
-                <w:rFonts w:ascii="Times New Roman" w:hAnsi="Times New Roman" w:eastAsia="Times New Roman" w:cs="Times New Roman"/>
-              </w:rPr>
-              <w:t xml:space="preserve">§15 </w:t>
-            </w:r>
-            <w:r>
-              <w:rPr>
-                <w:rFonts w:hint="eastAsia" w:ascii="Times New Roman" w:hAnsi="Times New Roman" w:eastAsia="FangSong" w:cs="Times New Roman"/>
-              </w:rPr>
-              <w:t xml:space="preserve">晶体结构</w:t>
-            </w:r>
-            <w:r>
-              <w:rPr>
-                <w:rFonts w:ascii="Times New Roman" w:hAnsi="Times New Roman" w:eastAsia="Times New Roman" w:cs="Times New Roman"/>
-              </w:rPr>
-              <w:t xml:space="preserve"> · </w:t>
-            </w:r>
-            <w:r>
-              <w:rPr>
-                <w:rFonts w:hint="eastAsia" w:ascii="Times New Roman" w:hAnsi="Times New Roman" w:eastAsia="FangSong" w:cs="Times New Roman"/>
-              </w:rPr>
-              <w:t xml:space="preserve">堆积模型与空隙</w:t>
-            </w:r>
-          </w:p>
-        </w:tc>
-        <w:tc>
-          <w:tcPr/>
-          <w:p>
-            <w:pPr>
-              <w:pStyle w:val="Compact"/>
-              <w:jc w:val="center"/>
-            </w:pPr>
-            <w:r>
-              <w:rPr>
-                <w:rFonts w:hint="eastAsia" w:ascii="Times New Roman" w:hAnsi="Times New Roman" w:eastAsia="FangSong" w:cs="Times New Roman"/>
-              </w:rPr>
-              <w:t>推导四大金属堆积的空间利用率与配位数</w:t>
-            </w:r>
-            <w:r>
-              <w:rPr>
-                <w:rFonts w:hint="eastAsia" w:ascii="Times New Roman" w:hAnsi="Times New Roman" w:eastAsia="Times New Roman" w:cs="Times New Roman"/>
-              </w:rPr>
-              <w:t>，</w:t>
-            </w:r>
-            <w:r>
-              <w:rPr>
-                <w:rFonts w:hint="eastAsia" w:ascii="Times New Roman" w:hAnsi="Times New Roman" w:eastAsia="FangSong" w:cs="Times New Roman"/>
-              </w:rPr>
-              <w:t>用临界半径比判空隙占据</w:t>
-            </w:r>
-          </w:p>
-        </w:tc>
-      </w:tr>
-      <w:tr>
-        <w:tc>
-          <w:tcPr/>
-          <w:p>
-            <w:pPr>
-              <w:pStyle w:val="Compact"/>
-              <w:jc w:val="center"/>
-            </w:pPr>
-            <w:r>
-              <w:rPr>
-                <w:rFonts w:ascii="Times New Roman" w:hAnsi="Times New Roman" w:eastAsia="Times New Roman" w:cs="Times New Roman"/>
-              </w:rPr>
-              <w:t xml:space="preserve">§17 </w:t>
-            </w:r>
-            <w:r>
-              <w:rPr>
-                <w:rFonts w:hint="eastAsia" w:ascii="Times New Roman" w:hAnsi="Times New Roman" w:eastAsia="FangSong" w:cs="Times New Roman"/>
-              </w:rPr>
-              <w:t xml:space="preserve">常见晶体结构</w:t>
-            </w:r>
-            <w:r>
-              <w:rPr>
-                <w:rFonts w:ascii="Times New Roman" w:hAnsi="Times New Roman" w:eastAsia="Times New Roman" w:cs="Times New Roman"/>
-              </w:rPr>
-              <w:t xml:space="preserve"> · </w:t>
-            </w:r>
-            <w:r>
-              <w:rPr>
-                <w:rFonts w:hint="eastAsia" w:ascii="Times New Roman" w:hAnsi="Times New Roman" w:eastAsia="FangSong" w:cs="Times New Roman"/>
-              </w:rPr>
-              <w:t xml:space="preserve">典型离子晶型</w:t>
-            </w:r>
-          </w:p>
-        </w:tc>
-        <w:tc>
-          <w:tcPr/>
-          <w:p>
-            <w:pPr>
-              <w:pStyle w:val="Compact"/>
-              <w:jc w:val="center"/>
-            </w:pPr>
-            <w:r>
-              <w:rPr>
-                <w:rFonts w:hint="eastAsia" w:ascii="Times New Roman" w:hAnsi="Times New Roman" w:eastAsia="FangSong" w:cs="Times New Roman"/>
-              </w:rPr>
-              <w:t xml:space="preserve">写</w:t>
-            </w:r>
-            <w:r>
-              <w:rPr>
-                <w:rFonts w:ascii="Times New Roman" w:hAnsi="Times New Roman" w:eastAsia="Times New Roman" w:cs="Times New Roman"/>
-              </w:rPr>
-              <w:t xml:space="preserve"> NaCl/CsCl/ZnS/CaF</w:t>
-            </w:r>
-            <w:r>
-              <w:rPr>
-                <w:rFonts w:ascii="Times New Roman" w:hAnsi="Times New Roman" w:eastAsia="Times New Roman" w:cs="Times New Roman"/>
-                <w:vertAlign w:val="subscript"/>
-              </w:rPr>
-              <w:t>2</w:t>
-            </w:r>
-            <w:r>
-              <w:rPr>
-                <w:rFonts w:ascii="Times New Roman" w:hAnsi="Times New Roman" w:eastAsia="Times New Roman" w:cs="Times New Roman"/>
-              </w:rPr>
-              <w:t xml:space="preserve"> </w:t>
-            </w:r>
-            <w:r>
-              <w:rPr>
-                <w:rFonts w:hint="eastAsia" w:ascii="Times New Roman" w:hAnsi="Times New Roman" w:eastAsia="FangSong" w:cs="Times New Roman"/>
-              </w:rPr>
-              <w:t>等结构基元</w:t>
-            </w:r>
-            <w:r>
-              <w:rPr>
-                <w:rFonts w:hint="eastAsia" w:ascii="Times New Roman" w:hAnsi="Times New Roman" w:eastAsia="Times New Roman" w:cs="Times New Roman"/>
-              </w:rPr>
-              <w:t>，</w:t>
-            </w:r>
-            <w:r>
-              <w:rPr>
-                <w:rFonts w:hint="eastAsia" w:ascii="Times New Roman" w:hAnsi="Times New Roman" w:eastAsia="FangSong" w:cs="Times New Roman"/>
-              </w:rPr>
-              <w:t>用鲍林规则解析多面体连接</w:t>
-            </w:r>
-          </w:p>
-        </w:tc>
-      </w:tr>
-      <w:tr>
-        <w:tc>
-          <w:tcPr/>
-          <w:p>
-            <w:pPr>
-              <w:pStyle w:val="Compact"/>
-              <w:jc w:val="center"/>
-            </w:pPr>
-            <w:r>
-              <w:rPr>
-                <w:rFonts w:ascii="Times New Roman" w:hAnsi="Times New Roman" w:eastAsia="Times New Roman" w:cs="Times New Roman"/>
-              </w:rPr>
-              <w:t xml:space="preserve">§17 </w:t>
-            </w:r>
-            <w:r>
-              <w:rPr>
-                <w:rFonts w:hint="eastAsia" w:ascii="Times New Roman" w:hAnsi="Times New Roman" w:eastAsia="FangSong" w:cs="Times New Roman"/>
-              </w:rPr>
-              <w:t xml:space="preserve">常见晶体结构</w:t>
-            </w:r>
-            <w:r>
-              <w:rPr>
-                <w:rFonts w:ascii="Times New Roman" w:hAnsi="Times New Roman" w:eastAsia="Times New Roman" w:cs="Times New Roman"/>
-              </w:rPr>
-              <w:t xml:space="preserve"> · </w:t>
-            </w:r>
-            <w:r>
-              <w:rPr>
-                <w:rFonts w:hint="eastAsia" w:ascii="Times New Roman" w:hAnsi="Times New Roman" w:eastAsia="FangSong" w:cs="Times New Roman"/>
-              </w:rPr>
-              <w:t xml:space="preserve">定量计算与缺陷</w:t>
-            </w:r>
-          </w:p>
-        </w:tc>
-        <w:tc>
-          <w:tcPr/>
-          <w:p>
-            <w:pPr>
-              <w:pStyle w:val="Compact"/>
-              <w:jc w:val="center"/>
-            </w:pPr>
-            <w:r>
-              <w:rPr>
-                <w:rFonts w:hint="eastAsia" w:ascii="Times New Roman" w:hAnsi="Times New Roman" w:eastAsia="FangSong" w:cs="Times New Roman"/>
-              </w:rPr>
-              <w:t>由晶胞参数计算晶体密度</w:t>
-            </w:r>
-            <w:r>
-              <w:rPr>
-                <w:rFonts w:hint="eastAsia" w:ascii="Times New Roman" w:hAnsi="Times New Roman" w:eastAsia="Times New Roman" w:cs="Times New Roman"/>
-              </w:rPr>
-              <w:t>，</w:t>
-            </w:r>
-            <w:r>
-              <w:rPr>
-                <w:rFonts w:hint="eastAsia" w:ascii="Times New Roman" w:hAnsi="Times New Roman" w:eastAsia="FangSong" w:cs="Times New Roman"/>
-              </w:rPr>
-              <w:t>用</w:t>
-            </w:r>
-            <w:r>
-              <w:rPr>
-                <w:rFonts w:ascii="Times New Roman" w:hAnsi="Times New Roman" w:eastAsia="Times New Roman" w:cs="Times New Roman"/>
-              </w:rPr>
-              <w:t xml:space="preserve"> Born-Haber </w:t>
-            </w:r>
-            <w:r>
-              <w:rPr>
-                <w:rFonts w:hint="eastAsia" w:ascii="Times New Roman" w:hAnsi="Times New Roman" w:eastAsia="FangSong" w:cs="Times New Roman"/>
-              </w:rPr>
-              <w:t>循环求晶格能</w:t>
-            </w:r>
-            <w:r>
-              <w:rPr>
-                <w:rFonts w:hint="eastAsia" w:ascii="Times New Roman" w:hAnsi="Times New Roman" w:eastAsia="Times New Roman" w:cs="Times New Roman"/>
-              </w:rPr>
-              <w:t>，</w:t>
-            </w:r>
-            <w:r>
-              <w:rPr>
-                <w:rFonts w:hint="eastAsia" w:ascii="Times New Roman" w:hAnsi="Times New Roman" w:eastAsia="FangSong" w:cs="Times New Roman"/>
-              </w:rPr>
-              <w:t>分析点缺陷</w:t>
-            </w:r>
-          </w:p>
-        </w:tc>
-      </w:tr>
-    </w:tbl>
-    <w:p>
-      <w:pPr>
-        <w:pStyle w:val="BodyText"/>
-        <w:spacing w:before="120"/>
-        <w:ind w:firstLine="420"/>
-      </w:pPr>
-      <w:r>
-        <w:rPr>
-          <w:rFonts w:hint="eastAsia" w:ascii="Times New Roman" w:hAnsi="Times New Roman" w:eastAsia="FangSong" w:cs="Times New Roman"/>
-        </w:rPr>
-        <w:t>本讲系统构建以微观空间点阵理论</w:t>
-      </w:r>
-      <w:r>
-        <w:rPr>
-          <w:rFonts w:hint="eastAsia" w:ascii="Times New Roman" w:hAnsi="Times New Roman" w:eastAsia="Times New Roman" w:cs="Times New Roman"/>
-        </w:rPr>
-        <w:t>、</w:t>
-      </w:r>
-      <w:r>
-        <w:rPr>
-          <w:rFonts w:hint="eastAsia" w:ascii="Times New Roman" w:hAnsi="Times New Roman" w:eastAsia="FangSong" w:cs="Times New Roman"/>
-        </w:rPr>
-        <w:t>晶体几何对称性</w:t>
-      </w:r>
-      <w:r>
-        <w:rPr>
-          <w:rFonts w:hint="eastAsia" w:ascii="Times New Roman" w:hAnsi="Times New Roman" w:eastAsia="Times New Roman" w:cs="Times New Roman"/>
-        </w:rPr>
-        <w:t>、</w:t>
-      </w:r>
-      <w:r>
-        <w:rPr>
-          <w:rFonts w:hint="eastAsia" w:ascii="Times New Roman" w:hAnsi="Times New Roman" w:eastAsia="FangSong" w:cs="Times New Roman"/>
-        </w:rPr>
-        <w:t>金属密堆积模型及离子晶体配位化学为核心的晶体学理论体系</w:t>
-      </w:r>
-      <w:r>
-        <w:rPr>
-          <w:rFonts w:hint="eastAsia" w:ascii="Times New Roman" w:hAnsi="Times New Roman" w:eastAsia="Times New Roman" w:cs="Times New Roman"/>
-        </w:rPr>
-        <w:t>。</w:t>
-      </w:r>
-      <w:r>
-        <w:rPr>
-          <w:rFonts w:hint="eastAsia" w:ascii="Times New Roman" w:hAnsi="Times New Roman" w:eastAsia="FangSong" w:cs="Times New Roman"/>
-        </w:rPr>
-        <w:t>完成本讲学习后</w:t>
-      </w:r>
-      <w:r>
-        <w:rPr>
-          <w:rFonts w:hint="eastAsia" w:ascii="Times New Roman" w:hAnsi="Times New Roman" w:eastAsia="Times New Roman" w:cs="Times New Roman"/>
-        </w:rPr>
-        <w:t>，</w:t>
-      </w:r>
-      <w:r>
-        <w:rPr>
-          <w:rFonts w:hint="eastAsia" w:ascii="Times New Roman" w:hAnsi="Times New Roman" w:eastAsia="FangSong" w:cs="Times New Roman"/>
-        </w:rPr>
-        <w:t>应能深入理解点阵</w:t>
-      </w:r>
-      <w:r>
-        <w:rPr>
-          <w:rFonts w:hint="eastAsia" w:ascii="Times New Roman" w:hAnsi="Times New Roman" w:eastAsia="Times New Roman" w:cs="Times New Roman"/>
-        </w:rPr>
-        <w:t>、</w:t>
-      </w:r>
-      <w:r>
-        <w:rPr>
-          <w:rFonts w:hint="eastAsia" w:ascii="Times New Roman" w:hAnsi="Times New Roman" w:eastAsia="FangSong" w:cs="Times New Roman"/>
-        </w:rPr>
-        <w:t>结构基元与晶胞的三要素卷积映射本质</w:t>
-      </w:r>
-      <w:r>
-        <w:rPr>
-          <w:rFonts w:hint="eastAsia" w:ascii="Times New Roman" w:hAnsi="Times New Roman" w:eastAsia="Times New Roman" w:cs="Times New Roman"/>
-        </w:rPr>
-        <w:t>，</w:t>
-      </w:r>
-      <w:r>
-        <w:rPr>
-          <w:rFonts w:hint="eastAsia" w:ascii="Times New Roman" w:hAnsi="Times New Roman" w:eastAsia="FangSong" w:cs="Times New Roman"/>
-        </w:rPr>
-        <w:t>熟练掌握空间平移与旋转相容性方程严格证明晶体对称性限定律</w:t>
-      </w:r>
-      <w:r>
-        <w:rPr>
-          <w:rFonts w:hint="eastAsia" w:ascii="Times New Roman" w:hAnsi="Times New Roman" w:eastAsia="Times New Roman" w:cs="Times New Roman"/>
-        </w:rPr>
-        <w:t>，</w:t>
-      </w:r>
-      <w:r>
-        <w:rPr>
-          <w:rFonts w:hint="eastAsia" w:ascii="Times New Roman" w:hAnsi="Times New Roman" w:eastAsia="FangSong" w:cs="Times New Roman"/>
-        </w:rPr>
-        <w:t>透彻掌握七大晶系特征对称性判据与十四种布拉菲点阵分类</w:t>
-      </w:r>
-      <w:r>
-        <w:rPr>
-          <w:rFonts w:hint="eastAsia" w:ascii="Times New Roman" w:hAnsi="Times New Roman" w:eastAsia="Times New Roman" w:cs="Times New Roman"/>
-        </w:rPr>
-        <w:t>，</w:t>
-      </w:r>
-      <w:r>
-        <w:rPr>
-          <w:rFonts w:hint="eastAsia" w:ascii="Times New Roman" w:hAnsi="Times New Roman" w:eastAsia="FangSong" w:cs="Times New Roman"/>
-        </w:rPr>
-        <w:t>理解螺旋轴</w:t>
-      </w:r>
-      <w:r>
-        <w:rPr>
-          <w:rFonts w:hint="eastAsia" w:ascii="Times New Roman" w:hAnsi="Times New Roman" w:eastAsia="Times New Roman" w:cs="Times New Roman"/>
-        </w:rPr>
-        <w:t>、</w:t>
-      </w:r>
-      <w:r>
-        <w:rPr>
-          <w:rFonts w:hint="eastAsia" w:ascii="Times New Roman" w:hAnsi="Times New Roman" w:eastAsia="FangSong" w:cs="Times New Roman"/>
-        </w:rPr>
-        <w:t>滑移面与空间群国际符号读法</w:t>
-      </w:r>
-      <w:r>
-        <w:rPr>
-          <w:rFonts w:hint="eastAsia" w:ascii="Times New Roman" w:hAnsi="Times New Roman" w:eastAsia="Times New Roman" w:cs="Times New Roman"/>
-        </w:rPr>
-        <w:t>，</w:t>
-      </w:r>
-      <w:r>
-        <w:rPr>
-          <w:rFonts w:hint="eastAsia" w:ascii="Times New Roman" w:hAnsi="Times New Roman" w:eastAsia="FangSong" w:cs="Times New Roman"/>
-        </w:rPr>
-        <w:t>熟练运用均摊法则精确计算简单六方与直角晶胞原子净数</w:t>
-      </w:r>
-      <w:r>
-        <w:rPr>
-          <w:rFonts w:hint="eastAsia" w:ascii="Times New Roman" w:hAnsi="Times New Roman" w:eastAsia="Times New Roman" w:cs="Times New Roman"/>
-        </w:rPr>
-        <w:t>，</w:t>
-      </w:r>
-      <w:r>
-        <w:rPr>
-          <w:rFonts w:hint="eastAsia" w:ascii="Times New Roman" w:hAnsi="Times New Roman" w:eastAsia="FangSong" w:cs="Times New Roman"/>
-        </w:rPr>
-        <w:t>掌握密勒指数确定方法</w:t>
-      </w:r>
-      <w:r>
-        <w:rPr>
-          <w:rFonts w:hint="eastAsia" w:ascii="Times New Roman" w:hAnsi="Times New Roman" w:eastAsia="Times New Roman" w:cs="Times New Roman"/>
-        </w:rPr>
-        <w:t>、</w:t>
-      </w:r>
-      <w:r>
-        <w:rPr>
-          <w:rFonts w:hint="eastAsia" w:ascii="Times New Roman" w:hAnsi="Times New Roman" w:eastAsia="FangSong" w:cs="Times New Roman"/>
-        </w:rPr>
-        <w:t>晶面间距倒易关系式与粉末</w:t>
-      </w:r>
-      <w:r>
-        <w:rPr>
-          <w:rFonts w:ascii="Times New Roman" w:hAnsi="Times New Roman" w:eastAsia="Times New Roman" w:cs="Times New Roman"/>
-        </w:rPr>
-        <w:t xml:space="preserve"> XRD </w:t>
-      </w:r>
-      <w:r>
-        <w:rPr>
-          <w:rFonts w:hint="eastAsia" w:ascii="Times New Roman" w:hAnsi="Times New Roman" w:eastAsia="FangSong" w:cs="Times New Roman"/>
-        </w:rPr>
-        <w:t>系统消光判据</w:t>
-      </w:r>
-      <w:r>
-        <w:rPr>
-          <w:rFonts w:hint="eastAsia" w:ascii="Times New Roman" w:hAnsi="Times New Roman" w:eastAsia="Times New Roman" w:cs="Times New Roman"/>
-        </w:rPr>
-        <w:t>，</w:t>
-      </w:r>
-      <w:r>
-        <w:rPr>
-          <w:rFonts w:hint="eastAsia" w:ascii="Times New Roman" w:hAnsi="Times New Roman" w:eastAsia="FangSong" w:cs="Times New Roman"/>
-        </w:rPr>
-        <w:t>熟练推导面心立方</w:t>
-      </w:r>
-      <w:r>
-        <w:rPr>
-          <w:rFonts w:hint="eastAsia" w:ascii="Times New Roman" w:hAnsi="Times New Roman" w:eastAsia="Times New Roman" w:cs="Times New Roman"/>
-        </w:rPr>
-        <w:t>（74.05%）、</w:t>
-      </w:r>
-      <w:r>
-        <w:rPr>
-          <w:rFonts w:hint="eastAsia" w:ascii="Times New Roman" w:hAnsi="Times New Roman" w:eastAsia="FangSong" w:cs="Times New Roman"/>
-        </w:rPr>
-        <w:t>六方最密</w:t>
-      </w:r>
-      <w:r>
-        <w:rPr>
-          <w:rFonts w:hint="eastAsia" w:ascii="Times New Roman" w:hAnsi="Times New Roman" w:eastAsia="Times New Roman" w:cs="Times New Roman"/>
-        </w:rPr>
-        <w:t>（</w:t>
-      </w:r>
-      <w:r>
-        <w:rPr>
-          <w:rFonts w:hint="eastAsia" w:ascii="Times New Roman" w:hAnsi="Times New Roman" w:eastAsia="FangSong" w:cs="Times New Roman"/>
-        </w:rPr>
-        <w:t>理想轴比</w:t>
-      </w:r>
-      <w:r>
-        <w:rPr>
-          <w:rFonts w:ascii="Times New Roman" w:hAnsi="Times New Roman" w:eastAsia="Times New Roman" w:cs="Times New Roman"/>
-        </w:rPr>
-        <w:t xml:space="preserve"> </w:t>
-      </w:r>
-      <w:r>
-        <w:rPr>
-          <w:rFonts w:hint="eastAsia" w:ascii="Times New Roman" w:hAnsi="Times New Roman" w:eastAsia="Times New Roman" w:cs="Times New Roman"/>
-        </w:rPr>
-        <w:t>1.633，74.05%）、</w:t>
-      </w:r>
-      <w:r>
-        <w:rPr>
-          <w:rFonts w:hint="eastAsia" w:ascii="Times New Roman" w:hAnsi="Times New Roman" w:eastAsia="FangSong" w:cs="Times New Roman"/>
-        </w:rPr>
-        <w:t>体心立方</w:t>
-      </w:r>
-      <w:r>
-        <w:rPr>
-          <w:rFonts w:hint="eastAsia" w:ascii="Times New Roman" w:hAnsi="Times New Roman" w:eastAsia="Times New Roman" w:cs="Times New Roman"/>
-        </w:rPr>
-        <w:t>（68.02%）</w:t>
-      </w:r>
-      <w:r>
-        <w:rPr>
-          <w:rFonts w:hint="eastAsia" w:ascii="Times New Roman" w:hAnsi="Times New Roman" w:eastAsia="FangSong" w:cs="Times New Roman"/>
-        </w:rPr>
-        <w:t>及金刚石结构</w:t>
-      </w:r>
-      <w:r>
-        <w:rPr>
-          <w:rFonts w:hint="eastAsia" w:ascii="Times New Roman" w:hAnsi="Times New Roman" w:eastAsia="Times New Roman" w:cs="Times New Roman"/>
-        </w:rPr>
-        <w:t>（34.01%）</w:t>
-      </w:r>
-      <w:r>
-        <w:rPr>
-          <w:rFonts w:hint="eastAsia" w:ascii="Times New Roman" w:hAnsi="Times New Roman" w:eastAsia="FangSong" w:cs="Times New Roman"/>
-        </w:rPr>
-        <w:t>的空间利用率</w:t>
-      </w:r>
-      <w:r>
-        <w:rPr>
-          <w:rFonts w:hint="eastAsia" w:ascii="Times New Roman" w:hAnsi="Times New Roman" w:eastAsia="Times New Roman" w:cs="Times New Roman"/>
-        </w:rPr>
-        <w:t>，</w:t>
-      </w:r>
-      <w:r>
-        <w:rPr>
-          <w:rFonts w:hint="eastAsia" w:ascii="Times New Roman" w:hAnsi="Times New Roman" w:eastAsia="FangSong" w:cs="Times New Roman"/>
-        </w:rPr>
-        <w:t>精通四面体与八面体空隙数目守恒及临界半径比严格几何推导</w:t>
-      </w:r>
-      <w:r>
-        <w:rPr>
-          <w:rFonts w:hint="eastAsia" w:ascii="Times New Roman" w:hAnsi="Times New Roman" w:eastAsia="Times New Roman" w:cs="Times New Roman"/>
-        </w:rPr>
-        <w:t>，</w:t>
-      </w:r>
-      <w:r>
-        <w:rPr>
-          <w:rFonts w:hint="eastAsia" w:ascii="Times New Roman" w:hAnsi="Times New Roman" w:eastAsia="FangSong" w:cs="Times New Roman"/>
-        </w:rPr>
-        <w:t>深入掌握岩盐型</w:t>
-      </w:r>
-      <w:r>
-        <w:rPr>
-          <w:rFonts w:hint="eastAsia" w:ascii="Times New Roman" w:hAnsi="Times New Roman" w:eastAsia="Times New Roman" w:cs="Times New Roman"/>
-        </w:rPr>
-        <w:t>、</w:t>
-      </w:r>
-      <w:r>
-        <w:rPr>
-          <w:rFonts w:hint="eastAsia" w:ascii="Times New Roman" w:hAnsi="Times New Roman" w:eastAsia="FangSong" w:cs="Times New Roman"/>
-        </w:rPr>
-        <w:t>氯化铯型</w:t>
-      </w:r>
-      <w:r>
-        <w:rPr>
-          <w:rFonts w:hint="eastAsia" w:ascii="Times New Roman" w:hAnsi="Times New Roman" w:eastAsia="Times New Roman" w:cs="Times New Roman"/>
-        </w:rPr>
-        <w:t>、</w:t>
-      </w:r>
-      <w:r>
-        <w:rPr>
-          <w:rFonts w:hint="eastAsia" w:ascii="Times New Roman" w:hAnsi="Times New Roman" w:eastAsia="FangSong" w:cs="Times New Roman"/>
-        </w:rPr>
-        <w:t>闪锌矿型</w:t>
-      </w:r>
-      <w:r>
-        <w:rPr>
-          <w:rFonts w:hint="eastAsia" w:ascii="Times New Roman" w:hAnsi="Times New Roman" w:eastAsia="Times New Roman" w:cs="Times New Roman"/>
-        </w:rPr>
-        <w:t>、</w:t>
-      </w:r>
-      <w:r>
-        <w:rPr>
-          <w:rFonts w:hint="eastAsia" w:ascii="Times New Roman" w:hAnsi="Times New Roman" w:eastAsia="FangSong" w:cs="Times New Roman"/>
-        </w:rPr>
-        <w:t>纤锌矿型</w:t>
-      </w:r>
-      <w:r>
-        <w:rPr>
-          <w:rFonts w:hint="eastAsia" w:ascii="Times New Roman" w:hAnsi="Times New Roman" w:eastAsia="Times New Roman" w:cs="Times New Roman"/>
-        </w:rPr>
-        <w:t>、</w:t>
-      </w:r>
-      <w:r>
-        <w:rPr>
-          <w:rFonts w:hint="eastAsia" w:ascii="Times New Roman" w:hAnsi="Times New Roman" w:eastAsia="FangSong" w:cs="Times New Roman"/>
-        </w:rPr>
-        <w:t>萤石型</w:t>
-      </w:r>
-      <w:r>
-        <w:rPr>
-          <w:rFonts w:hint="eastAsia" w:ascii="Times New Roman" w:hAnsi="Times New Roman" w:eastAsia="Times New Roman" w:cs="Times New Roman"/>
-        </w:rPr>
-        <w:t>、</w:t>
-      </w:r>
-      <w:r>
-        <w:rPr>
-          <w:rFonts w:hint="eastAsia" w:ascii="Times New Roman" w:hAnsi="Times New Roman" w:eastAsia="FangSong" w:cs="Times New Roman"/>
-        </w:rPr>
-        <w:t>金红石型及钙钛矿型结构的微观几何与连接方式</w:t>
-      </w:r>
-      <w:r>
-        <w:rPr>
-          <w:rFonts w:hint="eastAsia" w:ascii="Times New Roman" w:hAnsi="Times New Roman" w:eastAsia="Times New Roman" w:cs="Times New Roman"/>
-        </w:rPr>
-        <w:t>，</w:t>
-      </w:r>
-      <w:r>
-        <w:rPr>
-          <w:rFonts w:hint="eastAsia" w:ascii="Times New Roman" w:hAnsi="Times New Roman" w:eastAsia="FangSong" w:cs="Times New Roman"/>
-        </w:rPr>
-        <w:t>精通利用摩尔质量</w:t>
-      </w:r>
-      <w:r>
-        <w:rPr>
-          <w:rFonts w:hint="eastAsia" w:ascii="Times New Roman" w:hAnsi="Times New Roman" w:eastAsia="Times New Roman" w:cs="Times New Roman"/>
-        </w:rPr>
-        <w:t>、</w:t>
-      </w:r>
-      <w:r>
-        <w:rPr>
-          <w:rFonts w:hint="eastAsia" w:ascii="Times New Roman" w:hAnsi="Times New Roman" w:eastAsia="FangSong" w:cs="Times New Roman"/>
-        </w:rPr>
-        <w:t>阿伏伽德罗常数及</w:t>
-      </w:r>
-      <w:r>
-        <w:rPr>
-          <w:rFonts w:ascii="Times New Roman" w:hAnsi="Times New Roman" w:eastAsia="Times New Roman" w:cs="Times New Roman"/>
-        </w:rPr>
-        <w:t xml:space="preserve"> </w:t>
-      </w:r>
-      <m:oMath>
-        <m:sSup>
-          <m:e>
-            <m:r>
-              <m:t>10</m:t>
-            </m:r>
-          </m:e>
-          <m:sup>
-            <m:r>
-              <m:rPr>
-                <m:sty m:val="p"/>
-              </m:rPr>
-              <m:t>−</m:t>
-            </m:r>
-            <m:r>
-              <m:t>24</m:t>
-            </m:r>
-          </m:sup>
-        </m:sSup>
-      </m:oMath>
-      <w:r>
-        <w:rPr>
-          <w:rFonts w:ascii="Times New Roman" w:hAnsi="Times New Roman" w:eastAsia="Times New Roman" w:cs="Times New Roman"/>
-        </w:rPr>
-        <w:t xml:space="preserve"> </w:t>
-      </w:r>
-      <w:r>
-        <w:rPr>
-          <w:rFonts w:hint="eastAsia" w:ascii="Times New Roman" w:hAnsi="Times New Roman" w:eastAsia="FangSong" w:cs="Times New Roman"/>
-        </w:rPr>
-        <w:t>转换因子进行晶体理论密度反演</w:t>
-      </w:r>
-      <w:r>
-        <w:rPr>
-          <w:rFonts w:hint="eastAsia" w:ascii="Times New Roman" w:hAnsi="Times New Roman" w:eastAsia="Times New Roman" w:cs="Times New Roman"/>
-        </w:rPr>
-        <w:t>，</w:t>
-      </w:r>
-      <w:r>
-        <w:rPr>
-          <w:rFonts w:hint="eastAsia" w:ascii="Times New Roman" w:hAnsi="Times New Roman" w:eastAsia="FangSong" w:cs="Times New Roman"/>
-        </w:rPr>
-        <w:t>熟练应用鲍林第二规则</w:t>
-      </w:r>
-      <w:r>
-        <w:rPr>
-          <w:rFonts w:hint="eastAsia" w:ascii="Times New Roman" w:hAnsi="Times New Roman" w:eastAsia="Times New Roman" w:cs="Times New Roman"/>
-        </w:rPr>
-        <w:t>（</w:t>
-      </w:r>
-      <w:r>
-        <w:rPr>
-          <w:rFonts w:hint="eastAsia" w:ascii="Times New Roman" w:hAnsi="Times New Roman" w:eastAsia="FangSong" w:cs="Times New Roman"/>
-        </w:rPr>
-        <w:t>静电价规则</w:t>
-      </w:r>
-      <w:r>
-        <w:rPr>
-          <w:rFonts w:hint="eastAsia" w:ascii="Times New Roman" w:hAnsi="Times New Roman" w:eastAsia="Times New Roman" w:cs="Times New Roman"/>
-        </w:rPr>
-        <w:t>）</w:t>
-      </w:r>
-      <w:r>
-        <w:rPr>
-          <w:rFonts w:hint="eastAsia" w:ascii="Times New Roman" w:hAnsi="Times New Roman" w:eastAsia="FangSong" w:cs="Times New Roman"/>
-        </w:rPr>
-        <w:t>与玻恩</w:t>
-      </w:r>
-      <w:r>
-        <w:rPr>
-          <w:rFonts w:hint="eastAsia" w:ascii="Times New Roman" w:hAnsi="Times New Roman" w:eastAsia="Times New Roman" w:cs="Times New Roman"/>
-        </w:rPr>
-        <w:t>-</w:t>
-      </w:r>
-      <w:r>
-        <w:rPr>
-          <w:rFonts w:hint="eastAsia" w:ascii="Times New Roman" w:hAnsi="Times New Roman" w:eastAsia="FangSong" w:cs="Times New Roman"/>
-        </w:rPr>
-        <w:t>哈伯循环计算晶格能</w:t>
-      </w:r>
-      <w:r>
-        <w:rPr>
-          <w:rFonts w:hint="eastAsia" w:ascii="Times New Roman" w:hAnsi="Times New Roman" w:eastAsia="Times New Roman" w:cs="Times New Roman"/>
-        </w:rPr>
-        <w:t>，</w:t>
-      </w:r>
-      <w:r>
-        <w:rPr>
-          <w:rFonts w:hint="eastAsia" w:ascii="Times New Roman" w:hAnsi="Times New Roman" w:eastAsia="FangSong" w:cs="Times New Roman"/>
-        </w:rPr>
-        <w:t>并能透彻解析肖特基缺陷</w:t>
-      </w:r>
-      <w:r>
-        <w:rPr>
-          <w:rFonts w:hint="eastAsia" w:ascii="Times New Roman" w:hAnsi="Times New Roman" w:eastAsia="Times New Roman" w:cs="Times New Roman"/>
-        </w:rPr>
-        <w:t>、</w:t>
-      </w:r>
-      <w:r>
-        <w:rPr>
-          <w:rFonts w:hint="eastAsia" w:ascii="Times New Roman" w:hAnsi="Times New Roman" w:eastAsia="FangSong" w:cs="Times New Roman"/>
-        </w:rPr>
-        <w:t>弗兰克尔缺陷对晶体测量密度的影响及非整比化合物的组成定量计算</w:t>
-      </w:r>
-      <w:r>
-        <w:rPr>
-          <w:rFonts w:hint="eastAsia" w:ascii="Times New Roman" w:hAnsi="Times New Roman" w:eastAsia="Times New Roman" w:cs="Times New Roman"/>
-        </w:rPr>
-        <w:t>。</w:t>
-      </w:r>
-    </w:p>
-    <w:p>
-      <w:pPr>
-        <w:spacing w:before="160" w:after="80"/>
-      </w:pPr>
-      <w:r>
-        <w:pict>
-          <v:rect style="width:0;height:1.5pt" o:hralign="center" o:hrstd="t" o:hr="t"/>
-        </w:pict>
-      </w:r>
-    </w:p>
-    <w:bookmarkEnd w:id="9"/>
-    <w:bookmarkStart w:id="16" w:name="晶体宏观本质点阵理论与三要素模型"/>
+    <w:bookmarkStart w:id="15" w:name="晶体宏观本质点阵理论与三要素模型"/>
     <w:p>
       <w:pPr>
         <w:pStyle w:val="Heading2"/>
@@ -1727,18 +678,18 @@
                 <wp:inline>
                   <wp:extent cx="2667000" cy="1931275"/>
                   <wp:effectExtent b="0" l="0" r="0" t="0"/>
-                  <wp:docPr descr="" title="" id="11" name="Picture"/>
+                  <wp:docPr descr="" title="" id="10" name="Picture"/>
                   <a:graphic>
                     <a:graphicData uri="http://schemas.openxmlformats.org/drawingml/2006/picture">
                       <pic:pic>
                         <pic:nvPicPr>
-                          <pic:cNvPr descr="c660d304807a309a098d5003bc9ce93cd29a1bd8471af4df6172db1f0d8fe691.png" id="12" name="Picture"/>
+                          <pic:cNvPr descr="c660d304807a309a098d5003bc9ce93cd29a1bd8471af4df6172db1f0d8fe691.png" id="11" name="Picture"/>
                           <pic:cNvPicPr>
                             <a:picLocks noChangeArrowheads="1" noChangeAspect="1"/>
                           </pic:cNvPicPr>
                         </pic:nvPicPr>
                         <pic:blipFill>
-                          <a:blip r:embed="rId10"/>
+                          <a:blip r:embed="rId9"/>
                           <a:stretch>
                             <a:fillRect/>
                           </a:stretch>
@@ -1786,18 +737,18 @@
                 <wp:inline>
                   <wp:extent cx="2667000" cy="2544096"/>
                   <wp:effectExtent b="0" l="0" r="0" t="0"/>
-                  <wp:docPr descr="" title="" id="14" name="Picture"/>
+                  <wp:docPr descr="" title="" id="13" name="Picture"/>
                   <a:graphic>
                     <a:graphicData uri="http://schemas.openxmlformats.org/drawingml/2006/picture">
                       <pic:pic>
                         <pic:nvPicPr>
-                          <pic:cNvPr descr="5012a9d054c7cacd77bdf189b3adae98bfe6f6bd43fcdd0cb0a16b64fa434a54.jpg" id="15" name="Picture"/>
+                          <pic:cNvPr descr="5012a9d054c7cacd77bdf189b3adae98bfe6f6bd43fcdd0cb0a16b64fa434a54.jpg" id="14" name="Picture"/>
                           <pic:cNvPicPr>
                             <a:picLocks noChangeArrowheads="1" noChangeAspect="1"/>
                           </pic:cNvPicPr>
                         </pic:nvPicPr>
                         <pic:blipFill>
-                          <a:blip r:embed="rId13"/>
+                          <a:blip r:embed="rId12"/>
                           <a:stretch>
                             <a:fillRect/>
                           </a:stretch>
@@ -2483,8 +1434,8 @@
         <w:t>。</w:t>
       </w:r>
     </w:p>
-    <w:bookmarkEnd w:id="16"/>
-    <w:bookmarkStart w:id="26" w:name="宏观对称性限定律七大晶系与十四种布拉菲点阵"/>
+    <w:bookmarkEnd w:id="15"/>
+    <w:bookmarkStart w:id="25" w:name="宏观对称性限定律七大晶系与十四种布拉菲点阵"/>
     <w:p>
       <w:pPr>
         <w:pStyle w:val="Heading2"/>
@@ -3484,18 +2435,18 @@
                 <wp:inline>
                   <wp:extent cx="2667000" cy="1591619"/>
                   <wp:effectExtent b="0" l="0" r="0" t="0"/>
-                  <wp:docPr descr="" title="" id="18" name="Picture"/>
+                  <wp:docPr descr="" title="" id="17" name="Picture"/>
                   <a:graphic>
                     <a:graphicData uri="http://schemas.openxmlformats.org/drawingml/2006/picture">
                       <pic:pic>
                         <pic:nvPicPr>
-                          <pic:cNvPr descr="83e40c1f0ddada89bbd67f581ee16670deb06ec628f1d461b145d879151166e7.png" id="19" name="Picture"/>
+                          <pic:cNvPr descr="83e40c1f0ddada89bbd67f581ee16670deb06ec628f1d461b145d879151166e7.png" id="18" name="Picture"/>
                           <pic:cNvPicPr>
                             <a:picLocks noChangeArrowheads="1" noChangeAspect="1"/>
                           </pic:cNvPicPr>
                         </pic:nvPicPr>
                         <pic:blipFill>
-                          <a:blip r:embed="rId17"/>
+                          <a:blip r:embed="rId16"/>
                           <a:stretch>
                             <a:fillRect/>
                           </a:stretch>
@@ -3543,18 +2494,18 @@
                 <wp:inline>
                   <wp:extent cx="2667000" cy="2611831"/>
                   <wp:effectExtent b="0" l="0" r="0" t="0"/>
-                  <wp:docPr descr="" title="" id="21" name="Picture"/>
+                  <wp:docPr descr="" title="" id="20" name="Picture"/>
                   <a:graphic>
                     <a:graphicData uri="http://schemas.openxmlformats.org/drawingml/2006/picture">
                       <pic:pic>
                         <pic:nvPicPr>
-                          <pic:cNvPr descr="76751db1511d4104bb795965a85f61709af906277d6c0a4144fcc41d18ef1211.png" id="22" name="Picture"/>
+                          <pic:cNvPr descr="76751db1511d4104bb795965a85f61709af906277d6c0a4144fcc41d18ef1211.png" id="21" name="Picture"/>
                           <pic:cNvPicPr>
                             <a:picLocks noChangeArrowheads="1" noChangeAspect="1"/>
                           </pic:cNvPicPr>
                         </pic:nvPicPr>
                         <pic:blipFill>
-                          <a:blip r:embed="rId20"/>
+                          <a:blip r:embed="rId19"/>
                           <a:stretch>
                             <a:fillRect/>
                           </a:stretch>
@@ -6153,18 +5104,18 @@
                 <wp:inline>
                   <wp:extent cx="2667000" cy="2053166"/>
                   <wp:effectExtent b="0" l="0" r="0" t="0"/>
-                  <wp:docPr descr="" title="" id="24" name="Picture"/>
+                  <wp:docPr descr="" title="" id="23" name="Picture"/>
                   <a:graphic>
                     <a:graphicData uri="http://schemas.openxmlformats.org/drawingml/2006/picture">
                       <pic:pic>
                         <pic:nvPicPr>
-                          <pic:cNvPr descr="d61ce403cec4c29171d60c35f62b83956aa78ef25f3b9909f03f05ad180afb75.png" id="25" name="Picture"/>
+                          <pic:cNvPr descr="d61ce403cec4c29171d60c35f62b83956aa78ef25f3b9909f03f05ad180afb75.png" id="24" name="Picture"/>
                           <pic:cNvPicPr>
                             <a:picLocks noChangeArrowheads="1" noChangeAspect="1"/>
                           </pic:cNvPicPr>
                         </pic:nvPicPr>
                         <pic:blipFill>
-                          <a:blip r:embed="rId23"/>
+                          <a:blip r:embed="rId22"/>
                           <a:stretch>
                             <a:fillRect/>
                           </a:stretch>
@@ -6930,8 +5881,8 @@
         <w:t>。</w:t>
       </w:r>
     </w:p>
-    <w:bookmarkEnd w:id="26"/>
-    <w:bookmarkStart w:id="30" w:name="晶体微观对称元素与空间群符号速读"/>
+    <w:bookmarkEnd w:id="25"/>
+    <w:bookmarkStart w:id="29" w:name="晶体微观对称元素与空间群符号速读"/>
     <w:p>
       <w:pPr>
         <w:pStyle w:val="Heading2"/>
@@ -7176,18 +6127,18 @@
                 <wp:inline>
                   <wp:extent cx="2667000" cy="1036113"/>
                   <wp:effectExtent b="0" l="0" r="0" t="0"/>
-                  <wp:docPr descr="" title="" id="28" name="Picture"/>
+                  <wp:docPr descr="" title="" id="27" name="Picture"/>
                   <a:graphic>
                     <a:graphicData uri="http://schemas.openxmlformats.org/drawingml/2006/picture">
                       <pic:pic>
                         <pic:nvPicPr>
-                          <pic:cNvPr descr="0f08895894c416009f1b1b03c144930c7c7ca971fcb727a6853320214da74294.png" id="29" name="Picture"/>
+                          <pic:cNvPr descr="0f08895894c416009f1b1b03c144930c7c7ca971fcb727a6853320214da74294.png" id="28" name="Picture"/>
                           <pic:cNvPicPr>
                             <a:picLocks noChangeArrowheads="1" noChangeAspect="1"/>
                           </pic:cNvPicPr>
                         </pic:nvPicPr>
                         <pic:blipFill>
-                          <a:blip r:embed="rId27"/>
+                          <a:blip r:embed="rId26"/>
                           <a:stretch>
                             <a:fillRect/>
                           </a:stretch>
@@ -9171,8 +8122,8 @@
         <w:t>。</w:t>
       </w:r>
     </w:p>
-    <w:bookmarkEnd w:id="30"/>
-    <w:bookmarkStart w:id="43" w:name="晶胞几何坐标系统与原子均摊计数法则"/>
+    <w:bookmarkEnd w:id="29"/>
+    <w:bookmarkStart w:id="42" w:name="晶胞几何坐标系统与原子均摊计数法则"/>
     <w:p>
       <w:pPr>
         <w:pStyle w:val="Heading2"/>
@@ -10391,18 +9342,18 @@
                 <wp:inline>
                   <wp:extent cx="2667000" cy="3223349"/>
                   <wp:effectExtent b="0" l="0" r="0" t="0"/>
-                  <wp:docPr descr="" title="" id="32" name="Picture"/>
+                  <wp:docPr descr="" title="" id="31" name="Picture"/>
                   <a:graphic>
                     <a:graphicData uri="http://schemas.openxmlformats.org/drawingml/2006/picture">
                       <pic:pic>
                         <pic:nvPicPr>
-                          <pic:cNvPr descr="6cbf9602df245ef5cc4c3696de9be93fc77bc9882153bda01034b55f108bf98a.png" id="33" name="Picture"/>
+                          <pic:cNvPr descr="6cbf9602df245ef5cc4c3696de9be93fc77bc9882153bda01034b55f108bf98a.png" id="32" name="Picture"/>
                           <pic:cNvPicPr>
                             <a:picLocks noChangeArrowheads="1" noChangeAspect="1"/>
                           </pic:cNvPicPr>
                         </pic:nvPicPr>
                         <pic:blipFill>
-                          <a:blip r:embed="rId31"/>
+                          <a:blip r:embed="rId30"/>
                           <a:stretch>
                             <a:fillRect/>
                           </a:stretch>
@@ -10450,18 +9401,18 @@
                 <wp:inline>
                   <wp:extent cx="2667000" cy="3223349"/>
                   <wp:effectExtent b="0" l="0" r="0" t="0"/>
-                  <wp:docPr descr="" title="" id="35" name="Picture"/>
+                  <wp:docPr descr="" title="" id="34" name="Picture"/>
                   <a:graphic>
                     <a:graphicData uri="http://schemas.openxmlformats.org/drawingml/2006/picture">
                       <pic:pic>
                         <pic:nvPicPr>
-                          <pic:cNvPr descr="c9594cd9505a5c955555febb8dc90541257bab9479ea7f5061fc792cd7c6ee45.png" id="36" name="Picture"/>
+                          <pic:cNvPr descr="c9594cd9505a5c955555febb8dc90541257bab9479ea7f5061fc792cd7c6ee45.png" id="35" name="Picture"/>
                           <pic:cNvPicPr>
                             <a:picLocks noChangeArrowheads="1" noChangeAspect="1"/>
                           </pic:cNvPicPr>
                         </pic:nvPicPr>
                         <pic:blipFill>
-                          <a:blip r:embed="rId34"/>
+                          <a:blip r:embed="rId33"/>
                           <a:stretch>
                             <a:fillRect/>
                           </a:stretch>
@@ -10620,18 +9571,18 @@
                 <wp:inline>
                   <wp:extent cx="2667000" cy="3223349"/>
                   <wp:effectExtent b="0" l="0" r="0" t="0"/>
-                  <wp:docPr descr="" title="" id="38" name="Picture"/>
+                  <wp:docPr descr="" title="" id="37" name="Picture"/>
                   <a:graphic>
                     <a:graphicData uri="http://schemas.openxmlformats.org/drawingml/2006/picture">
                       <pic:pic>
                         <pic:nvPicPr>
-                          <pic:cNvPr descr="432b2dfd3bcdeb8589bf10b7491a07d98b1204c67cfc1879b109bb7f63141675.png" id="39" name="Picture"/>
+                          <pic:cNvPr descr="432b2dfd3bcdeb8589bf10b7491a07d98b1204c67cfc1879b109bb7f63141675.png" id="38" name="Picture"/>
                           <pic:cNvPicPr>
                             <a:picLocks noChangeArrowheads="1" noChangeAspect="1"/>
                           </pic:cNvPicPr>
                         </pic:nvPicPr>
                         <pic:blipFill>
-                          <a:blip r:embed="rId37"/>
+                          <a:blip r:embed="rId36"/>
                           <a:stretch>
                             <a:fillRect/>
                           </a:stretch>
@@ -10679,18 +9630,18 @@
                 <wp:inline>
                   <wp:extent cx="2667000" cy="2978192"/>
                   <wp:effectExtent b="0" l="0" r="0" t="0"/>
-                  <wp:docPr descr="" title="" id="41" name="Picture"/>
+                  <wp:docPr descr="" title="" id="40" name="Picture"/>
                   <a:graphic>
                     <a:graphicData uri="http://schemas.openxmlformats.org/drawingml/2006/picture">
                       <pic:pic>
                         <pic:nvPicPr>
-                          <pic:cNvPr descr="617b76947a688cb469287921c48df705d0f1682c1d118f4e567f886a04d0fa8f.png" id="42" name="Picture"/>
+                          <pic:cNvPr descr="617b76947a688cb469287921c48df705d0f1682c1d118f4e567f886a04d0fa8f.png" id="41" name="Picture"/>
                           <pic:cNvPicPr>
                             <a:picLocks noChangeArrowheads="1" noChangeAspect="1"/>
                           </pic:cNvPicPr>
                         </pic:nvPicPr>
                         <pic:blipFill>
-                          <a:blip r:embed="rId40"/>
+                          <a:blip r:embed="rId39"/>
                           <a:stretch>
                             <a:fillRect/>
                           </a:stretch>
@@ -12317,8 +11268,8 @@
         <w:t>。</w:t>
       </w:r>
     </w:p>
-    <w:bookmarkEnd w:id="43"/>
-    <w:bookmarkStart w:id="62" w:name="晶面指标密勒指数与-x-射线衍射布拉格方程"/>
+    <w:bookmarkEnd w:id="42"/>
+    <w:bookmarkStart w:id="61" w:name="晶面指标密勒指数与-x-射线衍射布拉格方程"/>
     <w:p>
       <w:pPr>
         <w:pStyle w:val="Heading2"/>
@@ -13387,18 +12338,18 @@
                 <wp:inline>
                   <wp:extent cx="2667000" cy="914059"/>
                   <wp:effectExtent b="0" l="0" r="0" t="0"/>
-                  <wp:docPr descr="" title="" id="45" name="Picture"/>
+                  <wp:docPr descr="" title="" id="44" name="Picture"/>
                   <a:graphic>
                     <a:graphicData uri="http://schemas.openxmlformats.org/drawingml/2006/picture">
                       <pic:pic>
                         <pic:nvPicPr>
-                          <pic:cNvPr descr="5895babe1e4323d0720a5e3454cabee35f81911a4ec212c5e8428e1cb4fc372c.png" id="46" name="Picture"/>
+                          <pic:cNvPr descr="5895babe1e4323d0720a5e3454cabee35f81911a4ec212c5e8428e1cb4fc372c.png" id="45" name="Picture"/>
                           <pic:cNvPicPr>
                             <a:picLocks noChangeArrowheads="1" noChangeAspect="1"/>
                           </pic:cNvPicPr>
                         </pic:nvPicPr>
                         <pic:blipFill>
-                          <a:blip r:embed="rId44"/>
+                          <a:blip r:embed="rId43"/>
                           <a:stretch>
                             <a:fillRect/>
                           </a:stretch>
@@ -13446,18 +12397,18 @@
                 <wp:inline>
                   <wp:extent cx="2667000" cy="1691596"/>
                   <wp:effectExtent b="0" l="0" r="0" t="0"/>
-                  <wp:docPr descr="" title="" id="48" name="Picture"/>
+                  <wp:docPr descr="" title="" id="47" name="Picture"/>
                   <a:graphic>
                     <a:graphicData uri="http://schemas.openxmlformats.org/drawingml/2006/picture">
                       <pic:pic>
                         <pic:nvPicPr>
-                          <pic:cNvPr descr="8cb594e7cd926ced4aee688df607034f72c4b7d26b05ece12ccca69b7c7e4865.png" id="49" name="Picture"/>
+                          <pic:cNvPr descr="8cb594e7cd926ced4aee688df607034f72c4b7d26b05ece12ccca69b7c7e4865.png" id="48" name="Picture"/>
                           <pic:cNvPicPr>
                             <a:picLocks noChangeArrowheads="1" noChangeAspect="1"/>
                           </pic:cNvPicPr>
                         </pic:nvPicPr>
                         <pic:blipFill>
-                          <a:blip r:embed="rId47"/>
+                          <a:blip r:embed="rId46"/>
                           <a:stretch>
                             <a:fillRect/>
                           </a:stretch>
@@ -13616,18 +12567,18 @@
                 <wp:inline>
                   <wp:extent cx="2667000" cy="1678652"/>
                   <wp:effectExtent b="0" l="0" r="0" t="0"/>
-                  <wp:docPr descr="" title="" id="51" name="Picture"/>
+                  <wp:docPr descr="" title="" id="50" name="Picture"/>
                   <a:graphic>
                     <a:graphicData uri="http://schemas.openxmlformats.org/drawingml/2006/picture">
                       <pic:pic>
                         <pic:nvPicPr>
-                          <pic:cNvPr descr="6301e6569b4ca6d2352979cad869d6b9a07c326fb3b9a20bf37a0ae7a6b9937b.png" id="52" name="Picture"/>
+                          <pic:cNvPr descr="6301e6569b4ca6d2352979cad869d6b9a07c326fb3b9a20bf37a0ae7a6b9937b.png" id="51" name="Picture"/>
                           <pic:cNvPicPr>
                             <a:picLocks noChangeArrowheads="1" noChangeAspect="1"/>
                           </pic:cNvPicPr>
                         </pic:nvPicPr>
                         <pic:blipFill>
-                          <a:blip r:embed="rId50"/>
+                          <a:blip r:embed="rId49"/>
                           <a:stretch>
                             <a:fillRect/>
                           </a:stretch>
@@ -13675,18 +12626,18 @@
                 <wp:inline>
                   <wp:extent cx="2667000" cy="1370067"/>
                   <wp:effectExtent b="0" l="0" r="0" t="0"/>
-                  <wp:docPr descr="" title="" id="54" name="Picture"/>
+                  <wp:docPr descr="" title="" id="53" name="Picture"/>
                   <a:graphic>
                     <a:graphicData uri="http://schemas.openxmlformats.org/drawingml/2006/picture">
                       <pic:pic>
                         <pic:nvPicPr>
-                          <pic:cNvPr descr="d5b5f78c3a235ab1298a43c1c94e74578cf75838c8e183e24759e6f6f7692ff9.png" id="55" name="Picture"/>
+                          <pic:cNvPr descr="d5b5f78c3a235ab1298a43c1c94e74578cf75838c8e183e24759e6f6f7692ff9.png" id="54" name="Picture"/>
                           <pic:cNvPicPr>
                             <a:picLocks noChangeArrowheads="1" noChangeAspect="1"/>
                           </pic:cNvPicPr>
                         </pic:nvPicPr>
                         <pic:blipFill>
-                          <a:blip r:embed="rId53"/>
+                          <a:blip r:embed="rId52"/>
                           <a:stretch>
                             <a:fillRect/>
                           </a:stretch>
@@ -14918,18 +13869,18 @@
                 <wp:inline>
                   <wp:extent cx="2667000" cy="1583775"/>
                   <wp:effectExtent b="0" l="0" r="0" t="0"/>
-                  <wp:docPr descr="" title="" id="57" name="Picture"/>
+                  <wp:docPr descr="" title="" id="56" name="Picture"/>
                   <a:graphic>
                     <a:graphicData uri="http://schemas.openxmlformats.org/drawingml/2006/picture">
                       <pic:pic>
                         <pic:nvPicPr>
-                          <pic:cNvPr descr="c83576b4056bdf9a4e7fcf2619d313f915f8d38ccd214ba3f81ab03c44e8fac6.png" id="58" name="Picture"/>
+                          <pic:cNvPr descr="c83576b4056bdf9a4e7fcf2619d313f915f8d38ccd214ba3f81ab03c44e8fac6.png" id="57" name="Picture"/>
                           <pic:cNvPicPr>
                             <a:picLocks noChangeArrowheads="1" noChangeAspect="1"/>
                           </pic:cNvPicPr>
                         </pic:nvPicPr>
                         <pic:blipFill>
-                          <a:blip r:embed="rId56"/>
+                          <a:blip r:embed="rId55"/>
                           <a:stretch>
                             <a:fillRect/>
                           </a:stretch>
@@ -14977,18 +13928,18 @@
                 <wp:inline>
                   <wp:extent cx="2667000" cy="1784173"/>
                   <wp:effectExtent b="0" l="0" r="0" t="0"/>
-                  <wp:docPr descr="" title="" id="60" name="Picture"/>
+                  <wp:docPr descr="" title="" id="59" name="Picture"/>
                   <a:graphic>
                     <a:graphicData uri="http://schemas.openxmlformats.org/drawingml/2006/picture">
                       <pic:pic>
                         <pic:nvPicPr>
-                          <pic:cNvPr descr="fdc55a0a12b8dcad03bddb0aa47f9888219d91b75faa987ca088eb396eb0d370.jpg" id="61" name="Picture"/>
+                          <pic:cNvPr descr="fdc55a0a12b8dcad03bddb0aa47f9888219d91b75faa987ca088eb396eb0d370.jpg" id="60" name="Picture"/>
                           <pic:cNvPicPr>
                             <a:picLocks noChangeArrowheads="1" noChangeAspect="1"/>
                           </pic:cNvPicPr>
                         </pic:nvPicPr>
                         <pic:blipFill>
-                          <a:blip r:embed="rId59"/>
+                          <a:blip r:embed="rId58"/>
                           <a:stretch>
                             <a:fillRect/>
                           </a:stretch>
@@ -16594,8 +15545,8 @@
         <w:t>）。</w:t>
       </w:r>
     </w:p>
-    <w:bookmarkEnd w:id="62"/>
-    <w:bookmarkStart w:id="66" w:name="金属单质四大典型堆积模型与空间利用率推导"/>
+    <w:bookmarkEnd w:id="61"/>
+    <w:bookmarkStart w:id="65" w:name="金属单质四大典型堆积模型与空间利用率推导"/>
     <w:p>
       <w:pPr>
         <w:pStyle w:val="Heading2"/>
@@ -17594,18 +16545,18 @@
                 <wp:inline>
                   <wp:extent cx="2667000" cy="2293215"/>
                   <wp:effectExtent b="0" l="0" r="0" t="0"/>
-                  <wp:docPr descr="" title="" id="64" name="Picture"/>
+                  <wp:docPr descr="" title="" id="63" name="Picture"/>
                   <a:graphic>
                     <a:graphicData uri="http://schemas.openxmlformats.org/drawingml/2006/picture">
                       <pic:pic>
                         <pic:nvPicPr>
-                          <pic:cNvPr descr="1e6b70f1da04cd3ee02078fea11d1176e4e838f40317e7bb65c6d784e62dad92.jpg" id="65" name="Picture"/>
+                          <pic:cNvPr descr="1e6b70f1da04cd3ee02078fea11d1176e4e838f40317e7bb65c6d784e62dad92.jpg" id="64" name="Picture"/>
                           <pic:cNvPicPr>
                             <a:picLocks noChangeArrowheads="1" noChangeAspect="1"/>
                           </pic:cNvPicPr>
                         </pic:nvPicPr>
                         <pic:blipFill>
-                          <a:blip r:embed="rId63"/>
+                          <a:blip r:embed="rId62"/>
                           <a:stretch>
                             <a:fillRect/>
                           </a:stretch>
@@ -22092,8 +21043,8 @@
         <w:t>。</w:t>
       </w:r>
     </w:p>
-    <w:bookmarkEnd w:id="66"/>
-    <w:bookmarkStart w:id="76" w:name="四面体与八面体空隙几何与临界半径比推导"/>
+    <w:bookmarkEnd w:id="65"/>
+    <w:bookmarkStart w:id="75" w:name="四面体与八面体空隙几何与临界半径比推导"/>
     <w:p>
       <w:pPr>
         <w:pStyle w:val="Heading2"/>
@@ -22283,18 +21234,18 @@
                 <wp:inline>
                   <wp:extent cx="2667000" cy="3305153"/>
                   <wp:effectExtent b="0" l="0" r="0" t="0"/>
-                  <wp:docPr descr="" title="" id="68" name="Picture"/>
+                  <wp:docPr descr="" title="" id="67" name="Picture"/>
                   <a:graphic>
                     <a:graphicData uri="http://schemas.openxmlformats.org/drawingml/2006/picture">
                       <pic:pic>
                         <pic:nvPicPr>
-                          <pic:cNvPr descr="1cf53f30e30d122f4d3acfb62a7e6adddfd6327d673bfd2d7a6949b42d820ed2.png" id="69" name="Picture"/>
+                          <pic:cNvPr descr="1cf53f30e30d122f4d3acfb62a7e6adddfd6327d673bfd2d7a6949b42d820ed2.png" id="68" name="Picture"/>
                           <pic:cNvPicPr>
                             <a:picLocks noChangeArrowheads="1" noChangeAspect="1"/>
                           </pic:cNvPicPr>
                         </pic:nvPicPr>
                         <pic:blipFill>
-                          <a:blip r:embed="rId67"/>
+                          <a:blip r:embed="rId66"/>
                           <a:stretch>
                             <a:fillRect/>
                           </a:stretch>
@@ -22342,18 +21293,18 @@
                 <wp:inline>
                   <wp:extent cx="2667000" cy="1260412"/>
                   <wp:effectExtent b="0" l="0" r="0" t="0"/>
-                  <wp:docPr descr="" title="" id="71" name="Picture"/>
+                  <wp:docPr descr="" title="" id="70" name="Picture"/>
                   <a:graphic>
                     <a:graphicData uri="http://schemas.openxmlformats.org/drawingml/2006/picture">
                       <pic:pic>
                         <pic:nvPicPr>
-                          <pic:cNvPr descr="070b0574de180390f234ba1390546faedd9965b262f182d60ed0d850ab24486e.jpg" id="72" name="Picture"/>
+                          <pic:cNvPr descr="070b0574de180390f234ba1390546faedd9965b262f182d60ed0d850ab24486e.jpg" id="71" name="Picture"/>
                           <pic:cNvPicPr>
                             <a:picLocks noChangeArrowheads="1" noChangeAspect="1"/>
                           </pic:cNvPicPr>
                         </pic:nvPicPr>
                         <pic:blipFill>
-                          <a:blip r:embed="rId70"/>
+                          <a:blip r:embed="rId69"/>
                           <a:stretch>
                             <a:fillRect/>
                           </a:stretch>
@@ -23942,18 +22893,18 @@
                 <wp:inline>
                   <wp:extent cx="2667000" cy="1762817"/>
                   <wp:effectExtent b="0" l="0" r="0" t="0"/>
-                  <wp:docPr descr="" title="" id="74" name="Picture"/>
+                  <wp:docPr descr="" title="" id="73" name="Picture"/>
                   <a:graphic>
                     <a:graphicData uri="http://schemas.openxmlformats.org/drawingml/2006/picture">
                       <pic:pic>
                         <pic:nvPicPr>
-                          <pic:cNvPr descr="c3a7ab424d0af002bf9212cdd2645300399e75d98feed26eca445941f0ebe77b.png" id="75" name="Picture"/>
+                          <pic:cNvPr descr="c3a7ab424d0af002bf9212cdd2645300399e75d98feed26eca445941f0ebe77b.png" id="74" name="Picture"/>
                           <pic:cNvPicPr>
                             <a:picLocks noChangeArrowheads="1" noChangeAspect="1"/>
                           </pic:cNvPicPr>
                         </pic:nvPicPr>
                         <pic:blipFill>
-                          <a:blip r:embed="rId73"/>
+                          <a:blip r:embed="rId72"/>
                           <a:stretch>
                             <a:fillRect/>
                           </a:stretch>
@@ -26788,8 +25739,8 @@
         <w:t xml:space="preserve">）。</w:t>
       </w:r>
     </w:p>
-    <w:bookmarkEnd w:id="76"/>
-    <w:bookmarkStart w:id="89" w:name="典型离子晶体结构型式与多面体连接"/>
+    <w:bookmarkEnd w:id="75"/>
+    <w:bookmarkStart w:id="88" w:name="典型离子晶体结构型式与多面体连接"/>
     <w:p>
       <w:pPr>
         <w:pStyle w:val="Heading2"/>
@@ -26906,18 +25857,18 @@
                 <wp:inline>
                   <wp:extent cx="2667000" cy="1663195"/>
                   <wp:effectExtent b="0" l="0" r="0" t="0"/>
-                  <wp:docPr descr="" title="" id="78" name="Picture"/>
+                  <wp:docPr descr="" title="" id="77" name="Picture"/>
                   <a:graphic>
                     <a:graphicData uri="http://schemas.openxmlformats.org/drawingml/2006/picture">
                       <pic:pic>
                         <pic:nvPicPr>
-                          <pic:cNvPr descr="436ca04bab0699e948fc15400670258df2f0f7f12afcdde5e41c42ca785877ce.png" id="79" name="Picture"/>
+                          <pic:cNvPr descr="436ca04bab0699e948fc15400670258df2f0f7f12afcdde5e41c42ca785877ce.png" id="78" name="Picture"/>
                           <pic:cNvPicPr>
                             <a:picLocks noChangeArrowheads="1" noChangeAspect="1"/>
                           </pic:cNvPicPr>
                         </pic:nvPicPr>
                         <pic:blipFill>
-                          <a:blip r:embed="rId77"/>
+                          <a:blip r:embed="rId76"/>
                           <a:stretch>
                             <a:fillRect/>
                           </a:stretch>
@@ -29458,18 +28409,18 @@
                 <wp:inline>
                   <wp:extent cx="2667000" cy="3020245"/>
                   <wp:effectExtent b="0" l="0" r="0" t="0"/>
-                  <wp:docPr descr="" title="" id="81" name="Picture"/>
+                  <wp:docPr descr="" title="" id="80" name="Picture"/>
                   <a:graphic>
                     <a:graphicData uri="http://schemas.openxmlformats.org/drawingml/2006/picture">
                       <pic:pic>
                         <pic:nvPicPr>
-                          <pic:cNvPr descr="e87a6a311d6a8d0265b9ba1b6a279b3459e5a3e6c939aec5e6335b3eb8d89ce5.png" id="82" name="Picture"/>
+                          <pic:cNvPr descr="e87a6a311d6a8d0265b9ba1b6a279b3459e5a3e6c939aec5e6335b3eb8d89ce5.png" id="81" name="Picture"/>
                           <pic:cNvPicPr>
                             <a:picLocks noChangeArrowheads="1" noChangeAspect="1"/>
                           </pic:cNvPicPr>
                         </pic:nvPicPr>
                         <pic:blipFill>
-                          <a:blip r:embed="rId80"/>
+                          <a:blip r:embed="rId79"/>
                           <a:stretch>
                             <a:fillRect/>
                           </a:stretch>
@@ -29517,18 +28468,18 @@
                 <wp:inline>
                   <wp:extent cx="2667000" cy="2667000"/>
                   <wp:effectExtent b="0" l="0" r="0" t="0"/>
-                  <wp:docPr descr="" title="" id="84" name="Picture"/>
+                  <wp:docPr descr="" title="" id="83" name="Picture"/>
                   <a:graphic>
                     <a:graphicData uri="http://schemas.openxmlformats.org/drawingml/2006/picture">
                       <pic:pic>
                         <pic:nvPicPr>
-                          <pic:cNvPr descr="842f11610982edb9864434386961e51e51b5018aa78aa559c2fdd3220392d6b8.png" id="85" name="Picture"/>
+                          <pic:cNvPr descr="842f11610982edb9864434386961e51e51b5018aa78aa559c2fdd3220392d6b8.png" id="84" name="Picture"/>
                           <pic:cNvPicPr>
                             <a:picLocks noChangeArrowheads="1" noChangeAspect="1"/>
                           </pic:cNvPicPr>
                         </pic:nvPicPr>
                         <pic:blipFill>
-                          <a:blip r:embed="rId83"/>
+                          <a:blip r:embed="rId82"/>
                           <a:stretch>
                             <a:fillRect/>
                           </a:stretch>
@@ -31044,18 +29995,18 @@
                 <wp:inline>
                   <wp:extent cx="2667000" cy="2564558"/>
                   <wp:effectExtent b="0" l="0" r="0" t="0"/>
-                  <wp:docPr descr="" title="" id="87" name="Picture"/>
+                  <wp:docPr descr="" title="" id="86" name="Picture"/>
                   <a:graphic>
                     <a:graphicData uri="http://schemas.openxmlformats.org/drawingml/2006/picture">
                       <pic:pic>
                         <pic:nvPicPr>
-                          <pic:cNvPr descr="5ffdf0f9ea2339f07dd11ff7e178215fa2b546e24a2d6efed0ff0c691c9e7ca4.jpg" id="88" name="Picture"/>
+                          <pic:cNvPr descr="5ffdf0f9ea2339f07dd11ff7e178215fa2b546e24a2d6efed0ff0c691c9e7ca4.jpg" id="87" name="Picture"/>
                           <pic:cNvPicPr>
                             <a:picLocks noChangeArrowheads="1" noChangeAspect="1"/>
                           </pic:cNvPicPr>
                         </pic:nvPicPr>
                         <pic:blipFill>
-                          <a:blip r:embed="rId86"/>
+                          <a:blip r:embed="rId85"/>
                           <a:stretch>
                             <a:fillRect/>
                           </a:stretch>
@@ -33644,8 +32595,8 @@
         <w:t>。</w:t>
       </w:r>
     </w:p>
-    <w:bookmarkEnd w:id="89"/>
-    <w:bookmarkStart w:id="90" w:name="晶胞参数晶体密度与原子空间几何定量计算"/>
+    <w:bookmarkEnd w:id="88"/>
+    <w:bookmarkStart w:id="89" w:name="晶胞参数晶体密度与原子空间几何定量计算"/>
     <w:p>
       <w:pPr>
         <w:pStyle w:val="Heading2"/>
@@ -38191,8 +37142,8 @@
         <w:t>。</w:t>
       </w:r>
     </w:p>
-    <w:bookmarkEnd w:id="90"/>
-    <w:bookmarkStart w:id="94" w:name="晶体缺陷非整比化合物与非晶态"/>
+    <w:bookmarkEnd w:id="89"/>
+    <w:bookmarkStart w:id="93" w:name="晶体缺陷非整比化合物与非晶态"/>
     <w:p>
       <w:pPr>
         <w:pStyle w:val="Heading2"/>
@@ -38506,18 +37457,18 @@
                 <wp:inline>
                   <wp:extent cx="2667000" cy="1554820"/>
                   <wp:effectExtent b="0" l="0" r="0" t="0"/>
-                  <wp:docPr descr="" title="" id="92" name="Picture"/>
+                  <wp:docPr descr="" title="" id="91" name="Picture"/>
                   <a:graphic>
                     <a:graphicData uri="http://schemas.openxmlformats.org/drawingml/2006/picture">
                       <pic:pic>
                         <pic:nvPicPr>
-                          <pic:cNvPr descr="175fbda89ff064959be5982fb0d49b3e319f2c0b815325300fbfa14cd6f6f2c2.png" id="93" name="Picture"/>
+                          <pic:cNvPr descr="175fbda89ff064959be5982fb0d49b3e319f2c0b815325300fbfa14cd6f6f2c2.png" id="92" name="Picture"/>
                           <pic:cNvPicPr>
                             <a:picLocks noChangeArrowheads="1" noChangeAspect="1"/>
                           </pic:cNvPicPr>
                         </pic:nvPicPr>
                         <pic:blipFill>
-                          <a:blip r:embed="rId91"/>
+                          <a:blip r:embed="rId90"/>
                           <a:stretch>
                             <a:fillRect/>
                           </a:stretch>
@@ -39947,8 +38898,8 @@
         <w:t>。</w:t>
       </w:r>
     </w:p>
-    <w:bookmarkEnd w:id="94"/>
-    <w:bookmarkStart w:id="95" w:name="化竞核心命题陷阱与-8-大高频失分误区清单"/>
+    <w:bookmarkEnd w:id="93"/>
+    <w:bookmarkStart w:id="94" w:name="课后习题"/>
     <w:p>
       <w:pPr>
         <w:pStyle w:val="Heading2"/>
@@ -39964,2880 +38915,7 @@
         <w:rPr>
           <w:rFonts w:hint="eastAsia" w:ascii="Times New Roman" w:hAnsi="Times New Roman" w:eastAsia="SimHei" w:cs="Times New Roman"/>
         </w:rPr>
-        <w:t xml:space="preserve">化竞核心命题陷阱与</w:t>
-      </w:r>
-      <w:r>
-        <w:rPr>
-          <w:rFonts w:ascii="Times New Roman" w:hAnsi="Times New Roman" w:eastAsia="Times New Roman" w:cs="Times New Roman"/>
-        </w:rPr>
-        <w:t xml:space="preserve"> 8 </w:t>
-      </w:r>
-      <w:r>
-        <w:rPr>
-          <w:rFonts w:hint="eastAsia" w:ascii="Times New Roman" w:hAnsi="Times New Roman" w:eastAsia="SimHei" w:cs="Times New Roman"/>
-        </w:rPr>
-        <w:t xml:space="preserve">大高频失分误区清单</w:t>
-      </w:r>
-    </w:p>
-    <w:p>
-      <w:pPr>
-        <w:pStyle w:val="FirstParagraph"/>
-        <w:spacing w:after="80"/>
-        <w:ind w:firstLine="420"/>
-      </w:pPr>
-      <w:r>
-        <w:rPr>
-          <w:rFonts w:hint="eastAsia" w:ascii="Times New Roman" w:hAnsi="Times New Roman" w:eastAsia="FangSong" w:cs="Times New Roman"/>
-        </w:rPr>
-        <w:t>在历届全国化学奥林匹克竞赛初赛与决赛中</w:t>
-      </w:r>
-      <w:r>
-        <w:rPr>
-          <w:rFonts w:hint="eastAsia" w:ascii="Times New Roman" w:hAnsi="Times New Roman" w:eastAsia="Times New Roman" w:cs="Times New Roman"/>
-        </w:rPr>
-        <w:t>，</w:t>
-      </w:r>
-      <w:r>
-        <w:rPr>
-          <w:rFonts w:hint="eastAsia" w:ascii="Times New Roman" w:hAnsi="Times New Roman" w:eastAsia="FangSong" w:cs="Times New Roman"/>
-        </w:rPr>
-        <w:t>晶体结构与点阵计算板块历来是考生因概念模糊</w:t>
-      </w:r>
-      <w:r>
-        <w:rPr>
-          <w:rFonts w:hint="eastAsia" w:ascii="Times New Roman" w:hAnsi="Times New Roman" w:eastAsia="Times New Roman" w:cs="Times New Roman"/>
-        </w:rPr>
-        <w:t>、</w:t>
-      </w:r>
-      <w:r>
-        <w:rPr>
-          <w:rFonts w:hint="eastAsia" w:ascii="Times New Roman" w:hAnsi="Times New Roman" w:eastAsia="FangSong" w:cs="Times New Roman"/>
-        </w:rPr>
-        <w:t>立体几何直觉匮乏或机械套用公式而失分最为惨烈的</w:t>
-      </w:r>
-      <w:r>
-        <w:rPr>
-          <w:rFonts w:hint="eastAsia" w:ascii="Times New Roman" w:hAnsi="Times New Roman" w:eastAsia="Times New Roman" w:cs="Times New Roman"/>
-        </w:rPr>
-        <w:t>“</w:t>
-      </w:r>
-      <w:r>
-        <w:rPr>
-          <w:rFonts w:hint="eastAsia" w:ascii="Times New Roman" w:hAnsi="Times New Roman" w:eastAsia="FangSong" w:cs="Times New Roman"/>
-        </w:rPr>
-        <w:t>重灾区</w:t>
-      </w:r>
-      <w:r>
-        <w:rPr>
-          <w:rFonts w:hint="eastAsia" w:ascii="Times New Roman" w:hAnsi="Times New Roman" w:eastAsia="Times New Roman" w:cs="Times New Roman"/>
-        </w:rPr>
-        <w:t>”。</w:t>
-      </w:r>
-      <w:r>
-        <w:rPr>
-          <w:rFonts w:hint="eastAsia" w:ascii="Times New Roman" w:hAnsi="Times New Roman" w:eastAsia="FangSong" w:cs="Times New Roman"/>
-        </w:rPr>
-        <w:t>本节系统性提炼出晶体学板块赛场最高频失分的</w:t>
-      </w:r>
-      <w:r>
-        <w:rPr>
-          <w:rFonts w:ascii="Times New Roman" w:hAnsi="Times New Roman" w:eastAsia="Times New Roman" w:cs="Times New Roman"/>
-        </w:rPr>
-        <w:t xml:space="preserve"> 8 </w:t>
-      </w:r>
-      <w:r>
-        <w:rPr>
-          <w:rFonts w:hint="eastAsia" w:ascii="Times New Roman" w:hAnsi="Times New Roman" w:eastAsia="FangSong" w:cs="Times New Roman"/>
-        </w:rPr>
-        <w:t>大高频失分误区清单</w:t>
-      </w:r>
-      <w:r>
-        <w:rPr>
-          <w:rFonts w:hint="eastAsia" w:ascii="Times New Roman" w:hAnsi="Times New Roman" w:eastAsia="Times New Roman" w:cs="Times New Roman"/>
-        </w:rPr>
-        <w:t>：</w:t>
-      </w:r>
-    </w:p>
-    <w:tbl>
-      <w:tblPr>
-        <w:tblStyle w:val="Table"/>
-        <w:tblW w:type="pct" w:w="5000"/>
-        <w:tblLayout w:type="fixed"/>
-        <w:tblLook w:firstRow="1" w:lastRow="0" w:firstColumn="0" w:lastColumn="0" w:noHBand="0" w:noVBand="0" w:val="0020"/>
-        <w:jc w:val="center"/>
-        <w:tblBorders>
-          <w:top w:val="single" w:sz="12" w:space="0" w:color="333333"/>
-          <w:bottom w:val="single" w:sz="12" w:space="0" w:color="333333"/>
-          <w:left w:val="none"/>
-          <w:right w:val="none"/>
-          <w:insideH w:val="none"/>
-          <w:insideV w:val="none"/>
-        </w:tblBorders>
-      </w:tblPr>
-      <w:tblGrid>
-        <w:gridCol w:w="2329"/>
-        <w:gridCol w:w="1863"/>
-        <w:gridCol w:w="1863"/>
-        <w:gridCol w:w="1863"/>
-      </w:tblGrid>
-      <w:tr>
-        <w:trPr>
-          <w:tblHeader w:val="on"/>
-        </w:trPr>
-        <w:tc>
-          <w:tcPr>
-            <w:tcBorders>
-              <w:bottom w:val="single" w:sz="6" w:space="0" w:color="333333"/>
-            </w:tcBorders>
-          </w:tcPr>
-          <w:p>
-            <w:pPr>
-              <w:pStyle w:val="Compact"/>
-              <w:jc w:val="center"/>
-            </w:pPr>
-            <w:r>
-              <w:rPr>
-                <w:rFonts w:hint="eastAsia" w:ascii="Times New Roman" w:hAnsi="Times New Roman" w:eastAsia="SimHei" w:cs="Times New Roman"/>
-                <w:b/>
-              </w:rPr>
-              <w:t xml:space="preserve">序号</w:t>
-            </w:r>
-          </w:p>
-        </w:tc>
-        <w:tc>
-          <w:tcPr>
-            <w:tcBorders>
-              <w:bottom w:val="single" w:sz="6" w:space="0" w:color="333333"/>
-            </w:tcBorders>
-          </w:tcPr>
-          <w:p>
-            <w:pPr>
-              <w:pStyle w:val="Compact"/>
-              <w:jc w:val="center"/>
-            </w:pPr>
-            <w:r>
-              <w:rPr>
-                <w:rFonts w:hint="eastAsia" w:ascii="Times New Roman" w:hAnsi="Times New Roman" w:eastAsia="SimHei" w:cs="Times New Roman"/>
-                <w:b/>
-              </w:rPr>
-              <w:t xml:space="preserve">赛场高频失分陷阱名称</w:t>
-            </w:r>
-          </w:p>
-        </w:tc>
-        <w:tc>
-          <w:tcPr>
-            <w:tcBorders>
-              <w:bottom w:val="single" w:sz="6" w:space="0" w:color="333333"/>
-            </w:tcBorders>
-          </w:tcPr>
-          <w:p>
-            <w:pPr>
-              <w:pStyle w:val="Compact"/>
-              <w:jc w:val="center"/>
-            </w:pPr>
-            <w:r>
-              <w:rPr>
-                <w:rFonts w:hint="eastAsia" w:ascii="Times New Roman" w:hAnsi="Times New Roman" w:eastAsia="SimHei" w:cs="Times New Roman"/>
-                <w:b/>
-              </w:rPr>
-              <w:t xml:space="preserve">典型失分表现与误区根源</w:t>
-            </w:r>
-          </w:p>
-        </w:tc>
-        <w:tc>
-          <w:tcPr>
-            <w:tcBorders>
-              <w:bottom w:val="single" w:sz="6" w:space="0" w:color="333333"/>
-            </w:tcBorders>
-          </w:tcPr>
-          <w:p>
-            <w:pPr>
-              <w:pStyle w:val="Compact"/>
-              <w:jc w:val="center"/>
-            </w:pPr>
-            <w:r>
-              <w:rPr>
-                <w:rFonts w:hint="eastAsia" w:ascii="Times New Roman" w:hAnsi="Times New Roman" w:eastAsia="SimHei" w:cs="Times New Roman"/>
-                <w:b/>
-              </w:rPr>
-              <w:t xml:space="preserve">科学纠偏与避坑绝招</w:t>
-            </w:r>
-          </w:p>
-        </w:tc>
-      </w:tr>
-      <w:tr>
-        <w:tc>
-          <w:tcPr/>
-          <w:p>
-            <w:pPr>
-              <w:pStyle w:val="Compact"/>
-              <w:jc w:val="center"/>
-            </w:pPr>
-            <w:r>
-              <w:rPr>
-                <w:rFonts w:ascii="Times New Roman" w:hAnsi="Times New Roman" w:eastAsia="Times New Roman" w:cs="Times New Roman"/>
-                <w:b/>
-                <w:bCs/>
-              </w:rPr>
-              <w:t xml:space="preserve">1</w:t>
-            </w:r>
-          </w:p>
-        </w:tc>
-        <w:tc>
-          <w:tcPr/>
-          <w:p>
-            <w:pPr>
-              <w:pStyle w:val="Compact"/>
-              <w:jc w:val="center"/>
-            </w:pPr>
-            <w:r>
-              <w:rPr>
-                <w:rFonts w:hint="eastAsia" w:ascii="Times New Roman" w:hAnsi="Times New Roman" w:eastAsia="FangSong" w:cs="Times New Roman"/>
-                <w:b/>
-                <w:bCs/>
-              </w:rPr>
-              <w:t xml:space="preserve">误把化学基元当点阵点</w:t>
-            </w:r>
-          </w:p>
-        </w:tc>
-        <w:tc>
-          <w:tcPr/>
-          <w:p>
-            <w:pPr>
-              <w:pStyle w:val="Compact"/>
-              <w:jc w:val="center"/>
-            </w:pPr>
-            <w:r>
-              <w:rPr>
-                <w:rFonts w:hint="eastAsia" w:ascii="Times New Roman" w:hAnsi="Times New Roman" w:eastAsia="FangSong" w:cs="Times New Roman"/>
-              </w:rPr>
-              <w:t>看到晶胞顶角和面心都有原子</w:t>
-            </w:r>
-            <w:r>
-              <w:rPr>
-                <w:rFonts w:hint="eastAsia" w:ascii="Times New Roman" w:hAnsi="Times New Roman" w:eastAsia="Times New Roman" w:cs="Times New Roman"/>
-              </w:rPr>
-              <w:t>，</w:t>
-            </w:r>
-            <w:r>
-              <w:rPr>
-                <w:rFonts w:hint="eastAsia" w:ascii="Times New Roman" w:hAnsi="Times New Roman" w:eastAsia="FangSong" w:cs="Times New Roman"/>
-              </w:rPr>
-              <w:t>就断定为面心立方点阵</w:t>
-            </w:r>
-            <w:r>
-              <w:rPr>
-                <w:rFonts w:hint="eastAsia" w:ascii="Times New Roman" w:hAnsi="Times New Roman" w:eastAsia="Times New Roman" w:cs="Times New Roman"/>
-              </w:rPr>
-              <w:t>；</w:t>
-            </w:r>
-            <w:r>
-              <w:rPr>
-                <w:rFonts w:hint="eastAsia" w:ascii="Times New Roman" w:hAnsi="Times New Roman" w:eastAsia="FangSong" w:cs="Times New Roman"/>
-              </w:rPr>
-              <w:t>在金刚石或六方晶胞中数错点阵类型</w:t>
-            </w:r>
-            <w:r>
-              <w:rPr>
-                <w:rFonts w:hint="eastAsia" w:ascii="Times New Roman" w:hAnsi="Times New Roman" w:eastAsia="Times New Roman" w:cs="Times New Roman"/>
-              </w:rPr>
-              <w:t>。</w:t>
-            </w:r>
-          </w:p>
-        </w:tc>
-        <w:tc>
-          <w:tcPr/>
-          <w:p>
-            <w:pPr>
-              <w:pStyle w:val="Compact"/>
-              <w:jc w:val="center"/>
-            </w:pPr>
-            <w:r>
-              <w:rPr>
-                <w:rFonts w:hint="eastAsia" w:ascii="Times New Roman" w:hAnsi="Times New Roman" w:eastAsia="FangSong" w:cs="Times New Roman"/>
-              </w:rPr>
-              <w:t>严格牢记</w:t>
-            </w:r>
-            <w:r>
-              <w:rPr>
-                <w:rFonts w:hint="eastAsia" w:ascii="Times New Roman" w:hAnsi="Times New Roman" w:eastAsia="Times New Roman" w:cs="Times New Roman"/>
-              </w:rPr>
-              <w:t>：</w:t>
-            </w:r>
-            <w:r>
-              <w:rPr>
-                <w:rFonts w:hint="eastAsia" w:ascii="Times New Roman" w:hAnsi="Times New Roman" w:eastAsia="FangSong" w:cs="Times New Roman"/>
-              </w:rPr>
-              <w:t>点阵点周围物理环境必须严格全同</w:t>
-            </w:r>
-            <w:r>
-              <w:rPr>
-                <w:rFonts w:hint="eastAsia" w:ascii="Times New Roman" w:hAnsi="Times New Roman" w:eastAsia="Times New Roman" w:cs="Times New Roman"/>
-              </w:rPr>
-              <w:t>。</w:t>
-            </w:r>
-            <w:r>
-              <w:rPr>
-                <w:rFonts w:hint="eastAsia" w:ascii="Times New Roman" w:hAnsi="Times New Roman" w:eastAsia="FangSong" w:cs="Times New Roman"/>
-              </w:rPr>
-              <w:t>金刚石中</w:t>
-            </w:r>
-            <w:r>
-              <w:rPr>
-                <w:rFonts w:ascii="Times New Roman" w:hAnsi="Times New Roman" w:eastAsia="Times New Roman" w:cs="Times New Roman"/>
-              </w:rPr>
-              <w:t xml:space="preserve"> 8 </w:t>
-            </w:r>
-            <w:r>
-              <w:rPr>
-                <w:rFonts w:hint="eastAsia" w:ascii="Times New Roman" w:hAnsi="Times New Roman" w:eastAsia="FangSong" w:cs="Times New Roman"/>
-              </w:rPr>
-              <w:t>个碳属于两套相互错开的面心套构</w:t>
-            </w:r>
-            <w:r>
-              <w:rPr>
-                <w:rFonts w:hint="eastAsia" w:ascii="Times New Roman" w:hAnsi="Times New Roman" w:eastAsia="Times New Roman" w:cs="Times New Roman"/>
-              </w:rPr>
-              <w:t>，</w:t>
-            </w:r>
-            <w:r>
-              <w:rPr>
-                <w:rFonts w:hint="eastAsia" w:ascii="Times New Roman" w:hAnsi="Times New Roman" w:eastAsia="FangSong" w:cs="Times New Roman"/>
-              </w:rPr>
-              <w:t>其所属布拉菲点阵严格为面心立方</w:t>
-            </w:r>
-            <w:r>
-              <w:rPr>
-                <w:rFonts w:hint="eastAsia" w:ascii="Times New Roman" w:hAnsi="Times New Roman" w:eastAsia="Times New Roman" w:cs="Times New Roman"/>
-              </w:rPr>
-              <w:t>，</w:t>
-            </w:r>
-            <w:r>
-              <w:rPr>
-                <w:rFonts w:hint="eastAsia" w:ascii="Times New Roman" w:hAnsi="Times New Roman" w:eastAsia="FangSong" w:cs="Times New Roman"/>
-              </w:rPr>
-              <w:t>基元为</w:t>
-            </w:r>
-            <w:r>
-              <w:rPr>
-                <w:rFonts w:ascii="Times New Roman" w:hAnsi="Times New Roman" w:eastAsia="Times New Roman" w:cs="Times New Roman"/>
-              </w:rPr>
-              <w:t xml:space="preserve"> 2 </w:t>
-            </w:r>
-            <w:r>
-              <w:rPr>
-                <w:rFonts w:hint="eastAsia" w:ascii="Times New Roman" w:hAnsi="Times New Roman" w:eastAsia="FangSong" w:cs="Times New Roman"/>
-              </w:rPr>
-              <w:t>个碳原子</w:t>
-            </w:r>
-            <w:r>
-              <w:rPr>
-                <w:rFonts w:hint="eastAsia" w:ascii="Times New Roman" w:hAnsi="Times New Roman" w:eastAsia="Times New Roman" w:cs="Times New Roman"/>
-              </w:rPr>
-              <w:t>（0,0,0</w:t>
-            </w:r>
-            <w:r>
-              <w:rPr>
-                <w:rFonts w:ascii="Times New Roman" w:hAnsi="Times New Roman" w:eastAsia="Times New Roman" w:cs="Times New Roman"/>
-              </w:rPr>
-              <w:t xml:space="preserve"> </w:t>
-            </w:r>
-            <w:r>
-              <w:rPr>
-                <w:rFonts w:hint="eastAsia" w:ascii="Times New Roman" w:hAnsi="Times New Roman" w:eastAsia="FangSong" w:cs="Times New Roman"/>
-              </w:rPr>
-              <w:t xml:space="preserve">与</w:t>
-            </w:r>
-            <w:r>
-              <w:rPr>
-                <w:rFonts w:ascii="Times New Roman" w:hAnsi="Times New Roman" w:eastAsia="Times New Roman" w:cs="Times New Roman"/>
-              </w:rPr>
-              <w:t xml:space="preserve"> </w:t>
-            </w:r>
-            <w:r>
-              <w:rPr>
-                <w:rFonts w:hint="eastAsia" w:ascii="Times New Roman" w:hAnsi="Times New Roman" w:eastAsia="Times New Roman" w:cs="Times New Roman"/>
-              </w:rPr>
-              <w:t>1/4,1/4,1/4），</w:t>
-            </w:r>
-            <w:r>
-              <w:rPr>
-                <w:rFonts w:hint="eastAsia" w:ascii="Times New Roman" w:hAnsi="Times New Roman" w:eastAsia="FangSong" w:cs="Times New Roman"/>
-              </w:rPr>
-              <w:t>绝对不能说成</w:t>
-            </w:r>
-            <w:r>
-              <w:rPr>
-                <w:rFonts w:hint="eastAsia" w:ascii="Times New Roman" w:hAnsi="Times New Roman" w:eastAsia="Times New Roman" w:cs="Times New Roman"/>
-              </w:rPr>
-              <w:t>“</w:t>
-            </w:r>
-            <w:r>
-              <w:rPr>
-                <w:rFonts w:hint="eastAsia" w:ascii="Times New Roman" w:hAnsi="Times New Roman" w:eastAsia="FangSong" w:cs="Times New Roman"/>
-              </w:rPr>
-              <w:t>金刚石布拉菲点阵</w:t>
-            </w:r>
-            <w:r>
-              <w:rPr>
-                <w:rFonts w:hint="eastAsia" w:ascii="Times New Roman" w:hAnsi="Times New Roman" w:eastAsia="Times New Roman" w:cs="Times New Roman"/>
-              </w:rPr>
-              <w:t>”。</w:t>
-            </w:r>
-          </w:p>
-        </w:tc>
-      </w:tr>
-      <w:tr>
-        <w:tc>
-          <w:tcPr/>
-          <w:p>
-            <w:pPr>
-              <w:pStyle w:val="Compact"/>
-              <w:jc w:val="center"/>
-            </w:pPr>
-            <w:r>
-              <w:rPr>
-                <w:rFonts w:ascii="Times New Roman" w:hAnsi="Times New Roman" w:eastAsia="Times New Roman" w:cs="Times New Roman"/>
-                <w:b/>
-                <w:bCs/>
-              </w:rPr>
-              <w:t xml:space="preserve">2</w:t>
-            </w:r>
-          </w:p>
-        </w:tc>
-        <w:tc>
-          <w:tcPr/>
-          <w:p>
-            <w:pPr>
-              <w:pStyle w:val="Compact"/>
-              <w:jc w:val="center"/>
-            </w:pPr>
-            <w:r>
-              <w:rPr>
-                <w:rFonts w:hint="eastAsia" w:ascii="Times New Roman" w:hAnsi="Times New Roman" w:eastAsia="FangSong" w:cs="Times New Roman"/>
-                <w:b/>
-                <w:bCs/>
-              </w:rPr>
-              <w:t xml:space="preserve">均摊法分摊比例盲目套用</w:t>
-            </w:r>
-          </w:p>
-        </w:tc>
-        <w:tc>
-          <w:tcPr/>
-          <w:p>
-            <w:pPr>
-              <w:pStyle w:val="Compact"/>
-              <w:jc w:val="center"/>
-            </w:pPr>
-            <w:r>
-              <w:rPr>
-                <w:rFonts w:hint="eastAsia" w:ascii="Times New Roman" w:hAnsi="Times New Roman" w:eastAsia="FangSong" w:cs="Times New Roman"/>
-              </w:rPr>
-              <w:t>在处理六方晶胞时</w:t>
-            </w:r>
-            <w:r>
-              <w:rPr>
-                <w:rFonts w:hint="eastAsia" w:ascii="Times New Roman" w:hAnsi="Times New Roman" w:eastAsia="Times New Roman" w:cs="Times New Roman"/>
-              </w:rPr>
-              <w:t>，</w:t>
-            </w:r>
-            <w:r>
-              <w:rPr>
-                <w:rFonts w:hint="eastAsia" w:ascii="Times New Roman" w:hAnsi="Times New Roman" w:eastAsia="FangSong" w:cs="Times New Roman"/>
-              </w:rPr>
-              <w:t>将顶角原子除以</w:t>
-            </w:r>
-            <w:r>
-              <w:rPr>
-                <w:rFonts w:ascii="Times New Roman" w:hAnsi="Times New Roman" w:eastAsia="Times New Roman" w:cs="Times New Roman"/>
-              </w:rPr>
-              <w:t xml:space="preserve"> </w:t>
-            </w:r>
-            <w:r>
-              <w:rPr>
-                <w:rFonts w:hint="eastAsia" w:ascii="Times New Roman" w:hAnsi="Times New Roman" w:eastAsia="Times New Roman" w:cs="Times New Roman"/>
-              </w:rPr>
-              <w:t>8，</w:t>
-            </w:r>
-            <w:r>
-              <w:rPr>
-                <w:rFonts w:hint="eastAsia" w:ascii="Times New Roman" w:hAnsi="Times New Roman" w:eastAsia="FangSong" w:cs="Times New Roman"/>
-              </w:rPr>
-              <w:t>将垂直平行棱除以</w:t>
-            </w:r>
-            <w:r>
-              <w:rPr>
-                <w:rFonts w:ascii="Times New Roman" w:hAnsi="Times New Roman" w:eastAsia="Times New Roman" w:cs="Times New Roman"/>
-              </w:rPr>
-              <w:t xml:space="preserve"> 4。</w:t>
-            </w:r>
-          </w:p>
-        </w:tc>
-        <w:tc>
-          <w:tcPr/>
-          <w:p>
-            <w:pPr>
-              <w:pStyle w:val="Compact"/>
-              <w:jc w:val="center"/>
-            </w:pPr>
-            <w:r>
-              <w:rPr>
-                <w:rFonts w:hint="eastAsia" w:ascii="Times New Roman" w:hAnsi="Times New Roman" w:eastAsia="FangSong" w:cs="Times New Roman"/>
-              </w:rPr>
-              <w:t>牢记几何拼接度</w:t>
-            </w:r>
-            <w:r>
-              <w:rPr>
-                <w:rFonts w:hint="eastAsia" w:ascii="Times New Roman" w:hAnsi="Times New Roman" w:eastAsia="Times New Roman" w:cs="Times New Roman"/>
-              </w:rPr>
-              <w:t>：</w:t>
-            </w:r>
-            <w:r>
-              <w:rPr>
-                <w:rFonts w:hint="eastAsia" w:ascii="Times New Roman" w:hAnsi="Times New Roman" w:eastAsia="FangSong" w:cs="Times New Roman"/>
-              </w:rPr>
-              <w:t>六方晶系底面内角为</w:t>
-            </w:r>
-            <w:r>
-              <w:rPr>
-                <w:rFonts w:ascii="Times New Roman" w:hAnsi="Times New Roman" w:eastAsia="Times New Roman" w:cs="Times New Roman"/>
-              </w:rPr>
-              <w:t xml:space="preserve"> </w:t>
-            </w:r>
-            <w:r>
-              <w:rPr>
-                <w:rFonts w:hint="eastAsia" w:ascii="Times New Roman" w:hAnsi="Times New Roman" w:eastAsia="Times New Roman" w:cs="Times New Roman"/>
-              </w:rPr>
-              <w:t>60°/120°，</w:t>
-            </w:r>
-            <w:r>
-              <w:rPr>
-                <w:rFonts w:hint="eastAsia" w:ascii="Times New Roman" w:hAnsi="Times New Roman" w:eastAsia="FangSong" w:cs="Times New Roman"/>
-              </w:rPr>
-              <w:t>在正六棱柱中每个顶角仅被</w:t>
-            </w:r>
-            <w:r>
-              <w:rPr>
-                <w:rFonts w:ascii="Times New Roman" w:hAnsi="Times New Roman" w:eastAsia="Times New Roman" w:cs="Times New Roman"/>
-              </w:rPr>
-              <w:t xml:space="preserve"> 6 </w:t>
-            </w:r>
-            <w:r>
-              <w:rPr>
-                <w:rFonts w:hint="eastAsia" w:ascii="Times New Roman" w:hAnsi="Times New Roman" w:eastAsia="FangSong" w:cs="Times New Roman"/>
-              </w:rPr>
-              <w:t>个晶胞共享</w:t>
-            </w:r>
-            <w:r>
-              <w:rPr>
-                <w:rFonts w:hint="eastAsia" w:ascii="Times New Roman" w:hAnsi="Times New Roman" w:eastAsia="Times New Roman" w:cs="Times New Roman"/>
-              </w:rPr>
-              <w:t>，</w:t>
-            </w:r>
-            <w:r>
-              <w:rPr>
-                <w:rFonts w:hint="eastAsia" w:ascii="Times New Roman" w:hAnsi="Times New Roman" w:eastAsia="FangSong" w:cs="Times New Roman"/>
-              </w:rPr>
-              <w:t>顶角分摊必须严格乘以</w:t>
-            </w:r>
-            <w:r>
-              <w:rPr>
-                <w:rFonts w:ascii="Times New Roman" w:hAnsi="Times New Roman" w:eastAsia="Times New Roman" w:cs="Times New Roman"/>
-              </w:rPr>
-              <w:t xml:space="preserve"> </w:t>
-            </w:r>
-            <w:r>
-              <w:rPr>
-                <w:rFonts w:hint="eastAsia" w:ascii="Times New Roman" w:hAnsi="Times New Roman" w:eastAsia="Times New Roman" w:cs="Times New Roman"/>
-              </w:rPr>
-              <w:t>1/6；</w:t>
-            </w:r>
-            <w:r>
-              <w:rPr>
-                <w:rFonts w:hint="eastAsia" w:ascii="Times New Roman" w:hAnsi="Times New Roman" w:eastAsia="FangSong" w:cs="Times New Roman"/>
-              </w:rPr>
-              <w:t>垂直棱被</w:t>
-            </w:r>
-            <w:r>
-              <w:rPr>
-                <w:rFonts w:ascii="Times New Roman" w:hAnsi="Times New Roman" w:eastAsia="Times New Roman" w:cs="Times New Roman"/>
-              </w:rPr>
-              <w:t xml:space="preserve"> 3 </w:t>
-            </w:r>
-            <w:r>
-              <w:rPr>
-                <w:rFonts w:hint="eastAsia" w:ascii="Times New Roman" w:hAnsi="Times New Roman" w:eastAsia="FangSong" w:cs="Times New Roman"/>
-              </w:rPr>
-              <w:t>个晶胞共享</w:t>
-            </w:r>
-            <w:r>
-              <w:rPr>
-                <w:rFonts w:hint="eastAsia" w:ascii="Times New Roman" w:hAnsi="Times New Roman" w:eastAsia="Times New Roman" w:cs="Times New Roman"/>
-              </w:rPr>
-              <w:t>，</w:t>
-            </w:r>
-            <w:r>
-              <w:rPr>
-                <w:rFonts w:hint="eastAsia" w:ascii="Times New Roman" w:hAnsi="Times New Roman" w:eastAsia="FangSong" w:cs="Times New Roman"/>
-              </w:rPr>
-              <w:t>分摊严格为</w:t>
-            </w:r>
-            <w:r>
-              <w:rPr>
-                <w:rFonts w:ascii="Times New Roman" w:hAnsi="Times New Roman" w:eastAsia="Times New Roman" w:cs="Times New Roman"/>
-              </w:rPr>
-              <w:t xml:space="preserve"> </w:t>
-            </w:r>
-            <w:r>
-              <w:rPr>
-                <w:rFonts w:hint="eastAsia" w:ascii="Times New Roman" w:hAnsi="Times New Roman" w:eastAsia="Times New Roman" w:cs="Times New Roman"/>
-              </w:rPr>
-              <w:t>1/3；</w:t>
-            </w:r>
-            <w:r>
-              <w:rPr>
-                <w:rFonts w:hint="eastAsia" w:ascii="Times New Roman" w:hAnsi="Times New Roman" w:eastAsia="FangSong" w:cs="Times New Roman"/>
-              </w:rPr>
-              <w:t>仅有底面面心被</w:t>
-            </w:r>
-            <w:r>
-              <w:rPr>
-                <w:rFonts w:ascii="Times New Roman" w:hAnsi="Times New Roman" w:eastAsia="Times New Roman" w:cs="Times New Roman"/>
-              </w:rPr>
-              <w:t xml:space="preserve"> 2 </w:t>
-            </w:r>
-            <w:r>
-              <w:rPr>
-                <w:rFonts w:hint="eastAsia" w:ascii="Times New Roman" w:hAnsi="Times New Roman" w:eastAsia="FangSong" w:cs="Times New Roman"/>
-              </w:rPr>
-              <w:t>个晶胞共享</w:t>
-            </w:r>
-            <w:r>
-              <w:rPr>
-                <w:rFonts w:hint="eastAsia" w:ascii="Times New Roman" w:hAnsi="Times New Roman" w:eastAsia="Times New Roman" w:cs="Times New Roman"/>
-              </w:rPr>
-              <w:t>（1/2）。</w:t>
-            </w:r>
-          </w:p>
-        </w:tc>
-      </w:tr>
-      <w:tr>
-        <w:tc>
-          <w:tcPr/>
-          <w:p>
-            <w:pPr>
-              <w:pStyle w:val="Compact"/>
-              <w:jc w:val="center"/>
-            </w:pPr>
-            <w:r>
-              <w:rPr>
-                <w:rFonts w:ascii="Times New Roman" w:hAnsi="Times New Roman" w:eastAsia="Times New Roman" w:cs="Times New Roman"/>
-                <w:b/>
-                <w:bCs/>
-              </w:rPr>
-              <w:t xml:space="preserve">3</w:t>
-            </w:r>
-          </w:p>
-        </w:tc>
-        <w:tc>
-          <w:tcPr/>
-          <w:p>
-            <w:pPr>
-              <w:pStyle w:val="Compact"/>
-              <w:jc w:val="center"/>
-            </w:pPr>
-            <w:r>
-              <w:rPr>
-                <w:rFonts w:hint="eastAsia" w:ascii="Times New Roman" w:hAnsi="Times New Roman" w:eastAsia="FangSong" w:cs="Times New Roman"/>
-                <w:b/>
-                <w:bCs/>
-              </w:rPr>
-              <w:t xml:space="preserve">四面体与八面体空隙混淆</w:t>
-            </w:r>
-          </w:p>
-        </w:tc>
-        <w:tc>
-          <w:tcPr/>
-          <w:p>
-            <w:pPr>
-              <w:pStyle w:val="Compact"/>
-              <w:jc w:val="center"/>
-            </w:pPr>
-            <w:r>
-              <w:rPr>
-                <w:rFonts w:hint="eastAsia" w:ascii="Times New Roman" w:hAnsi="Times New Roman" w:eastAsia="FangSong" w:cs="Times New Roman"/>
-              </w:rPr>
-              <w:t>搞不清一个晶胞中究竟有多少个空隙</w:t>
-            </w:r>
-            <w:r>
-              <w:rPr>
-                <w:rFonts w:hint="eastAsia" w:ascii="Times New Roman" w:hAnsi="Times New Roman" w:eastAsia="Times New Roman" w:cs="Times New Roman"/>
-              </w:rPr>
-              <w:t>，</w:t>
-            </w:r>
-            <w:r>
-              <w:rPr>
-                <w:rFonts w:hint="eastAsia" w:ascii="Times New Roman" w:hAnsi="Times New Roman" w:eastAsia="FangSong" w:cs="Times New Roman"/>
-              </w:rPr>
-              <w:t>误将八面体空隙算作</w:t>
-            </w:r>
-            <w:r>
-              <w:rPr>
-                <w:rFonts w:ascii="Times New Roman" w:hAnsi="Times New Roman" w:eastAsia="Times New Roman" w:cs="Times New Roman"/>
-              </w:rPr>
-              <w:t xml:space="preserve"> 8 </w:t>
-            </w:r>
-            <w:r>
-              <w:rPr>
-                <w:rFonts w:hint="eastAsia" w:ascii="Times New Roman" w:hAnsi="Times New Roman" w:eastAsia="FangSong" w:cs="Times New Roman"/>
-              </w:rPr>
-              <w:t>个</w:t>
-            </w:r>
-            <w:r>
-              <w:rPr>
-                <w:rFonts w:hint="eastAsia" w:ascii="Times New Roman" w:hAnsi="Times New Roman" w:eastAsia="Times New Roman" w:cs="Times New Roman"/>
-              </w:rPr>
-              <w:t>。</w:t>
-            </w:r>
-          </w:p>
-        </w:tc>
-        <w:tc>
-          <w:tcPr/>
-          <w:p>
-            <w:pPr>
-              <w:pStyle w:val="Compact"/>
-              <w:jc w:val="center"/>
-            </w:pPr>
-            <w:r>
-              <w:rPr>
-                <w:rFonts w:hint="eastAsia" w:ascii="Times New Roman" w:hAnsi="Times New Roman" w:eastAsia="FangSong" w:cs="Times New Roman"/>
-              </w:rPr>
-              <w:t>牢记拓扑守恒定理</w:t>
-            </w:r>
-            <w:r>
-              <w:rPr>
-                <w:rFonts w:hint="eastAsia" w:ascii="Times New Roman" w:hAnsi="Times New Roman" w:eastAsia="Times New Roman" w:cs="Times New Roman"/>
-              </w:rPr>
-              <w:t>：</w:t>
-            </w:r>
-            <w:r>
-              <w:rPr>
-                <w:rFonts w:hint="eastAsia" w:ascii="Times New Roman" w:hAnsi="Times New Roman" w:eastAsia="FangSong" w:cs="Times New Roman"/>
-              </w:rPr>
-              <w:t>在任何等径球最密堆积中</w:t>
-            </w:r>
-            <w:r>
-              <w:rPr>
-                <w:rFonts w:hint="eastAsia" w:ascii="Times New Roman" w:hAnsi="Times New Roman" w:eastAsia="Times New Roman" w:cs="Times New Roman"/>
-              </w:rPr>
-              <w:t>，</w:t>
-            </w:r>
-            <w:r>
-              <w:rPr>
-                <w:rFonts w:hint="eastAsia" w:ascii="Times New Roman" w:hAnsi="Times New Roman" w:eastAsia="FangSong" w:cs="Times New Roman"/>
-              </w:rPr>
-              <w:t>骨架球数</w:t>
-            </w:r>
-            <w:r>
-              <w:rPr>
-                <w:rFonts w:ascii="Times New Roman" w:hAnsi="Times New Roman" w:eastAsia="Times New Roman" w:cs="Times New Roman"/>
-              </w:rPr>
-              <w:t xml:space="preserve"> : </w:t>
-            </w:r>
-            <w:r>
-              <w:rPr>
-                <w:rFonts w:hint="eastAsia" w:ascii="Times New Roman" w:hAnsi="Times New Roman" w:eastAsia="FangSong" w:cs="Times New Roman"/>
-              </w:rPr>
-              <w:t xml:space="preserve">八面体空隙数</w:t>
-            </w:r>
-            <w:r>
-              <w:rPr>
-                <w:rFonts w:ascii="Times New Roman" w:hAnsi="Times New Roman" w:eastAsia="Times New Roman" w:cs="Times New Roman"/>
-              </w:rPr>
-              <w:t xml:space="preserve"> : </w:t>
-            </w:r>
-            <w:r>
-              <w:rPr>
-                <w:rFonts w:hint="eastAsia" w:ascii="Times New Roman" w:hAnsi="Times New Roman" w:eastAsia="FangSong" w:cs="Times New Roman"/>
-              </w:rPr>
-              <w:t xml:space="preserve">四面体空隙数严格恒等于</w:t>
-            </w:r>
-            <w:r>
-              <w:rPr>
-                <w:rFonts w:ascii="Times New Roman" w:hAnsi="Times New Roman" w:eastAsia="Times New Roman" w:cs="Times New Roman"/>
-              </w:rPr>
-              <w:t xml:space="preserve"> 1 : 1 : 2。fcc </w:t>
-            </w:r>
-            <w:r>
-              <w:rPr>
-                <w:rFonts w:hint="eastAsia" w:ascii="Times New Roman" w:hAnsi="Times New Roman" w:eastAsia="FangSong" w:cs="Times New Roman"/>
-              </w:rPr>
-              <w:t xml:space="preserve">晶胞内含</w:t>
-            </w:r>
-            <w:r>
-              <w:rPr>
-                <w:rFonts w:ascii="Times New Roman" w:hAnsi="Times New Roman" w:eastAsia="Times New Roman" w:cs="Times New Roman"/>
-              </w:rPr>
-              <w:t xml:space="preserve"> 4 </w:t>
-            </w:r>
-            <w:r>
-              <w:rPr>
-                <w:rFonts w:hint="eastAsia" w:ascii="Times New Roman" w:hAnsi="Times New Roman" w:eastAsia="FangSong" w:cs="Times New Roman"/>
-              </w:rPr>
-              <w:t>个骨架球</w:t>
-            </w:r>
-            <w:r>
-              <w:rPr>
-                <w:rFonts w:hint="eastAsia" w:ascii="Times New Roman" w:hAnsi="Times New Roman" w:eastAsia="Times New Roman" w:cs="Times New Roman"/>
-              </w:rPr>
-              <w:t>，</w:t>
-            </w:r>
-            <w:r>
-              <w:rPr>
-                <w:rFonts w:hint="eastAsia" w:ascii="Times New Roman" w:hAnsi="Times New Roman" w:eastAsia="FangSong" w:cs="Times New Roman"/>
-              </w:rPr>
-              <w:t>必有</w:t>
-            </w:r>
-            <w:r>
-              <w:rPr>
-                <w:rFonts w:ascii="Times New Roman" w:hAnsi="Times New Roman" w:eastAsia="Times New Roman" w:cs="Times New Roman"/>
-              </w:rPr>
-              <w:t xml:space="preserve"> 4 </w:t>
-            </w:r>
-            <w:r>
-              <w:rPr>
-                <w:rFonts w:hint="eastAsia" w:ascii="Times New Roman" w:hAnsi="Times New Roman" w:eastAsia="FangSong" w:cs="Times New Roman"/>
-              </w:rPr>
-              <w:t>个八面体空隙</w:t>
-            </w:r>
-            <w:r>
-              <w:rPr>
-                <w:rFonts w:hint="eastAsia" w:ascii="Times New Roman" w:hAnsi="Times New Roman" w:eastAsia="Times New Roman" w:cs="Times New Roman"/>
-              </w:rPr>
-              <w:t>（</w:t>
-            </w:r>
-            <w:r>
-              <w:rPr>
-                <w:rFonts w:hint="eastAsia" w:ascii="Times New Roman" w:hAnsi="Times New Roman" w:eastAsia="FangSong" w:cs="Times New Roman"/>
-              </w:rPr>
-              <w:t>体心</w:t>
-            </w:r>
-            <w:r>
-              <w:rPr>
-                <w:rFonts w:ascii="Times New Roman" w:hAnsi="Times New Roman" w:eastAsia="Times New Roman" w:cs="Times New Roman"/>
-              </w:rPr>
-              <w:t xml:space="preserve"> 1 + </w:t>
-            </w:r>
-            <w:r>
-              <w:rPr>
-                <w:rFonts w:hint="eastAsia" w:ascii="Times New Roman" w:hAnsi="Times New Roman" w:eastAsia="FangSong" w:cs="Times New Roman"/>
-              </w:rPr>
-              <w:t xml:space="preserve">棱心</w:t>
-            </w:r>
-            <w:r>
-              <w:rPr>
-                <w:rFonts w:ascii="Times New Roman" w:hAnsi="Times New Roman" w:eastAsia="Times New Roman" w:cs="Times New Roman"/>
-              </w:rPr>
-              <w:t xml:space="preserve"> </w:t>
-            </w:r>
-            <w:r>
-              <w:rPr>
-                <w:rFonts w:hint="eastAsia" w:ascii="Times New Roman" w:hAnsi="Times New Roman" w:eastAsia="Times New Roman" w:cs="Times New Roman"/>
-              </w:rPr>
-              <w:t>3）</w:t>
-            </w:r>
-            <w:r>
-              <w:rPr>
-                <w:rFonts w:hint="eastAsia" w:ascii="Times New Roman" w:hAnsi="Times New Roman" w:eastAsia="FangSong" w:cs="Times New Roman"/>
-              </w:rPr>
-              <w:t>和</w:t>
-            </w:r>
-            <w:r>
-              <w:rPr>
-                <w:rFonts w:ascii="Times New Roman" w:hAnsi="Times New Roman" w:eastAsia="Times New Roman" w:cs="Times New Roman"/>
-              </w:rPr>
-              <w:t xml:space="preserve"> 8 </w:t>
-            </w:r>
-            <w:r>
-              <w:rPr>
-                <w:rFonts w:hint="eastAsia" w:ascii="Times New Roman" w:hAnsi="Times New Roman" w:eastAsia="FangSong" w:cs="Times New Roman"/>
-              </w:rPr>
-              <w:t>个四面体空隙</w:t>
-            </w:r>
-            <w:r>
-              <w:rPr>
-                <w:rFonts w:hint="eastAsia" w:ascii="Times New Roman" w:hAnsi="Times New Roman" w:eastAsia="Times New Roman" w:cs="Times New Roman"/>
-              </w:rPr>
-              <w:t>（8</w:t>
-            </w:r>
-            <w:r>
-              <w:rPr>
-                <w:rFonts w:ascii="Times New Roman" w:hAnsi="Times New Roman" w:eastAsia="Times New Roman" w:cs="Times New Roman"/>
-              </w:rPr>
-              <w:t xml:space="preserve"> </w:t>
-            </w:r>
-            <w:r>
-              <w:rPr>
-                <w:rFonts w:hint="eastAsia" w:ascii="Times New Roman" w:hAnsi="Times New Roman" w:eastAsia="FangSong" w:cs="Times New Roman"/>
-              </w:rPr>
-              <w:t>个小立方体中心</w:t>
-            </w:r>
-            <w:r>
-              <w:rPr>
-                <w:rFonts w:hint="eastAsia" w:ascii="Times New Roman" w:hAnsi="Times New Roman" w:eastAsia="Times New Roman" w:cs="Times New Roman"/>
-              </w:rPr>
-              <w:t>）。</w:t>
-            </w:r>
-          </w:p>
-        </w:tc>
-      </w:tr>
-      <w:tr>
-        <w:tc>
-          <w:tcPr/>
-          <w:p>
-            <w:pPr>
-              <w:pStyle w:val="Compact"/>
-              <w:jc w:val="center"/>
-            </w:pPr>
-            <w:r>
-              <w:rPr>
-                <w:rFonts w:ascii="Times New Roman" w:hAnsi="Times New Roman" w:eastAsia="Times New Roman" w:cs="Times New Roman"/>
-                <w:b/>
-                <w:bCs/>
-              </w:rPr>
-              <w:t xml:space="preserve">4</w:t>
-            </w:r>
-          </w:p>
-        </w:tc>
-        <w:tc>
-          <w:tcPr/>
-          <w:p>
-            <w:pPr>
-              <w:pStyle w:val="Compact"/>
-              <w:jc w:val="center"/>
-            </w:pPr>
-            <w:r>
-              <w:rPr>
-                <w:rFonts w:hint="eastAsia" w:ascii="Times New Roman" w:hAnsi="Times New Roman" w:eastAsia="FangSong" w:cs="Times New Roman"/>
-                <w:b/>
-                <w:bCs/>
-              </w:rPr>
-              <w:t xml:space="preserve">密勒指数直接采用截距</w:t>
-            </w:r>
-          </w:p>
-        </w:tc>
-        <w:tc>
-          <w:tcPr/>
-          <w:p>
-            <w:pPr>
-              <w:pStyle w:val="Compact"/>
-              <w:jc w:val="center"/>
-            </w:pPr>
-            <w:r>
-              <w:rPr>
-                <w:rFonts w:hint="eastAsia" w:ascii="Times New Roman" w:hAnsi="Times New Roman" w:eastAsia="FangSong" w:cs="Times New Roman"/>
-              </w:rPr>
-              <w:t>计算晶面指标时</w:t>
-            </w:r>
-            <w:r>
-              <w:rPr>
-                <w:rFonts w:hint="eastAsia" w:ascii="Times New Roman" w:hAnsi="Times New Roman" w:eastAsia="Times New Roman" w:cs="Times New Roman"/>
-              </w:rPr>
-              <w:t>，</w:t>
-            </w:r>
-            <w:r>
-              <w:rPr>
-                <w:rFonts w:hint="eastAsia" w:ascii="Times New Roman" w:hAnsi="Times New Roman" w:eastAsia="FangSong" w:cs="Times New Roman"/>
-              </w:rPr>
-              <w:t>量出截距为</w:t>
-            </w:r>
-            <w:r>
-              <w:rPr>
-                <w:rFonts w:ascii="Times New Roman" w:hAnsi="Times New Roman" w:eastAsia="Times New Roman" w:cs="Times New Roman"/>
-              </w:rPr>
-              <w:t xml:space="preserve"> 1, 2, 2 </w:t>
-            </w:r>
-            <w:r>
-              <w:rPr>
-                <w:rFonts w:hint="eastAsia" w:ascii="Times New Roman" w:hAnsi="Times New Roman" w:eastAsia="FangSong" w:cs="Times New Roman"/>
-              </w:rPr>
-              <w:t xml:space="preserve">便误写为晶面</w:t>
-            </w:r>
-            <w:r>
-              <w:rPr>
-                <w:rFonts w:ascii="Times New Roman" w:hAnsi="Times New Roman" w:eastAsia="Times New Roman" w:cs="Times New Roman"/>
-              </w:rPr>
-              <w:t xml:space="preserve"> (122)。</w:t>
-            </w:r>
-          </w:p>
-        </w:tc>
-        <w:tc>
-          <w:tcPr/>
-          <w:p>
-            <w:pPr>
-              <w:pStyle w:val="Compact"/>
-              <w:jc w:val="center"/>
-            </w:pPr>
-            <w:r>
-              <w:rPr>
-                <w:rFonts w:hint="eastAsia" w:ascii="Times New Roman" w:hAnsi="Times New Roman" w:eastAsia="FangSong" w:cs="Times New Roman"/>
-              </w:rPr>
-              <w:t>必须执行三步法</w:t>
-            </w:r>
-            <w:r>
-              <w:rPr>
-                <w:rFonts w:hint="eastAsia" w:ascii="Times New Roman" w:hAnsi="Times New Roman" w:eastAsia="Times New Roman" w:cs="Times New Roman"/>
-              </w:rPr>
-              <w:t>：</w:t>
-            </w:r>
-            <w:r>
-              <w:rPr>
-                <w:rFonts w:hint="eastAsia" w:ascii="Times New Roman" w:hAnsi="Times New Roman" w:eastAsia="FangSong" w:cs="Times New Roman"/>
-              </w:rPr>
-              <w:t>截距</w:t>
-            </w:r>
-            <w:r>
-              <w:rPr>
-                <w:rFonts w:ascii="Times New Roman" w:hAnsi="Times New Roman" w:eastAsia="Times New Roman" w:cs="Times New Roman"/>
-              </w:rPr>
-              <w:t xml:space="preserve"> </w:t>
-            </w:r>
-            <m:oMath>
-              <m:r>
-                <m:rPr>
-                  <m:sty m:val="p"/>
-                </m:rPr>
-                <m:t>→</m:t>
-              </m:r>
-            </m:oMath>
-            <w:r>
-              <w:rPr>
-                <w:rFonts w:ascii="Times New Roman" w:hAnsi="Times New Roman" w:eastAsia="Times New Roman" w:cs="Times New Roman"/>
-              </w:rPr>
-              <w:t xml:space="preserve"> </w:t>
-            </w:r>
-            <w:r>
-              <w:rPr>
-                <w:rFonts w:hint="eastAsia" w:ascii="Times New Roman" w:hAnsi="Times New Roman" w:eastAsia="FangSong" w:cs="Times New Roman"/>
-              </w:rPr>
-              <w:t xml:space="preserve">倒数</w:t>
-            </w:r>
-            <w:r>
-              <w:rPr>
-                <w:rFonts w:ascii="Times New Roman" w:hAnsi="Times New Roman" w:eastAsia="Times New Roman" w:cs="Times New Roman"/>
-              </w:rPr>
-              <w:t xml:space="preserve"> </w:t>
-            </w:r>
-            <m:oMath>
-              <m:r>
-                <m:rPr>
-                  <m:sty m:val="p"/>
-                </m:rPr>
-                <m:t>→</m:t>
-              </m:r>
-            </m:oMath>
-            <w:r>
-              <w:rPr>
-                <w:rFonts w:ascii="Times New Roman" w:hAnsi="Times New Roman" w:eastAsia="Times New Roman" w:cs="Times New Roman"/>
-              </w:rPr>
-              <w:t xml:space="preserve"> </w:t>
-            </w:r>
-            <w:r>
-              <w:rPr>
-                <w:rFonts w:hint="eastAsia" w:ascii="Times New Roman" w:hAnsi="Times New Roman" w:eastAsia="FangSong" w:cs="Times New Roman"/>
-              </w:rPr>
-              <w:t>最简互质整数比</w:t>
-            </w:r>
-            <w:r>
-              <w:rPr>
-                <w:rFonts w:hint="eastAsia" w:ascii="Times New Roman" w:hAnsi="Times New Roman" w:eastAsia="Times New Roman" w:cs="Times New Roman"/>
-              </w:rPr>
-              <w:t>。</w:t>
-            </w:r>
-            <w:r>
-              <w:rPr>
-                <w:rFonts w:hint="eastAsia" w:ascii="Times New Roman" w:hAnsi="Times New Roman" w:eastAsia="FangSong" w:cs="Times New Roman"/>
-              </w:rPr>
-              <w:t>截距</w:t>
-            </w:r>
-            <w:r>
-              <w:rPr>
-                <w:rFonts w:ascii="Times New Roman" w:hAnsi="Times New Roman" w:eastAsia="Times New Roman" w:cs="Times New Roman"/>
-              </w:rPr>
-              <w:t xml:space="preserve"> 1, 2, 2 </w:t>
-            </w:r>
-            <w:r>
-              <w:rPr>
-                <w:rFonts w:hint="eastAsia" w:ascii="Times New Roman" w:hAnsi="Times New Roman" w:eastAsia="FangSong" w:cs="Times New Roman"/>
-              </w:rPr>
-              <w:t xml:space="preserve">的倒数为</w:t>
-            </w:r>
-            <w:r>
-              <w:rPr>
-                <w:rFonts w:ascii="Times New Roman" w:hAnsi="Times New Roman" w:eastAsia="Times New Roman" w:cs="Times New Roman"/>
-              </w:rPr>
-              <w:t xml:space="preserve"> 1, 1/2, </w:t>
-            </w:r>
-            <w:r>
-              <w:rPr>
-                <w:rFonts w:hint="eastAsia" w:ascii="Times New Roman" w:hAnsi="Times New Roman" w:eastAsia="Times New Roman" w:cs="Times New Roman"/>
-              </w:rPr>
-              <w:t>1/2，</w:t>
-            </w:r>
-            <w:r>
-              <w:rPr>
-                <w:rFonts w:hint="eastAsia" w:ascii="Times New Roman" w:hAnsi="Times New Roman" w:eastAsia="FangSong" w:cs="Times New Roman"/>
-              </w:rPr>
-              <w:t>通分乘以</w:t>
-            </w:r>
-            <w:r>
-              <w:rPr>
-                <w:rFonts w:ascii="Times New Roman" w:hAnsi="Times New Roman" w:eastAsia="Times New Roman" w:cs="Times New Roman"/>
-              </w:rPr>
-              <w:t xml:space="preserve"> 2 </w:t>
-            </w:r>
-            <w:r>
-              <w:rPr>
-                <w:rFonts w:hint="eastAsia" w:ascii="Times New Roman" w:hAnsi="Times New Roman" w:eastAsia="FangSong" w:cs="Times New Roman"/>
-              </w:rPr>
-              <w:t xml:space="preserve">得到真实的密勒指数应为</w:t>
-            </w:r>
-            <w:r>
-              <w:rPr>
-                <w:rFonts w:ascii="Times New Roman" w:hAnsi="Times New Roman" w:eastAsia="Times New Roman" w:cs="Times New Roman"/>
-              </w:rPr>
-              <w:t xml:space="preserve"> </w:t>
-            </w:r>
-            <w:r>
-              <w:rPr>
-                <w:rFonts w:hint="eastAsia" w:ascii="Times New Roman" w:hAnsi="Times New Roman" w:eastAsia="Times New Roman" w:cs="Times New Roman"/>
-              </w:rPr>
-              <w:t>(211)。</w:t>
-            </w:r>
-            <w:r>
-              <w:rPr>
-                <w:rFonts w:hint="eastAsia" w:ascii="Times New Roman" w:hAnsi="Times New Roman" w:eastAsia="FangSong" w:cs="Times New Roman"/>
-              </w:rPr>
-              <w:t>若截距平行某轴</w:t>
-            </w:r>
-            <w:r>
-              <w:rPr>
-                <w:rFonts w:hint="eastAsia" w:ascii="Times New Roman" w:hAnsi="Times New Roman" w:eastAsia="Times New Roman" w:cs="Times New Roman"/>
-              </w:rPr>
-              <w:t>，</w:t>
-            </w:r>
-            <w:r>
-              <w:rPr>
-                <w:rFonts w:hint="eastAsia" w:ascii="Times New Roman" w:hAnsi="Times New Roman" w:eastAsia="FangSong" w:cs="Times New Roman"/>
-              </w:rPr>
-              <w:t>倒数为</w:t>
-            </w:r>
-            <w:r>
-              <w:rPr>
-                <w:rFonts w:ascii="Times New Roman" w:hAnsi="Times New Roman" w:eastAsia="Times New Roman" w:cs="Times New Roman"/>
-              </w:rPr>
-              <w:t xml:space="preserve"> 0。</w:t>
-            </w:r>
-          </w:p>
-        </w:tc>
-      </w:tr>
-      <w:tr>
-        <w:tc>
-          <w:tcPr/>
-          <w:p>
-            <w:pPr>
-              <w:pStyle w:val="Compact"/>
-              <w:jc w:val="center"/>
-            </w:pPr>
-            <w:r>
-              <w:rPr>
-                <w:rFonts w:ascii="Times New Roman" w:hAnsi="Times New Roman" w:eastAsia="Times New Roman" w:cs="Times New Roman"/>
-                <w:b/>
-                <w:bCs/>
-              </w:rPr>
-              <w:t xml:space="preserve">5</w:t>
-            </w:r>
-          </w:p>
-        </w:tc>
-        <w:tc>
-          <w:tcPr/>
-          <w:p>
-            <w:pPr>
-              <w:pStyle w:val="Compact"/>
-              <w:jc w:val="center"/>
-            </w:pPr>
-            <w:r>
-              <w:rPr>
-                <w:rFonts w:hint="eastAsia" w:ascii="Times New Roman" w:hAnsi="Times New Roman" w:eastAsia="FangSong" w:cs="Times New Roman"/>
-                <w:b/>
-                <w:bCs/>
-              </w:rPr>
-              <w:t xml:space="preserve">布拉格方程中</w:t>
-            </w:r>
-            <w:r>
-              <w:rPr>
-                <w:rFonts w:ascii="Times New Roman" w:hAnsi="Times New Roman" w:eastAsia="Times New Roman" w:cs="Times New Roman"/>
-                <w:b/>
-                <w:bCs/>
-              </w:rPr>
-              <w:t xml:space="preserve"> </w:t>
-            </w:r>
-            <m:oMath>
-              <m:r>
-                <m:t>θ</m:t>
-              </m:r>
-            </m:oMath>
-            <w:r>
-              <w:rPr>
-                <w:rFonts w:ascii="Times New Roman" w:hAnsi="Times New Roman" w:eastAsia="Times New Roman" w:cs="Times New Roman"/>
-                <w:b/>
-                <w:bCs/>
-              </w:rPr>
-              <w:t xml:space="preserve"> </w:t>
-            </w:r>
-            <w:r>
-              <w:rPr>
-                <w:rFonts w:hint="eastAsia" w:ascii="Times New Roman" w:hAnsi="Times New Roman" w:eastAsia="FangSong" w:cs="Times New Roman"/>
-                <w:b/>
-                <w:bCs/>
-              </w:rPr>
-              <w:t xml:space="preserve">与</w:t>
-            </w:r>
-            <w:r>
-              <w:rPr>
-                <w:rFonts w:ascii="Times New Roman" w:hAnsi="Times New Roman" w:eastAsia="Times New Roman" w:cs="Times New Roman"/>
-                <w:b/>
-                <w:bCs/>
-              </w:rPr>
-              <w:t xml:space="preserve"> </w:t>
-            </w:r>
-            <m:oMath>
-              <m:r>
-                <m:t>2</m:t>
-              </m:r>
-              <m:r>
-                <m:t>θ</m:t>
-              </m:r>
-            </m:oMath>
-            <w:r>
-              <w:rPr>
-                <w:rFonts w:ascii="Times New Roman" w:hAnsi="Times New Roman" w:eastAsia="Times New Roman" w:cs="Times New Roman"/>
-                <w:b/>
-                <w:bCs/>
-              </w:rPr>
-              <w:t xml:space="preserve"> </w:t>
-            </w:r>
-            <w:r>
-              <w:rPr>
-                <w:rFonts w:hint="eastAsia" w:ascii="Times New Roman" w:hAnsi="Times New Roman" w:eastAsia="FangSong" w:cs="Times New Roman"/>
-                <w:b/>
-                <w:bCs/>
-              </w:rPr>
-              <w:t xml:space="preserve">颠倒</w:t>
-            </w:r>
-          </w:p>
-        </w:tc>
-        <w:tc>
-          <w:tcPr/>
-          <w:p>
-            <w:pPr>
-              <w:pStyle w:val="Compact"/>
-              <w:jc w:val="center"/>
-            </w:pPr>
-            <w:r>
-              <w:rPr>
-                <w:rFonts w:hint="eastAsia" w:ascii="Times New Roman" w:hAnsi="Times New Roman" w:eastAsia="FangSong" w:cs="Times New Roman"/>
-              </w:rPr>
-              <w:t>审题粗心</w:t>
-            </w:r>
-            <w:r>
-              <w:rPr>
-                <w:rFonts w:hint="eastAsia" w:ascii="Times New Roman" w:hAnsi="Times New Roman" w:eastAsia="Times New Roman" w:cs="Times New Roman"/>
-              </w:rPr>
-              <w:t>，</w:t>
-            </w:r>
-            <w:r>
-              <w:rPr>
-                <w:rFonts w:hint="eastAsia" w:ascii="Times New Roman" w:hAnsi="Times New Roman" w:eastAsia="FangSong" w:cs="Times New Roman"/>
-              </w:rPr>
-              <w:t>直接将粉末衍射</w:t>
-            </w:r>
-            <w:r>
-              <w:rPr>
-                <w:rFonts w:ascii="Times New Roman" w:hAnsi="Times New Roman" w:eastAsia="Times New Roman" w:cs="Times New Roman"/>
-              </w:rPr>
-              <w:t xml:space="preserve"> XRD </w:t>
-            </w:r>
-            <w:r>
-              <w:rPr>
-                <w:rFonts w:hint="eastAsia" w:ascii="Times New Roman" w:hAnsi="Times New Roman" w:eastAsia="FangSong" w:cs="Times New Roman"/>
-              </w:rPr>
-              <w:t xml:space="preserve">谱图横坐标给出的仪器角</w:t>
-            </w:r>
-            <w:r>
-              <w:rPr>
-                <w:rFonts w:ascii="Times New Roman" w:hAnsi="Times New Roman" w:eastAsia="Times New Roman" w:cs="Times New Roman"/>
-              </w:rPr>
-              <w:t xml:space="preserve"> </w:t>
-            </w:r>
-            <m:oMath>
-              <m:r>
-                <m:t>2</m:t>
-              </m:r>
-              <m:r>
-                <m:t>θ</m:t>
-              </m:r>
-              <m:r>
-                <m:rPr>
-                  <m:sty m:val="p"/>
-                </m:rPr>
-                <m:t>=</m:t>
-              </m:r>
-              <m:r>
-                <m:t>30</m:t>
-              </m:r>
-              <m:r>
-                <m:rPr>
-                  <m:sty m:val="p"/>
-                </m:rPr>
-                <m:t>°</m:t>
-              </m:r>
-            </m:oMath>
-            <w:r>
-              <w:rPr>
-                <w:rFonts w:ascii="Times New Roman" w:hAnsi="Times New Roman" w:eastAsia="Times New Roman" w:cs="Times New Roman"/>
-              </w:rPr>
-              <w:t xml:space="preserve"> </w:t>
-            </w:r>
-            <w:r>
-              <w:rPr>
-                <w:rFonts w:hint="eastAsia" w:ascii="Times New Roman" w:hAnsi="Times New Roman" w:eastAsia="FangSong" w:cs="Times New Roman"/>
-              </w:rPr>
-              <w:t xml:space="preserve">代入</w:t>
-            </w:r>
-            <w:r>
-              <w:rPr>
-                <w:rFonts w:ascii="Times New Roman" w:hAnsi="Times New Roman" w:eastAsia="Times New Roman" w:cs="Times New Roman"/>
-              </w:rPr>
-              <w:t xml:space="preserve"> </w:t>
-            </w:r>
-            <m:oMath>
-              <m:r>
-                <m:t>λ</m:t>
-              </m:r>
-              <m:r>
-                <m:rPr>
-                  <m:sty m:val="p"/>
-                </m:rPr>
-                <m:t>=</m:t>
-              </m:r>
-              <m:r>
-                <m:t>2</m:t>
-              </m:r>
-              <m:r>
-                <m:t>d</m:t>
-              </m:r>
-              <m:r>
-                <m:rPr>
-                  <m:sty m:val="p"/>
-                </m:rPr>
-                <m:t>sin</m:t>
-              </m:r>
-              <m:r>
-                <m:t>θ</m:t>
-              </m:r>
-            </m:oMath>
-            <w:r>
-              <w:rPr>
-                <w:rFonts w:ascii="Times New Roman" w:hAnsi="Times New Roman" w:eastAsia="Times New Roman" w:cs="Times New Roman"/>
-              </w:rPr>
-              <w:t xml:space="preserve"> </w:t>
-            </w:r>
-            <w:r>
-              <w:rPr>
-                <w:rFonts w:hint="eastAsia" w:ascii="Times New Roman" w:hAnsi="Times New Roman" w:eastAsia="FangSong" w:cs="Times New Roman"/>
-              </w:rPr>
-              <w:t>中计算</w:t>
-            </w:r>
-            <w:r>
-              <w:rPr>
-                <w:rFonts w:hint="eastAsia" w:ascii="Times New Roman" w:hAnsi="Times New Roman" w:eastAsia="Times New Roman" w:cs="Times New Roman"/>
-              </w:rPr>
-              <w:t>。</w:t>
-            </w:r>
-          </w:p>
-        </w:tc>
-        <w:tc>
-          <w:tcPr/>
-          <w:p>
-            <w:pPr>
-              <w:pStyle w:val="Compact"/>
-              <w:jc w:val="center"/>
-            </w:pPr>
-            <w:r>
-              <w:rPr>
-                <w:rFonts w:hint="eastAsia" w:ascii="Times New Roman" w:hAnsi="Times New Roman" w:eastAsia="FangSong" w:cs="Times New Roman"/>
-              </w:rPr>
-              <w:t>必须时刻保持警惕</w:t>
-            </w:r>
-            <w:r>
-              <w:rPr>
-                <w:rFonts w:hint="eastAsia" w:ascii="Times New Roman" w:hAnsi="Times New Roman" w:eastAsia="Times New Roman" w:cs="Times New Roman"/>
-              </w:rPr>
-              <w:t>：</w:t>
-            </w:r>
-            <w:r>
-              <w:rPr>
-                <w:rFonts w:hint="eastAsia" w:ascii="Times New Roman" w:hAnsi="Times New Roman" w:eastAsia="FangSong" w:cs="Times New Roman"/>
-              </w:rPr>
-              <w:t>仪器探测器记录的是直射偏转角</w:t>
-            </w:r>
-            <w:r>
-              <w:rPr>
-                <w:rFonts w:ascii="Times New Roman" w:hAnsi="Times New Roman" w:eastAsia="Times New Roman" w:cs="Times New Roman"/>
-              </w:rPr>
-              <w:t xml:space="preserve"> </w:t>
-            </w:r>
-            <m:oMath>
-              <m:r>
-                <m:t>2</m:t>
-              </m:r>
-              <m:r>
-                <m:t>θ</m:t>
-              </m:r>
-            </m:oMath>
-            <w:r>
-              <w:rPr>
-                <w:rFonts w:hint="eastAsia" w:ascii="Times New Roman" w:hAnsi="Times New Roman" w:eastAsia="Times New Roman" w:cs="Times New Roman"/>
-              </w:rPr>
-              <w:t>，</w:t>
-            </w:r>
-            <w:r>
-              <w:rPr>
-                <w:rFonts w:hint="eastAsia" w:ascii="Times New Roman" w:hAnsi="Times New Roman" w:eastAsia="FangSong" w:cs="Times New Roman"/>
-              </w:rPr>
-              <w:t>布拉格定律中的</w:t>
-            </w:r>
-            <w:r>
-              <w:rPr>
-                <w:rFonts w:ascii="Times New Roman" w:hAnsi="Times New Roman" w:eastAsia="Times New Roman" w:cs="Times New Roman"/>
-              </w:rPr>
-              <w:t xml:space="preserve"> </w:t>
-            </w:r>
-            <m:oMath>
-              <m:r>
-                <m:t>θ</m:t>
-              </m:r>
-            </m:oMath>
-            <w:r>
-              <w:rPr>
-                <w:rFonts w:ascii="Times New Roman" w:hAnsi="Times New Roman" w:eastAsia="Times New Roman" w:cs="Times New Roman"/>
-              </w:rPr>
-              <w:t xml:space="preserve"> </w:t>
-            </w:r>
-            <w:r>
-              <w:rPr>
-                <w:rFonts w:hint="eastAsia" w:ascii="Times New Roman" w:hAnsi="Times New Roman" w:eastAsia="FangSong" w:cs="Times New Roman"/>
-              </w:rPr>
-              <w:t xml:space="preserve">必须先除以</w:t>
-            </w:r>
-            <w:r>
-              <w:rPr>
-                <w:rFonts w:ascii="Times New Roman" w:hAnsi="Times New Roman" w:eastAsia="Times New Roman" w:cs="Times New Roman"/>
-              </w:rPr>
-              <w:t xml:space="preserve"> </w:t>
-            </w:r>
-            <w:r>
-              <w:rPr>
-                <w:rFonts w:hint="eastAsia" w:ascii="Times New Roman" w:hAnsi="Times New Roman" w:eastAsia="Times New Roman" w:cs="Times New Roman"/>
-              </w:rPr>
-              <w:t>2（</w:t>
-            </w:r>
-            <w:r>
-              <w:rPr>
-                <w:rFonts w:hint="eastAsia" w:ascii="Times New Roman" w:hAnsi="Times New Roman" w:eastAsia="FangSong" w:cs="Times New Roman"/>
-              </w:rPr>
-              <w:t>取</w:t>
-            </w:r>
-            <w:r>
-              <w:rPr>
-                <w:rFonts w:ascii="Times New Roman" w:hAnsi="Times New Roman" w:eastAsia="Times New Roman" w:cs="Times New Roman"/>
-              </w:rPr>
-              <w:t xml:space="preserve"> </w:t>
-            </w:r>
-            <m:oMath>
-              <m:r>
-                <m:t>θ</m:t>
-              </m:r>
-              <m:r>
-                <m:rPr>
-                  <m:sty m:val="p"/>
-                </m:rPr>
-                <m:t>=</m:t>
-              </m:r>
-              <m:r>
-                <m:t>15</m:t>
-              </m:r>
-              <m:r>
-                <m:rPr>
-                  <m:sty m:val="p"/>
-                </m:rPr>
-                <m:t>°</m:t>
-              </m:r>
-            </m:oMath>
-            <w:r>
-              <w:rPr>
-                <w:rFonts w:hint="eastAsia" w:ascii="Times New Roman" w:hAnsi="Times New Roman" w:eastAsia="Times New Roman" w:cs="Times New Roman"/>
-              </w:rPr>
-              <w:t>）</w:t>
-            </w:r>
-            <w:r>
-              <w:rPr>
-                <w:rFonts w:hint="eastAsia" w:ascii="Times New Roman" w:hAnsi="Times New Roman" w:eastAsia="FangSong" w:cs="Times New Roman"/>
-              </w:rPr>
-              <w:t>方可代入正弦函数</w:t>
-            </w:r>
-            <w:r>
-              <w:rPr>
-                <w:rFonts w:hint="eastAsia" w:ascii="Times New Roman" w:hAnsi="Times New Roman" w:eastAsia="Times New Roman" w:cs="Times New Roman"/>
-              </w:rPr>
-              <w:t>，</w:t>
-            </w:r>
-            <w:r>
-              <w:rPr>
-                <w:rFonts w:hint="eastAsia" w:ascii="Times New Roman" w:hAnsi="Times New Roman" w:eastAsia="FangSong" w:cs="Times New Roman"/>
-              </w:rPr>
-              <w:t>否则面间距计算出现两倍偏差</w:t>
-            </w:r>
-            <w:r>
-              <w:rPr>
-                <w:rFonts w:hint="eastAsia" w:ascii="Times New Roman" w:hAnsi="Times New Roman" w:eastAsia="Times New Roman" w:cs="Times New Roman"/>
-              </w:rPr>
-              <w:t>。</w:t>
-            </w:r>
-          </w:p>
-        </w:tc>
-      </w:tr>
-      <w:tr>
-        <w:tc>
-          <w:tcPr/>
-          <w:p>
-            <w:pPr>
-              <w:pStyle w:val="Compact"/>
-              <w:jc w:val="center"/>
-            </w:pPr>
-            <w:r>
-              <w:rPr>
-                <w:rFonts w:ascii="Times New Roman" w:hAnsi="Times New Roman" w:eastAsia="Times New Roman" w:cs="Times New Roman"/>
-                <w:b/>
-                <w:bCs/>
-              </w:rPr>
-              <w:t xml:space="preserve">6</w:t>
-            </w:r>
-          </w:p>
-        </w:tc>
-        <w:tc>
-          <w:tcPr/>
-          <w:p>
-            <w:pPr>
-              <w:pStyle w:val="Compact"/>
-              <w:jc w:val="center"/>
-            </w:pPr>
-            <w:r>
-              <w:rPr>
-                <w:rFonts w:hint="eastAsia" w:ascii="Times New Roman" w:hAnsi="Times New Roman" w:eastAsia="FangSong" w:cs="Times New Roman"/>
-                <w:b/>
-                <w:bCs/>
-              </w:rPr>
-              <w:t xml:space="preserve">六方密堆积晶胞轴比记错</w:t>
-            </w:r>
-          </w:p>
-        </w:tc>
-        <w:tc>
-          <w:tcPr/>
-          <w:p>
-            <w:pPr>
-              <w:pStyle w:val="Compact"/>
-              <w:jc w:val="center"/>
-            </w:pPr>
-            <w:r>
-              <w:rPr>
-                <w:rFonts w:hint="eastAsia" w:ascii="Times New Roman" w:hAnsi="Times New Roman" w:eastAsia="FangSong" w:cs="Times New Roman"/>
-              </w:rPr>
-              <w:t xml:space="preserve">在由</w:t>
-            </w:r>
-            <w:r>
-              <w:rPr>
-                <w:rFonts w:ascii="Times New Roman" w:hAnsi="Times New Roman" w:eastAsia="Times New Roman" w:cs="Times New Roman"/>
-              </w:rPr>
-              <w:t xml:space="preserve"> </w:t>
-            </w:r>
-            <m:oMath>
-              <m:r>
-                <m:t>a</m:t>
-              </m:r>
-            </m:oMath>
-            <w:r>
-              <w:rPr>
-                <w:rFonts w:ascii="Times New Roman" w:hAnsi="Times New Roman" w:eastAsia="Times New Roman" w:cs="Times New Roman"/>
-              </w:rPr>
-              <w:t xml:space="preserve"> </w:t>
-            </w:r>
-            <w:r>
-              <w:rPr>
-                <w:rFonts w:hint="eastAsia" w:ascii="Times New Roman" w:hAnsi="Times New Roman" w:eastAsia="FangSong" w:cs="Times New Roman"/>
-              </w:rPr>
-              <w:t xml:space="preserve">求算六方晶胞体积</w:t>
-            </w:r>
-            <w:r>
-              <w:rPr>
-                <w:rFonts w:ascii="Times New Roman" w:hAnsi="Times New Roman" w:eastAsia="Times New Roman" w:cs="Times New Roman"/>
-              </w:rPr>
-              <w:t xml:space="preserve"> </w:t>
-            </w:r>
-            <m:oMath>
-              <m:r>
-                <m:t>V</m:t>
-              </m:r>
-            </m:oMath>
-            <w:r>
-              <w:rPr>
-                <w:rFonts w:ascii="Times New Roman" w:hAnsi="Times New Roman" w:eastAsia="Times New Roman" w:cs="Times New Roman"/>
-              </w:rPr>
-              <w:t xml:space="preserve"> </w:t>
-            </w:r>
-            <w:r>
-              <w:rPr>
-                <w:rFonts w:hint="eastAsia" w:ascii="Times New Roman" w:hAnsi="Times New Roman" w:eastAsia="FangSong" w:cs="Times New Roman"/>
-              </w:rPr>
-              <w:t>时</w:t>
-            </w:r>
-            <w:r>
-              <w:rPr>
-                <w:rFonts w:hint="eastAsia" w:ascii="Times New Roman" w:hAnsi="Times New Roman" w:eastAsia="Times New Roman" w:cs="Times New Roman"/>
-              </w:rPr>
-              <w:t>，</w:t>
-            </w:r>
-            <w:r>
-              <w:rPr>
-                <w:rFonts w:hint="eastAsia" w:ascii="Times New Roman" w:hAnsi="Times New Roman" w:eastAsia="FangSong" w:cs="Times New Roman"/>
-              </w:rPr>
-              <w:t>误以为高</w:t>
-            </w:r>
-            <w:r>
-              <w:rPr>
-                <w:rFonts w:ascii="Times New Roman" w:hAnsi="Times New Roman" w:eastAsia="Times New Roman" w:cs="Times New Roman"/>
-              </w:rPr>
-              <w:t xml:space="preserve"> </w:t>
-            </w:r>
-            <m:oMath>
-              <m:r>
-                <m:t>c</m:t>
-              </m:r>
-              <m:r>
-                <m:rPr>
-                  <m:sty m:val="p"/>
-                </m:rPr>
-                <m:t>=</m:t>
-              </m:r>
-              <m:r>
-                <m:t>a</m:t>
-              </m:r>
-            </m:oMath>
-            <w:r>
-              <w:rPr>
-                <w:rFonts w:ascii="Times New Roman" w:hAnsi="Times New Roman" w:eastAsia="Times New Roman" w:cs="Times New Roman"/>
-              </w:rPr>
-              <w:t xml:space="preserve"> </w:t>
-            </w:r>
-            <w:r>
-              <w:rPr>
-                <w:rFonts w:hint="eastAsia" w:ascii="Times New Roman" w:hAnsi="Times New Roman" w:eastAsia="FangSong" w:cs="Times New Roman"/>
-              </w:rPr>
-              <w:t xml:space="preserve">或</w:t>
-            </w:r>
-            <w:r>
-              <w:rPr>
-                <w:rFonts w:ascii="Times New Roman" w:hAnsi="Times New Roman" w:eastAsia="Times New Roman" w:cs="Times New Roman"/>
-              </w:rPr>
-              <w:t xml:space="preserve"> </w:t>
-            </w:r>
-            <m:oMath>
-              <m:r>
-                <m:t>c</m:t>
-              </m:r>
-              <m:r>
-                <m:rPr>
-                  <m:sty m:val="p"/>
-                </m:rPr>
-                <m:t>=</m:t>
-              </m:r>
-              <m:r>
-                <m:t>2</m:t>
-              </m:r>
-              <m:r>
-                <m:t>a</m:t>
-              </m:r>
-            </m:oMath>
-            <w:r>
-              <w:rPr>
-                <w:rFonts w:ascii="Times New Roman" w:hAnsi="Times New Roman" w:eastAsia="Times New Roman" w:cs="Times New Roman"/>
-              </w:rPr>
-              <w:t xml:space="preserve">。</w:t>
-            </w:r>
-          </w:p>
-        </w:tc>
-        <w:tc>
-          <w:tcPr/>
-          <w:p>
-            <w:pPr>
-              <w:pStyle w:val="Compact"/>
-              <w:jc w:val="center"/>
-            </w:pPr>
-            <w:r>
-              <w:rPr>
-                <w:rFonts w:hint="eastAsia" w:ascii="Times New Roman" w:hAnsi="Times New Roman" w:eastAsia="FangSong" w:cs="Times New Roman"/>
-              </w:rPr>
-              <w:t>必须牢记刚球相切理想轴比</w:t>
-            </w:r>
-            <w:r>
-              <w:rPr>
-                <w:rFonts w:hint="eastAsia" w:ascii="Times New Roman" w:hAnsi="Times New Roman" w:eastAsia="Times New Roman" w:cs="Times New Roman"/>
-              </w:rPr>
-              <w:t>：</w:t>
-            </w:r>
-            <w:r>
-              <w:rPr>
-                <w:rFonts w:hint="eastAsia" w:ascii="Times New Roman" w:hAnsi="Times New Roman" w:eastAsia="FangSong" w:cs="Times New Roman"/>
-              </w:rPr>
-              <w:t>六方最密堆积中理想高度比</w:t>
-            </w:r>
-            <w:r>
-              <w:rPr>
-                <w:rFonts w:ascii="Times New Roman" w:hAnsi="Times New Roman" w:eastAsia="Times New Roman" w:cs="Times New Roman"/>
-              </w:rPr>
-              <w:t xml:space="preserve"> </w:t>
-            </w:r>
-            <m:oMath>
-              <m:r>
-                <m:t>c</m:t>
-              </m:r>
-              <m:r>
-                <m:rPr>
-                  <m:sty m:val="p"/>
-                </m:rPr>
-                <m:t>/</m:t>
-              </m:r>
-              <m:r>
-                <m:t>a</m:t>
-              </m:r>
-              <m:r>
-                <m:rPr>
-                  <m:sty m:val="p"/>
-                </m:rPr>
-                <m:t>=</m:t>
-              </m:r>
-              <m:rad>
-                <m:radPr>
-                  <m:degHide m:val="on"/>
-                </m:radPr>
-                <m:deg/>
-                <m:e>
-                  <m:r>
-                    <m:t>8</m:t>
-                  </m:r>
-                  <m:r>
-                    <m:rPr>
-                      <m:sty m:val="p"/>
-                    </m:rPr>
-                    <m:t>/</m:t>
-                  </m:r>
-                  <m:r>
-                    <m:t>3</m:t>
-                  </m:r>
-                </m:e>
-              </m:rad>
-              <m:r>
-                <m:rPr>
-                  <m:sty m:val="p"/>
-                </m:rPr>
-                <m:t>≈</m:t>
-              </m:r>
-              <m:r>
-                <m:t>1.633</m:t>
-              </m:r>
-            </m:oMath>
-            <w:r>
-              <w:rPr>
-                <w:rFonts w:hint="eastAsia" w:ascii="Times New Roman" w:hAnsi="Times New Roman" w:eastAsia="Times New Roman" w:cs="Times New Roman"/>
-              </w:rPr>
-              <w:t>。</w:t>
-            </w:r>
-            <w:r>
-              <w:rPr>
-                <w:rFonts w:hint="eastAsia" w:ascii="Times New Roman" w:hAnsi="Times New Roman" w:eastAsia="FangSong" w:cs="Times New Roman"/>
-              </w:rPr>
-              <w:t>晶胞体积公式</w:t>
-            </w:r>
-            <w:r>
-              <w:rPr>
-                <w:rFonts w:ascii="Times New Roman" w:hAnsi="Times New Roman" w:eastAsia="Times New Roman" w:cs="Times New Roman"/>
-              </w:rPr>
-              <w:t xml:space="preserve"> </w:t>
-            </w:r>
-            <m:oMath>
-              <m:r>
-                <m:t>V</m:t>
-              </m:r>
-              <m:r>
-                <m:rPr>
-                  <m:sty m:val="p"/>
-                </m:rPr>
-                <m:t>=</m:t>
-              </m:r>
-              <m:f>
-                <m:fPr>
-                  <m:type m:val="bar"/>
-                </m:fPr>
-                <m:num>
-                  <m:rad>
-                    <m:radPr>
-                      <m:degHide m:val="on"/>
-                    </m:radPr>
-                    <m:deg/>
-                    <m:e>
-                      <m:r>
-                        <m:t>3</m:t>
-                      </m:r>
-                    </m:e>
-                  </m:rad>
-                </m:num>
-                <m:den>
-                  <m:r>
-                    <m:t>2</m:t>
-                  </m:r>
-                </m:den>
-              </m:f>
-              <m:sSup>
-                <m:e>
-                  <m:r>
-                    <m:t>a</m:t>
-                  </m:r>
-                </m:e>
-                <m:sup>
-                  <m:r>
-                    <m:t>2</m:t>
-                  </m:r>
-                </m:sup>
-              </m:sSup>
-              <m:r>
-                <m:t>c</m:t>
-              </m:r>
-              <m:r>
-                <m:rPr>
-                  <m:sty m:val="p"/>
-                </m:rPr>
-                <m:t>=</m:t>
-              </m:r>
-              <m:f>
-                <m:fPr>
-                  <m:type m:val="bar"/>
-                </m:fPr>
-                <m:num>
-                  <m:rad>
-                    <m:radPr>
-                      <m:degHide m:val="on"/>
-                    </m:radPr>
-                    <m:deg/>
-                    <m:e>
-                      <m:r>
-                        <m:t>3</m:t>
-                      </m:r>
-                    </m:e>
-                  </m:rad>
-                </m:num>
-                <m:den>
-                  <m:r>
-                    <m:t>2</m:t>
-                  </m:r>
-                </m:den>
-              </m:f>
-              <m:sSup>
-                <m:e>
-                  <m:r>
-                    <m:t>a</m:t>
-                  </m:r>
-                </m:e>
-                <m:sup>
-                  <m:r>
-                    <m:t>3</m:t>
-                  </m:r>
-                </m:sup>
-              </m:sSup>
-              <m:rad>
-                <m:radPr>
-                  <m:degHide m:val="on"/>
-                </m:radPr>
-                <m:deg/>
-                <m:e>
-                  <m:r>
-                    <m:t>8</m:t>
-                  </m:r>
-                  <m:r>
-                    <m:rPr>
-                      <m:sty m:val="p"/>
-                    </m:rPr>
-                    <m:t>/</m:t>
-                  </m:r>
-                  <m:r>
-                    <m:t>3</m:t>
-                  </m:r>
-                </m:e>
-              </m:rad>
-              <m:r>
-                <m:rPr>
-                  <m:sty m:val="p"/>
-                </m:rPr>
-                <m:t>=</m:t>
-              </m:r>
-              <m:rad>
-                <m:radPr>
-                  <m:degHide m:val="on"/>
-                </m:radPr>
-                <m:deg/>
-                <m:e>
-                  <m:r>
-                    <m:t>2</m:t>
-                  </m:r>
-                </m:e>
-              </m:rad>
-              <m:sSup>
-                <m:e>
-                  <m:r>
-                    <m:t>a</m:t>
-                  </m:r>
-                </m:e>
-                <m:sup>
-                  <m:r>
-                    <m:t>3</m:t>
-                  </m:r>
-                </m:sup>
-              </m:sSup>
-            </m:oMath>
-            <w:r>
-              <w:rPr>
-                <w:rFonts w:ascii="Times New Roman" w:hAnsi="Times New Roman" w:eastAsia="Times New Roman" w:cs="Times New Roman"/>
-              </w:rPr>
-              <w:t xml:space="preserve">。</w:t>
-            </w:r>
-          </w:p>
-        </w:tc>
-      </w:tr>
-      <w:tr>
-        <w:tc>
-          <w:tcPr/>
-          <w:p>
-            <w:pPr>
-              <w:pStyle w:val="Compact"/>
-              <w:jc w:val="center"/>
-            </w:pPr>
-            <w:r>
-              <w:rPr>
-                <w:rFonts w:ascii="Times New Roman" w:hAnsi="Times New Roman" w:eastAsia="Times New Roman" w:cs="Times New Roman"/>
-                <w:b/>
-                <w:bCs/>
-              </w:rPr>
-              <w:t xml:space="preserve">7</w:t>
-            </w:r>
-          </w:p>
-        </w:tc>
-        <w:tc>
-          <w:tcPr/>
-          <w:p>
-            <w:pPr>
-              <w:pStyle w:val="Compact"/>
-              <w:jc w:val="center"/>
-            </w:pPr>
-            <w:r>
-              <w:rPr>
-                <w:rFonts w:hint="eastAsia" w:ascii="Times New Roman" w:hAnsi="Times New Roman" w:eastAsia="FangSong" w:cs="Times New Roman"/>
-                <w:b/>
-                <w:bCs/>
-              </w:rPr>
-              <w:t xml:space="preserve">钙钛矿结构不同视角数错</w:t>
-            </w:r>
-          </w:p>
-        </w:tc>
-        <w:tc>
-          <w:tcPr/>
-          <w:p>
-            <w:pPr>
-              <w:pStyle w:val="Compact"/>
-              <w:jc w:val="center"/>
-            </w:pPr>
-            <w:r>
-              <w:rPr>
-                <w:rFonts w:hint="eastAsia" w:ascii="Times New Roman" w:hAnsi="Times New Roman" w:eastAsia="FangSong" w:cs="Times New Roman"/>
-              </w:rPr>
-              <w:t xml:space="preserve">题目将晶胞原点选在过渡金属</w:t>
-            </w:r>
-            <w:r>
-              <w:rPr>
-                <w:rFonts w:ascii="Times New Roman" w:hAnsi="Times New Roman" w:eastAsia="Times New Roman" w:cs="Times New Roman"/>
-              </w:rPr>
-              <w:t xml:space="preserve"> B </w:t>
-            </w:r>
-            <w:r>
-              <w:rPr>
-                <w:rFonts w:hint="eastAsia" w:ascii="Times New Roman" w:hAnsi="Times New Roman" w:eastAsia="FangSong" w:cs="Times New Roman"/>
-              </w:rPr>
-              <w:t>位</w:t>
-            </w:r>
-            <w:r>
-              <w:rPr>
-                <w:rFonts w:hint="eastAsia" w:ascii="Times New Roman" w:hAnsi="Times New Roman" w:eastAsia="Times New Roman" w:cs="Times New Roman"/>
-              </w:rPr>
-              <w:t>（B</w:t>
-            </w:r>
-            <w:r>
-              <w:rPr>
-                <w:rFonts w:ascii="Times New Roman" w:hAnsi="Times New Roman" w:eastAsia="Times New Roman" w:cs="Times New Roman"/>
-              </w:rPr>
-              <w:t xml:space="preserve"> </w:t>
-            </w:r>
-            <w:r>
-              <w:rPr>
-                <w:rFonts w:hint="eastAsia" w:ascii="Times New Roman" w:hAnsi="Times New Roman" w:eastAsia="FangSong" w:cs="Times New Roman"/>
-              </w:rPr>
-              <w:t>在顶角</w:t>
-            </w:r>
-            <w:r>
-              <w:rPr>
-                <w:rFonts w:hint="eastAsia" w:ascii="Times New Roman" w:hAnsi="Times New Roman" w:eastAsia="Times New Roman" w:cs="Times New Roman"/>
-              </w:rPr>
-              <w:t>，A</w:t>
-            </w:r>
-            <w:r>
-              <w:rPr>
-                <w:rFonts w:ascii="Times New Roman" w:hAnsi="Times New Roman" w:eastAsia="Times New Roman" w:cs="Times New Roman"/>
-              </w:rPr>
-              <w:t xml:space="preserve"> </w:t>
-            </w:r>
-            <w:r>
-              <w:rPr>
-                <w:rFonts w:hint="eastAsia" w:ascii="Times New Roman" w:hAnsi="Times New Roman" w:eastAsia="FangSong" w:cs="Times New Roman"/>
-              </w:rPr>
-              <w:t>在体心</w:t>
-            </w:r>
-            <w:r>
-              <w:rPr>
-                <w:rFonts w:hint="eastAsia" w:ascii="Times New Roman" w:hAnsi="Times New Roman" w:eastAsia="Times New Roman" w:cs="Times New Roman"/>
-              </w:rPr>
-              <w:t>，O</w:t>
-            </w:r>
-            <w:r>
-              <w:rPr>
-                <w:rFonts w:ascii="Times New Roman" w:hAnsi="Times New Roman" w:eastAsia="Times New Roman" w:cs="Times New Roman"/>
-              </w:rPr>
-              <w:t xml:space="preserve"> </w:t>
-            </w:r>
-            <w:r>
-              <w:rPr>
-                <w:rFonts w:hint="eastAsia" w:ascii="Times New Roman" w:hAnsi="Times New Roman" w:eastAsia="FangSong" w:cs="Times New Roman"/>
-              </w:rPr>
-              <w:t>在棱心</w:t>
-            </w:r>
-            <w:r>
-              <w:rPr>
-                <w:rFonts w:hint="eastAsia" w:ascii="Times New Roman" w:hAnsi="Times New Roman" w:eastAsia="Times New Roman" w:cs="Times New Roman"/>
-              </w:rPr>
-              <w:t>）</w:t>
-            </w:r>
-            <w:r>
-              <w:rPr>
-                <w:rFonts w:hint="eastAsia" w:ascii="Times New Roman" w:hAnsi="Times New Roman" w:eastAsia="FangSong" w:cs="Times New Roman"/>
-              </w:rPr>
-              <w:t>时</w:t>
-            </w:r>
-            <w:r>
-              <w:rPr>
-                <w:rFonts w:hint="eastAsia" w:ascii="Times New Roman" w:hAnsi="Times New Roman" w:eastAsia="Times New Roman" w:cs="Times New Roman"/>
-              </w:rPr>
-              <w:t>，</w:t>
-            </w:r>
-            <w:r>
-              <w:rPr>
-                <w:rFonts w:hint="eastAsia" w:ascii="Times New Roman" w:hAnsi="Times New Roman" w:eastAsia="FangSong" w:cs="Times New Roman"/>
-              </w:rPr>
-              <w:t>由于思维定势仍在按传统顶角算</w:t>
-            </w:r>
-            <w:r>
-              <w:rPr>
-                <w:rFonts w:ascii="Times New Roman" w:hAnsi="Times New Roman" w:eastAsia="Times New Roman" w:cs="Times New Roman"/>
-              </w:rPr>
-              <w:t xml:space="preserve"> A </w:t>
-            </w:r>
-            <w:r>
-              <w:rPr>
-                <w:rFonts w:hint="eastAsia" w:ascii="Times New Roman" w:hAnsi="Times New Roman" w:eastAsia="FangSong" w:cs="Times New Roman"/>
-              </w:rPr>
-              <w:t>位</w:t>
-            </w:r>
-            <w:r>
-              <w:rPr>
-                <w:rFonts w:hint="eastAsia" w:ascii="Times New Roman" w:hAnsi="Times New Roman" w:eastAsia="Times New Roman" w:cs="Times New Roman"/>
-              </w:rPr>
-              <w:t>。</w:t>
-            </w:r>
-          </w:p>
-        </w:tc>
-        <w:tc>
-          <w:tcPr/>
-          <w:p>
-            <w:pPr>
-              <w:pStyle w:val="Compact"/>
-              <w:jc w:val="center"/>
-            </w:pPr>
-            <w:r>
-              <w:rPr>
-                <w:rFonts w:hint="eastAsia" w:ascii="Times New Roman" w:hAnsi="Times New Roman" w:eastAsia="FangSong" w:cs="Times New Roman"/>
-              </w:rPr>
-              <w:t>审题第一步必须先看图例标定</w:t>
-            </w:r>
-            <w:r>
-              <w:rPr>
-                <w:rFonts w:hint="eastAsia" w:ascii="Times New Roman" w:hAnsi="Times New Roman" w:eastAsia="Times New Roman" w:cs="Times New Roman"/>
-              </w:rPr>
-              <w:t>：</w:t>
-            </w:r>
-            <w:r>
-              <w:rPr>
-                <w:rFonts w:hint="eastAsia" w:ascii="Times New Roman" w:hAnsi="Times New Roman" w:eastAsia="FangSong" w:cs="Times New Roman"/>
-              </w:rPr>
-              <w:t>若</w:t>
-            </w:r>
-            <w:r>
-              <w:rPr>
-                <w:rFonts w:ascii="Times New Roman" w:hAnsi="Times New Roman" w:eastAsia="Times New Roman" w:cs="Times New Roman"/>
-              </w:rPr>
-              <w:t xml:space="preserve"> Ti </w:t>
-            </w:r>
-            <w:r>
-              <w:rPr>
-                <w:rFonts w:hint="eastAsia" w:ascii="Times New Roman" w:hAnsi="Times New Roman" w:eastAsia="FangSong" w:cs="Times New Roman"/>
-              </w:rPr>
-              <w:t>处于顶角</w:t>
-            </w:r>
-            <w:r>
-              <w:rPr>
-                <w:rFonts w:hint="eastAsia" w:ascii="Times New Roman" w:hAnsi="Times New Roman" w:eastAsia="Times New Roman" w:cs="Times New Roman"/>
-              </w:rPr>
-              <w:t>（</w:t>
-            </w:r>
-            <m:oMath>
-              <m:r>
-                <m:t>8</m:t>
-              </m:r>
-              <m:r>
-                <m:rPr>
-                  <m:sty m:val="p"/>
-                </m:rPr>
-                <m:t>×</m:t>
-              </m:r>
-              <m:r>
-                <m:t>1</m:t>
-              </m:r>
-              <m:r>
-                <m:rPr>
-                  <m:sty m:val="p"/>
-                </m:rPr>
-                <m:t>/</m:t>
-              </m:r>
-              <m:r>
-                <m:t>8</m:t>
-              </m:r>
-              <m:r>
-                <m:rPr>
-                  <m:sty m:val="p"/>
-                </m:rPr>
-                <m:t>=</m:t>
-              </m:r>
-              <m:r>
-                <m:t>1</m:t>
-              </m:r>
-            </m:oMath>
-            <w:r>
-              <w:rPr>
-                <w:rFonts w:hint="eastAsia" w:ascii="Times New Roman" w:hAnsi="Times New Roman" w:eastAsia="Times New Roman" w:cs="Times New Roman"/>
-              </w:rPr>
-              <w:t>），</w:t>
-            </w:r>
-            <w:r>
-              <w:rPr>
-                <w:rFonts w:hint="eastAsia" w:ascii="Times New Roman" w:hAnsi="Times New Roman" w:eastAsia="FangSong" w:cs="Times New Roman"/>
-              </w:rPr>
-              <w:t>则</w:t>
-            </w:r>
-            <w:r>
-              <w:rPr>
-                <w:rFonts w:ascii="Times New Roman" w:hAnsi="Times New Roman" w:eastAsia="Times New Roman" w:cs="Times New Roman"/>
-              </w:rPr>
-              <w:t xml:space="preserve"> Ca </w:t>
-            </w:r>
-            <w:r>
-              <w:rPr>
-                <w:rFonts w:hint="eastAsia" w:ascii="Times New Roman" w:hAnsi="Times New Roman" w:eastAsia="FangSong" w:cs="Times New Roman"/>
-              </w:rPr>
-              <w:t>必定处于体心</w:t>
-            </w:r>
-            <w:r>
-              <w:rPr>
-                <w:rFonts w:hint="eastAsia" w:ascii="Times New Roman" w:hAnsi="Times New Roman" w:eastAsia="Times New Roman" w:cs="Times New Roman"/>
-              </w:rPr>
-              <w:t>（</w:t>
-            </w:r>
-            <m:oMath>
-              <m:r>
-                <m:t>1</m:t>
-              </m:r>
-              <m:r>
-                <m:rPr>
-                  <m:sty m:val="p"/>
-                </m:rPr>
-                <m:t>×</m:t>
-              </m:r>
-              <m:r>
-                <m:t>1</m:t>
-              </m:r>
-              <m:r>
-                <m:rPr>
-                  <m:sty m:val="p"/>
-                </m:rPr>
-                <m:t>=</m:t>
-              </m:r>
-              <m:r>
-                <m:t>1</m:t>
-              </m:r>
-            </m:oMath>
-            <w:r>
-              <w:rPr>
-                <w:rFonts w:hint="eastAsia" w:ascii="Times New Roman" w:hAnsi="Times New Roman" w:eastAsia="Times New Roman" w:cs="Times New Roman"/>
-              </w:rPr>
-              <w:t>），</w:t>
-            </w:r>
-            <w:r>
-              <w:rPr>
-                <w:rFonts w:hint="eastAsia" w:ascii="Times New Roman" w:hAnsi="Times New Roman" w:eastAsia="FangSong" w:cs="Times New Roman"/>
-              </w:rPr>
-              <w:t>氧原子处于</w:t>
-            </w:r>
-            <w:r>
-              <w:rPr>
-                <w:rFonts w:ascii="Times New Roman" w:hAnsi="Times New Roman" w:eastAsia="Times New Roman" w:cs="Times New Roman"/>
-              </w:rPr>
-              <w:t xml:space="preserve"> 12 </w:t>
-            </w:r>
-            <w:r>
-              <w:rPr>
-                <w:rFonts w:hint="eastAsia" w:ascii="Times New Roman" w:hAnsi="Times New Roman" w:eastAsia="FangSong" w:cs="Times New Roman"/>
-              </w:rPr>
-              <w:t>根棱中点</w:t>
-            </w:r>
-            <w:r>
-              <w:rPr>
-                <w:rFonts w:hint="eastAsia" w:ascii="Times New Roman" w:hAnsi="Times New Roman" w:eastAsia="Times New Roman" w:cs="Times New Roman"/>
-              </w:rPr>
-              <w:t>（</w:t>
-            </w:r>
-            <m:oMath>
-              <m:r>
-                <m:t>12</m:t>
-              </m:r>
-              <m:r>
-                <m:rPr>
-                  <m:sty m:val="p"/>
-                </m:rPr>
-                <m:t>×</m:t>
-              </m:r>
-              <m:r>
-                <m:t>1</m:t>
-              </m:r>
-              <m:r>
-                <m:rPr>
-                  <m:sty m:val="p"/>
-                </m:rPr>
-                <m:t>/</m:t>
-              </m:r>
-              <m:r>
-                <m:t>4</m:t>
-              </m:r>
-              <m:r>
-                <m:rPr>
-                  <m:sty m:val="p"/>
-                </m:rPr>
-                <m:t>=</m:t>
-              </m:r>
-              <m:r>
-                <m:t>3</m:t>
-              </m:r>
-            </m:oMath>
-            <w:r>
-              <w:rPr>
-                <w:rFonts w:hint="eastAsia" w:ascii="Times New Roman" w:hAnsi="Times New Roman" w:eastAsia="Times New Roman" w:cs="Times New Roman"/>
-              </w:rPr>
-              <w:t>），</w:t>
-            </w:r>
-            <w:r>
-              <w:rPr>
-                <w:rFonts w:hint="eastAsia" w:ascii="Times New Roman" w:hAnsi="Times New Roman" w:eastAsia="FangSong" w:cs="Times New Roman"/>
-              </w:rPr>
-              <w:t>化学式依然严格为</w:t>
-            </w:r>
-            <w:r>
-              <w:rPr>
-                <w:rFonts w:ascii="Times New Roman" w:hAnsi="Times New Roman" w:eastAsia="Times New Roman" w:cs="Times New Roman"/>
-              </w:rPr>
-              <w:t xml:space="preserve"> </w:t>
-            </w:r>
-            <m:oMath>
-              <m:r>
-                <m:rPr>
-                  <m:sty m:val="p"/>
-                </m:rPr>
-                <m:t>C</m:t>
-              </m:r>
-              <m:r>
-                <m:rPr>
-                  <m:sty m:val="p"/>
-                </m:rPr>
-                <m:t>a</m:t>
-              </m:r>
-              <m:r>
-                <m:rPr>
-                  <m:sty m:val="p"/>
-                </m:rPr>
-                <m:t>T</m:t>
-              </m:r>
-              <m:r>
-                <m:rPr>
-                  <m:sty m:val="p"/>
-                </m:rPr>
-                <m:t>i</m:t>
-              </m:r>
-              <m:sSub>
-                <m:e>
-                  <m:r>
-                    <m:rPr>
-                      <m:sty m:val="p"/>
-                    </m:rPr>
-                    <m:t>O</m:t>
-                  </m:r>
-                </m:e>
-                <m:sub>
-                  <m:r>
-                    <m:rPr>
-                      <m:sty m:val="p"/>
-                    </m:rPr>
-                    <m:t>3</m:t>
-                  </m:r>
-                </m:sub>
-              </m:sSub>
-            </m:oMath>
-            <w:r>
-              <w:rPr>
-                <w:rFonts w:ascii="Times New Roman" w:hAnsi="Times New Roman" w:eastAsia="Times New Roman" w:cs="Times New Roman"/>
-              </w:rPr>
-              <w:t xml:space="preserve">。</w:t>
-            </w:r>
-          </w:p>
-        </w:tc>
-      </w:tr>
-      <w:tr>
-        <w:tc>
-          <w:tcPr/>
-          <w:p>
-            <w:pPr>
-              <w:pStyle w:val="Compact"/>
-              <w:jc w:val="center"/>
-            </w:pPr>
-            <w:r>
-              <w:rPr>
-                <w:rFonts w:ascii="Times New Roman" w:hAnsi="Times New Roman" w:eastAsia="Times New Roman" w:cs="Times New Roman"/>
-                <w:b/>
-                <w:bCs/>
-              </w:rPr>
-              <w:t xml:space="preserve">8</w:t>
-            </w:r>
-          </w:p>
-        </w:tc>
-        <w:tc>
-          <w:tcPr/>
-          <w:p>
-            <w:pPr>
-              <w:pStyle w:val="Compact"/>
-              <w:jc w:val="center"/>
-            </w:pPr>
-            <w:r>
-              <w:rPr>
-                <w:rFonts w:hint="eastAsia" w:ascii="Times New Roman" w:hAnsi="Times New Roman" w:eastAsia="FangSong" w:cs="Times New Roman"/>
-                <w:b/>
-                <w:bCs/>
-              </w:rPr>
-              <w:t xml:space="preserve">密度计算漏乘</w:t>
-            </w:r>
-            <w:r>
-              <w:rPr>
-                <w:rFonts w:ascii="Times New Roman" w:hAnsi="Times New Roman" w:eastAsia="Times New Roman" w:cs="Times New Roman"/>
-                <w:b/>
-                <w:bCs/>
-              </w:rPr>
-              <w:t xml:space="preserve"> </w:t>
-            </w:r>
-            <m:oMath>
-              <m:sSup>
-                <m:e>
-                  <m:r>
-                    <m:t>10</m:t>
-                  </m:r>
-                </m:e>
-                <m:sup>
-                  <m:r>
-                    <m:rPr>
-                      <m:sty m:val="p"/>
-                    </m:rPr>
-                    <m:t>−</m:t>
-                  </m:r>
-                  <m:r>
-                    <m:t>24</m:t>
-                  </m:r>
-                </m:sup>
-              </m:sSup>
-            </m:oMath>
-            <w:r>
-              <w:rPr>
-                <w:rFonts w:ascii="Times New Roman" w:hAnsi="Times New Roman" w:eastAsia="Times New Roman" w:cs="Times New Roman"/>
-                <w:b/>
-                <w:bCs/>
-              </w:rPr>
-              <w:t xml:space="preserve"> </w:t>
-            </w:r>
-            <w:r>
-              <w:rPr>
-                <w:rFonts w:hint="eastAsia" w:ascii="Times New Roman" w:hAnsi="Times New Roman" w:eastAsia="FangSong" w:cs="Times New Roman"/>
-                <w:b/>
-                <w:bCs/>
-              </w:rPr>
-              <w:t xml:space="preserve">转换</w:t>
-            </w:r>
-          </w:p>
-        </w:tc>
-        <w:tc>
-          <w:tcPr/>
-          <w:p>
-            <w:pPr>
-              <w:pStyle w:val="Compact"/>
-              <w:jc w:val="center"/>
-            </w:pPr>
-            <w:r>
-              <w:rPr>
-                <w:rFonts w:hint="eastAsia" w:ascii="Times New Roman" w:hAnsi="Times New Roman" w:eastAsia="FangSong" w:cs="Times New Roman"/>
-              </w:rPr>
-              <w:t>计算晶体密度时</w:t>
-            </w:r>
-            <w:r>
-              <w:rPr>
-                <w:rFonts w:hint="eastAsia" w:ascii="Times New Roman" w:hAnsi="Times New Roman" w:eastAsia="Times New Roman" w:cs="Times New Roman"/>
-              </w:rPr>
-              <w:t>，</w:t>
-            </w:r>
-            <w:r>
-              <w:rPr>
-                <w:rFonts w:hint="eastAsia" w:ascii="Times New Roman" w:hAnsi="Times New Roman" w:eastAsia="FangSong" w:cs="Times New Roman"/>
-              </w:rPr>
-              <w:t>将摩尔质量除以阿伏伽德罗常数后</w:t>
-            </w:r>
-            <w:r>
-              <w:rPr>
-                <w:rFonts w:hint="eastAsia" w:ascii="Times New Roman" w:hAnsi="Times New Roman" w:eastAsia="Times New Roman" w:cs="Times New Roman"/>
-              </w:rPr>
-              <w:t>，</w:t>
-            </w:r>
-            <w:r>
-              <w:rPr>
-                <w:rFonts w:hint="eastAsia" w:ascii="Times New Roman" w:hAnsi="Times New Roman" w:eastAsia="FangSong" w:cs="Times New Roman"/>
-              </w:rPr>
-              <w:t>直接除以以</w:t>
-            </w:r>
-            <w:r>
-              <w:rPr>
-                <w:rFonts w:ascii="Times New Roman" w:hAnsi="Times New Roman" w:eastAsia="Times New Roman" w:cs="Times New Roman"/>
-              </w:rPr>
-              <w:t xml:space="preserve"> </w:t>
-            </w:r>
-            <m:oMath>
-              <m:sSup>
-                <m:e>
-                  <m:r>
-                    <m:rPr>
-                      <m:nor/>
-                      <m:sty m:val="p"/>
-                    </m:rPr>
-                    <m:t>Å</m:t>
-                  </m:r>
-                </m:e>
-                <m:sup>
-                  <m:r>
-                    <m:t>3</m:t>
-                  </m:r>
-                </m:sup>
-              </m:sSup>
-            </m:oMath>
-            <w:r>
-              <w:rPr>
-                <w:rFonts w:ascii="Times New Roman" w:hAnsi="Times New Roman" w:eastAsia="Times New Roman" w:cs="Times New Roman"/>
-              </w:rPr>
-              <w:t xml:space="preserve"> </w:t>
-            </w:r>
-            <w:r>
-              <w:rPr>
-                <w:rFonts w:hint="eastAsia" w:ascii="Times New Roman" w:hAnsi="Times New Roman" w:eastAsia="FangSong" w:cs="Times New Roman"/>
-              </w:rPr>
-              <w:t>为单位的体积</w:t>
-            </w:r>
-            <w:r>
-              <w:rPr>
-                <w:rFonts w:hint="eastAsia" w:ascii="Times New Roman" w:hAnsi="Times New Roman" w:eastAsia="Times New Roman" w:cs="Times New Roman"/>
-              </w:rPr>
-              <w:t>，</w:t>
-            </w:r>
-            <w:r>
-              <w:rPr>
-                <w:rFonts w:hint="eastAsia" w:ascii="Times New Roman" w:hAnsi="Times New Roman" w:eastAsia="FangSong" w:cs="Times New Roman"/>
-              </w:rPr>
-              <w:t>结果出现高达</w:t>
-            </w:r>
-            <w:r>
-              <w:rPr>
-                <w:rFonts w:ascii="Times New Roman" w:hAnsi="Times New Roman" w:eastAsia="Times New Roman" w:cs="Times New Roman"/>
-              </w:rPr>
-              <w:t xml:space="preserve"> </w:t>
-            </w:r>
-            <m:oMath>
-              <m:sSup>
-                <m:e>
-                  <m:r>
-                    <m:t>10</m:t>
-                  </m:r>
-                </m:e>
-                <m:sup>
-                  <m:r>
-                    <m:t>24</m:t>
-                  </m:r>
-                </m:sup>
-              </m:sSup>
-            </m:oMath>
-            <w:r>
-              <w:rPr>
-                <w:rFonts w:ascii="Times New Roman" w:hAnsi="Times New Roman" w:eastAsia="Times New Roman" w:cs="Times New Roman"/>
-              </w:rPr>
-              <w:t xml:space="preserve"> </w:t>
-            </w:r>
-            <w:r>
-              <w:rPr>
-                <w:rFonts w:hint="eastAsia" w:ascii="Times New Roman" w:hAnsi="Times New Roman" w:eastAsia="FangSong" w:cs="Times New Roman"/>
-              </w:rPr>
-              <w:t>的荒谬数值</w:t>
-            </w:r>
-            <w:r>
-              <w:rPr>
-                <w:rFonts w:hint="eastAsia" w:ascii="Times New Roman" w:hAnsi="Times New Roman" w:eastAsia="Times New Roman" w:cs="Times New Roman"/>
-              </w:rPr>
-              <w:t>。</w:t>
-            </w:r>
-          </w:p>
-        </w:tc>
-        <w:tc>
-          <w:tcPr/>
-          <w:p>
-            <w:pPr>
-              <w:pStyle w:val="Compact"/>
-              <w:jc w:val="center"/>
-            </w:pPr>
-            <w:r>
-              <w:rPr>
-                <w:rFonts w:hint="eastAsia" w:ascii="Times New Roman" w:hAnsi="Times New Roman" w:eastAsia="FangSong" w:cs="Times New Roman"/>
-              </w:rPr>
-              <w:t>养成量纲严密习惯</w:t>
-            </w:r>
-            <w:r>
-              <w:rPr>
-                <w:rFonts w:hint="eastAsia" w:ascii="Times New Roman" w:hAnsi="Times New Roman" w:eastAsia="Times New Roman" w:cs="Times New Roman"/>
-              </w:rPr>
-              <w:t>：</w:t>
-            </w:r>
-            <m:oMath>
-              <m:r>
-                <m:t>1</m:t>
-              </m:r>
-              <m:r>
-                <m:t> </m:t>
-              </m:r>
-              <m:sSup>
-                <m:e>
-                  <m:r>
-                    <m:rPr>
-                      <m:nor/>
-                      <m:sty m:val="p"/>
-                    </m:rPr>
-                    <m:t>Å</m:t>
-                  </m:r>
-                </m:e>
-                <m:sup>
-                  <m:r>
-                    <m:t>3</m:t>
-                  </m:r>
-                </m:sup>
-              </m:sSup>
-              <m:r>
-                <m:rPr>
-                  <m:sty m:val="p"/>
-                </m:rPr>
-                <m:t>=</m:t>
-              </m:r>
-              <m:sSup>
-                <m:e>
-                  <m:r>
-                    <m:t>10</m:t>
-                  </m:r>
-                </m:e>
-                <m:sup>
-                  <m:r>
-                    <m:rPr>
-                      <m:sty m:val="p"/>
-                    </m:rPr>
-                    <m:t>−</m:t>
-                  </m:r>
-                  <m:r>
-                    <m:t>24</m:t>
-                  </m:r>
-                </m:sup>
-              </m:sSup>
-              <m:r>
-                <m:t> </m:t>
-              </m:r>
-              <m:r>
-                <m:rPr>
-                  <m:sty m:val="p"/>
-                </m:rPr>
-                <m:t>c</m:t>
-              </m:r>
-              <m:sSup>
-                <m:e>
-                  <m:r>
-                    <m:rPr>
-                      <m:sty m:val="p"/>
-                    </m:rPr>
-                    <m:t>m</m:t>
-                  </m:r>
-                </m:e>
-                <m:sup>
-                  <m:r>
-                    <m:rPr>
-                      <m:sty m:val="p"/>
-                    </m:rPr>
-                    <m:t>3</m:t>
-                  </m:r>
-                </m:sup>
-              </m:sSup>
-            </m:oMath>
-            <w:r>
-              <w:rPr>
-                <w:rFonts w:hint="eastAsia" w:ascii="Times New Roman" w:hAnsi="Times New Roman" w:eastAsia="Times New Roman" w:cs="Times New Roman"/>
-              </w:rPr>
-              <w:t>。</w:t>
-            </w:r>
-            <w:r>
-              <w:rPr>
-                <w:rFonts w:hint="eastAsia" w:ascii="Times New Roman" w:hAnsi="Times New Roman" w:eastAsia="FangSong" w:cs="Times New Roman"/>
-              </w:rPr>
-              <w:t>计算密度时分母必须写成</w:t>
-            </w:r>
-            <w:r>
-              <w:rPr>
-                <w:rFonts w:ascii="Times New Roman" w:hAnsi="Times New Roman" w:eastAsia="Times New Roman" w:cs="Times New Roman"/>
-              </w:rPr>
-              <w:t xml:space="preserve"> </w:t>
-            </w:r>
-            <m:oMath>
-              <m:sSub>
-                <m:e>
-                  <m:r>
-                    <m:t>N</m:t>
-                  </m:r>
-                </m:e>
-                <m:sub>
-                  <m:r>
-                    <m:t>A</m:t>
-                  </m:r>
-                </m:sub>
-              </m:sSub>
-              <m:r>
-                <m:rPr>
-                  <m:sty m:val="p"/>
-                </m:rPr>
-                <m:t>×</m:t>
-              </m:r>
-              <m:r>
-                <m:rPr>
-                  <m:sty m:val="p"/>
-                </m:rPr>
-                <m:t>(</m:t>
-              </m:r>
-              <m:r>
-                <m:t>V</m:t>
-              </m:r>
-              <m:r>
-                <m:rPr>
-                  <m:sty m:val="p"/>
-                </m:rPr>
-                <m:t>×</m:t>
-              </m:r>
-              <m:sSup>
-                <m:e>
-                  <m:r>
-                    <m:t>10</m:t>
-                  </m:r>
-                </m:e>
-                <m:sup>
-                  <m:r>
-                    <m:rPr>
-                      <m:sty m:val="p"/>
-                    </m:rPr>
-                    <m:t>−</m:t>
-                  </m:r>
-                  <m:r>
-                    <m:t>24</m:t>
-                  </m:r>
-                </m:sup>
-              </m:sSup>
-              <m:r>
-                <m:rPr>
-                  <m:sty m:val="p"/>
-                </m:rPr>
-                <m:t>)</m:t>
-              </m:r>
-            </m:oMath>
-            <w:r>
-              <w:rPr>
-                <w:rFonts w:hint="eastAsia" w:ascii="Times New Roman" w:hAnsi="Times New Roman" w:eastAsia="Times New Roman" w:cs="Times New Roman"/>
-              </w:rPr>
-              <w:t>，</w:t>
-            </w:r>
-            <w:r>
-              <w:rPr>
-                <w:rFonts w:hint="eastAsia" w:ascii="Times New Roman" w:hAnsi="Times New Roman" w:eastAsia="FangSong" w:cs="Times New Roman"/>
-              </w:rPr>
-              <w:t>算出的结果数值通常在</w:t>
-            </w:r>
-            <w:r>
-              <w:rPr>
-                <w:rFonts w:ascii="Times New Roman" w:hAnsi="Times New Roman" w:eastAsia="Times New Roman" w:cs="Times New Roman"/>
-              </w:rPr>
-              <w:t xml:space="preserve"> </w:t>
-            </w:r>
-            <m:oMath>
-              <m:r>
-                <m:t>1</m:t>
-              </m:r>
-              <m:r>
-                <m:rPr>
-                  <m:sty m:val="p"/>
-                </m:rPr>
-                <m:t>∼</m:t>
-              </m:r>
-              <m:r>
-                <m:t>20</m:t>
-              </m:r>
-              <m:r>
-                <m:t> </m:t>
-              </m:r>
-              <m:r>
-                <m:rPr>
-                  <m:sty m:val="p"/>
-                </m:rPr>
-                <m:t>g</m:t>
-              </m:r>
-              <m:r>
-                <m:rPr>
-                  <m:sty m:val="p"/>
-                </m:rPr>
-                <m:t>/</m:t>
-              </m:r>
-              <m:r>
-                <m:rPr>
-                  <m:sty m:val="p"/>
-                </m:rPr>
-                <m:t>c</m:t>
-              </m:r>
-              <m:sSup>
-                <m:e>
-                  <m:r>
-                    <m:rPr>
-                      <m:sty m:val="p"/>
-                    </m:rPr>
-                    <m:t>m</m:t>
-                  </m:r>
-                </m:e>
-                <m:sup>
-                  <m:r>
-                    <m:rPr>
-                      <m:sty m:val="p"/>
-                    </m:rPr>
-                    <m:t>3</m:t>
-                  </m:r>
-                </m:sup>
-              </m:sSup>
-            </m:oMath>
-            <w:r>
-              <w:rPr>
-                <w:rFonts w:ascii="Times New Roman" w:hAnsi="Times New Roman" w:eastAsia="Times New Roman" w:cs="Times New Roman"/>
-              </w:rPr>
-              <w:t xml:space="preserve"> </w:t>
-            </w:r>
-            <w:r>
-              <w:rPr>
-                <w:rFonts w:hint="eastAsia" w:ascii="Times New Roman" w:hAnsi="Times New Roman" w:eastAsia="FangSong" w:cs="Times New Roman"/>
-              </w:rPr>
-              <w:t>之间方为合理区间</w:t>
-            </w:r>
-            <w:r>
-              <w:rPr>
-                <w:rFonts w:hint="eastAsia" w:ascii="Times New Roman" w:hAnsi="Times New Roman" w:eastAsia="Times New Roman" w:cs="Times New Roman"/>
-              </w:rPr>
-              <w:t>。</w:t>
-            </w:r>
-          </w:p>
-        </w:tc>
-      </w:tr>
-    </w:tbl>
-    <w:bookmarkEnd w:id="95"/>
-    <w:bookmarkStart w:id="96" w:name="竞赛思考强化题与微观机理精解"/>
-    <w:p>
-      <w:pPr>
-        <w:pStyle w:val="Heading2"/>
-        <w:spacing w:before="280" w:after="120"/>
-      </w:pPr>
-      <w:r>
-        <w:rPr>
-          <w:rFonts w:ascii="Times New Roman" w:hAnsi="Times New Roman" w:eastAsia="Times New Roman" w:cs="Times New Roman"/>
-        </w:rPr>
-        <w:t xml:space="preserve">§12 </w:t>
-      </w:r>
-      <w:r>
-        <w:rPr>
-          <w:rFonts w:hint="eastAsia" w:ascii="Times New Roman" w:hAnsi="Times New Roman" w:eastAsia="SimHei" w:cs="Times New Roman"/>
-        </w:rPr>
-        <w:t xml:space="preserve">竞赛思考强化题与微观机理精解</w:t>
+        <w:t xml:space="preserve">课后习题</w:t>
       </w:r>
     </w:p>
     <w:p>
@@ -54215,9 +50293,9 @@
         <w:pStyle w:val="BodyText"/>
       </w:pPr>
     </w:p>
-    <w:bookmarkEnd w:id="96"/>
+    <w:bookmarkEnd w:id="94"/>
     <w:sectPr>
-      <w:footerReference w:type="default" r:id="rId9"/>
+      <w:footerReference w:type="default" r:id="rId10"/>
       <w:footnotePr>
         <w:numRestart w:val="eachSect"/>
       </w:footnotePr>

--- a/06-学生侧材料/讲义/学生专用版/2-结构化学/晶体学与晶体结构-超级充实版（学生专用版）.docx
+++ b/06-学生侧材料/讲义/学生专用版/2-结构化学/晶体学与晶体结构-超级充实版（学生专用版）.docx
@@ -5028,7 +5028,7 @@
         <w:rPr>
           <w:rFonts w:hint="eastAsia" w:ascii="Times New Roman" w:hAnsi="Times New Roman" w:eastAsia="FangSong" w:cs="Times New Roman"/>
         </w:rPr>
-        <w:t>最常见致命误区是误以为其特征元素是四重轴</w:t>
+        <w:t>最常见典型误区是误以为其特征元素是四重轴</w:t>
       </w:r>
       <w:r>
         <w:rPr>
@@ -5040,7 +5040,7 @@
         <w:rPr>
           <w:rFonts w:hint="eastAsia" w:ascii="Times New Roman" w:hAnsi="Times New Roman" w:eastAsia="FangSong" w:cs="Times New Roman"/>
         </w:rPr>
-        <w:t>事实上正方晶系与八面体立方体系的主要分水岭正在于是否存在</w:t>
+        <w:t>事实上正方晶系与八面体立方体系的主要判别依据正在于是否存在</w:t>
       </w:r>
       <w:r>
         <w:rPr>
@@ -14077,7 +14077,7 @@
         <w:rPr>
           <w:rFonts w:hint="eastAsia" w:ascii="Times New Roman" w:hAnsi="Times New Roman" w:eastAsia="FangSong" w:cs="Times New Roman"/>
         </w:rPr>
-        <w:t>是现代科学测定晶体三维微观结构的决定性金标准</w:t>
+        <w:t>是现代科学测定晶体三维微观结构的决定性判据</w:t>
       </w:r>
       <w:r>
         <w:rPr>
@@ -14101,7 +14101,7 @@
         <w:rPr>
           <w:rFonts w:hint="eastAsia" w:ascii="Times New Roman" w:hAnsi="Times New Roman" w:eastAsia="FangSong" w:cs="Times New Roman"/>
         </w:rPr>
-        <w:t>布拉格父子将极其复杂的三维晶体电子对</w:t>
+        <w:t>布拉格父子将复杂的三维晶体电子对</w:t>
       </w:r>
       <w:r>
         <w:rPr>
@@ -14867,7 +14867,7 @@
         <w:rPr>
           <w:rFonts w:hint="eastAsia" w:ascii="Times New Roman" w:hAnsi="Times New Roman" w:eastAsia="FangSong" w:cs="Times New Roman"/>
         </w:rPr>
-        <w:t>计算出的晶胞参数与面间距必定产生高达两倍的系统性毁灭性误差</w:t>
+        <w:t>计算出的晶胞参数与面间距必定产生高达两倍的系统性破坏性误差</w:t>
       </w:r>
       <w:r>
         <w:rPr>
@@ -20035,7 +20035,7 @@
         <w:rPr>
           <w:rFonts w:hint="eastAsia" w:ascii="Times New Roman" w:hAnsi="Times New Roman" w:eastAsia="FangSong" w:cs="Times New Roman"/>
         </w:rPr>
-        <w:t>第四种极为重要的堆积模型是金刚石型共价堆积</w:t>
+        <w:t>第四种重要的堆积模型是金刚石型共价堆积</w:t>
       </w:r>
       <w:r>
         <w:rPr>
@@ -21010,7 +21010,7 @@
         <w:rPr>
           <w:rFonts w:hint="eastAsia" w:ascii="Times New Roman" w:hAnsi="Times New Roman" w:eastAsia="FangSong" w:cs="Times New Roman"/>
         </w:rPr>
-        <w:t>金刚石骨架呈现极其空旷的微观三维网状多孔形态</w:t>
+        <w:t>金刚石骨架呈现空旷的微观三维网状多孔形态</w:t>
       </w:r>
       <w:r>
         <w:rPr>
@@ -35488,7 +35488,7 @@
         <w:rPr>
           <w:rFonts w:hint="eastAsia" w:ascii="Times New Roman" w:hAnsi="Times New Roman" w:eastAsia="FangSong" w:cs="Times New Roman"/>
         </w:rPr>
-        <w:t>本质上不同的结构基元和配位多面体种类必须极度精炼节约</w:t>
+        <w:t>本质上不同的结构基元和配位多面体种类必须精炼节约</w:t>
       </w:r>
       <w:r>
         <w:rPr>
@@ -36885,7 +36885,7 @@
         <w:rPr>
           <w:rFonts w:hint="eastAsia" w:ascii="Times New Roman" w:hAnsi="Times New Roman" w:eastAsia="FangSong" w:cs="Times New Roman"/>
         </w:rPr>
-        <w:t>绝大多数离子晶体的马德隆常数与其晶胞内离子总数之比呈现惊人的普适近似性</w:t>
+        <w:t>绝大多数离子晶体的马德隆常数与其晶胞内离子总数之比呈现显著的普适近似性</w:t>
       </w:r>
       <w:r>
         <w:rPr>

--- a/06-学生侧材料/讲义/学生专用版/2-结构化学/晶体学与晶体结构-超级充实版（学生专用版）.docx
+++ b/06-学生侧材料/讲义/学生专用版/2-结构化学/晶体学与晶体结构-超级充实版（学生专用版）.docx
@@ -671,12 +671,49 @@
             </w:pPr>
             <w:r>
               <w:rPr>
+                <w:rFonts w:hint="eastAsia" w:ascii="Times New Roman" w:hAnsi="Times New Roman" w:eastAsia="SimHei" w:cs="Times New Roman"/>
+                <w:b/>
+              </w:rPr>
+              <w:t xml:space="preserve">点阵基元与晶胞映射关系</w:t>
+            </w:r>
+          </w:p>
+        </w:tc>
+        <w:tc>
+          <w:tcPr>
+            <w:tcBorders>
+              <w:bottom w:val="single" w:sz="6" w:space="0" w:color="333333"/>
+            </w:tcBorders>
+          </w:tcPr>
+          <w:p>
+            <w:pPr>
+              <w:pStyle w:val="Compact"/>
+              <w:jc w:val="center"/>
+            </w:pPr>
+            <w:r>
+              <w:rPr>
+                <w:rFonts w:hint="eastAsia" w:ascii="Times New Roman" w:hAnsi="Times New Roman" w:eastAsia="SimHei" w:cs="Times New Roman"/>
+                <w:b/>
+              </w:rPr>
+              <w:t xml:space="preserve">空间点阵周期平移性</w:t>
+            </w:r>
+          </w:p>
+        </w:tc>
+      </w:tr>
+      <w:tr>
+        <w:tc>
+          <w:tcPr/>
+          <w:p>
+            <w:pPr>
+              <w:pStyle w:val="Compact"/>
+              <w:jc w:val="center"/>
+            </w:pPr>
+            <w:r>
+              <w:rPr>
                 <w:rFonts w:ascii="Times New Roman" w:hAnsi="Times New Roman" w:eastAsia="Times New Roman" w:cs="Times New Roman"/>
-                <w:b/>
               </w:rPr>
               <w:drawing>
                 <wp:inline>
-                  <wp:extent cx="2667000" cy="1931275"/>
+                  <wp:extent cx="2381250" cy="1724353"/>
                   <wp:effectExtent b="0" l="0" r="0" t="0"/>
                   <wp:docPr descr="" title="" id="10" name="Picture"/>
                   <a:graphic>
@@ -697,7 +734,7 @@
                         <pic:spPr bwMode="auto">
                           <a:xfrm>
                             <a:off x="0" y="0"/>
-                            <a:ext cx="2667000" cy="1931275"/>
+                            <a:ext cx="2381250" cy="1724353"/>
                           </a:xfrm>
                           <a:prstGeom prst="rect">
                             <a:avLst/>
@@ -718,11 +755,7 @@
           </w:p>
         </w:tc>
         <w:tc>
-          <w:tcPr>
-            <w:tcBorders>
-              <w:bottom w:val="single" w:sz="6" w:space="0" w:color="333333"/>
-            </w:tcBorders>
-          </w:tcPr>
+          <w:tcPr/>
           <w:p>
             <w:pPr>
               <w:pStyle w:val="Compact"/>
@@ -731,11 +764,10 @@
             <w:r>
               <w:rPr>
                 <w:rFonts w:ascii="Times New Roman" w:hAnsi="Times New Roman" w:eastAsia="Times New Roman" w:cs="Times New Roman"/>
-                <w:b/>
               </w:rPr>
               <w:drawing>
                 <wp:inline>
-                  <wp:extent cx="2667000" cy="2544096"/>
+                  <wp:extent cx="2381250" cy="2271514"/>
                   <wp:effectExtent b="0" l="0" r="0" t="0"/>
                   <wp:docPr descr="" title="" id="13" name="Picture"/>
                   <a:graphic>
@@ -756,7 +788,7 @@
                         <pic:spPr bwMode="auto">
                           <a:xfrm>
                             <a:off x="0" y="0"/>
-                            <a:ext cx="2667000" cy="2544096"/>
+                            <a:ext cx="2381250" cy="2271514"/>
                           </a:xfrm>
                           <a:prstGeom prst="rect">
                             <a:avLst/>
@@ -2428,12 +2460,49 @@
             </w:pPr>
             <w:r>
               <w:rPr>
+                <w:rFonts w:hint="eastAsia" w:ascii="Times New Roman" w:hAnsi="Times New Roman" w:eastAsia="SimHei" w:cs="Times New Roman"/>
+                <w:b/>
+              </w:rPr>
+              <w:t xml:space="preserve">空间平移与旋转限制律</w:t>
+            </w:r>
+          </w:p>
+        </w:tc>
+        <w:tc>
+          <w:tcPr>
+            <w:tcBorders>
+              <w:bottom w:val="single" w:sz="6" w:space="0" w:color="333333"/>
+            </w:tcBorders>
+          </w:tcPr>
+          <w:p>
+            <w:pPr>
+              <w:pStyle w:val="Compact"/>
+              <w:jc w:val="center"/>
+            </w:pPr>
+            <w:r>
+              <w:rPr>
+                <w:rFonts w:hint="eastAsia" w:ascii="Times New Roman" w:hAnsi="Times New Roman" w:eastAsia="SimHei" w:cs="Times New Roman"/>
+                <w:b/>
+              </w:rPr>
+              <w:t xml:space="preserve">七大晶系对称性决策树</w:t>
+            </w:r>
+          </w:p>
+        </w:tc>
+      </w:tr>
+      <w:tr>
+        <w:tc>
+          <w:tcPr/>
+          <w:p>
+            <w:pPr>
+              <w:pStyle w:val="Compact"/>
+              <w:jc w:val="center"/>
+            </w:pPr>
+            <w:r>
+              <w:rPr>
                 <w:rFonts w:ascii="Times New Roman" w:hAnsi="Times New Roman" w:eastAsia="Times New Roman" w:cs="Times New Roman"/>
-                <w:b/>
               </w:rPr>
               <w:drawing>
                 <wp:inline>
-                  <wp:extent cx="2667000" cy="1591619"/>
+                  <wp:extent cx="2381250" cy="1421089"/>
                   <wp:effectExtent b="0" l="0" r="0" t="0"/>
                   <wp:docPr descr="" title="" id="17" name="Picture"/>
                   <a:graphic>
@@ -2454,7 +2523,7 @@
                         <pic:spPr bwMode="auto">
                           <a:xfrm>
                             <a:off x="0" y="0"/>
-                            <a:ext cx="2667000" cy="1591619"/>
+                            <a:ext cx="2381250" cy="1421089"/>
                           </a:xfrm>
                           <a:prstGeom prst="rect">
                             <a:avLst/>
@@ -2475,11 +2544,7 @@
           </w:p>
         </w:tc>
         <w:tc>
-          <w:tcPr>
-            <w:tcBorders>
-              <w:bottom w:val="single" w:sz="6" w:space="0" w:color="333333"/>
-            </w:tcBorders>
-          </w:tcPr>
+          <w:tcPr/>
           <w:p>
             <w:pPr>
               <w:pStyle w:val="Compact"/>
@@ -2488,11 +2553,10 @@
             <w:r>
               <w:rPr>
                 <w:rFonts w:ascii="Times New Roman" w:hAnsi="Times New Roman" w:eastAsia="Times New Roman" w:cs="Times New Roman"/>
-                <w:b/>
               </w:rPr>
               <w:drawing>
                 <wp:inline>
-                  <wp:extent cx="2667000" cy="2611831"/>
+                  <wp:extent cx="2381250" cy="2331992"/>
                   <wp:effectExtent b="0" l="0" r="0" t="0"/>
                   <wp:docPr descr="" title="" id="20" name="Picture"/>
                   <a:graphic>
@@ -2513,7 +2577,7 @@
                         <pic:spPr bwMode="auto">
                           <a:xfrm>
                             <a:off x="0" y="0"/>
-                            <a:ext cx="2667000" cy="2611831"/>
+                            <a:ext cx="2381250" cy="2331992"/>
                           </a:xfrm>
                           <a:prstGeom prst="rect">
                             <a:avLst/>
@@ -5097,8 +5161,25 @@
             </w:pPr>
             <w:r>
               <w:rPr>
+                <w:rFonts w:hint="eastAsia" w:ascii="Times New Roman" w:hAnsi="Times New Roman" w:eastAsia="SimHei" w:cs="Times New Roman"/>
+                <w:b/>
+              </w:rPr>
+              <w:t xml:space="preserve">十四种布拉菲格子总览</w:t>
+            </w:r>
+          </w:p>
+        </w:tc>
+      </w:tr>
+      <w:tr>
+        <w:tc>
+          <w:tcPr/>
+          <w:p>
+            <w:pPr>
+              <w:pStyle w:val="Compact"/>
+              <w:jc w:val="center"/>
+            </w:pPr>
+            <w:r>
+              <w:rPr>
                 <w:rFonts w:ascii="Times New Roman" w:hAnsi="Times New Roman" w:eastAsia="Times New Roman" w:cs="Times New Roman"/>
-                <w:b/>
               </w:rPr>
               <w:drawing>
                 <wp:inline>
@@ -6120,8 +6201,25 @@
             </w:pPr>
             <w:r>
               <w:rPr>
+                <w:rFonts w:hint="eastAsia" w:ascii="Times New Roman" w:hAnsi="Times New Roman" w:eastAsia="SimHei" w:cs="Times New Roman"/>
+                <w:b/>
+              </w:rPr>
+              <w:t xml:space="preserve">四重反轴操作几何图景</w:t>
+            </w:r>
+          </w:p>
+        </w:tc>
+      </w:tr>
+      <w:tr>
+        <w:tc>
+          <w:tcPr/>
+          <w:p>
+            <w:pPr>
+              <w:pStyle w:val="Compact"/>
+              <w:jc w:val="center"/>
+            </w:pPr>
+            <w:r>
+              <w:rPr>
                 <w:rFonts w:ascii="Times New Roman" w:hAnsi="Times New Roman" w:eastAsia="Times New Roman" w:cs="Times New Roman"/>
-                <w:b/>
               </w:rPr>
               <w:drawing>
                 <wp:inline>
@@ -9335,12 +9433,49 @@
             </w:pPr>
             <w:r>
               <w:rPr>
+                <w:rFonts w:hint="eastAsia" w:ascii="Times New Roman" w:hAnsi="Times New Roman" w:eastAsia="SimHei" w:cs="Times New Roman"/>
+                <w:b/>
+              </w:rPr>
+              <w:t xml:space="preserve">简单立方素晶胞模型</w:t>
+            </w:r>
+          </w:p>
+        </w:tc>
+        <w:tc>
+          <w:tcPr>
+            <w:tcBorders>
+              <w:bottom w:val="single" w:sz="6" w:space="0" w:color="333333"/>
+            </w:tcBorders>
+          </w:tcPr>
+          <w:p>
+            <w:pPr>
+              <w:pStyle w:val="Compact"/>
+              <w:jc w:val="center"/>
+            </w:pPr>
+            <w:r>
+              <w:rPr>
+                <w:rFonts w:hint="eastAsia" w:ascii="Times New Roman" w:hAnsi="Times New Roman" w:eastAsia="SimHei" w:cs="Times New Roman"/>
+                <w:b/>
+              </w:rPr>
+              <w:t xml:space="preserve">体心立方晶胞立体模型</w:t>
+            </w:r>
+          </w:p>
+        </w:tc>
+      </w:tr>
+      <w:tr>
+        <w:tc>
+          <w:tcPr/>
+          <w:p>
+            <w:pPr>
+              <w:pStyle w:val="Compact"/>
+              <w:jc w:val="center"/>
+            </w:pPr>
+            <w:r>
+              <w:rPr>
                 <w:rFonts w:ascii="Times New Roman" w:hAnsi="Times New Roman" w:eastAsia="Times New Roman" w:cs="Times New Roman"/>
-                <w:b/>
               </w:rPr>
               <w:drawing>
                 <wp:inline>
-                  <wp:extent cx="2667000" cy="3223349"/>
+                  <wp:extent cx="2381250" cy="2877990"/>
                   <wp:effectExtent b="0" l="0" r="0" t="0"/>
                   <wp:docPr descr="" title="" id="31" name="Picture"/>
                   <a:graphic>
@@ -9361,7 +9496,7 @@
                         <pic:spPr bwMode="auto">
                           <a:xfrm>
                             <a:off x="0" y="0"/>
-                            <a:ext cx="2667000" cy="3223349"/>
+                            <a:ext cx="2381250" cy="2877990"/>
                           </a:xfrm>
                           <a:prstGeom prst="rect">
                             <a:avLst/>
@@ -9382,11 +9517,7 @@
           </w:p>
         </w:tc>
         <w:tc>
-          <w:tcPr>
-            <w:tcBorders>
-              <w:bottom w:val="single" w:sz="6" w:space="0" w:color="333333"/>
-            </w:tcBorders>
-          </w:tcPr>
+          <w:tcPr/>
           <w:p>
             <w:pPr>
               <w:pStyle w:val="Compact"/>
@@ -9395,11 +9526,10 @@
             <w:r>
               <w:rPr>
                 <w:rFonts w:ascii="Times New Roman" w:hAnsi="Times New Roman" w:eastAsia="Times New Roman" w:cs="Times New Roman"/>
-                <w:b/>
               </w:rPr>
               <w:drawing>
                 <wp:inline>
-                  <wp:extent cx="2667000" cy="3223349"/>
+                  <wp:extent cx="2381250" cy="2877990"/>
                   <wp:effectExtent b="0" l="0" r="0" t="0"/>
                   <wp:docPr descr="" title="" id="34" name="Picture"/>
                   <a:graphic>
@@ -9420,7 +9550,7 @@
                         <pic:spPr bwMode="auto">
                           <a:xfrm>
                             <a:off x="0" y="0"/>
-                            <a:ext cx="2667000" cy="3223349"/>
+                            <a:ext cx="2381250" cy="2877990"/>
                           </a:xfrm>
                           <a:prstGeom prst="rect">
                             <a:avLst/>
@@ -9564,12 +9694,49 @@
             </w:pPr>
             <w:r>
               <w:rPr>
+                <w:rFonts w:hint="eastAsia" w:ascii="Times New Roman" w:hAnsi="Times New Roman" w:eastAsia="SimHei" w:cs="Times New Roman"/>
+                <w:b/>
+              </w:rPr>
+              <w:t xml:space="preserve">面心立方晶胞立体模型</w:t>
+            </w:r>
+          </w:p>
+        </w:tc>
+        <w:tc>
+          <w:tcPr>
+            <w:tcBorders>
+              <w:bottom w:val="single" w:sz="6" w:space="0" w:color="333333"/>
+            </w:tcBorders>
+          </w:tcPr>
+          <w:p>
+            <w:pPr>
+              <w:pStyle w:val="Compact"/>
+              <w:jc w:val="center"/>
+            </w:pPr>
+            <w:r>
+              <w:rPr>
+                <w:rFonts w:hint="eastAsia" w:ascii="Times New Roman" w:hAnsi="Times New Roman" w:eastAsia="SimHei" w:cs="Times New Roman"/>
+                <w:b/>
+              </w:rPr>
+              <w:t xml:space="preserve">晶胞原子计数均摊法则</w:t>
+            </w:r>
+          </w:p>
+        </w:tc>
+      </w:tr>
+      <w:tr>
+        <w:tc>
+          <w:tcPr/>
+          <w:p>
+            <w:pPr>
+              <w:pStyle w:val="Compact"/>
+              <w:jc w:val="center"/>
+            </w:pPr>
+            <w:r>
+              <w:rPr>
                 <w:rFonts w:ascii="Times New Roman" w:hAnsi="Times New Roman" w:eastAsia="Times New Roman" w:cs="Times New Roman"/>
-                <w:b/>
               </w:rPr>
               <w:drawing>
                 <wp:inline>
-                  <wp:extent cx="2667000" cy="3223349"/>
+                  <wp:extent cx="2381250" cy="2877990"/>
                   <wp:effectExtent b="0" l="0" r="0" t="0"/>
                   <wp:docPr descr="" title="" id="37" name="Picture"/>
                   <a:graphic>
@@ -9590,7 +9757,7 @@
                         <pic:spPr bwMode="auto">
                           <a:xfrm>
                             <a:off x="0" y="0"/>
-                            <a:ext cx="2667000" cy="3223349"/>
+                            <a:ext cx="2381250" cy="2877990"/>
                           </a:xfrm>
                           <a:prstGeom prst="rect">
                             <a:avLst/>
@@ -9611,11 +9778,7 @@
           </w:p>
         </w:tc>
         <w:tc>
-          <w:tcPr>
-            <w:tcBorders>
-              <w:bottom w:val="single" w:sz="6" w:space="0" w:color="333333"/>
-            </w:tcBorders>
-          </w:tcPr>
+          <w:tcPr/>
           <w:p>
             <w:pPr>
               <w:pStyle w:val="Compact"/>
@@ -9624,11 +9787,10 @@
             <w:r>
               <w:rPr>
                 <w:rFonts w:ascii="Times New Roman" w:hAnsi="Times New Roman" w:eastAsia="Times New Roman" w:cs="Times New Roman"/>
-                <w:b/>
               </w:rPr>
               <w:drawing>
                 <wp:inline>
-                  <wp:extent cx="2667000" cy="2978192"/>
+                  <wp:extent cx="2381250" cy="2659100"/>
                   <wp:effectExtent b="0" l="0" r="0" t="0"/>
                   <wp:docPr descr="" title="" id="40" name="Picture"/>
                   <a:graphic>
@@ -9649,7 +9811,7 @@
                         <pic:spPr bwMode="auto">
                           <a:xfrm>
                             <a:off x="0" y="0"/>
-                            <a:ext cx="2667000" cy="2978192"/>
+                            <a:ext cx="2381250" cy="2659100"/>
                           </a:xfrm>
                           <a:prstGeom prst="rect">
                             <a:avLst/>
@@ -12331,12 +12493,49 @@
             </w:pPr>
             <w:r>
               <w:rPr>
+                <w:rFonts w:hint="eastAsia" w:ascii="Times New Roman" w:hAnsi="Times New Roman" w:eastAsia="SimHei" w:cs="Times New Roman"/>
+                <w:b/>
+              </w:rPr>
+              <w:t xml:space="preserve">密勒指数主轴基本晶面</w:t>
+            </w:r>
+          </w:p>
+        </w:tc>
+        <w:tc>
+          <w:tcPr>
+            <w:tcBorders>
+              <w:bottom w:val="single" w:sz="6" w:space="0" w:color="333333"/>
+            </w:tcBorders>
+          </w:tcPr>
+          <w:p>
+            <w:pPr>
+              <w:pStyle w:val="Compact"/>
+              <w:jc w:val="center"/>
+            </w:pPr>
+            <w:r>
+              <w:rPr>
+                <w:rFonts w:hint="eastAsia" w:ascii="Times New Roman" w:hAnsi="Times New Roman" w:eastAsia="SimHei" w:cs="Times New Roman"/>
+                <w:b/>
+              </w:rPr>
+              <w:t xml:space="preserve">密勒指数对角斜截晶面</w:t>
+            </w:r>
+          </w:p>
+        </w:tc>
+      </w:tr>
+      <w:tr>
+        <w:tc>
+          <w:tcPr/>
+          <w:p>
+            <w:pPr>
+              <w:pStyle w:val="Compact"/>
+              <w:jc w:val="center"/>
+            </w:pPr>
+            <w:r>
+              <w:rPr>
                 <w:rFonts w:ascii="Times New Roman" w:hAnsi="Times New Roman" w:eastAsia="Times New Roman" w:cs="Times New Roman"/>
-                <w:b/>
               </w:rPr>
               <w:drawing>
                 <wp:inline>
-                  <wp:extent cx="2667000" cy="914059"/>
+                  <wp:extent cx="2381250" cy="816124"/>
                   <wp:effectExtent b="0" l="0" r="0" t="0"/>
                   <wp:docPr descr="" title="" id="44" name="Picture"/>
                   <a:graphic>
@@ -12357,7 +12556,7 @@
                         <pic:spPr bwMode="auto">
                           <a:xfrm>
                             <a:off x="0" y="0"/>
-                            <a:ext cx="2667000" cy="914059"/>
+                            <a:ext cx="2381250" cy="816124"/>
                           </a:xfrm>
                           <a:prstGeom prst="rect">
                             <a:avLst/>
@@ -12378,11 +12577,7 @@
           </w:p>
         </w:tc>
         <w:tc>
-          <w:tcPr>
-            <w:tcBorders>
-              <w:bottom w:val="single" w:sz="6" w:space="0" w:color="333333"/>
-            </w:tcBorders>
-          </w:tcPr>
+          <w:tcPr/>
           <w:p>
             <w:pPr>
               <w:pStyle w:val="Compact"/>
@@ -12391,11 +12586,10 @@
             <w:r>
               <w:rPr>
                 <w:rFonts w:ascii="Times New Roman" w:hAnsi="Times New Roman" w:eastAsia="Times New Roman" w:cs="Times New Roman"/>
-                <w:b/>
               </w:rPr>
               <w:drawing>
                 <wp:inline>
-                  <wp:extent cx="2667000" cy="1691596"/>
+                  <wp:extent cx="2381250" cy="1510353"/>
                   <wp:effectExtent b="0" l="0" r="0" t="0"/>
                   <wp:docPr descr="" title="" id="47" name="Picture"/>
                   <a:graphic>
@@ -12416,7 +12610,7 @@
                         <pic:spPr bwMode="auto">
                           <a:xfrm>
                             <a:off x="0" y="0"/>
-                            <a:ext cx="2667000" cy="1691596"/>
+                            <a:ext cx="2381250" cy="1510353"/>
                           </a:xfrm>
                           <a:prstGeom prst="rect">
                             <a:avLst/>
@@ -12560,12 +12754,49 @@
             </w:pPr>
             <w:r>
               <w:rPr>
+                <w:rFonts w:hint="eastAsia" w:ascii="Times New Roman" w:hAnsi="Times New Roman" w:eastAsia="SimHei" w:cs="Times New Roman"/>
+                <w:b/>
+              </w:rPr>
+              <w:t xml:space="preserve">晶面指数与面间距倒数</w:t>
+            </w:r>
+          </w:p>
+        </w:tc>
+        <w:tc>
+          <w:tcPr>
+            <w:tcBorders>
+              <w:bottom w:val="single" w:sz="6" w:space="0" w:color="333333"/>
+            </w:tcBorders>
+          </w:tcPr>
+          <w:p>
+            <w:pPr>
+              <w:pStyle w:val="Compact"/>
+              <w:jc w:val="center"/>
+            </w:pPr>
+            <w:r>
+              <w:rPr>
+                <w:rFonts w:hint="eastAsia" w:ascii="Times New Roman" w:hAnsi="Times New Roman" w:eastAsia="SimHei" w:cs="Times New Roman"/>
+                <w:b/>
+              </w:rPr>
+              <w:t xml:space="preserve">布拉格衍射光程差几何</w:t>
+            </w:r>
+          </w:p>
+        </w:tc>
+      </w:tr>
+      <w:tr>
+        <w:tc>
+          <w:tcPr/>
+          <w:p>
+            <w:pPr>
+              <w:pStyle w:val="Compact"/>
+              <w:jc w:val="center"/>
+            </w:pPr>
+            <w:r>
+              <w:rPr>
                 <w:rFonts w:ascii="Times New Roman" w:hAnsi="Times New Roman" w:eastAsia="Times New Roman" w:cs="Times New Roman"/>
-                <w:b/>
               </w:rPr>
               <w:drawing>
                 <wp:inline>
-                  <wp:extent cx="2667000" cy="1678652"/>
+                  <wp:extent cx="2381250" cy="1498796"/>
                   <wp:effectExtent b="0" l="0" r="0" t="0"/>
                   <wp:docPr descr="" title="" id="50" name="Picture"/>
                   <a:graphic>
@@ -12586,7 +12817,7 @@
                         <pic:spPr bwMode="auto">
                           <a:xfrm>
                             <a:off x="0" y="0"/>
-                            <a:ext cx="2667000" cy="1678652"/>
+                            <a:ext cx="2381250" cy="1498796"/>
                           </a:xfrm>
                           <a:prstGeom prst="rect">
                             <a:avLst/>
@@ -12607,11 +12838,7 @@
           </w:p>
         </w:tc>
         <w:tc>
-          <w:tcPr>
-            <w:tcBorders>
-              <w:bottom w:val="single" w:sz="6" w:space="0" w:color="333333"/>
-            </w:tcBorders>
-          </w:tcPr>
+          <w:tcPr/>
           <w:p>
             <w:pPr>
               <w:pStyle w:val="Compact"/>
@@ -12620,11 +12847,10 @@
             <w:r>
               <w:rPr>
                 <w:rFonts w:ascii="Times New Roman" w:hAnsi="Times New Roman" w:eastAsia="Times New Roman" w:cs="Times New Roman"/>
-                <w:b/>
               </w:rPr>
               <w:drawing>
                 <wp:inline>
-                  <wp:extent cx="2667000" cy="1370067"/>
+                  <wp:extent cx="2381250" cy="1223274"/>
                   <wp:effectExtent b="0" l="0" r="0" t="0"/>
                   <wp:docPr descr="" title="" id="53" name="Picture"/>
                   <a:graphic>
@@ -12645,7 +12871,7 @@
                         <pic:spPr bwMode="auto">
                           <a:xfrm>
                             <a:off x="0" y="0"/>
-                            <a:ext cx="2667000" cy="1370067"/>
+                            <a:ext cx="2381250" cy="1223274"/>
                           </a:xfrm>
                           <a:prstGeom prst="rect">
                             <a:avLst/>
@@ -13862,12 +14088,49 @@
             </w:pPr>
             <w:r>
               <w:rPr>
+                <w:rFonts w:hint="eastAsia" w:ascii="Times New Roman" w:hAnsi="Times New Roman" w:eastAsia="SimHei" w:cs="Times New Roman"/>
+                <w:b/>
+              </w:rPr>
+              <w:t xml:space="preserve">衍射角与散射角几何界定</w:t>
+            </w:r>
+          </w:p>
+        </w:tc>
+        <w:tc>
+          <w:tcPr>
+            <w:tcBorders>
+              <w:bottom w:val="single" w:sz="6" w:space="0" w:color="333333"/>
+            </w:tcBorders>
+          </w:tcPr>
+          <w:p>
+            <w:pPr>
+              <w:pStyle w:val="Compact"/>
+              <w:jc w:val="center"/>
+            </w:pPr>
+            <w:r>
+              <w:rPr>
+                <w:rFonts w:hint="eastAsia" w:ascii="Times New Roman" w:hAnsi="Times New Roman" w:eastAsia="SimHei" w:cs="Times New Roman"/>
+                <w:b/>
+              </w:rPr>
+              <w:t xml:space="preserve">多晶粉末衍射实验图谱</w:t>
+            </w:r>
+          </w:p>
+        </w:tc>
+      </w:tr>
+      <w:tr>
+        <w:tc>
+          <w:tcPr/>
+          <w:p>
+            <w:pPr>
+              <w:pStyle w:val="Compact"/>
+              <w:jc w:val="center"/>
+            </w:pPr>
+            <w:r>
+              <w:rPr>
                 <w:rFonts w:ascii="Times New Roman" w:hAnsi="Times New Roman" w:eastAsia="Times New Roman" w:cs="Times New Roman"/>
-                <w:b/>
               </w:rPr>
               <w:drawing>
                 <wp:inline>
-                  <wp:extent cx="2667000" cy="1583775"/>
+                  <wp:extent cx="2381250" cy="1414085"/>
                   <wp:effectExtent b="0" l="0" r="0" t="0"/>
                   <wp:docPr descr="" title="" id="56" name="Picture"/>
                   <a:graphic>
@@ -13888,7 +14151,7 @@
                         <pic:spPr bwMode="auto">
                           <a:xfrm>
                             <a:off x="0" y="0"/>
-                            <a:ext cx="2667000" cy="1583775"/>
+                            <a:ext cx="2381250" cy="1414085"/>
                           </a:xfrm>
                           <a:prstGeom prst="rect">
                             <a:avLst/>
@@ -13909,11 +14172,7 @@
           </w:p>
         </w:tc>
         <w:tc>
-          <w:tcPr>
-            <w:tcBorders>
-              <w:bottom w:val="single" w:sz="6" w:space="0" w:color="333333"/>
-            </w:tcBorders>
-          </w:tcPr>
+          <w:tcPr/>
           <w:p>
             <w:pPr>
               <w:pStyle w:val="Compact"/>
@@ -13922,11 +14181,10 @@
             <w:r>
               <w:rPr>
                 <w:rFonts w:ascii="Times New Roman" w:hAnsi="Times New Roman" w:eastAsia="Times New Roman" w:cs="Times New Roman"/>
-                <w:b/>
               </w:rPr>
               <w:drawing>
                 <wp:inline>
-                  <wp:extent cx="2667000" cy="1784173"/>
+                  <wp:extent cx="2381250" cy="1593012"/>
                   <wp:effectExtent b="0" l="0" r="0" t="0"/>
                   <wp:docPr descr="" title="" id="59" name="Picture"/>
                   <a:graphic>
@@ -13947,7 +14205,7 @@
                         <pic:spPr bwMode="auto">
                           <a:xfrm>
                             <a:off x="0" y="0"/>
-                            <a:ext cx="2667000" cy="1784173"/>
+                            <a:ext cx="2381250" cy="1593012"/>
                           </a:xfrm>
                           <a:prstGeom prst="rect">
                             <a:avLst/>
@@ -16538,8 +16796,25 @@
             </w:pPr>
             <w:r>
               <w:rPr>
+                <w:rFonts w:hint="eastAsia" w:ascii="Times New Roman" w:hAnsi="Times New Roman" w:eastAsia="SimHei" w:cs="Times New Roman"/>
+                <w:b/>
+              </w:rPr>
+              <w:t xml:space="preserve">六方最密堆积晶格架构</w:t>
+            </w:r>
+          </w:p>
+        </w:tc>
+      </w:tr>
+      <w:tr>
+        <w:tc>
+          <w:tcPr/>
+          <w:p>
+            <w:pPr>
+              <w:pStyle w:val="Compact"/>
+              <w:jc w:val="center"/>
+            </w:pPr>
+            <w:r>
+              <w:rPr>
                 <w:rFonts w:ascii="Times New Roman" w:hAnsi="Times New Roman" w:eastAsia="Times New Roman" w:cs="Times New Roman"/>
-                <w:b/>
               </w:rPr>
               <w:drawing>
                 <wp:inline>
@@ -21227,12 +21502,49 @@
             </w:pPr>
             <w:r>
               <w:rPr>
+                <w:rFonts w:hint="eastAsia" w:ascii="Times New Roman" w:hAnsi="Times New Roman" w:eastAsia="SimHei" w:cs="Times New Roman"/>
+                <w:b/>
+              </w:rPr>
+              <w:t xml:space="preserve">八面体空隙临界截面推导</w:t>
+            </w:r>
+          </w:p>
+        </w:tc>
+        <w:tc>
+          <w:tcPr>
+            <w:tcBorders>
+              <w:bottom w:val="single" w:sz="6" w:space="0" w:color="333333"/>
+            </w:tcBorders>
+          </w:tcPr>
+          <w:p>
+            <w:pPr>
+              <w:pStyle w:val="Compact"/>
+              <w:jc w:val="center"/>
+            </w:pPr>
+            <w:r>
+              <w:rPr>
+                <w:rFonts w:hint="eastAsia" w:ascii="Times New Roman" w:hAnsi="Times New Roman" w:eastAsia="SimHei" w:cs="Times New Roman"/>
+                <w:b/>
+              </w:rPr>
+              <w:t xml:space="preserve">四面体空隙空间取向分布</w:t>
+            </w:r>
+          </w:p>
+        </w:tc>
+      </w:tr>
+      <w:tr>
+        <w:tc>
+          <w:tcPr/>
+          <w:p>
+            <w:pPr>
+              <w:pStyle w:val="Compact"/>
+              <w:jc w:val="center"/>
+            </w:pPr>
+            <w:r>
+              <w:rPr>
                 <w:rFonts w:ascii="Times New Roman" w:hAnsi="Times New Roman" w:eastAsia="Times New Roman" w:cs="Times New Roman"/>
-                <w:b/>
               </w:rPr>
               <w:drawing>
                 <wp:inline>
-                  <wp:extent cx="2667000" cy="3305153"/>
+                  <wp:extent cx="2381250" cy="2951029"/>
                   <wp:effectExtent b="0" l="0" r="0" t="0"/>
                   <wp:docPr descr="" title="" id="67" name="Picture"/>
                   <a:graphic>
@@ -21253,7 +21565,7 @@
                         <pic:spPr bwMode="auto">
                           <a:xfrm>
                             <a:off x="0" y="0"/>
-                            <a:ext cx="2667000" cy="3305153"/>
+                            <a:ext cx="2381250" cy="2951029"/>
                           </a:xfrm>
                           <a:prstGeom prst="rect">
                             <a:avLst/>
@@ -21274,11 +21586,7 @@
           </w:p>
         </w:tc>
         <w:tc>
-          <w:tcPr>
-            <w:tcBorders>
-              <w:bottom w:val="single" w:sz="6" w:space="0" w:color="333333"/>
-            </w:tcBorders>
-          </w:tcPr>
+          <w:tcPr/>
           <w:p>
             <w:pPr>
               <w:pStyle w:val="Compact"/>
@@ -21287,11 +21595,10 @@
             <w:r>
               <w:rPr>
                 <w:rFonts w:ascii="Times New Roman" w:hAnsi="Times New Roman" w:eastAsia="Times New Roman" w:cs="Times New Roman"/>
-                <w:b/>
               </w:rPr>
               <w:drawing>
                 <wp:inline>
-                  <wp:extent cx="2667000" cy="1260412"/>
+                  <wp:extent cx="2381250" cy="1125368"/>
                   <wp:effectExtent b="0" l="0" r="0" t="0"/>
                   <wp:docPr descr="" title="" id="70" name="Picture"/>
                   <a:graphic>
@@ -21312,7 +21619,7 @@
                         <pic:spPr bwMode="auto">
                           <a:xfrm>
                             <a:off x="0" y="0"/>
-                            <a:ext cx="2667000" cy="1260412"/>
+                            <a:ext cx="2381250" cy="1125368"/>
                           </a:xfrm>
                           <a:prstGeom prst="rect">
                             <a:avLst/>
@@ -22886,8 +23193,25 @@
             </w:pPr>
             <w:r>
               <w:rPr>
+                <w:rFonts w:hint="eastAsia" w:ascii="Times New Roman" w:hAnsi="Times New Roman" w:eastAsia="SimHei" w:cs="Times New Roman"/>
+                <w:b/>
+              </w:rPr>
+              <w:t xml:space="preserve">离子半径比结构型式决策</w:t>
+            </w:r>
+          </w:p>
+        </w:tc>
+      </w:tr>
+      <w:tr>
+        <w:tc>
+          <w:tcPr/>
+          <w:p>
+            <w:pPr>
+              <w:pStyle w:val="Compact"/>
+              <w:jc w:val="center"/>
+            </w:pPr>
+            <w:r>
+              <w:rPr>
                 <w:rFonts w:ascii="Times New Roman" w:hAnsi="Times New Roman" w:eastAsia="Times New Roman" w:cs="Times New Roman"/>
-                <w:b/>
               </w:rPr>
               <w:drawing>
                 <wp:inline>
@@ -25850,8 +26174,25 @@
             </w:pPr>
             <w:r>
               <w:rPr>
+                <w:rFonts w:hint="eastAsia" w:ascii="Times New Roman" w:hAnsi="Times New Roman" w:eastAsia="SimHei" w:cs="Times New Roman"/>
+                <w:b/>
+              </w:rPr>
+              <w:t xml:space="preserve">三种典型离子晶型对比</w:t>
+            </w:r>
+          </w:p>
+        </w:tc>
+      </w:tr>
+      <w:tr>
+        <w:tc>
+          <w:tcPr/>
+          <w:p>
+            <w:pPr>
+              <w:pStyle w:val="Compact"/>
+              <w:jc w:val="center"/>
+            </w:pPr>
+            <w:r>
+              <w:rPr>
                 <w:rFonts w:ascii="Times New Roman" w:hAnsi="Times New Roman" w:eastAsia="Times New Roman" w:cs="Times New Roman"/>
-                <w:b/>
               </w:rPr>
               <w:drawing>
                 <wp:inline>
@@ -28402,12 +28743,49 @@
             </w:pPr>
             <w:r>
               <w:rPr>
+                <w:rFonts w:hint="eastAsia" w:ascii="Times New Roman" w:hAnsi="Times New Roman" w:eastAsia="SimHei" w:cs="Times New Roman"/>
+                <w:b/>
+              </w:rPr>
+              <w:t xml:space="preserve">纤锌矿六方硫化锌晶胞</w:t>
+            </w:r>
+          </w:p>
+        </w:tc>
+        <w:tc>
+          <w:tcPr>
+            <w:tcBorders>
+              <w:bottom w:val="single" w:sz="6" w:space="0" w:color="333333"/>
+            </w:tcBorders>
+          </w:tcPr>
+          <w:p>
+            <w:pPr>
+              <w:pStyle w:val="Compact"/>
+              <w:jc w:val="center"/>
+            </w:pPr>
+            <w:r>
+              <w:rPr>
+                <w:rFonts w:hint="eastAsia" w:ascii="Times New Roman" w:hAnsi="Times New Roman" w:eastAsia="SimHei" w:cs="Times New Roman"/>
+                <w:b/>
+              </w:rPr>
+              <w:t xml:space="preserve">萤石型氟化钙晶体架构</w:t>
+            </w:r>
+          </w:p>
+        </w:tc>
+      </w:tr>
+      <w:tr>
+        <w:tc>
+          <w:tcPr/>
+          <w:p>
+            <w:pPr>
+              <w:pStyle w:val="Compact"/>
+              <w:jc w:val="center"/>
+            </w:pPr>
+            <w:r>
+              <w:rPr>
                 <w:rFonts w:ascii="Times New Roman" w:hAnsi="Times New Roman" w:eastAsia="Times New Roman" w:cs="Times New Roman"/>
-                <w:b/>
               </w:rPr>
               <w:drawing>
                 <wp:inline>
-                  <wp:extent cx="2667000" cy="3020245"/>
+                  <wp:extent cx="2381250" cy="2696647"/>
                   <wp:effectExtent b="0" l="0" r="0" t="0"/>
                   <wp:docPr descr="" title="" id="80" name="Picture"/>
                   <a:graphic>
@@ -28428,7 +28806,7 @@
                         <pic:spPr bwMode="auto">
                           <a:xfrm>
                             <a:off x="0" y="0"/>
-                            <a:ext cx="2667000" cy="3020245"/>
+                            <a:ext cx="2381250" cy="2696647"/>
                           </a:xfrm>
                           <a:prstGeom prst="rect">
                             <a:avLst/>
@@ -28449,11 +28827,7 @@
           </w:p>
         </w:tc>
         <w:tc>
-          <w:tcPr>
-            <w:tcBorders>
-              <w:bottom w:val="single" w:sz="6" w:space="0" w:color="333333"/>
-            </w:tcBorders>
-          </w:tcPr>
+          <w:tcPr/>
           <w:p>
             <w:pPr>
               <w:pStyle w:val="Compact"/>
@@ -28462,11 +28836,10 @@
             <w:r>
               <w:rPr>
                 <w:rFonts w:ascii="Times New Roman" w:hAnsi="Times New Roman" w:eastAsia="Times New Roman" w:cs="Times New Roman"/>
-                <w:b/>
               </w:rPr>
               <w:drawing>
                 <wp:inline>
-                  <wp:extent cx="2667000" cy="2667000"/>
+                  <wp:extent cx="2381250" cy="2381250"/>
                   <wp:effectExtent b="0" l="0" r="0" t="0"/>
                   <wp:docPr descr="" title="" id="83" name="Picture"/>
                   <a:graphic>
@@ -28487,7 +28860,7 @@
                         <pic:spPr bwMode="auto">
                           <a:xfrm>
                             <a:off x="0" y="0"/>
-                            <a:ext cx="2667000" cy="2667000"/>
+                            <a:ext cx="2381250" cy="2381250"/>
                           </a:xfrm>
                           <a:prstGeom prst="rect">
                             <a:avLst/>
@@ -29988,8 +30361,25 @@
             </w:pPr>
             <w:r>
               <w:rPr>
+                <w:rFonts w:hint="eastAsia" w:ascii="Times New Roman" w:hAnsi="Times New Roman" w:eastAsia="SimHei" w:cs="Times New Roman"/>
+                <w:b/>
+              </w:rPr>
+              <w:t xml:space="preserve">钙钛矿八面体共顶骨架</w:t>
+            </w:r>
+          </w:p>
+        </w:tc>
+      </w:tr>
+      <w:tr>
+        <w:tc>
+          <w:tcPr/>
+          <w:p>
+            <w:pPr>
+              <w:pStyle w:val="Compact"/>
+              <w:jc w:val="center"/>
+            </w:pPr>
+            <w:r>
+              <w:rPr>
                 <w:rFonts w:ascii="Times New Roman" w:hAnsi="Times New Roman" w:eastAsia="Times New Roman" w:cs="Times New Roman"/>
-                <w:b/>
               </w:rPr>
               <w:drawing>
                 <wp:inline>
@@ -37450,8 +37840,25 @@
             </w:pPr>
             <w:r>
               <w:rPr>
+                <w:rFonts w:hint="eastAsia" w:ascii="Times New Roman" w:hAnsi="Times New Roman" w:eastAsia="SimHei" w:cs="Times New Roman"/>
+                <w:b/>
+              </w:rPr>
+              <w:t xml:space="preserve">溴化银弗兰克尔缺陷模型</w:t>
+            </w:r>
+          </w:p>
+        </w:tc>
+      </w:tr>
+      <w:tr>
+        <w:tc>
+          <w:tcPr/>
+          <w:p>
+            <w:pPr>
+              <w:pStyle w:val="Compact"/>
+              <w:jc w:val="center"/>
+            </w:pPr>
+            <w:r>
+              <w:rPr>
                 <w:rFonts w:ascii="Times New Roman" w:hAnsi="Times New Roman" w:eastAsia="Times New Roman" w:cs="Times New Roman"/>
-                <w:b/>
               </w:rPr>
               <w:drawing>
                 <wp:inline>

--- a/06-学生侧材料/讲义/学生专用版/2-结构化学/晶体学与晶体结构-超级充实版（学生专用版）.docx
+++ b/06-学生侧材料/讲义/学生专用版/2-结构化学/晶体学与晶体结构-超级充实版（学生专用版）.docx
@@ -39356,18 +39356,16 @@
         </w:rPr>
         <w:t>：</w:t>
       </w:r>
-      <w:r>
-        <w:rPr>
-          <w:rFonts w:ascii="Times New Roman" w:hAnsi="Times New Roman" w:eastAsia="Times New Roman" w:cs="Times New Roman"/>
-        </w:rPr>
-        <w:t xml:space="preserve"> </w:t>
-      </w:r>
-      <w:r>
-        <w:rPr>
-          <w:rFonts w:ascii="Times New Roman" w:hAnsi="Times New Roman" w:eastAsia="Times New Roman" w:cs="Times New Roman"/>
-        </w:rPr>
-        <w:t xml:space="preserve">(1) </w:t>
-      </w:r>
+    </w:p>
+    <w:p>
+      <w:pPr>
+        <w:pStyle w:val="Compact"/>
+        <w:numPr>
+          <w:ilvl w:val="0"/>
+          <w:numId w:val="1001"/>
+        </w:numPr>
+        <w:ind w:firstLine="420"/>
+      </w:pPr>
       <w:r>
         <w:rPr>
           <w:rFonts w:hint="eastAsia" w:ascii="Times New Roman" w:hAnsi="Times New Roman" w:eastAsia="FangSong" w:cs="Times New Roman"/>
@@ -39416,18 +39414,16 @@
         </w:rPr>
         <w:t>；</w:t>
       </w:r>
-      <w:r>
-        <w:rPr>
-          <w:rFonts w:ascii="Times New Roman" w:hAnsi="Times New Roman" w:eastAsia="Times New Roman" w:cs="Times New Roman"/>
-        </w:rPr>
-        <w:t xml:space="preserve"> </w:t>
-      </w:r>
-      <w:r>
-        <w:rPr>
-          <w:rFonts w:ascii="Times New Roman" w:hAnsi="Times New Roman" w:eastAsia="Times New Roman" w:cs="Times New Roman"/>
-        </w:rPr>
-        <w:t xml:space="preserve">(2) </w:t>
-      </w:r>
+    </w:p>
+    <w:p>
+      <w:pPr>
+        <w:pStyle w:val="Compact"/>
+        <w:numPr>
+          <w:ilvl w:val="0"/>
+          <w:numId w:val="1001"/>
+        </w:numPr>
+        <w:ind w:firstLine="420"/>
+      </w:pPr>
       <w:r>
         <w:rPr>
           <w:rFonts w:hint="eastAsia" w:ascii="Times New Roman" w:hAnsi="Times New Roman" w:eastAsia="FangSong" w:cs="Times New Roman"/>
@@ -39520,58 +39516,56 @@
         </w:rPr>
         <w:t>；</w:t>
       </w:r>
-      <w:r>
-        <w:rPr>
-          <w:rFonts w:ascii="Times New Roman" w:hAnsi="Times New Roman" w:eastAsia="Times New Roman" w:cs="Times New Roman"/>
-        </w:rPr>
-        <w:t xml:space="preserve"> </w:t>
-      </w:r>
-      <w:r>
-        <w:rPr>
-          <w:rFonts w:ascii="Times New Roman" w:hAnsi="Times New Roman" w:eastAsia="Times New Roman" w:cs="Times New Roman"/>
-        </w:rPr>
-        <w:t xml:space="preserve">(3) </w:t>
-      </w:r>
-      <w:r>
-        <w:rPr>
-          <w:rFonts w:hint="eastAsia" w:ascii="Times New Roman" w:hAnsi="Times New Roman" w:eastAsia="FangSong" w:cs="Times New Roman"/>
-        </w:rPr>
-        <w:t>简述为什么在金刚石晶体中</w:t>
-      </w:r>
-      <w:r>
-        <w:rPr>
-          <w:rFonts w:hint="eastAsia" w:ascii="Times New Roman" w:hAnsi="Times New Roman" w:eastAsia="Times New Roman" w:cs="Times New Roman"/>
-        </w:rPr>
-        <w:t>，</w:t>
-      </w:r>
-      <w:r>
-        <w:rPr>
-          <w:rFonts w:hint="eastAsia" w:ascii="Times New Roman" w:hAnsi="Times New Roman" w:eastAsia="FangSong" w:cs="Times New Roman"/>
-        </w:rPr>
-        <w:t>不能将</w:t>
-      </w:r>
-      <w:r>
-        <w:rPr>
-          <w:rFonts w:ascii="Times New Roman" w:hAnsi="Times New Roman" w:eastAsia="Times New Roman" w:cs="Times New Roman"/>
-        </w:rPr>
-        <w:t xml:space="preserve"> 8 </w:t>
-      </w:r>
-      <w:r>
-        <w:rPr>
-          <w:rFonts w:hint="eastAsia" w:ascii="Times New Roman" w:hAnsi="Times New Roman" w:eastAsia="FangSong" w:cs="Times New Roman"/>
-        </w:rPr>
-        <w:t>个碳原子全部看作是空间点阵点</w:t>
-      </w:r>
-      <w:r>
-        <w:rPr>
-          <w:rFonts w:hint="eastAsia" w:ascii="Times New Roman" w:hAnsi="Times New Roman" w:eastAsia="Times New Roman" w:cs="Times New Roman"/>
-        </w:rPr>
-        <w:t>。</w:t>
-      </w:r>
     </w:p>
     <w:p>
       <w:pPr>
-        <w:pStyle w:val="BodyText"/>
+        <w:pStyle w:val="Compact"/>
+        <w:numPr>
+          <w:ilvl w:val="0"/>
+          <w:numId w:val="1001"/>
+        </w:numPr>
+        <w:ind w:firstLine="420"/>
+      </w:pPr>
+      <w:r>
+        <w:rPr>
+          <w:rFonts w:hint="eastAsia" w:ascii="Times New Roman" w:hAnsi="Times New Roman" w:eastAsia="FangSong" w:cs="Times New Roman"/>
+        </w:rPr>
+        <w:t>简述为什么在金刚石晶体中</w:t>
+      </w:r>
+      <w:r>
+        <w:rPr>
+          <w:rFonts w:hint="eastAsia" w:ascii="Times New Roman" w:hAnsi="Times New Roman" w:eastAsia="Times New Roman" w:cs="Times New Roman"/>
+        </w:rPr>
+        <w:t>，</w:t>
+      </w:r>
+      <w:r>
+        <w:rPr>
+          <w:rFonts w:hint="eastAsia" w:ascii="Times New Roman" w:hAnsi="Times New Roman" w:eastAsia="FangSong" w:cs="Times New Roman"/>
+        </w:rPr>
+        <w:t>不能将</w:t>
+      </w:r>
+      <w:r>
+        <w:rPr>
+          <w:rFonts w:ascii="Times New Roman" w:hAnsi="Times New Roman" w:eastAsia="Times New Roman" w:cs="Times New Roman"/>
+        </w:rPr>
+        <w:t xml:space="preserve"> 8 </w:t>
+      </w:r>
+      <w:r>
+        <w:rPr>
+          <w:rFonts w:hint="eastAsia" w:ascii="Times New Roman" w:hAnsi="Times New Roman" w:eastAsia="FangSong" w:cs="Times New Roman"/>
+        </w:rPr>
+        <w:t>个碳原子全部看作是空间点阵点</w:t>
+      </w:r>
+      <w:r>
+        <w:rPr>
+          <w:rFonts w:hint="eastAsia" w:ascii="Times New Roman" w:hAnsi="Times New Roman" w:eastAsia="Times New Roman" w:cs="Times New Roman"/>
+        </w:rPr>
+        <w:t>。</w:t>
+      </w:r>
+    </w:p>
+    <w:p>
+      <w:pPr>
+        <w:pStyle w:val="FirstParagraph"/>
       </w:pPr>
     </w:p>
     <w:p>
@@ -39629,18 +39623,16 @@
         </w:rPr>
         <w:t>：</w:t>
       </w:r>
-      <w:r>
-        <w:rPr>
-          <w:rFonts w:ascii="Times New Roman" w:hAnsi="Times New Roman" w:eastAsia="Times New Roman" w:cs="Times New Roman"/>
-        </w:rPr>
-        <w:t xml:space="preserve"> </w:t>
-      </w:r>
-      <w:r>
-        <w:rPr>
-          <w:rFonts w:ascii="Times New Roman" w:hAnsi="Times New Roman" w:eastAsia="Times New Roman" w:cs="Times New Roman"/>
-        </w:rPr>
-        <w:t xml:space="preserve">(1) </w:t>
-      </w:r>
+    </w:p>
+    <w:p>
+      <w:pPr>
+        <w:pStyle w:val="Compact"/>
+        <w:numPr>
+          <w:ilvl w:val="0"/>
+          <w:numId w:val="1002"/>
+        </w:numPr>
+        <w:ind w:firstLine="420"/>
+      </w:pPr>
       <w:r>
         <w:rPr>
           <w:rFonts w:hint="eastAsia" w:ascii="Times New Roman" w:hAnsi="Times New Roman" w:eastAsia="FangSong" w:cs="Times New Roman"/>
@@ -39744,155 +39736,151 @@
         </w:rPr>
         <w:t xml:space="preserve">）；</w:t>
       </w:r>
-      <w:r>
-        <w:rPr>
-          <w:rFonts w:ascii="Times New Roman" w:hAnsi="Times New Roman" w:eastAsia="Times New Roman" w:cs="Times New Roman"/>
-        </w:rPr>
-        <w:t xml:space="preserve"> </w:t>
-      </w:r>
-      <w:r>
-        <w:rPr>
-          <w:rFonts w:ascii="Times New Roman" w:hAnsi="Times New Roman" w:eastAsia="Times New Roman" w:cs="Times New Roman"/>
-        </w:rPr>
-        <w:t xml:space="preserve">(2) </w:t>
-      </w:r>
-      <w:r>
-        <w:rPr>
-          <w:rFonts w:hint="eastAsia" w:ascii="Times New Roman" w:hAnsi="Times New Roman" w:eastAsia="FangSong" w:cs="Times New Roman"/>
-        </w:rPr>
-        <w:t xml:space="preserve">说明整数量子数</w:t>
-      </w:r>
-      <w:r>
-        <w:rPr>
-          <w:rFonts w:ascii="Times New Roman" w:hAnsi="Times New Roman" w:eastAsia="Times New Roman" w:cs="Times New Roman"/>
-        </w:rPr>
-        <w:t xml:space="preserve"> </w:t>
-      </w:r>
-      <m:oMath>
-        <m:r>
-          <m:t>N</m:t>
-        </m:r>
-      </m:oMath>
-      <w:r>
-        <w:rPr>
-          <w:rFonts w:ascii="Times New Roman" w:hAnsi="Times New Roman" w:eastAsia="Times New Roman" w:cs="Times New Roman"/>
-        </w:rPr>
-        <w:t xml:space="preserve"> </w:t>
-      </w:r>
-      <w:r>
-        <w:rPr>
-          <w:rFonts w:hint="eastAsia" w:ascii="Times New Roman" w:hAnsi="Times New Roman" w:eastAsia="FangSong" w:cs="Times New Roman"/>
-        </w:rPr>
-        <w:t>在物理上允许取得的离散数值集合</w:t>
-      </w:r>
-      <w:r>
-        <w:rPr>
-          <w:rFonts w:hint="eastAsia" w:ascii="Times New Roman" w:hAnsi="Times New Roman" w:eastAsia="Times New Roman" w:cs="Times New Roman"/>
-        </w:rPr>
-        <w:t>，</w:t>
-      </w:r>
-      <w:r>
-        <w:rPr>
-          <w:rFonts w:hint="eastAsia" w:ascii="Times New Roman" w:hAnsi="Times New Roman" w:eastAsia="FangSong" w:cs="Times New Roman"/>
-        </w:rPr>
-        <w:t>并由此证明为什么晶体宏观外形只允许存在</w:t>
-      </w:r>
-      <w:r>
-        <w:rPr>
-          <w:rFonts w:ascii="Times New Roman" w:hAnsi="Times New Roman" w:eastAsia="Times New Roman" w:cs="Times New Roman"/>
-        </w:rPr>
-        <w:t xml:space="preserve"> 1, 2, 3, 4, 6 </w:t>
-      </w:r>
-      <w:r>
-        <w:rPr>
-          <w:rFonts w:hint="eastAsia" w:ascii="Times New Roman" w:hAnsi="Times New Roman" w:eastAsia="FangSong" w:cs="Times New Roman"/>
-        </w:rPr>
-        <w:t>次旋转对称轴</w:t>
-      </w:r>
-      <w:r>
-        <w:rPr>
-          <w:rFonts w:hint="eastAsia" w:ascii="Times New Roman" w:hAnsi="Times New Roman" w:eastAsia="Times New Roman" w:cs="Times New Roman"/>
-        </w:rPr>
-        <w:t>；</w:t>
-      </w:r>
-      <w:r>
-        <w:rPr>
-          <w:rFonts w:ascii="Times New Roman" w:hAnsi="Times New Roman" w:eastAsia="Times New Roman" w:cs="Times New Roman"/>
-        </w:rPr>
-        <w:t xml:space="preserve"> </w:t>
-      </w:r>
-      <w:r>
-        <w:rPr>
-          <w:rFonts w:ascii="Times New Roman" w:hAnsi="Times New Roman" w:eastAsia="Times New Roman" w:cs="Times New Roman"/>
-        </w:rPr>
-        <w:t xml:space="preserve">(3) </w:t>
-      </w:r>
-      <w:r>
-        <w:rPr>
-          <w:rFonts w:hint="eastAsia" w:ascii="Times New Roman" w:hAnsi="Times New Roman" w:eastAsia="FangSong" w:cs="Times New Roman"/>
-        </w:rPr>
-        <w:t>从二维平面密铺与三维空间无缝周期平移填充的几何角度</w:t>
-      </w:r>
-      <w:r>
-        <w:rPr>
-          <w:rFonts w:hint="eastAsia" w:ascii="Times New Roman" w:hAnsi="Times New Roman" w:eastAsia="Times New Roman" w:cs="Times New Roman"/>
-        </w:rPr>
-        <w:t>，</w:t>
-      </w:r>
-      <w:r>
-        <w:rPr>
-          <w:rFonts w:hint="eastAsia" w:ascii="Times New Roman" w:hAnsi="Times New Roman" w:eastAsia="FangSong" w:cs="Times New Roman"/>
-        </w:rPr>
-        <w:t>解释为什么五次旋转轴</w:t>
-      </w:r>
-      <w:r>
-        <w:rPr>
-          <w:rFonts w:hint="eastAsia" w:ascii="Times New Roman" w:hAnsi="Times New Roman" w:eastAsia="Times New Roman" w:cs="Times New Roman"/>
-        </w:rPr>
-        <w:t>（</w:t>
-      </w:r>
-      <m:oMath>
-        <m:r>
-          <m:t>θ</m:t>
-        </m:r>
-        <m:r>
-          <m:rPr>
-            <m:sty m:val="p"/>
-          </m:rPr>
-          <m:t>=</m:t>
-        </m:r>
-        <m:r>
-          <m:t>72</m:t>
-        </m:r>
-        <m:r>
-          <m:rPr>
-            <m:sty m:val="p"/>
-          </m:rPr>
-          <m:t>°</m:t>
-        </m:r>
-      </m:oMath>
-      <w:r>
-        <w:rPr>
-          <w:rFonts w:hint="eastAsia" w:ascii="Times New Roman" w:hAnsi="Times New Roman" w:eastAsia="Times New Roman" w:cs="Times New Roman"/>
-        </w:rPr>
-        <w:t>）</w:t>
-      </w:r>
-      <w:r>
-        <w:rPr>
-          <w:rFonts w:hint="eastAsia" w:ascii="Times New Roman" w:hAnsi="Times New Roman" w:eastAsia="FangSong" w:cs="Times New Roman"/>
-        </w:rPr>
-        <w:t>以及大于六次的旋转轴在经典晶体中被严格禁阻</w:t>
-      </w:r>
-      <w:r>
-        <w:rPr>
-          <w:rFonts w:hint="eastAsia" w:ascii="Times New Roman" w:hAnsi="Times New Roman" w:eastAsia="Times New Roman" w:cs="Times New Roman"/>
-        </w:rPr>
-        <w:t>。</w:t>
-      </w:r>
     </w:p>
     <w:p>
       <w:pPr>
-        <w:pStyle w:val="BodyText"/>
+        <w:pStyle w:val="Compact"/>
+        <w:numPr>
+          <w:ilvl w:val="0"/>
+          <w:numId w:val="1002"/>
+        </w:numPr>
+        <w:ind w:firstLine="420"/>
+      </w:pPr>
+      <w:r>
+        <w:rPr>
+          <w:rFonts w:hint="eastAsia" w:ascii="Times New Roman" w:hAnsi="Times New Roman" w:eastAsia="FangSong" w:cs="Times New Roman"/>
+        </w:rPr>
+        <w:t xml:space="preserve">说明整数量子数</w:t>
+      </w:r>
+      <w:r>
+        <w:rPr>
+          <w:rFonts w:ascii="Times New Roman" w:hAnsi="Times New Roman" w:eastAsia="Times New Roman" w:cs="Times New Roman"/>
+        </w:rPr>
+        <w:t xml:space="preserve"> </w:t>
+      </w:r>
+      <m:oMath>
+        <m:r>
+          <m:t>N</m:t>
+        </m:r>
+      </m:oMath>
+      <w:r>
+        <w:rPr>
+          <w:rFonts w:ascii="Times New Roman" w:hAnsi="Times New Roman" w:eastAsia="Times New Roman" w:cs="Times New Roman"/>
+        </w:rPr>
+        <w:t xml:space="preserve"> </w:t>
+      </w:r>
+      <w:r>
+        <w:rPr>
+          <w:rFonts w:hint="eastAsia" w:ascii="Times New Roman" w:hAnsi="Times New Roman" w:eastAsia="FangSong" w:cs="Times New Roman"/>
+        </w:rPr>
+        <w:t>在物理上允许取得的离散数值集合</w:t>
+      </w:r>
+      <w:r>
+        <w:rPr>
+          <w:rFonts w:hint="eastAsia" w:ascii="Times New Roman" w:hAnsi="Times New Roman" w:eastAsia="Times New Roman" w:cs="Times New Roman"/>
+        </w:rPr>
+        <w:t>，</w:t>
+      </w:r>
+      <w:r>
+        <w:rPr>
+          <w:rFonts w:hint="eastAsia" w:ascii="Times New Roman" w:hAnsi="Times New Roman" w:eastAsia="FangSong" w:cs="Times New Roman"/>
+        </w:rPr>
+        <w:t>并由此证明为什么晶体宏观外形只允许存在</w:t>
+      </w:r>
+      <w:r>
+        <w:rPr>
+          <w:rFonts w:ascii="Times New Roman" w:hAnsi="Times New Roman" w:eastAsia="Times New Roman" w:cs="Times New Roman"/>
+        </w:rPr>
+        <w:t xml:space="preserve"> 1, 2, 3, 4, 6 </w:t>
+      </w:r>
+      <w:r>
+        <w:rPr>
+          <w:rFonts w:hint="eastAsia" w:ascii="Times New Roman" w:hAnsi="Times New Roman" w:eastAsia="FangSong" w:cs="Times New Roman"/>
+        </w:rPr>
+        <w:t>次旋转对称轴</w:t>
+      </w:r>
+      <w:r>
+        <w:rPr>
+          <w:rFonts w:hint="eastAsia" w:ascii="Times New Roman" w:hAnsi="Times New Roman" w:eastAsia="Times New Roman" w:cs="Times New Roman"/>
+        </w:rPr>
+        <w:t>；</w:t>
+      </w:r>
+    </w:p>
+    <w:p>
+      <w:pPr>
+        <w:pStyle w:val="Compact"/>
+        <w:numPr>
+          <w:ilvl w:val="0"/>
+          <w:numId w:val="1002"/>
+        </w:numPr>
+        <w:ind w:firstLine="420"/>
+      </w:pPr>
+      <w:r>
+        <w:rPr>
+          <w:rFonts w:hint="eastAsia" w:ascii="Times New Roman" w:hAnsi="Times New Roman" w:eastAsia="FangSong" w:cs="Times New Roman"/>
+        </w:rPr>
+        <w:t>从二维平面密铺与三维空间无缝周期平移填充的几何角度</w:t>
+      </w:r>
+      <w:r>
+        <w:rPr>
+          <w:rFonts w:hint="eastAsia" w:ascii="Times New Roman" w:hAnsi="Times New Roman" w:eastAsia="Times New Roman" w:cs="Times New Roman"/>
+        </w:rPr>
+        <w:t>，</w:t>
+      </w:r>
+      <w:r>
+        <w:rPr>
+          <w:rFonts w:hint="eastAsia" w:ascii="Times New Roman" w:hAnsi="Times New Roman" w:eastAsia="FangSong" w:cs="Times New Roman"/>
+        </w:rPr>
+        <w:t>解释为什么五次旋转轴</w:t>
+      </w:r>
+      <w:r>
+        <w:rPr>
+          <w:rFonts w:hint="eastAsia" w:ascii="Times New Roman" w:hAnsi="Times New Roman" w:eastAsia="Times New Roman" w:cs="Times New Roman"/>
+        </w:rPr>
+        <w:t>（</w:t>
+      </w:r>
+      <m:oMath>
+        <m:r>
+          <m:t>θ</m:t>
+        </m:r>
+        <m:r>
+          <m:rPr>
+            <m:sty m:val="p"/>
+          </m:rPr>
+          <m:t>=</m:t>
+        </m:r>
+        <m:r>
+          <m:t>72</m:t>
+        </m:r>
+        <m:r>
+          <m:rPr>
+            <m:sty m:val="p"/>
+          </m:rPr>
+          <m:t>°</m:t>
+        </m:r>
+      </m:oMath>
+      <w:r>
+        <w:rPr>
+          <w:rFonts w:hint="eastAsia" w:ascii="Times New Roman" w:hAnsi="Times New Roman" w:eastAsia="Times New Roman" w:cs="Times New Roman"/>
+        </w:rPr>
+        <w:t>）</w:t>
+      </w:r>
+      <w:r>
+        <w:rPr>
+          <w:rFonts w:hint="eastAsia" w:ascii="Times New Roman" w:hAnsi="Times New Roman" w:eastAsia="FangSong" w:cs="Times New Roman"/>
+        </w:rPr>
+        <w:t>以及大于六次的旋转轴在经典晶体中被严格禁阻</w:t>
+      </w:r>
+      <w:r>
+        <w:rPr>
+          <w:rFonts w:hint="eastAsia" w:ascii="Times New Roman" w:hAnsi="Times New Roman" w:eastAsia="Times New Roman" w:cs="Times New Roman"/>
+        </w:rPr>
+        <w:t>。</w:t>
+      </w:r>
+    </w:p>
+    <w:p>
+      <w:pPr>
+        <w:pStyle w:val="FirstParagraph"/>
       </w:pPr>
     </w:p>
     <w:p>
@@ -39926,18 +39914,16 @@
         </w:rPr>
         <w:t>：</w:t>
       </w:r>
-      <w:r>
-        <w:rPr>
-          <w:rFonts w:ascii="Times New Roman" w:hAnsi="Times New Roman" w:eastAsia="Times New Roman" w:cs="Times New Roman"/>
-        </w:rPr>
-        <w:t xml:space="preserve"> </w:t>
-      </w:r>
-      <w:r>
-        <w:rPr>
-          <w:rFonts w:ascii="Times New Roman" w:hAnsi="Times New Roman" w:eastAsia="Times New Roman" w:cs="Times New Roman"/>
-        </w:rPr>
-        <w:t xml:space="preserve">(1) </w:t>
-      </w:r>
+    </w:p>
+    <w:p>
+      <w:pPr>
+        <w:pStyle w:val="Compact"/>
+        <w:numPr>
+          <w:ilvl w:val="0"/>
+          <w:numId w:val="1003"/>
+        </w:numPr>
+        <w:ind w:firstLine="420"/>
+      </w:pPr>
       <w:r>
         <w:rPr>
           <w:rFonts w:hint="eastAsia" w:ascii="Times New Roman" w:hAnsi="Times New Roman" w:eastAsia="FangSong" w:cs="Times New Roman"/>
@@ -39962,18 +39948,16 @@
         </w:rPr>
         <w:t>；</w:t>
       </w:r>
-      <w:r>
-        <w:rPr>
-          <w:rFonts w:ascii="Times New Roman" w:hAnsi="Times New Roman" w:eastAsia="Times New Roman" w:cs="Times New Roman"/>
-        </w:rPr>
-        <w:t xml:space="preserve"> </w:t>
-      </w:r>
-      <w:r>
-        <w:rPr>
-          <w:rFonts w:ascii="Times New Roman" w:hAnsi="Times New Roman" w:eastAsia="Times New Roman" w:cs="Times New Roman"/>
-        </w:rPr>
-        <w:t xml:space="preserve">(2) </w:t>
-      </w:r>
+    </w:p>
+    <w:p>
+      <w:pPr>
+        <w:pStyle w:val="Compact"/>
+        <w:numPr>
+          <w:ilvl w:val="0"/>
+          <w:numId w:val="1003"/>
+        </w:numPr>
+        <w:ind w:firstLine="420"/>
+      </w:pPr>
       <w:r>
         <w:rPr>
           <w:rFonts w:hint="eastAsia" w:ascii="Times New Roman" w:hAnsi="Times New Roman" w:eastAsia="FangSong" w:cs="Times New Roman"/>
@@ -40094,18 +40078,16 @@
         </w:rPr>
         <w:t>；</w:t>
       </w:r>
-      <w:r>
-        <w:rPr>
-          <w:rFonts w:ascii="Times New Roman" w:hAnsi="Times New Roman" w:eastAsia="Times New Roman" w:cs="Times New Roman"/>
-        </w:rPr>
-        <w:t xml:space="preserve"> </w:t>
-      </w:r>
-      <w:r>
-        <w:rPr>
-          <w:rFonts w:ascii="Times New Roman" w:hAnsi="Times New Roman" w:eastAsia="Times New Roman" w:cs="Times New Roman"/>
-        </w:rPr>
-        <w:t xml:space="preserve">(3) </w:t>
-      </w:r>
+    </w:p>
+    <w:p>
+      <w:pPr>
+        <w:pStyle w:val="Compact"/>
+        <w:numPr>
+          <w:ilvl w:val="0"/>
+          <w:numId w:val="1003"/>
+        </w:numPr>
+        <w:ind w:firstLine="420"/>
+      </w:pPr>
       <w:r>
         <w:rPr>
           <w:rFonts w:hint="eastAsia" w:ascii="Times New Roman" w:hAnsi="Times New Roman" w:eastAsia="FangSong" w:cs="Times New Roman"/>
@@ -40236,7 +40218,7 @@
     </w:p>
     <w:p>
       <w:pPr>
-        <w:pStyle w:val="BodyText"/>
+        <w:pStyle w:val="FirstParagraph"/>
       </w:pPr>
     </w:p>
     <w:p>
@@ -40282,233 +40264,227 @@
         </w:rPr>
         <w:t>：</w:t>
       </w:r>
-      <w:r>
-        <w:rPr>
-          <w:rFonts w:ascii="Times New Roman" w:hAnsi="Times New Roman" w:eastAsia="Times New Roman" w:cs="Times New Roman"/>
-        </w:rPr>
-        <w:t xml:space="preserve"> </w:t>
-      </w:r>
-      <w:r>
-        <w:rPr>
-          <w:rFonts w:ascii="Times New Roman" w:hAnsi="Times New Roman" w:eastAsia="Times New Roman" w:cs="Times New Roman"/>
-        </w:rPr>
-        <w:t xml:space="preserve">(1) </w:t>
-      </w:r>
-      <w:r>
-        <w:rPr>
-          <w:rFonts w:hint="eastAsia" w:ascii="Times New Roman" w:hAnsi="Times New Roman" w:eastAsia="FangSong" w:cs="Times New Roman"/>
-        </w:rPr>
-        <w:t>简述十四种布拉菲点阵中四种基本带心型式</w:t>
-      </w:r>
-      <w:r>
-        <w:rPr>
-          <w:rFonts w:hint="eastAsia" w:ascii="Times New Roman" w:hAnsi="Times New Roman" w:eastAsia="Times New Roman" w:cs="Times New Roman"/>
-        </w:rPr>
-        <w:t>（</w:t>
-      </w:r>
-      <w:r>
-        <w:rPr>
-          <w:rFonts w:hint="eastAsia" w:ascii="Times New Roman" w:hAnsi="Times New Roman" w:eastAsia="FangSong" w:cs="Times New Roman"/>
-        </w:rPr>
-        <w:t>素晶胞</w:t>
-      </w:r>
-      <w:r>
-        <w:rPr>
-          <w:rFonts w:ascii="Times New Roman" w:hAnsi="Times New Roman" w:eastAsia="Times New Roman" w:cs="Times New Roman"/>
-        </w:rPr>
-        <w:t xml:space="preserve"> </w:t>
-      </w:r>
-      <m:oMath>
-        <m:r>
-          <m:t>P</m:t>
-        </m:r>
-      </m:oMath>
-      <w:r>
-        <w:rPr>
-          <w:rFonts w:hint="eastAsia" w:ascii="Times New Roman" w:hAnsi="Times New Roman" w:eastAsia="Times New Roman" w:cs="Times New Roman"/>
-        </w:rPr>
-        <w:t>、</w:t>
-      </w:r>
-      <w:r>
-        <w:rPr>
-          <w:rFonts w:hint="eastAsia" w:ascii="Times New Roman" w:hAnsi="Times New Roman" w:eastAsia="FangSong" w:cs="Times New Roman"/>
-        </w:rPr>
-        <w:t>体心</w:t>
-      </w:r>
-      <w:r>
-        <w:rPr>
-          <w:rFonts w:ascii="Times New Roman" w:hAnsi="Times New Roman" w:eastAsia="Times New Roman" w:cs="Times New Roman"/>
-        </w:rPr>
-        <w:t xml:space="preserve"> </w:t>
-      </w:r>
-      <m:oMath>
-        <m:r>
-          <m:t>I</m:t>
-        </m:r>
-      </m:oMath>
-      <w:r>
-        <w:rPr>
-          <w:rFonts w:hint="eastAsia" w:ascii="Times New Roman" w:hAnsi="Times New Roman" w:eastAsia="Times New Roman" w:cs="Times New Roman"/>
-        </w:rPr>
-        <w:t>、</w:t>
-      </w:r>
-      <w:r>
-        <w:rPr>
-          <w:rFonts w:hint="eastAsia" w:ascii="Times New Roman" w:hAnsi="Times New Roman" w:eastAsia="FangSong" w:cs="Times New Roman"/>
-        </w:rPr>
-        <w:t>面心</w:t>
-      </w:r>
-      <w:r>
-        <w:rPr>
-          <w:rFonts w:ascii="Times New Roman" w:hAnsi="Times New Roman" w:eastAsia="Times New Roman" w:cs="Times New Roman"/>
-        </w:rPr>
-        <w:t xml:space="preserve"> </w:t>
-      </w:r>
-      <m:oMath>
-        <m:r>
-          <m:t>F</m:t>
-        </m:r>
-      </m:oMath>
-      <w:r>
-        <w:rPr>
-          <w:rFonts w:hint="eastAsia" w:ascii="Times New Roman" w:hAnsi="Times New Roman" w:eastAsia="Times New Roman" w:cs="Times New Roman"/>
-        </w:rPr>
-        <w:t>、</w:t>
-      </w:r>
-      <w:r>
-        <w:rPr>
-          <w:rFonts w:hint="eastAsia" w:ascii="Times New Roman" w:hAnsi="Times New Roman" w:eastAsia="FangSong" w:cs="Times New Roman"/>
-        </w:rPr>
-        <w:t>底心</w:t>
-      </w:r>
-      <w:r>
-        <w:rPr>
-          <w:rFonts w:ascii="Times New Roman" w:hAnsi="Times New Roman" w:eastAsia="Times New Roman" w:cs="Times New Roman"/>
-        </w:rPr>
-        <w:t xml:space="preserve"> </w:t>
-      </w:r>
-      <m:oMath>
-        <m:r>
-          <m:t>C</m:t>
-        </m:r>
-      </m:oMath>
-      <w:r>
-        <w:rPr>
-          <w:rFonts w:hint="eastAsia" w:ascii="Times New Roman" w:hAnsi="Times New Roman" w:eastAsia="Times New Roman" w:cs="Times New Roman"/>
-        </w:rPr>
-        <w:t>）</w:t>
-      </w:r>
-      <w:r>
-        <w:rPr>
-          <w:rFonts w:hint="eastAsia" w:ascii="Times New Roman" w:hAnsi="Times New Roman" w:eastAsia="FangSong" w:cs="Times New Roman"/>
-        </w:rPr>
-        <w:t>的点阵点空间分布与独立点阵点数目</w:t>
-      </w:r>
-      <w:r>
-        <w:rPr>
-          <w:rFonts w:hint="eastAsia" w:ascii="Times New Roman" w:hAnsi="Times New Roman" w:eastAsia="Times New Roman" w:cs="Times New Roman"/>
-        </w:rPr>
-        <w:t>；</w:t>
-      </w:r>
-      <w:r>
-        <w:rPr>
-          <w:rFonts w:ascii="Times New Roman" w:hAnsi="Times New Roman" w:eastAsia="Times New Roman" w:cs="Times New Roman"/>
-        </w:rPr>
-        <w:t xml:space="preserve"> </w:t>
-      </w:r>
-      <w:r>
-        <w:rPr>
-          <w:rFonts w:ascii="Times New Roman" w:hAnsi="Times New Roman" w:eastAsia="Times New Roman" w:cs="Times New Roman"/>
-        </w:rPr>
-        <w:t xml:space="preserve">(2) </w:t>
-      </w:r>
-      <w:r>
-        <w:rPr>
-          <w:rFonts w:hint="eastAsia" w:ascii="Times New Roman" w:hAnsi="Times New Roman" w:eastAsia="FangSong" w:cs="Times New Roman"/>
-        </w:rPr>
-        <w:t>证明为什么在立方晶系中绝对不存在底心立方点阵</w:t>
-      </w:r>
-      <w:r>
-        <w:rPr>
-          <w:rFonts w:hint="eastAsia" w:ascii="Times New Roman" w:hAnsi="Times New Roman" w:eastAsia="Times New Roman" w:cs="Times New Roman"/>
-        </w:rPr>
-        <w:t>（</w:t>
-      </w:r>
-      <w:r>
-        <w:rPr>
-          <w:rFonts w:hint="eastAsia" w:ascii="Times New Roman" w:hAnsi="Times New Roman" w:eastAsia="FangSong" w:cs="Times New Roman"/>
-        </w:rPr>
-        <w:t>说明如果在立方晶胞的一对平行面上心添加点阵点</w:t>
-      </w:r>
-      <w:r>
-        <w:rPr>
-          <w:rFonts w:hint="eastAsia" w:ascii="Times New Roman" w:hAnsi="Times New Roman" w:eastAsia="Times New Roman" w:cs="Times New Roman"/>
-        </w:rPr>
-        <w:t>，</w:t>
-      </w:r>
-      <w:r>
-        <w:rPr>
-          <w:rFonts w:hint="eastAsia" w:ascii="Times New Roman" w:hAnsi="Times New Roman" w:eastAsia="FangSong" w:cs="Times New Roman"/>
-        </w:rPr>
-        <w:t>该点阵为何会退化为四方晶系的素晶胞</w:t>
-      </w:r>
-      <w:r>
-        <w:rPr>
-          <w:rFonts w:ascii="Times New Roman" w:hAnsi="Times New Roman" w:eastAsia="Times New Roman" w:cs="Times New Roman"/>
-        </w:rPr>
-        <w:t xml:space="preserve"> </w:t>
-      </w:r>
-      <m:oMath>
-        <m:r>
-          <m:t>P</m:t>
-        </m:r>
-      </m:oMath>
-      <w:r>
-        <w:rPr>
-          <w:rFonts w:hint="eastAsia" w:ascii="Times New Roman" w:hAnsi="Times New Roman" w:eastAsia="Times New Roman" w:cs="Times New Roman"/>
-        </w:rPr>
-        <w:t xml:space="preserve">）；</w:t>
-      </w:r>
-      <w:r>
-        <w:rPr>
-          <w:rFonts w:ascii="Times New Roman" w:hAnsi="Times New Roman" w:eastAsia="Times New Roman" w:cs="Times New Roman"/>
-        </w:rPr>
-        <w:t xml:space="preserve"> </w:t>
-      </w:r>
-      <w:r>
-        <w:rPr>
-          <w:rFonts w:ascii="Times New Roman" w:hAnsi="Times New Roman" w:eastAsia="Times New Roman" w:cs="Times New Roman"/>
-        </w:rPr>
-        <w:t xml:space="preserve">(3) </w:t>
-      </w:r>
-      <w:r>
-        <w:rPr>
-          <w:rFonts w:hint="eastAsia" w:ascii="Times New Roman" w:hAnsi="Times New Roman" w:eastAsia="FangSong" w:cs="Times New Roman"/>
-        </w:rPr>
-        <w:t>解释为什么六方晶系只有简单六方素点阵</w:t>
-      </w:r>
-      <w:r>
-        <w:rPr>
-          <w:rFonts w:hint="eastAsia" w:ascii="Times New Roman" w:hAnsi="Times New Roman" w:eastAsia="Times New Roman" w:cs="Times New Roman"/>
-        </w:rPr>
-        <w:t>，</w:t>
-      </w:r>
-      <w:r>
-        <w:rPr>
-          <w:rFonts w:hint="eastAsia" w:ascii="Times New Roman" w:hAnsi="Times New Roman" w:eastAsia="FangSong" w:cs="Times New Roman"/>
-        </w:rPr>
-        <w:t>而不存在体心六方点阵</w:t>
-      </w:r>
-      <w:r>
-        <w:rPr>
-          <w:rFonts w:hint="eastAsia" w:ascii="Times New Roman" w:hAnsi="Times New Roman" w:eastAsia="Times New Roman" w:cs="Times New Roman"/>
-        </w:rPr>
-        <w:t>。</w:t>
-      </w:r>
     </w:p>
     <w:p>
       <w:pPr>
-        <w:pStyle w:val="BodyText"/>
+        <w:pStyle w:val="Compact"/>
+        <w:numPr>
+          <w:ilvl w:val="0"/>
+          <w:numId w:val="1004"/>
+        </w:numPr>
+        <w:ind w:firstLine="420"/>
+      </w:pPr>
+      <w:r>
+        <w:rPr>
+          <w:rFonts w:hint="eastAsia" w:ascii="Times New Roman" w:hAnsi="Times New Roman" w:eastAsia="FangSong" w:cs="Times New Roman"/>
+        </w:rPr>
+        <w:t>简述十四种布拉菲点阵中四种基本带心型式</w:t>
+      </w:r>
+      <w:r>
+        <w:rPr>
+          <w:rFonts w:hint="eastAsia" w:ascii="Times New Roman" w:hAnsi="Times New Roman" w:eastAsia="Times New Roman" w:cs="Times New Roman"/>
+        </w:rPr>
+        <w:t>（</w:t>
+      </w:r>
+      <w:r>
+        <w:rPr>
+          <w:rFonts w:hint="eastAsia" w:ascii="Times New Roman" w:hAnsi="Times New Roman" w:eastAsia="FangSong" w:cs="Times New Roman"/>
+        </w:rPr>
+        <w:t>素晶胞</w:t>
+      </w:r>
+      <w:r>
+        <w:rPr>
+          <w:rFonts w:ascii="Times New Roman" w:hAnsi="Times New Roman" w:eastAsia="Times New Roman" w:cs="Times New Roman"/>
+        </w:rPr>
+        <w:t xml:space="preserve"> </w:t>
+      </w:r>
+      <m:oMath>
+        <m:r>
+          <m:t>P</m:t>
+        </m:r>
+      </m:oMath>
+      <w:r>
+        <w:rPr>
+          <w:rFonts w:hint="eastAsia" w:ascii="Times New Roman" w:hAnsi="Times New Roman" w:eastAsia="Times New Roman" w:cs="Times New Roman"/>
+        </w:rPr>
+        <w:t>、</w:t>
+      </w:r>
+      <w:r>
+        <w:rPr>
+          <w:rFonts w:hint="eastAsia" w:ascii="Times New Roman" w:hAnsi="Times New Roman" w:eastAsia="FangSong" w:cs="Times New Roman"/>
+        </w:rPr>
+        <w:t>体心</w:t>
+      </w:r>
+      <w:r>
+        <w:rPr>
+          <w:rFonts w:ascii="Times New Roman" w:hAnsi="Times New Roman" w:eastAsia="Times New Roman" w:cs="Times New Roman"/>
+        </w:rPr>
+        <w:t xml:space="preserve"> </w:t>
+      </w:r>
+      <m:oMath>
+        <m:r>
+          <m:t>I</m:t>
+        </m:r>
+      </m:oMath>
+      <w:r>
+        <w:rPr>
+          <w:rFonts w:hint="eastAsia" w:ascii="Times New Roman" w:hAnsi="Times New Roman" w:eastAsia="Times New Roman" w:cs="Times New Roman"/>
+        </w:rPr>
+        <w:t>、</w:t>
+      </w:r>
+      <w:r>
+        <w:rPr>
+          <w:rFonts w:hint="eastAsia" w:ascii="Times New Roman" w:hAnsi="Times New Roman" w:eastAsia="FangSong" w:cs="Times New Roman"/>
+        </w:rPr>
+        <w:t>面心</w:t>
+      </w:r>
+      <w:r>
+        <w:rPr>
+          <w:rFonts w:ascii="Times New Roman" w:hAnsi="Times New Roman" w:eastAsia="Times New Roman" w:cs="Times New Roman"/>
+        </w:rPr>
+        <w:t xml:space="preserve"> </w:t>
+      </w:r>
+      <m:oMath>
+        <m:r>
+          <m:t>F</m:t>
+        </m:r>
+      </m:oMath>
+      <w:r>
+        <w:rPr>
+          <w:rFonts w:hint="eastAsia" w:ascii="Times New Roman" w:hAnsi="Times New Roman" w:eastAsia="Times New Roman" w:cs="Times New Roman"/>
+        </w:rPr>
+        <w:t>、</w:t>
+      </w:r>
+      <w:r>
+        <w:rPr>
+          <w:rFonts w:hint="eastAsia" w:ascii="Times New Roman" w:hAnsi="Times New Roman" w:eastAsia="FangSong" w:cs="Times New Roman"/>
+        </w:rPr>
+        <w:t>底心</w:t>
+      </w:r>
+      <w:r>
+        <w:rPr>
+          <w:rFonts w:ascii="Times New Roman" w:hAnsi="Times New Roman" w:eastAsia="Times New Roman" w:cs="Times New Roman"/>
+        </w:rPr>
+        <w:t xml:space="preserve"> </w:t>
+      </w:r>
+      <m:oMath>
+        <m:r>
+          <m:t>C</m:t>
+        </m:r>
+      </m:oMath>
+      <w:r>
+        <w:rPr>
+          <w:rFonts w:hint="eastAsia" w:ascii="Times New Roman" w:hAnsi="Times New Roman" w:eastAsia="Times New Roman" w:cs="Times New Roman"/>
+        </w:rPr>
+        <w:t>）</w:t>
+      </w:r>
+      <w:r>
+        <w:rPr>
+          <w:rFonts w:hint="eastAsia" w:ascii="Times New Roman" w:hAnsi="Times New Roman" w:eastAsia="FangSong" w:cs="Times New Roman"/>
+        </w:rPr>
+        <w:t>的点阵点空间分布与独立点阵点数目</w:t>
+      </w:r>
+      <w:r>
+        <w:rPr>
+          <w:rFonts w:hint="eastAsia" w:ascii="Times New Roman" w:hAnsi="Times New Roman" w:eastAsia="Times New Roman" w:cs="Times New Roman"/>
+        </w:rPr>
+        <w:t>；</w:t>
+      </w:r>
+    </w:p>
+    <w:p>
+      <w:pPr>
+        <w:pStyle w:val="Compact"/>
+        <w:numPr>
+          <w:ilvl w:val="0"/>
+          <w:numId w:val="1004"/>
+        </w:numPr>
+        <w:ind w:firstLine="420"/>
+      </w:pPr>
+      <w:r>
+        <w:rPr>
+          <w:rFonts w:hint="eastAsia" w:ascii="Times New Roman" w:hAnsi="Times New Roman" w:eastAsia="FangSong" w:cs="Times New Roman"/>
+        </w:rPr>
+        <w:t>证明为什么在立方晶系中绝对不存在底心立方点阵</w:t>
+      </w:r>
+      <w:r>
+        <w:rPr>
+          <w:rFonts w:hint="eastAsia" w:ascii="Times New Roman" w:hAnsi="Times New Roman" w:eastAsia="Times New Roman" w:cs="Times New Roman"/>
+        </w:rPr>
+        <w:t>（</w:t>
+      </w:r>
+      <w:r>
+        <w:rPr>
+          <w:rFonts w:hint="eastAsia" w:ascii="Times New Roman" w:hAnsi="Times New Roman" w:eastAsia="FangSong" w:cs="Times New Roman"/>
+        </w:rPr>
+        <w:t>说明如果在立方晶胞的一对平行面上心添加点阵点</w:t>
+      </w:r>
+      <w:r>
+        <w:rPr>
+          <w:rFonts w:hint="eastAsia" w:ascii="Times New Roman" w:hAnsi="Times New Roman" w:eastAsia="Times New Roman" w:cs="Times New Roman"/>
+        </w:rPr>
+        <w:t>，</w:t>
+      </w:r>
+      <w:r>
+        <w:rPr>
+          <w:rFonts w:hint="eastAsia" w:ascii="Times New Roman" w:hAnsi="Times New Roman" w:eastAsia="FangSong" w:cs="Times New Roman"/>
+        </w:rPr>
+        <w:t>该点阵为何会退化为四方晶系的素晶胞</w:t>
+      </w:r>
+      <w:r>
+        <w:rPr>
+          <w:rFonts w:ascii="Times New Roman" w:hAnsi="Times New Roman" w:eastAsia="Times New Roman" w:cs="Times New Roman"/>
+        </w:rPr>
+        <w:t xml:space="preserve"> </w:t>
+      </w:r>
+      <m:oMath>
+        <m:r>
+          <m:t>P</m:t>
+        </m:r>
+      </m:oMath>
+      <w:r>
+        <w:rPr>
+          <w:rFonts w:hint="eastAsia" w:ascii="Times New Roman" w:hAnsi="Times New Roman" w:eastAsia="Times New Roman" w:cs="Times New Roman"/>
+        </w:rPr>
+        <w:t xml:space="preserve">）；</w:t>
+      </w:r>
+    </w:p>
+    <w:p>
+      <w:pPr>
+        <w:pStyle w:val="Compact"/>
+        <w:numPr>
+          <w:ilvl w:val="0"/>
+          <w:numId w:val="1004"/>
+        </w:numPr>
+        <w:ind w:firstLine="420"/>
+      </w:pPr>
+      <w:r>
+        <w:rPr>
+          <w:rFonts w:hint="eastAsia" w:ascii="Times New Roman" w:hAnsi="Times New Roman" w:eastAsia="FangSong" w:cs="Times New Roman"/>
+        </w:rPr>
+        <w:t>解释为什么六方晶系只有简单六方素点阵</w:t>
+      </w:r>
+      <w:r>
+        <w:rPr>
+          <w:rFonts w:hint="eastAsia" w:ascii="Times New Roman" w:hAnsi="Times New Roman" w:eastAsia="Times New Roman" w:cs="Times New Roman"/>
+        </w:rPr>
+        <w:t>，</w:t>
+      </w:r>
+      <w:r>
+        <w:rPr>
+          <w:rFonts w:hint="eastAsia" w:ascii="Times New Roman" w:hAnsi="Times New Roman" w:eastAsia="FangSong" w:cs="Times New Roman"/>
+        </w:rPr>
+        <w:t>而不存在体心六方点阵</w:t>
+      </w:r>
+      <w:r>
+        <w:rPr>
+          <w:rFonts w:hint="eastAsia" w:ascii="Times New Roman" w:hAnsi="Times New Roman" w:eastAsia="Times New Roman" w:cs="Times New Roman"/>
+        </w:rPr>
+        <w:t>。</w:t>
+      </w:r>
+    </w:p>
+    <w:p>
+      <w:pPr>
+        <w:pStyle w:val="FirstParagraph"/>
       </w:pPr>
     </w:p>
     <w:p>
@@ -40542,335 +40518,329 @@
         </w:rPr>
         <w:t>：</w:t>
       </w:r>
-      <w:r>
-        <w:rPr>
-          <w:rFonts w:ascii="Times New Roman" w:hAnsi="Times New Roman" w:eastAsia="Times New Roman" w:cs="Times New Roman"/>
-        </w:rPr>
-        <w:t xml:space="preserve"> </w:t>
-      </w:r>
-      <w:r>
-        <w:rPr>
-          <w:rFonts w:ascii="Times New Roman" w:hAnsi="Times New Roman" w:eastAsia="Times New Roman" w:cs="Times New Roman"/>
-        </w:rPr>
-        <w:t xml:space="preserve">(1) </w:t>
-      </w:r>
-      <w:r>
-        <w:rPr>
-          <w:rFonts w:hint="eastAsia" w:ascii="Times New Roman" w:hAnsi="Times New Roman" w:eastAsia="FangSong" w:cs="Times New Roman"/>
-        </w:rPr>
-        <w:t xml:space="preserve">准确给出螺旋轴</w:t>
-      </w:r>
-      <w:r>
-        <w:rPr>
-          <w:rFonts w:ascii="Times New Roman" w:hAnsi="Times New Roman" w:eastAsia="Times New Roman" w:cs="Times New Roman"/>
-        </w:rPr>
-        <w:t xml:space="preserve"> </w:t>
-      </w:r>
-      <m:oMath>
-        <m:sSub>
-          <m:e>
-            <m:r>
-              <m:t>n</m:t>
-            </m:r>
-          </m:e>
-          <m:sub>
-            <m:r>
-              <m:t>m</m:t>
-            </m:r>
-          </m:sub>
-        </m:sSub>
-      </m:oMath>
-      <w:r>
-        <w:rPr>
-          <w:rFonts w:ascii="Times New Roman" w:hAnsi="Times New Roman" w:eastAsia="Times New Roman" w:cs="Times New Roman"/>
-        </w:rPr>
-        <w:t xml:space="preserve"> </w:t>
-      </w:r>
-      <w:r>
-        <w:rPr>
-          <w:rFonts w:hint="eastAsia" w:ascii="Times New Roman" w:hAnsi="Times New Roman" w:eastAsia="FangSong" w:cs="Times New Roman"/>
-        </w:rPr>
-        <w:t>与滑移面的空间几何变换定义</w:t>
-      </w:r>
-      <w:r>
-        <w:rPr>
-          <w:rFonts w:hint="eastAsia" w:ascii="Times New Roman" w:hAnsi="Times New Roman" w:eastAsia="Times New Roman" w:cs="Times New Roman"/>
-        </w:rPr>
-        <w:t>，</w:t>
-      </w:r>
-      <w:r>
-        <w:rPr>
-          <w:rFonts w:hint="eastAsia" w:ascii="Times New Roman" w:hAnsi="Times New Roman" w:eastAsia="FangSong" w:cs="Times New Roman"/>
-        </w:rPr>
-        <w:t>说明其中下标</w:t>
-      </w:r>
-      <w:r>
-        <w:rPr>
-          <w:rFonts w:ascii="Times New Roman" w:hAnsi="Times New Roman" w:eastAsia="Times New Roman" w:cs="Times New Roman"/>
-        </w:rPr>
-        <w:t xml:space="preserve"> </w:t>
-      </w:r>
-      <m:oMath>
-        <m:r>
-          <m:t>m</m:t>
-        </m:r>
-      </m:oMath>
-      <w:r>
-        <w:rPr>
-          <w:rFonts w:ascii="Times New Roman" w:hAnsi="Times New Roman" w:eastAsia="Times New Roman" w:cs="Times New Roman"/>
-        </w:rPr>
-        <w:t xml:space="preserve"> </w:t>
-      </w:r>
-      <w:r>
-        <w:rPr>
-          <w:rFonts w:hint="eastAsia" w:ascii="Times New Roman" w:hAnsi="Times New Roman" w:eastAsia="FangSong" w:cs="Times New Roman"/>
-        </w:rPr>
-        <w:t xml:space="preserve">所代表的沿轴平移距离与点阵常数</w:t>
-      </w:r>
-      <w:r>
-        <w:rPr>
-          <w:rFonts w:ascii="Times New Roman" w:hAnsi="Times New Roman" w:eastAsia="Times New Roman" w:cs="Times New Roman"/>
-        </w:rPr>
-        <w:t xml:space="preserve"> </w:t>
-      </w:r>
-      <m:oMath>
-        <m:r>
-          <m:t>c</m:t>
-        </m:r>
-      </m:oMath>
-      <w:r>
-        <w:rPr>
-          <w:rFonts w:ascii="Times New Roman" w:hAnsi="Times New Roman" w:eastAsia="Times New Roman" w:cs="Times New Roman"/>
-        </w:rPr>
-        <w:t xml:space="preserve"> </w:t>
-      </w:r>
-      <w:r>
-        <w:rPr>
-          <w:rFonts w:hint="eastAsia" w:ascii="Times New Roman" w:hAnsi="Times New Roman" w:eastAsia="FangSong" w:cs="Times New Roman"/>
-        </w:rPr>
-        <w:t>的代数比例关系</w:t>
-      </w:r>
-      <w:r>
-        <w:rPr>
-          <w:rFonts w:hint="eastAsia" w:ascii="Times New Roman" w:hAnsi="Times New Roman" w:eastAsia="Times New Roman" w:cs="Times New Roman"/>
-        </w:rPr>
-        <w:t>；</w:t>
-      </w:r>
-      <w:r>
-        <w:rPr>
-          <w:rFonts w:ascii="Times New Roman" w:hAnsi="Times New Roman" w:eastAsia="Times New Roman" w:cs="Times New Roman"/>
-        </w:rPr>
-        <w:t xml:space="preserve"> </w:t>
-      </w:r>
-      <w:r>
-        <w:rPr>
-          <w:rFonts w:ascii="Times New Roman" w:hAnsi="Times New Roman" w:eastAsia="Times New Roman" w:cs="Times New Roman"/>
-        </w:rPr>
-        <w:t xml:space="preserve">(2) </w:t>
-      </w:r>
-      <w:r>
-        <w:rPr>
-          <w:rFonts w:hint="eastAsia" w:ascii="Times New Roman" w:hAnsi="Times New Roman" w:eastAsia="FangSong" w:cs="Times New Roman"/>
-        </w:rPr>
-        <w:t xml:space="preserve">详细解析</w:t>
-      </w:r>
-      <w:r>
-        <w:rPr>
-          <w:rFonts w:ascii="Times New Roman" w:hAnsi="Times New Roman" w:eastAsia="Times New Roman" w:cs="Times New Roman"/>
-        </w:rPr>
-        <w:t xml:space="preserve"> </w:t>
-      </w:r>
-      <m:oMath>
-        <m:sSub>
-          <m:e>
-            <m:r>
-              <m:t>2</m:t>
-            </m:r>
-          </m:e>
-          <m:sub>
-            <m:r>
-              <m:t>1</m:t>
-            </m:r>
-          </m:sub>
-        </m:sSub>
-      </m:oMath>
-      <w:r>
-        <w:rPr>
-          <w:rFonts w:ascii="Times New Roman" w:hAnsi="Times New Roman" w:eastAsia="Times New Roman" w:cs="Times New Roman"/>
-        </w:rPr>
-        <w:t xml:space="preserve"> </w:t>
-      </w:r>
-      <w:r>
-        <w:rPr>
-          <w:rFonts w:hint="eastAsia" w:ascii="Times New Roman" w:hAnsi="Times New Roman" w:eastAsia="FangSong" w:cs="Times New Roman"/>
-        </w:rPr>
-        <w:t>螺旋轴的微观操作</w:t>
-      </w:r>
-      <w:r>
-        <w:rPr>
-          <w:rFonts w:hint="eastAsia" w:ascii="Times New Roman" w:hAnsi="Times New Roman" w:eastAsia="Times New Roman" w:cs="Times New Roman"/>
-        </w:rPr>
-        <w:t>，</w:t>
-      </w:r>
-      <w:r>
-        <w:rPr>
-          <w:rFonts w:hint="eastAsia" w:ascii="Times New Roman" w:hAnsi="Times New Roman" w:eastAsia="FangSong" w:cs="Times New Roman"/>
-        </w:rPr>
-        <w:t>并证明连续施加两次</w:t>
-      </w:r>
-      <w:r>
-        <w:rPr>
-          <w:rFonts w:ascii="Times New Roman" w:hAnsi="Times New Roman" w:eastAsia="Times New Roman" w:cs="Times New Roman"/>
-        </w:rPr>
-        <w:t xml:space="preserve"> </w:t>
-      </w:r>
-      <m:oMath>
-        <m:sSub>
-          <m:e>
-            <m:r>
-              <m:t>2</m:t>
-            </m:r>
-          </m:e>
-          <m:sub>
-            <m:r>
-              <m:t>1</m:t>
-            </m:r>
-          </m:sub>
-        </m:sSub>
-      </m:oMath>
-      <w:r>
-        <w:rPr>
-          <w:rFonts w:ascii="Times New Roman" w:hAnsi="Times New Roman" w:eastAsia="Times New Roman" w:cs="Times New Roman"/>
-        </w:rPr>
-        <w:t xml:space="preserve"> </w:t>
-      </w:r>
-      <w:r>
-        <w:rPr>
-          <w:rFonts w:hint="eastAsia" w:ascii="Times New Roman" w:hAnsi="Times New Roman" w:eastAsia="FangSong" w:cs="Times New Roman"/>
-        </w:rPr>
-        <w:t>螺旋操作等价于一个纯空间点阵平移周期</w:t>
-      </w:r>
-      <w:r>
-        <w:rPr>
-          <w:rFonts w:hint="eastAsia" w:ascii="Times New Roman" w:hAnsi="Times New Roman" w:eastAsia="Times New Roman" w:cs="Times New Roman"/>
-        </w:rPr>
-        <w:t>；</w:t>
-      </w:r>
-      <w:r>
-        <w:rPr>
-          <w:rFonts w:ascii="Times New Roman" w:hAnsi="Times New Roman" w:eastAsia="Times New Roman" w:cs="Times New Roman"/>
-        </w:rPr>
-        <w:t xml:space="preserve"> </w:t>
-      </w:r>
-      <w:r>
-        <w:rPr>
-          <w:rFonts w:ascii="Times New Roman" w:hAnsi="Times New Roman" w:eastAsia="Times New Roman" w:cs="Times New Roman"/>
-        </w:rPr>
-        <w:t xml:space="preserve">(3) </w:t>
-      </w:r>
-      <w:r>
-        <w:rPr>
-          <w:rFonts w:hint="eastAsia" w:ascii="Times New Roman" w:hAnsi="Times New Roman" w:eastAsia="FangSong" w:cs="Times New Roman"/>
-        </w:rPr>
-        <w:t>区分轴向滑移面</w:t>
-      </w:r>
-      <w:r>
-        <w:rPr>
-          <w:rFonts w:hint="eastAsia" w:ascii="Times New Roman" w:hAnsi="Times New Roman" w:eastAsia="Times New Roman" w:cs="Times New Roman"/>
-        </w:rPr>
-        <w:t>（</w:t>
-      </w:r>
-      <m:oMath>
-        <m:r>
-          <m:t>a</m:t>
-        </m:r>
-        <m:r>
-          <m:rPr>
-            <m:sty m:val="p"/>
-          </m:rPr>
-          <m:t>,</m:t>
-        </m:r>
-        <m:r>
-          <m:t>b</m:t>
-        </m:r>
-        <m:r>
-          <m:rPr>
-            <m:sty m:val="p"/>
-          </m:rPr>
-          <m:t>,</m:t>
-        </m:r>
-        <m:r>
-          <m:t>c</m:t>
-        </m:r>
-      </m:oMath>
-      <w:r>
-        <w:rPr>
-          <w:rFonts w:hint="eastAsia" w:ascii="Times New Roman" w:hAnsi="Times New Roman" w:eastAsia="Times New Roman" w:cs="Times New Roman"/>
-        </w:rPr>
-        <w:t>）、</w:t>
-      </w:r>
-      <w:r>
-        <w:rPr>
-          <w:rFonts w:hint="eastAsia" w:ascii="Times New Roman" w:hAnsi="Times New Roman" w:eastAsia="FangSong" w:cs="Times New Roman"/>
-        </w:rPr>
-        <w:t>对角滑移面</w:t>
-      </w:r>
-      <w:r>
-        <w:rPr>
-          <w:rFonts w:hint="eastAsia" w:ascii="Times New Roman" w:hAnsi="Times New Roman" w:eastAsia="Times New Roman" w:cs="Times New Roman"/>
-        </w:rPr>
-        <w:t>（</w:t>
-      </w:r>
-      <m:oMath>
-        <m:r>
-          <m:t>n</m:t>
-        </m:r>
-      </m:oMath>
-      <w:r>
-        <w:rPr>
-          <w:rFonts w:hint="eastAsia" w:ascii="Times New Roman" w:hAnsi="Times New Roman" w:eastAsia="Times New Roman" w:cs="Times New Roman"/>
-        </w:rPr>
-        <w:t>）</w:t>
-      </w:r>
-      <w:r>
-        <w:rPr>
-          <w:rFonts w:hint="eastAsia" w:ascii="Times New Roman" w:hAnsi="Times New Roman" w:eastAsia="FangSong" w:cs="Times New Roman"/>
-        </w:rPr>
-        <w:t>与金刚石滑移面</w:t>
-      </w:r>
-      <w:r>
-        <w:rPr>
-          <w:rFonts w:hint="eastAsia" w:ascii="Times New Roman" w:hAnsi="Times New Roman" w:eastAsia="Times New Roman" w:cs="Times New Roman"/>
-        </w:rPr>
-        <w:t>（</w:t>
-      </w:r>
-      <m:oMath>
-        <m:r>
-          <m:t>d</m:t>
-        </m:r>
-      </m:oMath>
-      <w:r>
-        <w:rPr>
-          <w:rFonts w:hint="eastAsia" w:ascii="Times New Roman" w:hAnsi="Times New Roman" w:eastAsia="Times New Roman" w:cs="Times New Roman"/>
-        </w:rPr>
-        <w:t>）</w:t>
-      </w:r>
-      <w:r>
-        <w:rPr>
-          <w:rFonts w:hint="eastAsia" w:ascii="Times New Roman" w:hAnsi="Times New Roman" w:eastAsia="FangSong" w:cs="Times New Roman"/>
-        </w:rPr>
-        <w:t>的分数平移矢量的空间几何指向与平移量</w:t>
-      </w:r>
-      <w:r>
-        <w:rPr>
-          <w:rFonts w:hint="eastAsia" w:ascii="Times New Roman" w:hAnsi="Times New Roman" w:eastAsia="Times New Roman" w:cs="Times New Roman"/>
-        </w:rPr>
-        <w:t>。</w:t>
-      </w:r>
     </w:p>
     <w:p>
       <w:pPr>
-        <w:pStyle w:val="BodyText"/>
+        <w:pStyle w:val="Compact"/>
+        <w:numPr>
+          <w:ilvl w:val="0"/>
+          <w:numId w:val="1005"/>
+        </w:numPr>
+        <w:ind w:firstLine="420"/>
+      </w:pPr>
+      <w:r>
+        <w:rPr>
+          <w:rFonts w:hint="eastAsia" w:ascii="Times New Roman" w:hAnsi="Times New Roman" w:eastAsia="FangSong" w:cs="Times New Roman"/>
+        </w:rPr>
+        <w:t xml:space="preserve">准确给出螺旋轴</w:t>
+      </w:r>
+      <w:r>
+        <w:rPr>
+          <w:rFonts w:ascii="Times New Roman" w:hAnsi="Times New Roman" w:eastAsia="Times New Roman" w:cs="Times New Roman"/>
+        </w:rPr>
+        <w:t xml:space="preserve"> </w:t>
+      </w:r>
+      <m:oMath>
+        <m:sSub>
+          <m:e>
+            <m:r>
+              <m:t>n</m:t>
+            </m:r>
+          </m:e>
+          <m:sub>
+            <m:r>
+              <m:t>m</m:t>
+            </m:r>
+          </m:sub>
+        </m:sSub>
+      </m:oMath>
+      <w:r>
+        <w:rPr>
+          <w:rFonts w:ascii="Times New Roman" w:hAnsi="Times New Roman" w:eastAsia="Times New Roman" w:cs="Times New Roman"/>
+        </w:rPr>
+        <w:t xml:space="preserve"> </w:t>
+      </w:r>
+      <w:r>
+        <w:rPr>
+          <w:rFonts w:hint="eastAsia" w:ascii="Times New Roman" w:hAnsi="Times New Roman" w:eastAsia="FangSong" w:cs="Times New Roman"/>
+        </w:rPr>
+        <w:t>与滑移面的空间几何变换定义</w:t>
+      </w:r>
+      <w:r>
+        <w:rPr>
+          <w:rFonts w:hint="eastAsia" w:ascii="Times New Roman" w:hAnsi="Times New Roman" w:eastAsia="Times New Roman" w:cs="Times New Roman"/>
+        </w:rPr>
+        <w:t>，</w:t>
+      </w:r>
+      <w:r>
+        <w:rPr>
+          <w:rFonts w:hint="eastAsia" w:ascii="Times New Roman" w:hAnsi="Times New Roman" w:eastAsia="FangSong" w:cs="Times New Roman"/>
+        </w:rPr>
+        <w:t>说明其中下标</w:t>
+      </w:r>
+      <w:r>
+        <w:rPr>
+          <w:rFonts w:ascii="Times New Roman" w:hAnsi="Times New Roman" w:eastAsia="Times New Roman" w:cs="Times New Roman"/>
+        </w:rPr>
+        <w:t xml:space="preserve"> </w:t>
+      </w:r>
+      <m:oMath>
+        <m:r>
+          <m:t>m</m:t>
+        </m:r>
+      </m:oMath>
+      <w:r>
+        <w:rPr>
+          <w:rFonts w:ascii="Times New Roman" w:hAnsi="Times New Roman" w:eastAsia="Times New Roman" w:cs="Times New Roman"/>
+        </w:rPr>
+        <w:t xml:space="preserve"> </w:t>
+      </w:r>
+      <w:r>
+        <w:rPr>
+          <w:rFonts w:hint="eastAsia" w:ascii="Times New Roman" w:hAnsi="Times New Roman" w:eastAsia="FangSong" w:cs="Times New Roman"/>
+        </w:rPr>
+        <w:t xml:space="preserve">所代表的沿轴平移距离与点阵常数</w:t>
+      </w:r>
+      <w:r>
+        <w:rPr>
+          <w:rFonts w:ascii="Times New Roman" w:hAnsi="Times New Roman" w:eastAsia="Times New Roman" w:cs="Times New Roman"/>
+        </w:rPr>
+        <w:t xml:space="preserve"> </w:t>
+      </w:r>
+      <m:oMath>
+        <m:r>
+          <m:t>c</m:t>
+        </m:r>
+      </m:oMath>
+      <w:r>
+        <w:rPr>
+          <w:rFonts w:ascii="Times New Roman" w:hAnsi="Times New Roman" w:eastAsia="Times New Roman" w:cs="Times New Roman"/>
+        </w:rPr>
+        <w:t xml:space="preserve"> </w:t>
+      </w:r>
+      <w:r>
+        <w:rPr>
+          <w:rFonts w:hint="eastAsia" w:ascii="Times New Roman" w:hAnsi="Times New Roman" w:eastAsia="FangSong" w:cs="Times New Roman"/>
+        </w:rPr>
+        <w:t>的代数比例关系</w:t>
+      </w:r>
+      <w:r>
+        <w:rPr>
+          <w:rFonts w:hint="eastAsia" w:ascii="Times New Roman" w:hAnsi="Times New Roman" w:eastAsia="Times New Roman" w:cs="Times New Roman"/>
+        </w:rPr>
+        <w:t>；</w:t>
+      </w:r>
+    </w:p>
+    <w:p>
+      <w:pPr>
+        <w:pStyle w:val="Compact"/>
+        <w:numPr>
+          <w:ilvl w:val="0"/>
+          <w:numId w:val="1005"/>
+        </w:numPr>
+        <w:ind w:firstLine="420"/>
+      </w:pPr>
+      <w:r>
+        <w:rPr>
+          <w:rFonts w:hint="eastAsia" w:ascii="Times New Roman" w:hAnsi="Times New Roman" w:eastAsia="FangSong" w:cs="Times New Roman"/>
+        </w:rPr>
+        <w:t xml:space="preserve">详细解析</w:t>
+      </w:r>
+      <w:r>
+        <w:rPr>
+          <w:rFonts w:ascii="Times New Roman" w:hAnsi="Times New Roman" w:eastAsia="Times New Roman" w:cs="Times New Roman"/>
+        </w:rPr>
+        <w:t xml:space="preserve"> </w:t>
+      </w:r>
+      <m:oMath>
+        <m:sSub>
+          <m:e>
+            <m:r>
+              <m:t>2</m:t>
+            </m:r>
+          </m:e>
+          <m:sub>
+            <m:r>
+              <m:t>1</m:t>
+            </m:r>
+          </m:sub>
+        </m:sSub>
+      </m:oMath>
+      <w:r>
+        <w:rPr>
+          <w:rFonts w:ascii="Times New Roman" w:hAnsi="Times New Roman" w:eastAsia="Times New Roman" w:cs="Times New Roman"/>
+        </w:rPr>
+        <w:t xml:space="preserve"> </w:t>
+      </w:r>
+      <w:r>
+        <w:rPr>
+          <w:rFonts w:hint="eastAsia" w:ascii="Times New Roman" w:hAnsi="Times New Roman" w:eastAsia="FangSong" w:cs="Times New Roman"/>
+        </w:rPr>
+        <w:t>螺旋轴的微观操作</w:t>
+      </w:r>
+      <w:r>
+        <w:rPr>
+          <w:rFonts w:hint="eastAsia" w:ascii="Times New Roman" w:hAnsi="Times New Roman" w:eastAsia="Times New Roman" w:cs="Times New Roman"/>
+        </w:rPr>
+        <w:t>，</w:t>
+      </w:r>
+      <w:r>
+        <w:rPr>
+          <w:rFonts w:hint="eastAsia" w:ascii="Times New Roman" w:hAnsi="Times New Roman" w:eastAsia="FangSong" w:cs="Times New Roman"/>
+        </w:rPr>
+        <w:t>并证明连续施加两次</w:t>
+      </w:r>
+      <w:r>
+        <w:rPr>
+          <w:rFonts w:ascii="Times New Roman" w:hAnsi="Times New Roman" w:eastAsia="Times New Roman" w:cs="Times New Roman"/>
+        </w:rPr>
+        <w:t xml:space="preserve"> </w:t>
+      </w:r>
+      <m:oMath>
+        <m:sSub>
+          <m:e>
+            <m:r>
+              <m:t>2</m:t>
+            </m:r>
+          </m:e>
+          <m:sub>
+            <m:r>
+              <m:t>1</m:t>
+            </m:r>
+          </m:sub>
+        </m:sSub>
+      </m:oMath>
+      <w:r>
+        <w:rPr>
+          <w:rFonts w:ascii="Times New Roman" w:hAnsi="Times New Roman" w:eastAsia="Times New Roman" w:cs="Times New Roman"/>
+        </w:rPr>
+        <w:t xml:space="preserve"> </w:t>
+      </w:r>
+      <w:r>
+        <w:rPr>
+          <w:rFonts w:hint="eastAsia" w:ascii="Times New Roman" w:hAnsi="Times New Roman" w:eastAsia="FangSong" w:cs="Times New Roman"/>
+        </w:rPr>
+        <w:t>螺旋操作等价于一个纯空间点阵平移周期</w:t>
+      </w:r>
+      <w:r>
+        <w:rPr>
+          <w:rFonts w:hint="eastAsia" w:ascii="Times New Roman" w:hAnsi="Times New Roman" w:eastAsia="Times New Roman" w:cs="Times New Roman"/>
+        </w:rPr>
+        <w:t>；</w:t>
+      </w:r>
+    </w:p>
+    <w:p>
+      <w:pPr>
+        <w:pStyle w:val="Compact"/>
+        <w:numPr>
+          <w:ilvl w:val="0"/>
+          <w:numId w:val="1005"/>
+        </w:numPr>
+        <w:ind w:firstLine="420"/>
+      </w:pPr>
+      <w:r>
+        <w:rPr>
+          <w:rFonts w:hint="eastAsia" w:ascii="Times New Roman" w:hAnsi="Times New Roman" w:eastAsia="FangSong" w:cs="Times New Roman"/>
+        </w:rPr>
+        <w:t>区分轴向滑移面</w:t>
+      </w:r>
+      <w:r>
+        <w:rPr>
+          <w:rFonts w:hint="eastAsia" w:ascii="Times New Roman" w:hAnsi="Times New Roman" w:eastAsia="Times New Roman" w:cs="Times New Roman"/>
+        </w:rPr>
+        <w:t>（</w:t>
+      </w:r>
+      <m:oMath>
+        <m:r>
+          <m:t>a</m:t>
+        </m:r>
+        <m:r>
+          <m:rPr>
+            <m:sty m:val="p"/>
+          </m:rPr>
+          <m:t>,</m:t>
+        </m:r>
+        <m:r>
+          <m:t>b</m:t>
+        </m:r>
+        <m:r>
+          <m:rPr>
+            <m:sty m:val="p"/>
+          </m:rPr>
+          <m:t>,</m:t>
+        </m:r>
+        <m:r>
+          <m:t>c</m:t>
+        </m:r>
+      </m:oMath>
+      <w:r>
+        <w:rPr>
+          <w:rFonts w:hint="eastAsia" w:ascii="Times New Roman" w:hAnsi="Times New Roman" w:eastAsia="Times New Roman" w:cs="Times New Roman"/>
+        </w:rPr>
+        <w:t>）、</w:t>
+      </w:r>
+      <w:r>
+        <w:rPr>
+          <w:rFonts w:hint="eastAsia" w:ascii="Times New Roman" w:hAnsi="Times New Roman" w:eastAsia="FangSong" w:cs="Times New Roman"/>
+        </w:rPr>
+        <w:t>对角滑移面</w:t>
+      </w:r>
+      <w:r>
+        <w:rPr>
+          <w:rFonts w:hint="eastAsia" w:ascii="Times New Roman" w:hAnsi="Times New Roman" w:eastAsia="Times New Roman" w:cs="Times New Roman"/>
+        </w:rPr>
+        <w:t>（</w:t>
+      </w:r>
+      <m:oMath>
+        <m:r>
+          <m:t>n</m:t>
+        </m:r>
+      </m:oMath>
+      <w:r>
+        <w:rPr>
+          <w:rFonts w:hint="eastAsia" w:ascii="Times New Roman" w:hAnsi="Times New Roman" w:eastAsia="Times New Roman" w:cs="Times New Roman"/>
+        </w:rPr>
+        <w:t>）</w:t>
+      </w:r>
+      <w:r>
+        <w:rPr>
+          <w:rFonts w:hint="eastAsia" w:ascii="Times New Roman" w:hAnsi="Times New Roman" w:eastAsia="FangSong" w:cs="Times New Roman"/>
+        </w:rPr>
+        <w:t>与金刚石滑移面</w:t>
+      </w:r>
+      <w:r>
+        <w:rPr>
+          <w:rFonts w:hint="eastAsia" w:ascii="Times New Roman" w:hAnsi="Times New Roman" w:eastAsia="Times New Roman" w:cs="Times New Roman"/>
+        </w:rPr>
+        <w:t>（</w:t>
+      </w:r>
+      <m:oMath>
+        <m:r>
+          <m:t>d</m:t>
+        </m:r>
+      </m:oMath>
+      <w:r>
+        <w:rPr>
+          <w:rFonts w:hint="eastAsia" w:ascii="Times New Roman" w:hAnsi="Times New Roman" w:eastAsia="Times New Roman" w:cs="Times New Roman"/>
+        </w:rPr>
+        <w:t>）</w:t>
+      </w:r>
+      <w:r>
+        <w:rPr>
+          <w:rFonts w:hint="eastAsia" w:ascii="Times New Roman" w:hAnsi="Times New Roman" w:eastAsia="FangSong" w:cs="Times New Roman"/>
+        </w:rPr>
+        <w:t>的分数平移矢量的空间几何指向与平移量</w:t>
+      </w:r>
+      <w:r>
+        <w:rPr>
+          <w:rFonts w:hint="eastAsia" w:ascii="Times New Roman" w:hAnsi="Times New Roman" w:eastAsia="Times New Roman" w:cs="Times New Roman"/>
+        </w:rPr>
+        <w:t>。</w:t>
+      </w:r>
+    </w:p>
+    <w:p>
+      <w:pPr>
+        <w:pStyle w:val="FirstParagraph"/>
       </w:pPr>
     </w:p>
     <w:p>
@@ -40952,18 +40922,16 @@
         </w:rPr>
         <w:t>：</w:t>
       </w:r>
-      <w:r>
-        <w:rPr>
-          <w:rFonts w:ascii="Times New Roman" w:hAnsi="Times New Roman" w:eastAsia="Times New Roman" w:cs="Times New Roman"/>
-        </w:rPr>
-        <w:t xml:space="preserve"> </w:t>
-      </w:r>
-      <w:r>
-        <w:rPr>
-          <w:rFonts w:ascii="Times New Roman" w:hAnsi="Times New Roman" w:eastAsia="Times New Roman" w:cs="Times New Roman"/>
-        </w:rPr>
-        <w:t xml:space="preserve">(1) </w:t>
-      </w:r>
+    </w:p>
+    <w:p>
+      <w:pPr>
+        <w:pStyle w:val="Compact"/>
+        <w:numPr>
+          <w:ilvl w:val="0"/>
+          <w:numId w:val="1006"/>
+        </w:numPr>
+        <w:ind w:firstLine="420"/>
+      </w:pPr>
       <w:r>
         <w:rPr>
           <w:rFonts w:hint="eastAsia" w:ascii="Times New Roman" w:hAnsi="Times New Roman" w:eastAsia="FangSong" w:cs="Times New Roman"/>
@@ -41000,18 +40968,16 @@
         </w:rPr>
         <w:t>）；</w:t>
       </w:r>
-      <w:r>
-        <w:rPr>
-          <w:rFonts w:ascii="Times New Roman" w:hAnsi="Times New Roman" w:eastAsia="Times New Roman" w:cs="Times New Roman"/>
-        </w:rPr>
-        <w:t xml:space="preserve"> </w:t>
-      </w:r>
-      <w:r>
-        <w:rPr>
-          <w:rFonts w:ascii="Times New Roman" w:hAnsi="Times New Roman" w:eastAsia="Times New Roman" w:cs="Times New Roman"/>
-        </w:rPr>
-        <w:t xml:space="preserve">(2) </w:t>
-      </w:r>
+    </w:p>
+    <w:p>
+      <w:pPr>
+        <w:pStyle w:val="Compact"/>
+        <w:numPr>
+          <w:ilvl w:val="0"/>
+          <w:numId w:val="1006"/>
+        </w:numPr>
+        <w:ind w:firstLine="420"/>
+      </w:pPr>
       <w:r>
         <w:rPr>
           <w:rFonts w:hint="eastAsia" w:ascii="Times New Roman" w:hAnsi="Times New Roman" w:eastAsia="FangSong" w:cs="Times New Roman"/>
@@ -41162,18 +41128,16 @@
         </w:rPr>
         <w:t>；</w:t>
       </w:r>
-      <w:r>
-        <w:rPr>
-          <w:rFonts w:ascii="Times New Roman" w:hAnsi="Times New Roman" w:eastAsia="Times New Roman" w:cs="Times New Roman"/>
-        </w:rPr>
-        <w:t xml:space="preserve"> </w:t>
-      </w:r>
-      <w:r>
-        <w:rPr>
-          <w:rFonts w:ascii="Times New Roman" w:hAnsi="Times New Roman" w:eastAsia="Times New Roman" w:cs="Times New Roman"/>
-        </w:rPr>
-        <w:t xml:space="preserve">(3) </w:t>
-      </w:r>
+    </w:p>
+    <w:p>
+      <w:pPr>
+        <w:pStyle w:val="Compact"/>
+        <w:numPr>
+          <w:ilvl w:val="0"/>
+          <w:numId w:val="1006"/>
+        </w:numPr>
+        <w:ind w:firstLine="420"/>
+      </w:pPr>
       <w:r>
         <w:rPr>
           <w:rFonts w:hint="eastAsia" w:ascii="Times New Roman" w:hAnsi="Times New Roman" w:eastAsia="FangSong" w:cs="Times New Roman"/>
@@ -41279,7 +41243,7 @@
     </w:p>
     <w:p>
       <w:pPr>
-        <w:pStyle w:val="BodyText"/>
+        <w:pStyle w:val="FirstParagraph"/>
       </w:pPr>
     </w:p>
     <w:p>
@@ -41313,18 +41277,16 @@
         </w:rPr>
         <w:t>：</w:t>
       </w:r>
-      <w:r>
-        <w:rPr>
-          <w:rFonts w:ascii="Times New Roman" w:hAnsi="Times New Roman" w:eastAsia="Times New Roman" w:cs="Times New Roman"/>
-        </w:rPr>
-        <w:t xml:space="preserve"> </w:t>
-      </w:r>
-      <w:r>
-        <w:rPr>
-          <w:rFonts w:ascii="Times New Roman" w:hAnsi="Times New Roman" w:eastAsia="Times New Roman" w:cs="Times New Roman"/>
-        </w:rPr>
-        <w:t xml:space="preserve">(1) </w:t>
-      </w:r>
+    </w:p>
+    <w:p>
+      <w:pPr>
+        <w:pStyle w:val="Compact"/>
+        <w:numPr>
+          <w:ilvl w:val="0"/>
+          <w:numId w:val="1007"/>
+        </w:numPr>
+        <w:ind w:firstLine="420"/>
+      </w:pPr>
       <w:r>
         <w:rPr>
           <w:rFonts w:hint="eastAsia" w:ascii="Times New Roman" w:hAnsi="Times New Roman" w:eastAsia="FangSong" w:cs="Times New Roman"/>
@@ -41337,18 +41299,16 @@
         </w:rPr>
         <w:t>；</w:t>
       </w:r>
-      <w:r>
-        <w:rPr>
-          <w:rFonts w:ascii="Times New Roman" w:hAnsi="Times New Roman" w:eastAsia="Times New Roman" w:cs="Times New Roman"/>
-        </w:rPr>
-        <w:t xml:space="preserve"> </w:t>
-      </w:r>
-      <w:r>
-        <w:rPr>
-          <w:rFonts w:ascii="Times New Roman" w:hAnsi="Times New Roman" w:eastAsia="Times New Roman" w:cs="Times New Roman"/>
-        </w:rPr>
-        <w:t xml:space="preserve">(2) </w:t>
-      </w:r>
+    </w:p>
+    <w:p>
+      <w:pPr>
+        <w:pStyle w:val="Compact"/>
+        <w:numPr>
+          <w:ilvl w:val="0"/>
+          <w:numId w:val="1007"/>
+        </w:numPr>
+        <w:ind w:firstLine="420"/>
+      </w:pPr>
       <w:r>
         <w:rPr>
           <w:rFonts w:hint="eastAsia" w:ascii="Times New Roman" w:hAnsi="Times New Roman" w:eastAsia="FangSong" w:cs="Times New Roman"/>
@@ -41409,18 +41369,16 @@
         </w:rPr>
         <w:t>；</w:t>
       </w:r>
-      <w:r>
-        <w:rPr>
-          <w:rFonts w:ascii="Times New Roman" w:hAnsi="Times New Roman" w:eastAsia="Times New Roman" w:cs="Times New Roman"/>
-        </w:rPr>
-        <w:t xml:space="preserve"> </w:t>
-      </w:r>
-      <w:r>
-        <w:rPr>
-          <w:rFonts w:ascii="Times New Roman" w:hAnsi="Times New Roman" w:eastAsia="Times New Roman" w:cs="Times New Roman"/>
-        </w:rPr>
-        <w:t xml:space="preserve">(3) </w:t>
-      </w:r>
+    </w:p>
+    <w:p>
+      <w:pPr>
+        <w:pStyle w:val="Compact"/>
+        <w:numPr>
+          <w:ilvl w:val="0"/>
+          <w:numId w:val="1007"/>
+        </w:numPr>
+        <w:ind w:firstLine="420"/>
+      </w:pPr>
       <w:r>
         <w:rPr>
           <w:rFonts w:hint="eastAsia" w:ascii="Times New Roman" w:hAnsi="Times New Roman" w:eastAsia="FangSong" w:cs="Times New Roman"/>
@@ -41511,7 +41469,7 @@
     </w:p>
     <w:p>
       <w:pPr>
-        <w:pStyle w:val="BodyText"/>
+        <w:pStyle w:val="FirstParagraph"/>
       </w:pPr>
     </w:p>
     <w:p>
@@ -41568,18 +41526,16 @@
         </w:rPr>
         <w:t>：</w:t>
       </w:r>
-      <w:r>
-        <w:rPr>
-          <w:rFonts w:ascii="Times New Roman" w:hAnsi="Times New Roman" w:eastAsia="Times New Roman" w:cs="Times New Roman"/>
-        </w:rPr>
-        <w:t xml:space="preserve"> </w:t>
-      </w:r>
-      <w:r>
-        <w:rPr>
-          <w:rFonts w:ascii="Times New Roman" w:hAnsi="Times New Roman" w:eastAsia="Times New Roman" w:cs="Times New Roman"/>
-        </w:rPr>
-        <w:t xml:space="preserve">(1) </w:t>
-      </w:r>
+    </w:p>
+    <w:p>
+      <w:pPr>
+        <w:pStyle w:val="Compact"/>
+        <w:numPr>
+          <w:ilvl w:val="0"/>
+          <w:numId w:val="1008"/>
+        </w:numPr>
+        <w:ind w:firstLine="420"/>
+      </w:pPr>
       <w:r>
         <w:rPr>
           <w:rFonts w:hint="eastAsia" w:ascii="Times New Roman" w:hAnsi="Times New Roman" w:eastAsia="FangSong" w:cs="Times New Roman"/>
@@ -41640,18 +41596,16 @@
         </w:rPr>
         <w:t>；</w:t>
       </w:r>
-      <w:r>
-        <w:rPr>
-          <w:rFonts w:ascii="Times New Roman" w:hAnsi="Times New Roman" w:eastAsia="Times New Roman" w:cs="Times New Roman"/>
-        </w:rPr>
-        <w:t xml:space="preserve"> </w:t>
-      </w:r>
-      <w:r>
-        <w:rPr>
-          <w:rFonts w:ascii="Times New Roman" w:hAnsi="Times New Roman" w:eastAsia="Times New Roman" w:cs="Times New Roman"/>
-        </w:rPr>
-        <w:t xml:space="preserve">(2) </w:t>
-      </w:r>
+    </w:p>
+    <w:p>
+      <w:pPr>
+        <w:pStyle w:val="Compact"/>
+        <w:numPr>
+          <w:ilvl w:val="0"/>
+          <w:numId w:val="1008"/>
+        </w:numPr>
+        <w:ind w:firstLine="420"/>
+      </w:pPr>
       <w:r>
         <w:rPr>
           <w:rFonts w:hint="eastAsia" w:ascii="Times New Roman" w:hAnsi="Times New Roman" w:eastAsia="FangSong" w:cs="Times New Roman"/>
@@ -41760,18 +41714,16 @@
         </w:rPr>
         <w:t xml:space="preserve">；</w:t>
       </w:r>
-      <w:r>
-        <w:rPr>
-          <w:rFonts w:ascii="Times New Roman" w:hAnsi="Times New Roman" w:eastAsia="Times New Roman" w:cs="Times New Roman"/>
-        </w:rPr>
-        <w:t xml:space="preserve"> </w:t>
-      </w:r>
-      <w:r>
-        <w:rPr>
-          <w:rFonts w:ascii="Times New Roman" w:hAnsi="Times New Roman" w:eastAsia="Times New Roman" w:cs="Times New Roman"/>
-        </w:rPr>
-        <w:t xml:space="preserve">(3) </w:t>
-      </w:r>
+    </w:p>
+    <w:p>
+      <w:pPr>
+        <w:pStyle w:val="Compact"/>
+        <w:numPr>
+          <w:ilvl w:val="0"/>
+          <w:numId w:val="1008"/>
+        </w:numPr>
+        <w:ind w:firstLine="420"/>
+      </w:pPr>
       <w:r>
         <w:rPr>
           <w:rFonts w:hint="eastAsia" w:ascii="Times New Roman" w:hAnsi="Times New Roman" w:eastAsia="FangSong" w:cs="Times New Roman"/>
@@ -41983,7 +41935,7 @@
     </w:p>
     <w:p>
       <w:pPr>
-        <w:pStyle w:val="BodyText"/>
+        <w:pStyle w:val="FirstParagraph"/>
       </w:pPr>
     </w:p>
     <w:p>
@@ -42047,18 +41999,16 @@
         </w:rPr>
         <w:t>：</w:t>
       </w:r>
-      <w:r>
-        <w:rPr>
-          <w:rFonts w:ascii="Times New Roman" w:hAnsi="Times New Roman" w:eastAsia="Times New Roman" w:cs="Times New Roman"/>
-        </w:rPr>
-        <w:t xml:space="preserve"> </w:t>
-      </w:r>
-      <w:r>
-        <w:rPr>
-          <w:rFonts w:ascii="Times New Roman" w:hAnsi="Times New Roman" w:eastAsia="Times New Roman" w:cs="Times New Roman"/>
-        </w:rPr>
-        <w:t xml:space="preserve">(1) </w:t>
-      </w:r>
+    </w:p>
+    <w:p>
+      <w:pPr>
+        <w:pStyle w:val="Compact"/>
+        <w:numPr>
+          <w:ilvl w:val="0"/>
+          <w:numId w:val="1009"/>
+        </w:numPr>
+        <w:ind w:firstLine="420"/>
+      </w:pPr>
       <w:r>
         <w:rPr>
           <w:rFonts w:hint="eastAsia" w:ascii="Times New Roman" w:hAnsi="Times New Roman" w:eastAsia="FangSong" w:cs="Times New Roman"/>
@@ -42112,18 +42062,16 @@
         </w:rPr>
         <w:t>；</w:t>
       </w:r>
-      <w:r>
-        <w:rPr>
-          <w:rFonts w:ascii="Times New Roman" w:hAnsi="Times New Roman" w:eastAsia="Times New Roman" w:cs="Times New Roman"/>
-        </w:rPr>
-        <w:t xml:space="preserve"> </w:t>
-      </w:r>
-      <w:r>
-        <w:rPr>
-          <w:rFonts w:ascii="Times New Roman" w:hAnsi="Times New Roman" w:eastAsia="Times New Roman" w:cs="Times New Roman"/>
-        </w:rPr>
-        <w:t xml:space="preserve">(2) </w:t>
-      </w:r>
+    </w:p>
+    <w:p>
+      <w:pPr>
+        <w:pStyle w:val="Compact"/>
+        <w:numPr>
+          <w:ilvl w:val="0"/>
+          <w:numId w:val="1009"/>
+        </w:numPr>
+        <w:ind w:firstLine="420"/>
+      </w:pPr>
       <w:r>
         <w:rPr>
           <w:rFonts w:hint="eastAsia" w:ascii="Times New Roman" w:hAnsi="Times New Roman" w:eastAsia="FangSong" w:cs="Times New Roman"/>
@@ -42267,18 +42215,16 @@
         </w:rPr>
         <w:t>；</w:t>
       </w:r>
-      <w:r>
-        <w:rPr>
-          <w:rFonts w:ascii="Times New Roman" w:hAnsi="Times New Roman" w:eastAsia="Times New Roman" w:cs="Times New Roman"/>
-        </w:rPr>
-        <w:t xml:space="preserve"> </w:t>
-      </w:r>
-      <w:r>
-        <w:rPr>
-          <w:rFonts w:ascii="Times New Roman" w:hAnsi="Times New Roman" w:eastAsia="Times New Roman" w:cs="Times New Roman"/>
-        </w:rPr>
-        <w:t xml:space="preserve">(3) </w:t>
-      </w:r>
+    </w:p>
+    <w:p>
+      <w:pPr>
+        <w:pStyle w:val="Compact"/>
+        <w:numPr>
+          <w:ilvl w:val="0"/>
+          <w:numId w:val="1009"/>
+        </w:numPr>
+        <w:ind w:firstLine="420"/>
+      </w:pPr>
       <w:r>
         <w:rPr>
           <w:rFonts w:hint="eastAsia" w:ascii="Times New Roman" w:hAnsi="Times New Roman" w:eastAsia="FangSong" w:cs="Times New Roman"/>
@@ -42488,7 +42434,7 @@
     </w:p>
     <w:p>
       <w:pPr>
-        <w:pStyle w:val="BodyText"/>
+        <w:pStyle w:val="FirstParagraph"/>
       </w:pPr>
     </w:p>
     <w:p>
@@ -42522,18 +42468,16 @@
         </w:rPr>
         <w:t>：</w:t>
       </w:r>
-      <w:r>
-        <w:rPr>
-          <w:rFonts w:ascii="Times New Roman" w:hAnsi="Times New Roman" w:eastAsia="Times New Roman" w:cs="Times New Roman"/>
-        </w:rPr>
-        <w:t xml:space="preserve"> </w:t>
-      </w:r>
-      <w:r>
-        <w:rPr>
-          <w:rFonts w:ascii="Times New Roman" w:hAnsi="Times New Roman" w:eastAsia="Times New Roman" w:cs="Times New Roman"/>
-        </w:rPr>
-        <w:t xml:space="preserve">(1) </w:t>
-      </w:r>
+    </w:p>
+    <w:p>
+      <w:pPr>
+        <w:pStyle w:val="Compact"/>
+        <w:numPr>
+          <w:ilvl w:val="0"/>
+          <w:numId w:val="1010"/>
+        </w:numPr>
+        <w:ind w:firstLine="420"/>
+      </w:pPr>
       <w:r>
         <w:rPr>
           <w:rFonts w:hint="eastAsia" w:ascii="Times New Roman" w:hAnsi="Times New Roman" w:eastAsia="FangSong" w:cs="Times New Roman"/>
@@ -42648,18 +42592,16 @@
         </w:rPr>
         <w:t>；</w:t>
       </w:r>
-      <w:r>
-        <w:rPr>
-          <w:rFonts w:ascii="Times New Roman" w:hAnsi="Times New Roman" w:eastAsia="Times New Roman" w:cs="Times New Roman"/>
-        </w:rPr>
-        <w:t xml:space="preserve"> </w:t>
-      </w:r>
-      <w:r>
-        <w:rPr>
-          <w:rFonts w:ascii="Times New Roman" w:hAnsi="Times New Roman" w:eastAsia="Times New Roman" w:cs="Times New Roman"/>
-        </w:rPr>
-        <w:t xml:space="preserve">(2) </w:t>
-      </w:r>
+    </w:p>
+    <w:p>
+      <w:pPr>
+        <w:pStyle w:val="Compact"/>
+        <w:numPr>
+          <w:ilvl w:val="0"/>
+          <w:numId w:val="1010"/>
+        </w:numPr>
+        <w:ind w:firstLine="420"/>
+      </w:pPr>
       <w:r>
         <w:rPr>
           <w:rFonts w:hint="eastAsia" w:ascii="Times New Roman" w:hAnsi="Times New Roman" w:eastAsia="FangSong" w:cs="Times New Roman"/>
@@ -42804,116 +42746,114 @@
         </w:rPr>
         <w:t>；</w:t>
       </w:r>
-      <w:r>
-        <w:rPr>
-          <w:rFonts w:ascii="Times New Roman" w:hAnsi="Times New Roman" w:eastAsia="Times New Roman" w:cs="Times New Roman"/>
-        </w:rPr>
-        <w:t xml:space="preserve"> </w:t>
-      </w:r>
-      <w:r>
-        <w:rPr>
-          <w:rFonts w:ascii="Times New Roman" w:hAnsi="Times New Roman" w:eastAsia="Times New Roman" w:cs="Times New Roman"/>
-        </w:rPr>
-        <w:t xml:space="preserve">(3) </w:t>
-      </w:r>
-      <w:r>
-        <w:rPr>
-          <w:rFonts w:hint="eastAsia" w:ascii="Times New Roman" w:hAnsi="Times New Roman" w:eastAsia="FangSong" w:cs="Times New Roman"/>
-        </w:rPr>
-        <w:t xml:space="preserve">解释为什么高阶衍射晶面</w:t>
-      </w:r>
-      <w:r>
-        <w:rPr>
-          <w:rFonts w:ascii="Times New Roman" w:hAnsi="Times New Roman" w:eastAsia="Times New Roman" w:cs="Times New Roman"/>
-        </w:rPr>
-        <w:t xml:space="preserve"> </w:t>
-      </w:r>
-      <m:oMath>
-        <m:r>
-          <m:rPr>
-            <m:sty m:val="p"/>
-          </m:rPr>
-          <m:t>(</m:t>
-        </m:r>
-        <m:r>
-          <m:t>200</m:t>
-        </m:r>
-        <m:r>
-          <m:rPr>
-            <m:sty m:val="p"/>
-          </m:rPr>
-          <m:t>)</m:t>
-        </m:r>
-      </m:oMath>
-      <w:r>
-        <w:rPr>
-          <w:rFonts w:ascii="Times New Roman" w:hAnsi="Times New Roman" w:eastAsia="Times New Roman" w:cs="Times New Roman"/>
-        </w:rPr>
-        <w:t xml:space="preserve"> </w:t>
-      </w:r>
-      <w:r>
-        <w:rPr>
-          <w:rFonts w:hint="eastAsia" w:ascii="Times New Roman" w:hAnsi="Times New Roman" w:eastAsia="FangSong" w:cs="Times New Roman"/>
-        </w:rPr>
-        <w:t xml:space="preserve">的间距恰好是基本晶面</w:t>
-      </w:r>
-      <w:r>
-        <w:rPr>
-          <w:rFonts w:ascii="Times New Roman" w:hAnsi="Times New Roman" w:eastAsia="Times New Roman" w:cs="Times New Roman"/>
-        </w:rPr>
-        <w:t xml:space="preserve"> </w:t>
-      </w:r>
-      <m:oMath>
-        <m:r>
-          <m:rPr>
-            <m:sty m:val="p"/>
-          </m:rPr>
-          <m:t>(</m:t>
-        </m:r>
-        <m:r>
-          <m:t>100</m:t>
-        </m:r>
-        <m:r>
-          <m:rPr>
-            <m:sty m:val="p"/>
-          </m:rPr>
-          <m:t>)</m:t>
-        </m:r>
-      </m:oMath>
-      <w:r>
-        <w:rPr>
-          <w:rFonts w:ascii="Times New Roman" w:hAnsi="Times New Roman" w:eastAsia="Times New Roman" w:cs="Times New Roman"/>
-        </w:rPr>
-        <w:t xml:space="preserve"> </w:t>
-      </w:r>
-      <w:r>
-        <w:rPr>
-          <w:rFonts w:hint="eastAsia" w:ascii="Times New Roman" w:hAnsi="Times New Roman" w:eastAsia="FangSong" w:cs="Times New Roman"/>
-        </w:rPr>
-        <w:t>的一半</w:t>
-      </w:r>
-      <w:r>
-        <w:rPr>
-          <w:rFonts w:hint="eastAsia" w:ascii="Times New Roman" w:hAnsi="Times New Roman" w:eastAsia="Times New Roman" w:cs="Times New Roman"/>
-        </w:rPr>
-        <w:t>，</w:t>
-      </w:r>
-      <w:r>
-        <w:rPr>
-          <w:rFonts w:hint="eastAsia" w:ascii="Times New Roman" w:hAnsi="Times New Roman" w:eastAsia="FangSong" w:cs="Times New Roman"/>
-        </w:rPr>
-        <w:t>并说明其在晶体空间点阵中的物理几何图景</w:t>
-      </w:r>
-      <w:r>
-        <w:rPr>
-          <w:rFonts w:hint="eastAsia" w:ascii="Times New Roman" w:hAnsi="Times New Roman" w:eastAsia="Times New Roman" w:cs="Times New Roman"/>
-        </w:rPr>
-        <w:t>。</w:t>
-      </w:r>
     </w:p>
     <w:p>
       <w:pPr>
-        <w:pStyle w:val="BodyText"/>
+        <w:pStyle w:val="Compact"/>
+        <w:numPr>
+          <w:ilvl w:val="0"/>
+          <w:numId w:val="1010"/>
+        </w:numPr>
+        <w:ind w:firstLine="420"/>
+      </w:pPr>
+      <w:r>
+        <w:rPr>
+          <w:rFonts w:hint="eastAsia" w:ascii="Times New Roman" w:hAnsi="Times New Roman" w:eastAsia="FangSong" w:cs="Times New Roman"/>
+        </w:rPr>
+        <w:t xml:space="preserve">解释为什么高阶衍射晶面</w:t>
+      </w:r>
+      <w:r>
+        <w:rPr>
+          <w:rFonts w:ascii="Times New Roman" w:hAnsi="Times New Roman" w:eastAsia="Times New Roman" w:cs="Times New Roman"/>
+        </w:rPr>
+        <w:t xml:space="preserve"> </w:t>
+      </w:r>
+      <m:oMath>
+        <m:r>
+          <m:rPr>
+            <m:sty m:val="p"/>
+          </m:rPr>
+          <m:t>(</m:t>
+        </m:r>
+        <m:r>
+          <m:t>200</m:t>
+        </m:r>
+        <m:r>
+          <m:rPr>
+            <m:sty m:val="p"/>
+          </m:rPr>
+          <m:t>)</m:t>
+        </m:r>
+      </m:oMath>
+      <w:r>
+        <w:rPr>
+          <w:rFonts w:ascii="Times New Roman" w:hAnsi="Times New Roman" w:eastAsia="Times New Roman" w:cs="Times New Roman"/>
+        </w:rPr>
+        <w:t xml:space="preserve"> </w:t>
+      </w:r>
+      <w:r>
+        <w:rPr>
+          <w:rFonts w:hint="eastAsia" w:ascii="Times New Roman" w:hAnsi="Times New Roman" w:eastAsia="FangSong" w:cs="Times New Roman"/>
+        </w:rPr>
+        <w:t xml:space="preserve">的间距恰好是基本晶面</w:t>
+      </w:r>
+      <w:r>
+        <w:rPr>
+          <w:rFonts w:ascii="Times New Roman" w:hAnsi="Times New Roman" w:eastAsia="Times New Roman" w:cs="Times New Roman"/>
+        </w:rPr>
+        <w:t xml:space="preserve"> </w:t>
+      </w:r>
+      <m:oMath>
+        <m:r>
+          <m:rPr>
+            <m:sty m:val="p"/>
+          </m:rPr>
+          <m:t>(</m:t>
+        </m:r>
+        <m:r>
+          <m:t>100</m:t>
+        </m:r>
+        <m:r>
+          <m:rPr>
+            <m:sty m:val="p"/>
+          </m:rPr>
+          <m:t>)</m:t>
+        </m:r>
+      </m:oMath>
+      <w:r>
+        <w:rPr>
+          <w:rFonts w:ascii="Times New Roman" w:hAnsi="Times New Roman" w:eastAsia="Times New Roman" w:cs="Times New Roman"/>
+        </w:rPr>
+        <w:t xml:space="preserve"> </w:t>
+      </w:r>
+      <w:r>
+        <w:rPr>
+          <w:rFonts w:hint="eastAsia" w:ascii="Times New Roman" w:hAnsi="Times New Roman" w:eastAsia="FangSong" w:cs="Times New Roman"/>
+        </w:rPr>
+        <w:t>的一半</w:t>
+      </w:r>
+      <w:r>
+        <w:rPr>
+          <w:rFonts w:hint="eastAsia" w:ascii="Times New Roman" w:hAnsi="Times New Roman" w:eastAsia="Times New Roman" w:cs="Times New Roman"/>
+        </w:rPr>
+        <w:t>，</w:t>
+      </w:r>
+      <w:r>
+        <w:rPr>
+          <w:rFonts w:hint="eastAsia" w:ascii="Times New Roman" w:hAnsi="Times New Roman" w:eastAsia="FangSong" w:cs="Times New Roman"/>
+        </w:rPr>
+        <w:t>并说明其在晶体空间点阵中的物理几何图景</w:t>
+      </w:r>
+      <w:r>
+        <w:rPr>
+          <w:rFonts w:hint="eastAsia" w:ascii="Times New Roman" w:hAnsi="Times New Roman" w:eastAsia="Times New Roman" w:cs="Times New Roman"/>
+        </w:rPr>
+        <w:t>。</w:t>
+      </w:r>
+    </w:p>
+    <w:p>
+      <w:pPr>
+        <w:pStyle w:val="FirstParagraph"/>
       </w:pPr>
     </w:p>
     <w:p>
@@ -42977,18 +42917,16 @@
         </w:rPr>
         <w:t xml:space="preserve">Law）：</w:t>
       </w:r>
-      <w:r>
-        <w:rPr>
-          <w:rFonts w:ascii="Times New Roman" w:hAnsi="Times New Roman" w:eastAsia="Times New Roman" w:cs="Times New Roman"/>
-        </w:rPr>
-        <w:t xml:space="preserve"> </w:t>
-      </w:r>
-      <w:r>
-        <w:rPr>
-          <w:rFonts w:ascii="Times New Roman" w:hAnsi="Times New Roman" w:eastAsia="Times New Roman" w:cs="Times New Roman"/>
-        </w:rPr>
-        <w:t xml:space="preserve">(1) </w:t>
-      </w:r>
+    </w:p>
+    <w:p>
+      <w:pPr>
+        <w:pStyle w:val="Compact"/>
+        <w:numPr>
+          <w:ilvl w:val="0"/>
+          <w:numId w:val="1011"/>
+        </w:numPr>
+        <w:ind w:firstLine="420"/>
+      </w:pPr>
       <w:r>
         <w:rPr>
           <w:rFonts w:hint="eastAsia" w:ascii="Times New Roman" w:hAnsi="Times New Roman" w:eastAsia="FangSong" w:cs="Times New Roman"/>
@@ -43056,18 +42994,16 @@
         </w:rPr>
         <w:t xml:space="preserve">；</w:t>
       </w:r>
-      <w:r>
-        <w:rPr>
-          <w:rFonts w:ascii="Times New Roman" w:hAnsi="Times New Roman" w:eastAsia="Times New Roman" w:cs="Times New Roman"/>
-        </w:rPr>
-        <w:t xml:space="preserve"> </w:t>
-      </w:r>
-      <w:r>
-        <w:rPr>
-          <w:rFonts w:ascii="Times New Roman" w:hAnsi="Times New Roman" w:eastAsia="Times New Roman" w:cs="Times New Roman"/>
-        </w:rPr>
-        <w:t xml:space="preserve">(2) </w:t>
-      </w:r>
+    </w:p>
+    <w:p>
+      <w:pPr>
+        <w:pStyle w:val="Compact"/>
+        <w:numPr>
+          <w:ilvl w:val="0"/>
+          <w:numId w:val="1011"/>
+        </w:numPr>
+        <w:ind w:firstLine="420"/>
+      </w:pPr>
       <w:r>
         <w:rPr>
           <w:rFonts w:hint="eastAsia" w:ascii="Times New Roman" w:hAnsi="Times New Roman" w:eastAsia="FangSong" w:cs="Times New Roman"/>
@@ -43141,18 +43077,16 @@
         </w:rPr>
         <w:t>；</w:t>
       </w:r>
-      <w:r>
-        <w:rPr>
-          <w:rFonts w:ascii="Times New Roman" w:hAnsi="Times New Roman" w:eastAsia="Times New Roman" w:cs="Times New Roman"/>
-        </w:rPr>
-        <w:t xml:space="preserve"> </w:t>
-      </w:r>
-      <w:r>
-        <w:rPr>
-          <w:rFonts w:ascii="Times New Roman" w:hAnsi="Times New Roman" w:eastAsia="Times New Roman" w:cs="Times New Roman"/>
-        </w:rPr>
-        <w:t xml:space="preserve">(3) </w:t>
-      </w:r>
+    </w:p>
+    <w:p>
+      <w:pPr>
+        <w:pStyle w:val="Compact"/>
+        <w:numPr>
+          <w:ilvl w:val="0"/>
+          <w:numId w:val="1011"/>
+        </w:numPr>
+        <w:ind w:firstLine="420"/>
+      </w:pPr>
       <w:r>
         <w:rPr>
           <w:rFonts w:hint="eastAsia" w:ascii="Times New Roman" w:hAnsi="Times New Roman" w:eastAsia="FangSong" w:cs="Times New Roman"/>
@@ -43396,7 +43330,7 @@
     </w:p>
     <w:p>
       <w:pPr>
-        <w:pStyle w:val="BodyText"/>
+        <w:pStyle w:val="FirstParagraph"/>
       </w:pPr>
     </w:p>
     <w:p>
@@ -43442,18 +43376,16 @@
         </w:rPr>
         <w:t>：</w:t>
       </w:r>
-      <w:r>
-        <w:rPr>
-          <w:rFonts w:ascii="Times New Roman" w:hAnsi="Times New Roman" w:eastAsia="Times New Roman" w:cs="Times New Roman"/>
-        </w:rPr>
-        <w:t xml:space="preserve"> </w:t>
-      </w:r>
-      <w:r>
-        <w:rPr>
-          <w:rFonts w:ascii="Times New Roman" w:hAnsi="Times New Roman" w:eastAsia="Times New Roman" w:cs="Times New Roman"/>
-        </w:rPr>
-        <w:t xml:space="preserve">(1) </w:t>
-      </w:r>
+    </w:p>
+    <w:p>
+      <w:pPr>
+        <w:pStyle w:val="Compact"/>
+        <w:numPr>
+          <w:ilvl w:val="0"/>
+          <w:numId w:val="1012"/>
+        </w:numPr>
+        <w:ind w:firstLine="420"/>
+      </w:pPr>
       <w:r>
         <w:rPr>
           <w:rFonts w:hint="eastAsia" w:ascii="Times New Roman" w:hAnsi="Times New Roman" w:eastAsia="FangSong" w:cs="Times New Roman"/>
@@ -43571,18 +43503,16 @@
         </w:rPr>
         <w:t>；</w:t>
       </w:r>
-      <w:r>
-        <w:rPr>
-          <w:rFonts w:ascii="Times New Roman" w:hAnsi="Times New Roman" w:eastAsia="Times New Roman" w:cs="Times New Roman"/>
-        </w:rPr>
-        <w:t xml:space="preserve"> </w:t>
-      </w:r>
-      <w:r>
-        <w:rPr>
-          <w:rFonts w:ascii="Times New Roman" w:hAnsi="Times New Roman" w:eastAsia="Times New Roman" w:cs="Times New Roman"/>
-        </w:rPr>
-        <w:t xml:space="preserve">(2) </w:t>
-      </w:r>
+    </w:p>
+    <w:p>
+      <w:pPr>
+        <w:pStyle w:val="Compact"/>
+        <w:numPr>
+          <w:ilvl w:val="0"/>
+          <w:numId w:val="1012"/>
+        </w:numPr>
+        <w:ind w:firstLine="420"/>
+      </w:pPr>
       <w:r>
         <w:rPr>
           <w:rFonts w:hint="eastAsia" w:ascii="Times New Roman" w:hAnsi="Times New Roman" w:eastAsia="FangSong" w:cs="Times New Roman"/>
@@ -43671,18 +43601,16 @@
         </w:rPr>
         <w:t>；</w:t>
       </w:r>
-      <w:r>
-        <w:rPr>
-          <w:rFonts w:ascii="Times New Roman" w:hAnsi="Times New Roman" w:eastAsia="Times New Roman" w:cs="Times New Roman"/>
-        </w:rPr>
-        <w:t xml:space="preserve"> </w:t>
-      </w:r>
-      <w:r>
-        <w:rPr>
-          <w:rFonts w:ascii="Times New Roman" w:hAnsi="Times New Roman" w:eastAsia="Times New Roman" w:cs="Times New Roman"/>
-        </w:rPr>
-        <w:t xml:space="preserve">(3) </w:t>
-      </w:r>
+    </w:p>
+    <w:p>
+      <w:pPr>
+        <w:pStyle w:val="Compact"/>
+        <w:numPr>
+          <w:ilvl w:val="0"/>
+          <w:numId w:val="1012"/>
+        </w:numPr>
+        <w:ind w:firstLine="420"/>
+      </w:pPr>
       <w:r>
         <w:rPr>
           <w:rFonts w:hint="eastAsia" w:ascii="Times New Roman" w:hAnsi="Times New Roman" w:eastAsia="FangSong" w:cs="Times New Roman"/>
@@ -43859,7 +43787,7 @@
     </w:p>
     <w:p>
       <w:pPr>
-        <w:pStyle w:val="BodyText"/>
+        <w:pStyle w:val="FirstParagraph"/>
       </w:pPr>
     </w:p>
     <w:p>
@@ -43935,18 +43863,16 @@
         </w:rPr>
         <w:t>：</w:t>
       </w:r>
-      <w:r>
-        <w:rPr>
-          <w:rFonts w:ascii="Times New Roman" w:hAnsi="Times New Roman" w:eastAsia="Times New Roman" w:cs="Times New Roman"/>
-        </w:rPr>
-        <w:t xml:space="preserve"> </w:t>
-      </w:r>
-      <w:r>
-        <w:rPr>
-          <w:rFonts w:ascii="Times New Roman" w:hAnsi="Times New Roman" w:eastAsia="Times New Roman" w:cs="Times New Roman"/>
-        </w:rPr>
-        <w:t xml:space="preserve">(1) </w:t>
-      </w:r>
+    </w:p>
+    <w:p>
+      <w:pPr>
+        <w:pStyle w:val="Compact"/>
+        <w:numPr>
+          <w:ilvl w:val="0"/>
+          <w:numId w:val="1013"/>
+        </w:numPr>
+        <w:ind w:firstLine="420"/>
+      </w:pPr>
       <w:r>
         <w:rPr>
           <w:rFonts w:hint="eastAsia" w:ascii="Times New Roman" w:hAnsi="Times New Roman" w:eastAsia="FangSong" w:cs="Times New Roman"/>
@@ -43971,18 +43897,16 @@
         </w:rPr>
         <w:t>；</w:t>
       </w:r>
-      <w:r>
-        <w:rPr>
-          <w:rFonts w:ascii="Times New Roman" w:hAnsi="Times New Roman" w:eastAsia="Times New Roman" w:cs="Times New Roman"/>
-        </w:rPr>
-        <w:t xml:space="preserve"> </w:t>
-      </w:r>
-      <w:r>
-        <w:rPr>
-          <w:rFonts w:ascii="Times New Roman" w:hAnsi="Times New Roman" w:eastAsia="Times New Roman" w:cs="Times New Roman"/>
-        </w:rPr>
-        <w:t xml:space="preserve">(2) </w:t>
-      </w:r>
+    </w:p>
+    <w:p>
+      <w:pPr>
+        <w:pStyle w:val="Compact"/>
+        <w:numPr>
+          <w:ilvl w:val="0"/>
+          <w:numId w:val="1013"/>
+        </w:numPr>
+        <w:ind w:firstLine="420"/>
+      </w:pPr>
       <w:r>
         <w:rPr>
           <w:rFonts w:hint="eastAsia" w:ascii="Times New Roman" w:hAnsi="Times New Roman" w:eastAsia="FangSong" w:cs="Times New Roman"/>
@@ -44038,18 +43962,16 @@
         </w:rPr>
         <w:t xml:space="preserve">）；</w:t>
       </w:r>
-      <w:r>
-        <w:rPr>
-          <w:rFonts w:ascii="Times New Roman" w:hAnsi="Times New Roman" w:eastAsia="Times New Roman" w:cs="Times New Roman"/>
-        </w:rPr>
-        <w:t xml:space="preserve"> </w:t>
-      </w:r>
-      <w:r>
-        <w:rPr>
-          <w:rFonts w:ascii="Times New Roman" w:hAnsi="Times New Roman" w:eastAsia="Times New Roman" w:cs="Times New Roman"/>
-        </w:rPr>
-        <w:t xml:space="preserve">(3) </w:t>
-      </w:r>
+    </w:p>
+    <w:p>
+      <w:pPr>
+        <w:pStyle w:val="Compact"/>
+        <w:numPr>
+          <w:ilvl w:val="0"/>
+          <w:numId w:val="1013"/>
+        </w:numPr>
+        <w:ind w:firstLine="420"/>
+      </w:pPr>
       <w:r>
         <w:rPr>
           <w:rFonts w:hint="eastAsia" w:ascii="Times New Roman" w:hAnsi="Times New Roman" w:eastAsia="FangSong" w:cs="Times New Roman"/>
@@ -44148,7 +44070,7 @@
     </w:p>
     <w:p>
       <w:pPr>
-        <w:pStyle w:val="BodyText"/>
+        <w:pStyle w:val="FirstParagraph"/>
       </w:pPr>
     </w:p>
     <w:p>
@@ -44212,18 +44134,16 @@
         </w:rPr>
         <w:t>：</w:t>
       </w:r>
-      <w:r>
-        <w:rPr>
-          <w:rFonts w:ascii="Times New Roman" w:hAnsi="Times New Roman" w:eastAsia="Times New Roman" w:cs="Times New Roman"/>
-        </w:rPr>
-        <w:t xml:space="preserve"> </w:t>
-      </w:r>
-      <w:r>
-        <w:rPr>
-          <w:rFonts w:ascii="Times New Roman" w:hAnsi="Times New Roman" w:eastAsia="Times New Roman" w:cs="Times New Roman"/>
-        </w:rPr>
-        <w:t xml:space="preserve">(1) </w:t>
-      </w:r>
+    </w:p>
+    <w:p>
+      <w:pPr>
+        <w:pStyle w:val="Compact"/>
+        <w:numPr>
+          <w:ilvl w:val="0"/>
+          <w:numId w:val="1014"/>
+        </w:numPr>
+        <w:ind w:firstLine="420"/>
+      </w:pPr>
       <w:r>
         <w:rPr>
           <w:rFonts w:hint="eastAsia" w:ascii="Times New Roman" w:hAnsi="Times New Roman" w:eastAsia="FangSong" w:cs="Times New Roman"/>
@@ -44260,18 +44180,16 @@
         </w:rPr>
         <w:t>；</w:t>
       </w:r>
-      <w:r>
-        <w:rPr>
-          <w:rFonts w:ascii="Times New Roman" w:hAnsi="Times New Roman" w:eastAsia="Times New Roman" w:cs="Times New Roman"/>
-        </w:rPr>
-        <w:t xml:space="preserve"> </w:t>
-      </w:r>
-      <w:r>
-        <w:rPr>
-          <w:rFonts w:ascii="Times New Roman" w:hAnsi="Times New Roman" w:eastAsia="Times New Roman" w:cs="Times New Roman"/>
-        </w:rPr>
-        <w:t xml:space="preserve">(2) </w:t>
-      </w:r>
+    </w:p>
+    <w:p>
+      <w:pPr>
+        <w:pStyle w:val="Compact"/>
+        <w:numPr>
+          <w:ilvl w:val="0"/>
+          <w:numId w:val="1014"/>
+        </w:numPr>
+        <w:ind w:firstLine="420"/>
+      </w:pPr>
       <w:r>
         <w:rPr>
           <w:rFonts w:hint="eastAsia" w:ascii="Times New Roman" w:hAnsi="Times New Roman" w:eastAsia="FangSong" w:cs="Times New Roman"/>
@@ -44365,18 +44283,16 @@
         </w:rPr>
         <w:t xml:space="preserve">；</w:t>
       </w:r>
-      <w:r>
-        <w:rPr>
-          <w:rFonts w:ascii="Times New Roman" w:hAnsi="Times New Roman" w:eastAsia="Times New Roman" w:cs="Times New Roman"/>
-        </w:rPr>
-        <w:t xml:space="preserve"> </w:t>
-      </w:r>
-      <w:r>
-        <w:rPr>
-          <w:rFonts w:ascii="Times New Roman" w:hAnsi="Times New Roman" w:eastAsia="Times New Roman" w:cs="Times New Roman"/>
-        </w:rPr>
-        <w:t xml:space="preserve">(3) </w:t>
-      </w:r>
+    </w:p>
+    <w:p>
+      <w:pPr>
+        <w:pStyle w:val="Compact"/>
+        <w:numPr>
+          <w:ilvl w:val="0"/>
+          <w:numId w:val="1014"/>
+        </w:numPr>
+        <w:ind w:firstLine="420"/>
+      </w:pPr>
       <w:r>
         <w:rPr>
           <w:rFonts w:hint="eastAsia" w:ascii="Times New Roman" w:hAnsi="Times New Roman" w:eastAsia="FangSong" w:cs="Times New Roman"/>
@@ -44429,7 +44345,7 @@
     </w:p>
     <w:p>
       <w:pPr>
-        <w:pStyle w:val="BodyText"/>
+        <w:pStyle w:val="FirstParagraph"/>
       </w:pPr>
     </w:p>
     <w:p>
@@ -44523,18 +44439,16 @@
         </w:rPr>
         <w:t>：</w:t>
       </w:r>
-      <w:r>
-        <w:rPr>
-          <w:rFonts w:ascii="Times New Roman" w:hAnsi="Times New Roman" w:eastAsia="Times New Roman" w:cs="Times New Roman"/>
-        </w:rPr>
-        <w:t xml:space="preserve"> </w:t>
-      </w:r>
-      <w:r>
-        <w:rPr>
-          <w:rFonts w:ascii="Times New Roman" w:hAnsi="Times New Roman" w:eastAsia="Times New Roman" w:cs="Times New Roman"/>
-        </w:rPr>
-        <w:t xml:space="preserve">(1) </w:t>
-      </w:r>
+    </w:p>
+    <w:p>
+      <w:pPr>
+        <w:pStyle w:val="Compact"/>
+        <w:numPr>
+          <w:ilvl w:val="0"/>
+          <w:numId w:val="1015"/>
+        </w:numPr>
+        <w:ind w:firstLine="420"/>
+      </w:pPr>
       <w:r>
         <w:rPr>
           <w:rFonts w:hint="eastAsia" w:ascii="Times New Roman" w:hAnsi="Times New Roman" w:eastAsia="FangSong" w:cs="Times New Roman"/>
@@ -44654,18 +44568,16 @@
         </w:rPr>
         <w:t xml:space="preserve">）；</w:t>
       </w:r>
-      <w:r>
-        <w:rPr>
-          <w:rFonts w:ascii="Times New Roman" w:hAnsi="Times New Roman" w:eastAsia="Times New Roman" w:cs="Times New Roman"/>
-        </w:rPr>
-        <w:t xml:space="preserve"> </w:t>
-      </w:r>
-      <w:r>
-        <w:rPr>
-          <w:rFonts w:ascii="Times New Roman" w:hAnsi="Times New Roman" w:eastAsia="Times New Roman" w:cs="Times New Roman"/>
-        </w:rPr>
-        <w:t xml:space="preserve">(2) </w:t>
-      </w:r>
+    </w:p>
+    <w:p>
+      <w:pPr>
+        <w:pStyle w:val="Compact"/>
+        <w:numPr>
+          <w:ilvl w:val="0"/>
+          <w:numId w:val="1015"/>
+        </w:numPr>
+        <w:ind w:firstLine="420"/>
+      </w:pPr>
       <w:r>
         <w:rPr>
           <w:rFonts w:hint="eastAsia" w:ascii="Times New Roman" w:hAnsi="Times New Roman" w:eastAsia="FangSong" w:cs="Times New Roman"/>
@@ -44713,18 +44625,16 @@
         </w:rPr>
         <w:t xml:space="preserve">；</w:t>
       </w:r>
-      <w:r>
-        <w:rPr>
-          <w:rFonts w:ascii="Times New Roman" w:hAnsi="Times New Roman" w:eastAsia="Times New Roman" w:cs="Times New Roman"/>
-        </w:rPr>
-        <w:t xml:space="preserve"> </w:t>
-      </w:r>
-      <w:r>
-        <w:rPr>
-          <w:rFonts w:ascii="Times New Roman" w:hAnsi="Times New Roman" w:eastAsia="Times New Roman" w:cs="Times New Roman"/>
-        </w:rPr>
-        <w:t xml:space="preserve">(3) </w:t>
-      </w:r>
+    </w:p>
+    <w:p>
+      <w:pPr>
+        <w:pStyle w:val="Compact"/>
+        <w:numPr>
+          <w:ilvl w:val="0"/>
+          <w:numId w:val="1015"/>
+        </w:numPr>
+        <w:ind w:firstLine="420"/>
+      </w:pPr>
       <w:r>
         <w:rPr>
           <w:rFonts w:hint="eastAsia" w:ascii="Times New Roman" w:hAnsi="Times New Roman" w:eastAsia="FangSong" w:cs="Times New Roman"/>
@@ -44835,7 +44745,7 @@
     </w:p>
     <w:p>
       <w:pPr>
-        <w:pStyle w:val="BodyText"/>
+        <w:pStyle w:val="FirstParagraph"/>
       </w:pPr>
     </w:p>
     <w:p>
@@ -44869,177 +44779,171 @@
         </w:rPr>
         <w:t>：</w:t>
       </w:r>
-      <w:r>
-        <w:rPr>
-          <w:rFonts w:ascii="Times New Roman" w:hAnsi="Times New Roman" w:eastAsia="Times New Roman" w:cs="Times New Roman"/>
-        </w:rPr>
-        <w:t xml:space="preserve"> </w:t>
-      </w:r>
-      <w:r>
-        <w:rPr>
-          <w:rFonts w:ascii="Times New Roman" w:hAnsi="Times New Roman" w:eastAsia="Times New Roman" w:cs="Times New Roman"/>
-        </w:rPr>
-        <w:t xml:space="preserve">(1) </w:t>
-      </w:r>
-      <w:r>
-        <w:rPr>
-          <w:rFonts w:hint="eastAsia" w:ascii="Times New Roman" w:hAnsi="Times New Roman" w:eastAsia="FangSong" w:cs="Times New Roman"/>
-        </w:rPr>
-        <w:t xml:space="preserve">严格陈述在由</w:t>
-      </w:r>
-      <w:r>
-        <w:rPr>
-          <w:rFonts w:ascii="Times New Roman" w:hAnsi="Times New Roman" w:eastAsia="Times New Roman" w:cs="Times New Roman"/>
-        </w:rPr>
-        <w:t xml:space="preserve"> </w:t>
-      </w:r>
-      <m:oMath>
-        <m:r>
-          <m:t>N</m:t>
-        </m:r>
-      </m:oMath>
-      <w:r>
-        <w:rPr>
-          <w:rFonts w:ascii="Times New Roman" w:hAnsi="Times New Roman" w:eastAsia="Times New Roman" w:cs="Times New Roman"/>
-        </w:rPr>
-        <w:t xml:space="preserve"> </w:t>
-      </w:r>
-      <w:r>
-        <w:rPr>
-          <w:rFonts w:hint="eastAsia" w:ascii="Times New Roman" w:hAnsi="Times New Roman" w:eastAsia="FangSong" w:cs="Times New Roman"/>
-        </w:rPr>
-        <w:t>个等径刚球构成的最密堆积骨架中</w:t>
-      </w:r>
-      <w:r>
-        <w:rPr>
-          <w:rFonts w:hint="eastAsia" w:ascii="Times New Roman" w:hAnsi="Times New Roman" w:eastAsia="Times New Roman" w:cs="Times New Roman"/>
-        </w:rPr>
-        <w:t>，</w:t>
-      </w:r>
-      <w:r>
-        <w:rPr>
-          <w:rFonts w:hint="eastAsia" w:ascii="Times New Roman" w:hAnsi="Times New Roman" w:eastAsia="FangSong" w:cs="Times New Roman"/>
-        </w:rPr>
-        <w:t>八面体空隙总数目与四面体空隙总数目的拓扑守恒定理</w:t>
-      </w:r>
-      <w:r>
-        <w:rPr>
-          <w:rFonts w:hint="eastAsia" w:ascii="Times New Roman" w:hAnsi="Times New Roman" w:eastAsia="Times New Roman" w:cs="Times New Roman"/>
-        </w:rPr>
-        <w:t>；</w:t>
-      </w:r>
-      <w:r>
-        <w:rPr>
-          <w:rFonts w:ascii="Times New Roman" w:hAnsi="Times New Roman" w:eastAsia="Times New Roman" w:cs="Times New Roman"/>
-        </w:rPr>
-        <w:t xml:space="preserve"> </w:t>
-      </w:r>
-      <w:r>
-        <w:rPr>
-          <w:rFonts w:ascii="Times New Roman" w:hAnsi="Times New Roman" w:eastAsia="Times New Roman" w:cs="Times New Roman"/>
-        </w:rPr>
-        <w:t xml:space="preserve">(2) </w:t>
-      </w:r>
-      <w:r>
-        <w:rPr>
-          <w:rFonts w:hint="eastAsia" w:ascii="Times New Roman" w:hAnsi="Times New Roman" w:eastAsia="FangSong" w:cs="Times New Roman"/>
-        </w:rPr>
-        <w:t>在面心立方晶胞</w:t>
-      </w:r>
-      <w:r>
-        <w:rPr>
-          <w:rFonts w:hint="eastAsia" w:ascii="Times New Roman" w:hAnsi="Times New Roman" w:eastAsia="Times New Roman" w:cs="Times New Roman"/>
-        </w:rPr>
-        <w:t>（fcc）</w:t>
-      </w:r>
-      <w:r>
-        <w:rPr>
-          <w:rFonts w:hint="eastAsia" w:ascii="Times New Roman" w:hAnsi="Times New Roman" w:eastAsia="FangSong" w:cs="Times New Roman"/>
-        </w:rPr>
-        <w:t>中</w:t>
-      </w:r>
-      <w:r>
-        <w:rPr>
-          <w:rFonts w:hint="eastAsia" w:ascii="Times New Roman" w:hAnsi="Times New Roman" w:eastAsia="Times New Roman" w:cs="Times New Roman"/>
-        </w:rPr>
-        <w:t>，</w:t>
-      </w:r>
-      <w:r>
-        <w:rPr>
-          <w:rFonts w:hint="eastAsia" w:ascii="Times New Roman" w:hAnsi="Times New Roman" w:eastAsia="FangSong" w:cs="Times New Roman"/>
-        </w:rPr>
-        <w:t>指出</w:t>
-      </w:r>
-      <w:r>
-        <w:rPr>
-          <w:rFonts w:ascii="Times New Roman" w:hAnsi="Times New Roman" w:eastAsia="Times New Roman" w:cs="Times New Roman"/>
-        </w:rPr>
-        <w:t xml:space="preserve"> 4 </w:t>
-      </w:r>
-      <w:r>
-        <w:rPr>
-          <w:rFonts w:hint="eastAsia" w:ascii="Times New Roman" w:hAnsi="Times New Roman" w:eastAsia="FangSong" w:cs="Times New Roman"/>
-        </w:rPr>
-        <w:t xml:space="preserve">个八面体空隙与</w:t>
-      </w:r>
-      <w:r>
-        <w:rPr>
-          <w:rFonts w:ascii="Times New Roman" w:hAnsi="Times New Roman" w:eastAsia="Times New Roman" w:cs="Times New Roman"/>
-        </w:rPr>
-        <w:t xml:space="preserve"> 8 </w:t>
-      </w:r>
-      <w:r>
-        <w:rPr>
-          <w:rFonts w:hint="eastAsia" w:ascii="Times New Roman" w:hAnsi="Times New Roman" w:eastAsia="FangSong" w:cs="Times New Roman"/>
-        </w:rPr>
-        <w:t>个四面体空隙在大晶胞内的具体几何分布位置与分数坐标</w:t>
-      </w:r>
-      <w:r>
-        <w:rPr>
-          <w:rFonts w:hint="eastAsia" w:ascii="Times New Roman" w:hAnsi="Times New Roman" w:eastAsia="Times New Roman" w:cs="Times New Roman"/>
-        </w:rPr>
-        <w:t>；</w:t>
-      </w:r>
-      <w:r>
-        <w:rPr>
-          <w:rFonts w:ascii="Times New Roman" w:hAnsi="Times New Roman" w:eastAsia="Times New Roman" w:cs="Times New Roman"/>
-        </w:rPr>
-        <w:t xml:space="preserve"> </w:t>
-      </w:r>
-      <w:r>
-        <w:rPr>
-          <w:rFonts w:ascii="Times New Roman" w:hAnsi="Times New Roman" w:eastAsia="Times New Roman" w:cs="Times New Roman"/>
-        </w:rPr>
-        <w:t xml:space="preserve">(3) </w:t>
-      </w:r>
-      <w:r>
-        <w:rPr>
-          <w:rFonts w:hint="eastAsia" w:ascii="Times New Roman" w:hAnsi="Times New Roman" w:eastAsia="FangSong" w:cs="Times New Roman"/>
-        </w:rPr>
-        <w:t>简述为什么四面体空隙深埋在大晶胞内部</w:t>
-      </w:r>
-      <w:r>
-        <w:rPr>
-          <w:rFonts w:hint="eastAsia" w:ascii="Times New Roman" w:hAnsi="Times New Roman" w:eastAsia="Times New Roman" w:cs="Times New Roman"/>
-        </w:rPr>
-        <w:t>，</w:t>
-      </w:r>
-      <w:r>
-        <w:rPr>
-          <w:rFonts w:hint="eastAsia" w:ascii="Times New Roman" w:hAnsi="Times New Roman" w:eastAsia="FangSong" w:cs="Times New Roman"/>
-        </w:rPr>
-        <w:t>而八面体空隙存在被相邻晶胞共享的棱中点分布</w:t>
-      </w:r>
-      <w:r>
-        <w:rPr>
-          <w:rFonts w:hint="eastAsia" w:ascii="Times New Roman" w:hAnsi="Times New Roman" w:eastAsia="Times New Roman" w:cs="Times New Roman"/>
-        </w:rPr>
-        <w:t>。</w:t>
-      </w:r>
     </w:p>
     <w:p>
       <w:pPr>
-        <w:pStyle w:val="BodyText"/>
+        <w:pStyle w:val="Compact"/>
+        <w:numPr>
+          <w:ilvl w:val="0"/>
+          <w:numId w:val="1016"/>
+        </w:numPr>
+        <w:ind w:firstLine="420"/>
+      </w:pPr>
+      <w:r>
+        <w:rPr>
+          <w:rFonts w:hint="eastAsia" w:ascii="Times New Roman" w:hAnsi="Times New Roman" w:eastAsia="FangSong" w:cs="Times New Roman"/>
+        </w:rPr>
+        <w:t xml:space="preserve">严格陈述在由</w:t>
+      </w:r>
+      <w:r>
+        <w:rPr>
+          <w:rFonts w:ascii="Times New Roman" w:hAnsi="Times New Roman" w:eastAsia="Times New Roman" w:cs="Times New Roman"/>
+        </w:rPr>
+        <w:t xml:space="preserve"> </w:t>
+      </w:r>
+      <m:oMath>
+        <m:r>
+          <m:t>N</m:t>
+        </m:r>
+      </m:oMath>
+      <w:r>
+        <w:rPr>
+          <w:rFonts w:ascii="Times New Roman" w:hAnsi="Times New Roman" w:eastAsia="Times New Roman" w:cs="Times New Roman"/>
+        </w:rPr>
+        <w:t xml:space="preserve"> </w:t>
+      </w:r>
+      <w:r>
+        <w:rPr>
+          <w:rFonts w:hint="eastAsia" w:ascii="Times New Roman" w:hAnsi="Times New Roman" w:eastAsia="FangSong" w:cs="Times New Roman"/>
+        </w:rPr>
+        <w:t>个等径刚球构成的最密堆积骨架中</w:t>
+      </w:r>
+      <w:r>
+        <w:rPr>
+          <w:rFonts w:hint="eastAsia" w:ascii="Times New Roman" w:hAnsi="Times New Roman" w:eastAsia="Times New Roman" w:cs="Times New Roman"/>
+        </w:rPr>
+        <w:t>，</w:t>
+      </w:r>
+      <w:r>
+        <w:rPr>
+          <w:rFonts w:hint="eastAsia" w:ascii="Times New Roman" w:hAnsi="Times New Roman" w:eastAsia="FangSong" w:cs="Times New Roman"/>
+        </w:rPr>
+        <w:t>八面体空隙总数目与四面体空隙总数目的拓扑守恒定理</w:t>
+      </w:r>
+      <w:r>
+        <w:rPr>
+          <w:rFonts w:hint="eastAsia" w:ascii="Times New Roman" w:hAnsi="Times New Roman" w:eastAsia="Times New Roman" w:cs="Times New Roman"/>
+        </w:rPr>
+        <w:t>；</w:t>
+      </w:r>
+    </w:p>
+    <w:p>
+      <w:pPr>
+        <w:pStyle w:val="Compact"/>
+        <w:numPr>
+          <w:ilvl w:val="0"/>
+          <w:numId w:val="1016"/>
+        </w:numPr>
+        <w:ind w:firstLine="420"/>
+      </w:pPr>
+      <w:r>
+        <w:rPr>
+          <w:rFonts w:hint="eastAsia" w:ascii="Times New Roman" w:hAnsi="Times New Roman" w:eastAsia="FangSong" w:cs="Times New Roman"/>
+        </w:rPr>
+        <w:t>在面心立方晶胞</w:t>
+      </w:r>
+      <w:r>
+        <w:rPr>
+          <w:rFonts w:hint="eastAsia" w:ascii="Times New Roman" w:hAnsi="Times New Roman" w:eastAsia="Times New Roman" w:cs="Times New Roman"/>
+        </w:rPr>
+        <w:t>（fcc）</w:t>
+      </w:r>
+      <w:r>
+        <w:rPr>
+          <w:rFonts w:hint="eastAsia" w:ascii="Times New Roman" w:hAnsi="Times New Roman" w:eastAsia="FangSong" w:cs="Times New Roman"/>
+        </w:rPr>
+        <w:t>中</w:t>
+      </w:r>
+      <w:r>
+        <w:rPr>
+          <w:rFonts w:hint="eastAsia" w:ascii="Times New Roman" w:hAnsi="Times New Roman" w:eastAsia="Times New Roman" w:cs="Times New Roman"/>
+        </w:rPr>
+        <w:t>，</w:t>
+      </w:r>
+      <w:r>
+        <w:rPr>
+          <w:rFonts w:hint="eastAsia" w:ascii="Times New Roman" w:hAnsi="Times New Roman" w:eastAsia="FangSong" w:cs="Times New Roman"/>
+        </w:rPr>
+        <w:t>指出</w:t>
+      </w:r>
+      <w:r>
+        <w:rPr>
+          <w:rFonts w:ascii="Times New Roman" w:hAnsi="Times New Roman" w:eastAsia="Times New Roman" w:cs="Times New Roman"/>
+        </w:rPr>
+        <w:t xml:space="preserve"> 4 </w:t>
+      </w:r>
+      <w:r>
+        <w:rPr>
+          <w:rFonts w:hint="eastAsia" w:ascii="Times New Roman" w:hAnsi="Times New Roman" w:eastAsia="FangSong" w:cs="Times New Roman"/>
+        </w:rPr>
+        <w:t xml:space="preserve">个八面体空隙与</w:t>
+      </w:r>
+      <w:r>
+        <w:rPr>
+          <w:rFonts w:ascii="Times New Roman" w:hAnsi="Times New Roman" w:eastAsia="Times New Roman" w:cs="Times New Roman"/>
+        </w:rPr>
+        <w:t xml:space="preserve"> 8 </w:t>
+      </w:r>
+      <w:r>
+        <w:rPr>
+          <w:rFonts w:hint="eastAsia" w:ascii="Times New Roman" w:hAnsi="Times New Roman" w:eastAsia="FangSong" w:cs="Times New Roman"/>
+        </w:rPr>
+        <w:t>个四面体空隙在大晶胞内的具体几何分布位置与分数坐标</w:t>
+      </w:r>
+      <w:r>
+        <w:rPr>
+          <w:rFonts w:hint="eastAsia" w:ascii="Times New Roman" w:hAnsi="Times New Roman" w:eastAsia="Times New Roman" w:cs="Times New Roman"/>
+        </w:rPr>
+        <w:t>；</w:t>
+      </w:r>
+    </w:p>
+    <w:p>
+      <w:pPr>
+        <w:pStyle w:val="Compact"/>
+        <w:numPr>
+          <w:ilvl w:val="0"/>
+          <w:numId w:val="1016"/>
+        </w:numPr>
+        <w:ind w:firstLine="420"/>
+      </w:pPr>
+      <w:r>
+        <w:rPr>
+          <w:rFonts w:hint="eastAsia" w:ascii="Times New Roman" w:hAnsi="Times New Roman" w:eastAsia="FangSong" w:cs="Times New Roman"/>
+        </w:rPr>
+        <w:t>简述为什么四面体空隙深埋在大晶胞内部</w:t>
+      </w:r>
+      <w:r>
+        <w:rPr>
+          <w:rFonts w:hint="eastAsia" w:ascii="Times New Roman" w:hAnsi="Times New Roman" w:eastAsia="Times New Roman" w:cs="Times New Roman"/>
+        </w:rPr>
+        <w:t>，</w:t>
+      </w:r>
+      <w:r>
+        <w:rPr>
+          <w:rFonts w:hint="eastAsia" w:ascii="Times New Roman" w:hAnsi="Times New Roman" w:eastAsia="FangSong" w:cs="Times New Roman"/>
+        </w:rPr>
+        <w:t>而八面体空隙存在被相邻晶胞共享的棱中点分布</w:t>
+      </w:r>
+      <w:r>
+        <w:rPr>
+          <w:rFonts w:hint="eastAsia" w:ascii="Times New Roman" w:hAnsi="Times New Roman" w:eastAsia="Times New Roman" w:cs="Times New Roman"/>
+        </w:rPr>
+        <w:t>。</w:t>
+      </w:r>
+    </w:p>
+    <w:p>
+      <w:pPr>
+        <w:pStyle w:val="FirstParagraph"/>
       </w:pPr>
     </w:p>
     <w:p>
@@ -45129,18 +45033,16 @@
         </w:rPr>
         <w:t>：</w:t>
       </w:r>
-      <w:r>
-        <w:rPr>
-          <w:rFonts w:ascii="Times New Roman" w:hAnsi="Times New Roman" w:eastAsia="Times New Roman" w:cs="Times New Roman"/>
-        </w:rPr>
-        <w:t xml:space="preserve"> </w:t>
-      </w:r>
-      <w:r>
-        <w:rPr>
-          <w:rFonts w:ascii="Times New Roman" w:hAnsi="Times New Roman" w:eastAsia="Times New Roman" w:cs="Times New Roman"/>
-        </w:rPr>
-        <w:t xml:space="preserve">(1) </w:t>
-      </w:r>
+    </w:p>
+    <w:p>
+      <w:pPr>
+        <w:pStyle w:val="Compact"/>
+        <w:numPr>
+          <w:ilvl w:val="0"/>
+          <w:numId w:val="1017"/>
+        </w:numPr>
+        <w:ind w:firstLine="420"/>
+      </w:pPr>
       <w:r>
         <w:rPr>
           <w:rFonts w:hint="eastAsia" w:ascii="Times New Roman" w:hAnsi="Times New Roman" w:eastAsia="FangSong" w:cs="Times New Roman"/>
@@ -45306,18 +45208,16 @@
         </w:rPr>
         <w:t xml:space="preserve">；</w:t>
       </w:r>
-      <w:r>
-        <w:rPr>
-          <w:rFonts w:ascii="Times New Roman" w:hAnsi="Times New Roman" w:eastAsia="Times New Roman" w:cs="Times New Roman"/>
-        </w:rPr>
-        <w:t xml:space="preserve"> </w:t>
-      </w:r>
-      <w:r>
-        <w:rPr>
-          <w:rFonts w:ascii="Times New Roman" w:hAnsi="Times New Roman" w:eastAsia="Times New Roman" w:cs="Times New Roman"/>
-        </w:rPr>
-        <w:t xml:space="preserve">(2) </w:t>
-      </w:r>
+    </w:p>
+    <w:p>
+      <w:pPr>
+        <w:pStyle w:val="Compact"/>
+        <w:numPr>
+          <w:ilvl w:val="0"/>
+          <w:numId w:val="1017"/>
+        </w:numPr>
+        <w:ind w:firstLine="420"/>
+      </w:pPr>
       <w:r>
         <w:rPr>
           <w:rFonts w:hint="eastAsia" w:ascii="Times New Roman" w:hAnsi="Times New Roman" w:eastAsia="FangSong" w:cs="Times New Roman"/>
@@ -45483,18 +45383,16 @@
         </w:rPr>
         <w:t xml:space="preserve">；</w:t>
       </w:r>
-      <w:r>
-        <w:rPr>
-          <w:rFonts w:ascii="Times New Roman" w:hAnsi="Times New Roman" w:eastAsia="Times New Roman" w:cs="Times New Roman"/>
-        </w:rPr>
-        <w:t xml:space="preserve"> </w:t>
-      </w:r>
-      <w:r>
-        <w:rPr>
-          <w:rFonts w:ascii="Times New Roman" w:hAnsi="Times New Roman" w:eastAsia="Times New Roman" w:cs="Times New Roman"/>
-        </w:rPr>
-        <w:t xml:space="preserve">(3) </w:t>
-      </w:r>
+    </w:p>
+    <w:p>
+      <w:pPr>
+        <w:pStyle w:val="Compact"/>
+        <w:numPr>
+          <w:ilvl w:val="0"/>
+          <w:numId w:val="1017"/>
+        </w:numPr>
+        <w:ind w:firstLine="420"/>
+      </w:pPr>
       <w:r>
         <w:rPr>
           <w:rFonts w:hint="eastAsia" w:ascii="Times New Roman" w:hAnsi="Times New Roman" w:eastAsia="FangSong" w:cs="Times New Roman"/>
@@ -45651,7 +45549,7 @@
     </w:p>
     <w:p>
       <w:pPr>
-        <w:pStyle w:val="BodyText"/>
+        <w:pStyle w:val="FirstParagraph"/>
       </w:pPr>
     </w:p>
     <w:p>
@@ -45773,18 +45671,16 @@
         </w:rPr>
         <w:t>：</w:t>
       </w:r>
-      <w:r>
-        <w:rPr>
-          <w:rFonts w:ascii="Times New Roman" w:hAnsi="Times New Roman" w:eastAsia="Times New Roman" w:cs="Times New Roman"/>
-        </w:rPr>
-        <w:t xml:space="preserve"> </w:t>
-      </w:r>
-      <w:r>
-        <w:rPr>
-          <w:rFonts w:ascii="Times New Roman" w:hAnsi="Times New Roman" w:eastAsia="Times New Roman" w:cs="Times New Roman"/>
-        </w:rPr>
-        <w:t xml:space="preserve">(1) </w:t>
-      </w:r>
+    </w:p>
+    <w:p>
+      <w:pPr>
+        <w:pStyle w:val="Compact"/>
+        <w:numPr>
+          <w:ilvl w:val="0"/>
+          <w:numId w:val="1018"/>
+        </w:numPr>
+        <w:ind w:firstLine="420"/>
+      </w:pPr>
       <w:r>
         <w:rPr>
           <w:rFonts w:hint="eastAsia" w:ascii="Times New Roman" w:hAnsi="Times New Roman" w:eastAsia="FangSong" w:cs="Times New Roman"/>
@@ -45920,18 +45816,16 @@
         </w:rPr>
         <w:t>；</w:t>
       </w:r>
-      <w:r>
-        <w:rPr>
-          <w:rFonts w:ascii="Times New Roman" w:hAnsi="Times New Roman" w:eastAsia="Times New Roman" w:cs="Times New Roman"/>
-        </w:rPr>
-        <w:t xml:space="preserve"> </w:t>
-      </w:r>
-      <w:r>
-        <w:rPr>
-          <w:rFonts w:ascii="Times New Roman" w:hAnsi="Times New Roman" w:eastAsia="Times New Roman" w:cs="Times New Roman"/>
-        </w:rPr>
-        <w:t xml:space="preserve">(2) </w:t>
-      </w:r>
+    </w:p>
+    <w:p>
+      <w:pPr>
+        <w:pStyle w:val="Compact"/>
+        <w:numPr>
+          <w:ilvl w:val="0"/>
+          <w:numId w:val="1018"/>
+        </w:numPr>
+        <w:ind w:firstLine="420"/>
+      </w:pPr>
       <w:r>
         <w:rPr>
           <w:rFonts w:hint="eastAsia" w:ascii="Times New Roman" w:hAnsi="Times New Roman" w:eastAsia="FangSong" w:cs="Times New Roman"/>
@@ -46032,18 +45926,16 @@
         </w:rPr>
         <w:t>；</w:t>
       </w:r>
-      <w:r>
-        <w:rPr>
-          <w:rFonts w:ascii="Times New Roman" w:hAnsi="Times New Roman" w:eastAsia="Times New Roman" w:cs="Times New Roman"/>
-        </w:rPr>
-        <w:t xml:space="preserve"> </w:t>
-      </w:r>
-      <w:r>
-        <w:rPr>
-          <w:rFonts w:ascii="Times New Roman" w:hAnsi="Times New Roman" w:eastAsia="Times New Roman" w:cs="Times New Roman"/>
-        </w:rPr>
-        <w:t xml:space="preserve">(3) </w:t>
-      </w:r>
+    </w:p>
+    <w:p>
+      <w:pPr>
+        <w:pStyle w:val="Compact"/>
+        <w:numPr>
+          <w:ilvl w:val="0"/>
+          <w:numId w:val="1018"/>
+        </w:numPr>
+        <w:ind w:firstLine="420"/>
+      </w:pPr>
       <w:r>
         <w:rPr>
           <w:rFonts w:hint="eastAsia" w:ascii="Times New Roman" w:hAnsi="Times New Roman" w:eastAsia="FangSong" w:cs="Times New Roman"/>
@@ -46259,7 +46151,7 @@
     </w:p>
     <w:p>
       <w:pPr>
-        <w:pStyle w:val="BodyText"/>
+        <w:pStyle w:val="FirstParagraph"/>
       </w:pPr>
     </w:p>
     <w:p>
@@ -46317,18 +46209,16 @@
         </w:rPr>
         <w:t>）：</w:t>
       </w:r>
-      <w:r>
-        <w:rPr>
-          <w:rFonts w:ascii="Times New Roman" w:hAnsi="Times New Roman" w:eastAsia="Times New Roman" w:cs="Times New Roman"/>
-        </w:rPr>
-        <w:t xml:space="preserve"> </w:t>
-      </w:r>
-      <w:r>
-        <w:rPr>
-          <w:rFonts w:ascii="Times New Roman" w:hAnsi="Times New Roman" w:eastAsia="Times New Roman" w:cs="Times New Roman"/>
-        </w:rPr>
-        <w:t xml:space="preserve">(1) </w:t>
-      </w:r>
+    </w:p>
+    <w:p>
+      <w:pPr>
+        <w:pStyle w:val="Compact"/>
+        <w:numPr>
+          <w:ilvl w:val="0"/>
+          <w:numId w:val="1019"/>
+        </w:numPr>
+        <w:ind w:firstLine="420"/>
+      </w:pPr>
       <w:r>
         <w:rPr>
           <w:rFonts w:hint="eastAsia" w:ascii="Times New Roman" w:hAnsi="Times New Roman" w:eastAsia="FangSong" w:cs="Times New Roman"/>
@@ -46441,18 +46331,16 @@
         </w:rPr>
         <w:t>；</w:t>
       </w:r>
-      <w:r>
-        <w:rPr>
-          <w:rFonts w:ascii="Times New Roman" w:hAnsi="Times New Roman" w:eastAsia="Times New Roman" w:cs="Times New Roman"/>
-        </w:rPr>
-        <w:t xml:space="preserve"> </w:t>
-      </w:r>
-      <w:r>
-        <w:rPr>
-          <w:rFonts w:ascii="Times New Roman" w:hAnsi="Times New Roman" w:eastAsia="Times New Roman" w:cs="Times New Roman"/>
-        </w:rPr>
-        <w:t xml:space="preserve">(2) </w:t>
-      </w:r>
+    </w:p>
+    <w:p>
+      <w:pPr>
+        <w:pStyle w:val="Compact"/>
+        <w:numPr>
+          <w:ilvl w:val="0"/>
+          <w:numId w:val="1019"/>
+        </w:numPr>
+        <w:ind w:firstLine="420"/>
+      </w:pPr>
       <w:r>
         <w:rPr>
           <w:rFonts w:hint="eastAsia" w:ascii="Times New Roman" w:hAnsi="Times New Roman" w:eastAsia="FangSong" w:cs="Times New Roman"/>
@@ -46547,34 +46435,32 @@
         </w:rPr>
         <w:t>；</w:t>
       </w:r>
-      <w:r>
-        <w:rPr>
-          <w:rFonts w:ascii="Times New Roman" w:hAnsi="Times New Roman" w:eastAsia="Times New Roman" w:cs="Times New Roman"/>
-        </w:rPr>
-        <w:t xml:space="preserve"> </w:t>
-      </w:r>
-      <w:r>
-        <w:rPr>
-          <w:rFonts w:ascii="Times New Roman" w:hAnsi="Times New Roman" w:eastAsia="Times New Roman" w:cs="Times New Roman"/>
-        </w:rPr>
-        <w:t xml:space="preserve">(3) </w:t>
-      </w:r>
-      <w:r>
-        <w:rPr>
-          <w:rFonts w:hint="eastAsia" w:ascii="Times New Roman" w:hAnsi="Times New Roman" w:eastAsia="FangSong" w:cs="Times New Roman"/>
-        </w:rPr>
-        <w:t>简述纤锌矿六方结构中由于四面体极性反平行排列所引发的热释电与压电效应的微观物理成因</w:t>
-      </w:r>
-      <w:r>
-        <w:rPr>
-          <w:rFonts w:hint="eastAsia" w:ascii="Times New Roman" w:hAnsi="Times New Roman" w:eastAsia="Times New Roman" w:cs="Times New Roman"/>
-        </w:rPr>
-        <w:t>。</w:t>
-      </w:r>
     </w:p>
     <w:p>
       <w:pPr>
-        <w:pStyle w:val="BodyText"/>
+        <w:pStyle w:val="Compact"/>
+        <w:numPr>
+          <w:ilvl w:val="0"/>
+          <w:numId w:val="1019"/>
+        </w:numPr>
+        <w:ind w:firstLine="420"/>
+      </w:pPr>
+      <w:r>
+        <w:rPr>
+          <w:rFonts w:hint="eastAsia" w:ascii="Times New Roman" w:hAnsi="Times New Roman" w:eastAsia="FangSong" w:cs="Times New Roman"/>
+        </w:rPr>
+        <w:t>简述纤锌矿六方结构中由于四面体极性反平行排列所引发的热释电与压电效应的微观物理成因</w:t>
+      </w:r>
+      <w:r>
+        <w:rPr>
+          <w:rFonts w:hint="eastAsia" w:ascii="Times New Roman" w:hAnsi="Times New Roman" w:eastAsia="Times New Roman" w:cs="Times New Roman"/>
+        </w:rPr>
+        <w:t>。</w:t>
+      </w:r>
+    </w:p>
+    <w:p>
+      <w:pPr>
+        <w:pStyle w:val="FirstParagraph"/>
       </w:pPr>
     </w:p>
     <w:p>
@@ -46658,18 +46544,16 @@
         </w:rPr>
         <w:t>：</w:t>
       </w:r>
-      <w:r>
-        <w:rPr>
-          <w:rFonts w:ascii="Times New Roman" w:hAnsi="Times New Roman" w:eastAsia="Times New Roman" w:cs="Times New Roman"/>
-        </w:rPr>
-        <w:t xml:space="preserve"> </w:t>
-      </w:r>
-      <w:r>
-        <w:rPr>
-          <w:rFonts w:ascii="Times New Roman" w:hAnsi="Times New Roman" w:eastAsia="Times New Roman" w:cs="Times New Roman"/>
-        </w:rPr>
-        <w:t xml:space="preserve">(1) </w:t>
-      </w:r>
+    </w:p>
+    <w:p>
+      <w:pPr>
+        <w:pStyle w:val="Compact"/>
+        <w:numPr>
+          <w:ilvl w:val="0"/>
+          <w:numId w:val="1020"/>
+        </w:numPr>
+        <w:ind w:firstLine="420"/>
+      </w:pPr>
       <w:r>
         <w:rPr>
           <w:rFonts w:hint="eastAsia" w:ascii="Times New Roman" w:hAnsi="Times New Roman" w:eastAsia="FangSong" w:cs="Times New Roman"/>
@@ -46843,18 +46727,16 @@
         </w:rPr>
         <w:t xml:space="preserve">；</w:t>
       </w:r>
-      <w:r>
-        <w:rPr>
-          <w:rFonts w:ascii="Times New Roman" w:hAnsi="Times New Roman" w:eastAsia="Times New Roman" w:cs="Times New Roman"/>
-        </w:rPr>
-        <w:t xml:space="preserve"> </w:t>
-      </w:r>
-      <w:r>
-        <w:rPr>
-          <w:rFonts w:ascii="Times New Roman" w:hAnsi="Times New Roman" w:eastAsia="Times New Roman" w:cs="Times New Roman"/>
-        </w:rPr>
-        <w:t xml:space="preserve">(2) </w:t>
-      </w:r>
+    </w:p>
+    <w:p>
+      <w:pPr>
+        <w:pStyle w:val="Compact"/>
+        <w:numPr>
+          <w:ilvl w:val="0"/>
+          <w:numId w:val="1020"/>
+        </w:numPr>
+        <w:ind w:firstLine="420"/>
+      </w:pPr>
       <w:r>
         <w:rPr>
           <w:rFonts w:hint="eastAsia" w:ascii="Times New Roman" w:hAnsi="Times New Roman" w:eastAsia="FangSong" w:cs="Times New Roman"/>
@@ -47031,18 +46913,16 @@
         </w:rPr>
         <w:t>；</w:t>
       </w:r>
-      <w:r>
-        <w:rPr>
-          <w:rFonts w:ascii="Times New Roman" w:hAnsi="Times New Roman" w:eastAsia="Times New Roman" w:cs="Times New Roman"/>
-        </w:rPr>
-        <w:t xml:space="preserve"> </w:t>
-      </w:r>
-      <w:r>
-        <w:rPr>
-          <w:rFonts w:ascii="Times New Roman" w:hAnsi="Times New Roman" w:eastAsia="Times New Roman" w:cs="Times New Roman"/>
-        </w:rPr>
-        <w:t xml:space="preserve">(3) </w:t>
-      </w:r>
+    </w:p>
+    <w:p>
+      <w:pPr>
+        <w:pStyle w:val="Compact"/>
+        <w:numPr>
+          <w:ilvl w:val="0"/>
+          <w:numId w:val="1020"/>
+        </w:numPr>
+        <w:ind w:firstLine="420"/>
+      </w:pPr>
       <w:r>
         <w:rPr>
           <w:rFonts w:hint="eastAsia" w:ascii="Times New Roman" w:hAnsi="Times New Roman" w:eastAsia="FangSong" w:cs="Times New Roman"/>
@@ -47270,7 +47150,7 @@
     </w:p>
     <w:p>
       <w:pPr>
-        <w:pStyle w:val="BodyText"/>
+        <w:pStyle w:val="FirstParagraph"/>
       </w:pPr>
     </w:p>
     <w:p>
@@ -47424,18 +47304,16 @@
         </w:rPr>
         <w:t>：</w:t>
       </w:r>
-      <w:r>
-        <w:rPr>
-          <w:rFonts w:ascii="Times New Roman" w:hAnsi="Times New Roman" w:eastAsia="Times New Roman" w:cs="Times New Roman"/>
-        </w:rPr>
-        <w:t xml:space="preserve"> </w:t>
-      </w:r>
-      <w:r>
-        <w:rPr>
-          <w:rFonts w:ascii="Times New Roman" w:hAnsi="Times New Roman" w:eastAsia="Times New Roman" w:cs="Times New Roman"/>
-        </w:rPr>
-        <w:t xml:space="preserve">(1) </w:t>
-      </w:r>
+    </w:p>
+    <w:p>
+      <w:pPr>
+        <w:pStyle w:val="Compact"/>
+        <w:numPr>
+          <w:ilvl w:val="0"/>
+          <w:numId w:val="1021"/>
+        </w:numPr>
+        <w:ind w:firstLine="420"/>
+      </w:pPr>
       <w:r>
         <w:rPr>
           <w:rFonts w:hint="eastAsia" w:ascii="Times New Roman" w:hAnsi="Times New Roman" w:eastAsia="FangSong" w:cs="Times New Roman"/>
@@ -47616,18 +47494,16 @@
         </w:rPr>
         <w:t>；</w:t>
       </w:r>
-      <w:r>
-        <w:rPr>
-          <w:rFonts w:ascii="Times New Roman" w:hAnsi="Times New Roman" w:eastAsia="Times New Roman" w:cs="Times New Roman"/>
-        </w:rPr>
-        <w:t xml:space="preserve"> </w:t>
-      </w:r>
-      <w:r>
-        <w:rPr>
-          <w:rFonts w:ascii="Times New Roman" w:hAnsi="Times New Roman" w:eastAsia="Times New Roman" w:cs="Times New Roman"/>
-        </w:rPr>
-        <w:t xml:space="preserve">(2) </w:t>
-      </w:r>
+    </w:p>
+    <w:p>
+      <w:pPr>
+        <w:pStyle w:val="Compact"/>
+        <w:numPr>
+          <w:ilvl w:val="0"/>
+          <w:numId w:val="1021"/>
+        </w:numPr>
+        <w:ind w:firstLine="420"/>
+      </w:pPr>
       <w:r>
         <w:rPr>
           <w:rFonts w:hint="eastAsia" w:ascii="Times New Roman" w:hAnsi="Times New Roman" w:eastAsia="FangSong" w:cs="Times New Roman"/>
@@ -47892,18 +47768,16 @@
         </w:rPr>
         <w:t>；</w:t>
       </w:r>
-      <w:r>
-        <w:rPr>
-          <w:rFonts w:ascii="Times New Roman" w:hAnsi="Times New Roman" w:eastAsia="Times New Roman" w:cs="Times New Roman"/>
-        </w:rPr>
-        <w:t xml:space="preserve"> </w:t>
-      </w:r>
-      <w:r>
-        <w:rPr>
-          <w:rFonts w:ascii="Times New Roman" w:hAnsi="Times New Roman" w:eastAsia="Times New Roman" w:cs="Times New Roman"/>
-        </w:rPr>
-        <w:t xml:space="preserve">(3) </w:t>
-      </w:r>
+    </w:p>
+    <w:p>
+      <w:pPr>
+        <w:pStyle w:val="Compact"/>
+        <w:numPr>
+          <w:ilvl w:val="0"/>
+          <w:numId w:val="1021"/>
+        </w:numPr>
+        <w:ind w:firstLine="420"/>
+      </w:pPr>
       <w:r>
         <w:rPr>
           <w:rFonts w:hint="eastAsia" w:ascii="Times New Roman" w:hAnsi="Times New Roman" w:eastAsia="FangSong" w:cs="Times New Roman"/>
@@ -48084,7 +47958,7 @@
     </w:p>
     <w:p>
       <w:pPr>
-        <w:pStyle w:val="BodyText"/>
+        <w:pStyle w:val="FirstParagraph"/>
       </w:pPr>
     </w:p>
     <w:p>
@@ -48118,18 +47992,16 @@
         </w:rPr>
         <w:t>：</w:t>
       </w:r>
-      <w:r>
-        <w:rPr>
-          <w:rFonts w:ascii="Times New Roman" w:hAnsi="Times New Roman" w:eastAsia="Times New Roman" w:cs="Times New Roman"/>
-        </w:rPr>
-        <w:t xml:space="preserve"> </w:t>
-      </w:r>
-      <w:r>
-        <w:rPr>
-          <w:rFonts w:ascii="Times New Roman" w:hAnsi="Times New Roman" w:eastAsia="Times New Roman" w:cs="Times New Roman"/>
-        </w:rPr>
-        <w:t xml:space="preserve">(1) </w:t>
-      </w:r>
+    </w:p>
+    <w:p>
+      <w:pPr>
+        <w:pStyle w:val="Compact"/>
+        <w:numPr>
+          <w:ilvl w:val="0"/>
+          <w:numId w:val="1022"/>
+        </w:numPr>
+        <w:ind w:firstLine="420"/>
+      </w:pPr>
       <w:r>
         <w:rPr>
           <w:rFonts w:hint="eastAsia" w:ascii="Times New Roman" w:hAnsi="Times New Roman" w:eastAsia="FangSong" w:cs="Times New Roman"/>
@@ -48339,18 +48211,16 @@
         </w:rPr>
         <w:t>；</w:t>
       </w:r>
-      <w:r>
-        <w:rPr>
-          <w:rFonts w:ascii="Times New Roman" w:hAnsi="Times New Roman" w:eastAsia="Times New Roman" w:cs="Times New Roman"/>
-        </w:rPr>
-        <w:t xml:space="preserve"> </w:t>
-      </w:r>
-      <w:r>
-        <w:rPr>
-          <w:rFonts w:ascii="Times New Roman" w:hAnsi="Times New Roman" w:eastAsia="Times New Roman" w:cs="Times New Roman"/>
-        </w:rPr>
-        <w:t xml:space="preserve">(2) </w:t>
-      </w:r>
+    </w:p>
+    <w:p>
+      <w:pPr>
+        <w:pStyle w:val="Compact"/>
+        <w:numPr>
+          <w:ilvl w:val="0"/>
+          <w:numId w:val="1022"/>
+        </w:numPr>
+        <w:ind w:firstLine="420"/>
+      </w:pPr>
       <w:r>
         <w:rPr>
           <w:rFonts w:hint="eastAsia" w:ascii="Times New Roman" w:hAnsi="Times New Roman" w:eastAsia="FangSong" w:cs="Times New Roman"/>
@@ -48674,18 +48544,16 @@
         </w:rPr>
         <w:t>）；</w:t>
       </w:r>
-      <w:r>
-        <w:rPr>
-          <w:rFonts w:ascii="Times New Roman" w:hAnsi="Times New Roman" w:eastAsia="Times New Roman" w:cs="Times New Roman"/>
-        </w:rPr>
-        <w:t xml:space="preserve"> </w:t>
-      </w:r>
-      <w:r>
-        <w:rPr>
-          <w:rFonts w:ascii="Times New Roman" w:hAnsi="Times New Roman" w:eastAsia="Times New Roman" w:cs="Times New Roman"/>
-        </w:rPr>
-        <w:t xml:space="preserve">(3) </w:t>
-      </w:r>
+    </w:p>
+    <w:p>
+      <w:pPr>
+        <w:pStyle w:val="Compact"/>
+        <w:numPr>
+          <w:ilvl w:val="0"/>
+          <w:numId w:val="1022"/>
+        </w:numPr>
+        <w:ind w:firstLine="420"/>
+      </w:pPr>
       <w:r>
         <w:rPr>
           <w:rFonts w:hint="eastAsia" w:ascii="Times New Roman" w:hAnsi="Times New Roman" w:eastAsia="FangSong" w:cs="Times New Roman"/>
@@ -48879,7 +48747,7 @@
     </w:p>
     <w:p>
       <w:pPr>
-        <w:pStyle w:val="BodyText"/>
+        <w:pStyle w:val="FirstParagraph"/>
       </w:pPr>
     </w:p>
     <w:p>
@@ -48937,18 +48805,16 @@
         </w:rPr>
         <w:t>：</w:t>
       </w:r>
-      <w:r>
-        <w:rPr>
-          <w:rFonts w:ascii="Times New Roman" w:hAnsi="Times New Roman" w:eastAsia="Times New Roman" w:cs="Times New Roman"/>
-        </w:rPr>
-        <w:t xml:space="preserve"> </w:t>
-      </w:r>
-      <w:r>
-        <w:rPr>
-          <w:rFonts w:ascii="Times New Roman" w:hAnsi="Times New Roman" w:eastAsia="Times New Roman" w:cs="Times New Roman"/>
-        </w:rPr>
-        <w:t xml:space="preserve">(1) </w:t>
-      </w:r>
+    </w:p>
+    <w:p>
+      <w:pPr>
+        <w:pStyle w:val="Compact"/>
+        <w:numPr>
+          <w:ilvl w:val="0"/>
+          <w:numId w:val="1023"/>
+        </w:numPr>
+        <w:ind w:firstLine="420"/>
+      </w:pPr>
       <w:r>
         <w:rPr>
           <w:rFonts w:hint="eastAsia" w:ascii="Times New Roman" w:hAnsi="Times New Roman" w:eastAsia="FangSong" w:cs="Times New Roman"/>
@@ -49145,18 +49011,16 @@
         </w:rPr>
         <w:t>；</w:t>
       </w:r>
-      <w:r>
-        <w:rPr>
-          <w:rFonts w:ascii="Times New Roman" w:hAnsi="Times New Roman" w:eastAsia="Times New Roman" w:cs="Times New Roman"/>
-        </w:rPr>
-        <w:t xml:space="preserve"> </w:t>
-      </w:r>
-      <w:r>
-        <w:rPr>
-          <w:rFonts w:ascii="Times New Roman" w:hAnsi="Times New Roman" w:eastAsia="Times New Roman" w:cs="Times New Roman"/>
-        </w:rPr>
-        <w:t xml:space="preserve">(2) </w:t>
-      </w:r>
+    </w:p>
+    <w:p>
+      <w:pPr>
+        <w:pStyle w:val="Compact"/>
+        <w:numPr>
+          <w:ilvl w:val="0"/>
+          <w:numId w:val="1023"/>
+        </w:numPr>
+        <w:ind w:firstLine="420"/>
+      </w:pPr>
       <w:r>
         <w:rPr>
           <w:rFonts w:hint="eastAsia" w:ascii="Times New Roman" w:hAnsi="Times New Roman" w:eastAsia="FangSong" w:cs="Times New Roman"/>
@@ -49513,106 +49377,104 @@
         </w:rPr>
         <w:t>；</w:t>
       </w:r>
-      <w:r>
-        <w:rPr>
-          <w:rFonts w:ascii="Times New Roman" w:hAnsi="Times New Roman" w:eastAsia="Times New Roman" w:cs="Times New Roman"/>
-        </w:rPr>
-        <w:t xml:space="preserve"> </w:t>
-      </w:r>
-      <w:r>
-        <w:rPr>
-          <w:rFonts w:ascii="Times New Roman" w:hAnsi="Times New Roman" w:eastAsia="Times New Roman" w:cs="Times New Roman"/>
-        </w:rPr>
-        <w:t xml:space="preserve">(3) </w:t>
-      </w:r>
-      <w:r>
-        <w:rPr>
-          <w:rFonts w:hint="eastAsia" w:ascii="Times New Roman" w:hAnsi="Times New Roman" w:eastAsia="FangSong" w:cs="Times New Roman"/>
-        </w:rPr>
-        <w:t>结合鲍林第三规则与第四规则</w:t>
-      </w:r>
-      <w:r>
-        <w:rPr>
-          <w:rFonts w:hint="eastAsia" w:ascii="Times New Roman" w:hAnsi="Times New Roman" w:eastAsia="Times New Roman" w:cs="Times New Roman"/>
-        </w:rPr>
-        <w:t>，</w:t>
-      </w:r>
-      <w:r>
-        <w:rPr>
-          <w:rFonts w:hint="eastAsia" w:ascii="Times New Roman" w:hAnsi="Times New Roman" w:eastAsia="FangSong" w:cs="Times New Roman"/>
-        </w:rPr>
-        <w:t>深入阐明为什么高价小半径的阳离子多面体在空间中强烈排斥</w:t>
-      </w:r>
-      <w:r>
-        <w:rPr>
-          <w:rFonts w:hint="eastAsia" w:ascii="Times New Roman" w:hAnsi="Times New Roman" w:eastAsia="Times New Roman" w:cs="Times New Roman"/>
-        </w:rPr>
-        <w:t>“</w:t>
-      </w:r>
-      <w:r>
-        <w:rPr>
-          <w:rFonts w:hint="eastAsia" w:ascii="Times New Roman" w:hAnsi="Times New Roman" w:eastAsia="FangSong" w:cs="Times New Roman"/>
-        </w:rPr>
-        <w:t>共面</w:t>
-      </w:r>
-      <w:r>
-        <w:rPr>
-          <w:rFonts w:hint="eastAsia" w:ascii="Times New Roman" w:hAnsi="Times New Roman" w:eastAsia="Times New Roman" w:cs="Times New Roman"/>
-        </w:rPr>
-        <w:t>”</w:t>
-      </w:r>
-      <w:r>
-        <w:rPr>
-          <w:rFonts w:hint="eastAsia" w:ascii="Times New Roman" w:hAnsi="Times New Roman" w:eastAsia="FangSong" w:cs="Times New Roman"/>
-        </w:rPr>
-        <w:t>连接</w:t>
-      </w:r>
-      <w:r>
-        <w:rPr>
-          <w:rFonts w:hint="eastAsia" w:ascii="Times New Roman" w:hAnsi="Times New Roman" w:eastAsia="Times New Roman" w:cs="Times New Roman"/>
-        </w:rPr>
-        <w:t>，</w:t>
-      </w:r>
-      <w:r>
-        <w:rPr>
-          <w:rFonts w:hint="eastAsia" w:ascii="Times New Roman" w:hAnsi="Times New Roman" w:eastAsia="FangSong" w:cs="Times New Roman"/>
-        </w:rPr>
-        <w:t>而倾向于</w:t>
-      </w:r>
-      <w:r>
-        <w:rPr>
-          <w:rFonts w:hint="eastAsia" w:ascii="Times New Roman" w:hAnsi="Times New Roman" w:eastAsia="Times New Roman" w:cs="Times New Roman"/>
-        </w:rPr>
-        <w:t>“</w:t>
-      </w:r>
-      <w:r>
-        <w:rPr>
-          <w:rFonts w:hint="eastAsia" w:ascii="Times New Roman" w:hAnsi="Times New Roman" w:eastAsia="FangSong" w:cs="Times New Roman"/>
-        </w:rPr>
-        <w:t>共顶角</w:t>
-      </w:r>
-      <w:r>
-        <w:rPr>
-          <w:rFonts w:hint="eastAsia" w:ascii="Times New Roman" w:hAnsi="Times New Roman" w:eastAsia="Times New Roman" w:cs="Times New Roman"/>
-        </w:rPr>
-        <w:t>”</w:t>
-      </w:r>
-      <w:r>
-        <w:rPr>
-          <w:rFonts w:hint="eastAsia" w:ascii="Times New Roman" w:hAnsi="Times New Roman" w:eastAsia="FangSong" w:cs="Times New Roman"/>
-        </w:rPr>
-        <w:t>连接</w:t>
-      </w:r>
-      <w:r>
-        <w:rPr>
-          <w:rFonts w:hint="eastAsia" w:ascii="Times New Roman" w:hAnsi="Times New Roman" w:eastAsia="Times New Roman" w:cs="Times New Roman"/>
-        </w:rPr>
-        <w:t>。</w:t>
-      </w:r>
     </w:p>
     <w:p>
       <w:pPr>
-        <w:pStyle w:val="BodyText"/>
+        <w:pStyle w:val="Compact"/>
+        <w:numPr>
+          <w:ilvl w:val="0"/>
+          <w:numId w:val="1023"/>
+        </w:numPr>
+        <w:ind w:firstLine="420"/>
+      </w:pPr>
+      <w:r>
+        <w:rPr>
+          <w:rFonts w:hint="eastAsia" w:ascii="Times New Roman" w:hAnsi="Times New Roman" w:eastAsia="FangSong" w:cs="Times New Roman"/>
+        </w:rPr>
+        <w:t>结合鲍林第三规则与第四规则</w:t>
+      </w:r>
+      <w:r>
+        <w:rPr>
+          <w:rFonts w:hint="eastAsia" w:ascii="Times New Roman" w:hAnsi="Times New Roman" w:eastAsia="Times New Roman" w:cs="Times New Roman"/>
+        </w:rPr>
+        <w:t>，</w:t>
+      </w:r>
+      <w:r>
+        <w:rPr>
+          <w:rFonts w:hint="eastAsia" w:ascii="Times New Roman" w:hAnsi="Times New Roman" w:eastAsia="FangSong" w:cs="Times New Roman"/>
+        </w:rPr>
+        <w:t>深入阐明为什么高价小半径的阳离子多面体在空间中强烈排斥</w:t>
+      </w:r>
+      <w:r>
+        <w:rPr>
+          <w:rFonts w:hint="eastAsia" w:ascii="Times New Roman" w:hAnsi="Times New Roman" w:eastAsia="Times New Roman" w:cs="Times New Roman"/>
+        </w:rPr>
+        <w:t>“</w:t>
+      </w:r>
+      <w:r>
+        <w:rPr>
+          <w:rFonts w:hint="eastAsia" w:ascii="Times New Roman" w:hAnsi="Times New Roman" w:eastAsia="FangSong" w:cs="Times New Roman"/>
+        </w:rPr>
+        <w:t>共面</w:t>
+      </w:r>
+      <w:r>
+        <w:rPr>
+          <w:rFonts w:hint="eastAsia" w:ascii="Times New Roman" w:hAnsi="Times New Roman" w:eastAsia="Times New Roman" w:cs="Times New Roman"/>
+        </w:rPr>
+        <w:t>”</w:t>
+      </w:r>
+      <w:r>
+        <w:rPr>
+          <w:rFonts w:hint="eastAsia" w:ascii="Times New Roman" w:hAnsi="Times New Roman" w:eastAsia="FangSong" w:cs="Times New Roman"/>
+        </w:rPr>
+        <w:t>连接</w:t>
+      </w:r>
+      <w:r>
+        <w:rPr>
+          <w:rFonts w:hint="eastAsia" w:ascii="Times New Roman" w:hAnsi="Times New Roman" w:eastAsia="Times New Roman" w:cs="Times New Roman"/>
+        </w:rPr>
+        <w:t>，</w:t>
+      </w:r>
+      <w:r>
+        <w:rPr>
+          <w:rFonts w:hint="eastAsia" w:ascii="Times New Roman" w:hAnsi="Times New Roman" w:eastAsia="FangSong" w:cs="Times New Roman"/>
+        </w:rPr>
+        <w:t>而倾向于</w:t>
+      </w:r>
+      <w:r>
+        <w:rPr>
+          <w:rFonts w:hint="eastAsia" w:ascii="Times New Roman" w:hAnsi="Times New Roman" w:eastAsia="Times New Roman" w:cs="Times New Roman"/>
+        </w:rPr>
+        <w:t>“</w:t>
+      </w:r>
+      <w:r>
+        <w:rPr>
+          <w:rFonts w:hint="eastAsia" w:ascii="Times New Roman" w:hAnsi="Times New Roman" w:eastAsia="FangSong" w:cs="Times New Roman"/>
+        </w:rPr>
+        <w:t>共顶角</w:t>
+      </w:r>
+      <w:r>
+        <w:rPr>
+          <w:rFonts w:hint="eastAsia" w:ascii="Times New Roman" w:hAnsi="Times New Roman" w:eastAsia="Times New Roman" w:cs="Times New Roman"/>
+        </w:rPr>
+        <w:t>”</w:t>
+      </w:r>
+      <w:r>
+        <w:rPr>
+          <w:rFonts w:hint="eastAsia" w:ascii="Times New Roman" w:hAnsi="Times New Roman" w:eastAsia="FangSong" w:cs="Times New Roman"/>
+        </w:rPr>
+        <w:t>连接</w:t>
+      </w:r>
+      <w:r>
+        <w:rPr>
+          <w:rFonts w:hint="eastAsia" w:ascii="Times New Roman" w:hAnsi="Times New Roman" w:eastAsia="Times New Roman" w:cs="Times New Roman"/>
+        </w:rPr>
+        <w:t>。</w:t>
+      </w:r>
+    </w:p>
+    <w:p>
+      <w:pPr>
+        <w:pStyle w:val="FirstParagraph"/>
       </w:pPr>
     </w:p>
     <w:p>
@@ -49670,18 +49532,16 @@
         </w:rPr>
         <w:t>：</w:t>
       </w:r>
-      <w:r>
-        <w:rPr>
-          <w:rFonts w:ascii="Times New Roman" w:hAnsi="Times New Roman" w:eastAsia="Times New Roman" w:cs="Times New Roman"/>
-        </w:rPr>
-        <w:t xml:space="preserve"> </w:t>
-      </w:r>
-      <w:r>
-        <w:rPr>
-          <w:rFonts w:ascii="Times New Roman" w:hAnsi="Times New Roman" w:eastAsia="Times New Roman" w:cs="Times New Roman"/>
-        </w:rPr>
-        <w:t xml:space="preserve">(1) </w:t>
-      </w:r>
+    </w:p>
+    <w:p>
+      <w:pPr>
+        <w:pStyle w:val="Compact"/>
+        <w:numPr>
+          <w:ilvl w:val="0"/>
+          <w:numId w:val="1024"/>
+        </w:numPr>
+        <w:ind w:firstLine="420"/>
+      </w:pPr>
       <w:r>
         <w:rPr>
           <w:rFonts w:hint="eastAsia" w:ascii="Times New Roman" w:hAnsi="Times New Roman" w:eastAsia="FangSong" w:cs="Times New Roman"/>
@@ -49815,18 +49675,16 @@
         </w:rPr>
         <w:t>；</w:t>
       </w:r>
-      <w:r>
-        <w:rPr>
-          <w:rFonts w:ascii="Times New Roman" w:hAnsi="Times New Roman" w:eastAsia="Times New Roman" w:cs="Times New Roman"/>
-        </w:rPr>
-        <w:t xml:space="preserve"> </w:t>
-      </w:r>
-      <w:r>
-        <w:rPr>
-          <w:rFonts w:ascii="Times New Roman" w:hAnsi="Times New Roman" w:eastAsia="Times New Roman" w:cs="Times New Roman"/>
-        </w:rPr>
-        <w:t xml:space="preserve">(2) </w:t>
-      </w:r>
+    </w:p>
+    <w:p>
+      <w:pPr>
+        <w:pStyle w:val="Compact"/>
+        <w:numPr>
+          <w:ilvl w:val="0"/>
+          <w:numId w:val="1024"/>
+        </w:numPr>
+        <w:ind w:firstLine="420"/>
+      </w:pPr>
       <w:r>
         <w:rPr>
           <w:rFonts w:hint="eastAsia" w:ascii="Times New Roman" w:hAnsi="Times New Roman" w:eastAsia="FangSong" w:cs="Times New Roman"/>
@@ -50076,58 +49934,56 @@
         </w:rPr>
         <w:t>；</w:t>
       </w:r>
-      <w:r>
-        <w:rPr>
-          <w:rFonts w:ascii="Times New Roman" w:hAnsi="Times New Roman" w:eastAsia="Times New Roman" w:cs="Times New Roman"/>
-        </w:rPr>
-        <w:t xml:space="preserve"> </w:t>
-      </w:r>
-      <w:r>
-        <w:rPr>
-          <w:rFonts w:ascii="Times New Roman" w:hAnsi="Times New Roman" w:eastAsia="Times New Roman" w:cs="Times New Roman"/>
-        </w:rPr>
-        <w:t xml:space="preserve">(3) </w:t>
-      </w:r>
-      <w:r>
-        <w:rPr>
-          <w:rFonts w:hint="eastAsia" w:ascii="Times New Roman" w:hAnsi="Times New Roman" w:eastAsia="FangSong" w:cs="Times New Roman"/>
-        </w:rPr>
-        <w:t>说明为什么卡普斯钦斯基</w:t>
-      </w:r>
-      <w:r>
-        <w:rPr>
-          <w:rFonts w:hint="eastAsia" w:ascii="Times New Roman" w:hAnsi="Times New Roman" w:eastAsia="Times New Roman" w:cs="Times New Roman"/>
-        </w:rPr>
-        <w:t>（Kapustinskii）</w:t>
-      </w:r>
-      <w:r>
-        <w:rPr>
-          <w:rFonts w:hint="eastAsia" w:ascii="Times New Roman" w:hAnsi="Times New Roman" w:eastAsia="FangSong" w:cs="Times New Roman"/>
-        </w:rPr>
-        <w:t>经验公式能够在不需要事先测定未知晶型的情况下</w:t>
-      </w:r>
-      <w:r>
-        <w:rPr>
-          <w:rFonts w:hint="eastAsia" w:ascii="Times New Roman" w:hAnsi="Times New Roman" w:eastAsia="Times New Roman" w:cs="Times New Roman"/>
-        </w:rPr>
-        <w:t>，</w:t>
-      </w:r>
-      <w:r>
-        <w:rPr>
-          <w:rFonts w:hint="eastAsia" w:ascii="Times New Roman" w:hAnsi="Times New Roman" w:eastAsia="FangSong" w:cs="Times New Roman"/>
-        </w:rPr>
-        <w:t>高度精准地估算出该新型离子化合物的晶格能</w:t>
-      </w:r>
-      <w:r>
-        <w:rPr>
-          <w:rFonts w:hint="eastAsia" w:ascii="Times New Roman" w:hAnsi="Times New Roman" w:eastAsia="Times New Roman" w:cs="Times New Roman"/>
-        </w:rPr>
-        <w:t>。</w:t>
-      </w:r>
     </w:p>
     <w:p>
       <w:pPr>
-        <w:pStyle w:val="BodyText"/>
+        <w:pStyle w:val="Compact"/>
+        <w:numPr>
+          <w:ilvl w:val="0"/>
+          <w:numId w:val="1024"/>
+        </w:numPr>
+        <w:ind w:firstLine="420"/>
+      </w:pPr>
+      <w:r>
+        <w:rPr>
+          <w:rFonts w:hint="eastAsia" w:ascii="Times New Roman" w:hAnsi="Times New Roman" w:eastAsia="FangSong" w:cs="Times New Roman"/>
+        </w:rPr>
+        <w:t>说明为什么卡普斯钦斯基</w:t>
+      </w:r>
+      <w:r>
+        <w:rPr>
+          <w:rFonts w:hint="eastAsia" w:ascii="Times New Roman" w:hAnsi="Times New Roman" w:eastAsia="Times New Roman" w:cs="Times New Roman"/>
+        </w:rPr>
+        <w:t>（Kapustinskii）</w:t>
+      </w:r>
+      <w:r>
+        <w:rPr>
+          <w:rFonts w:hint="eastAsia" w:ascii="Times New Roman" w:hAnsi="Times New Roman" w:eastAsia="FangSong" w:cs="Times New Roman"/>
+        </w:rPr>
+        <w:t>经验公式能够在不需要事先测定未知晶型的情况下</w:t>
+      </w:r>
+      <w:r>
+        <w:rPr>
+          <w:rFonts w:hint="eastAsia" w:ascii="Times New Roman" w:hAnsi="Times New Roman" w:eastAsia="Times New Roman" w:cs="Times New Roman"/>
+        </w:rPr>
+        <w:t>，</w:t>
+      </w:r>
+      <w:r>
+        <w:rPr>
+          <w:rFonts w:hint="eastAsia" w:ascii="Times New Roman" w:hAnsi="Times New Roman" w:eastAsia="FangSong" w:cs="Times New Roman"/>
+        </w:rPr>
+        <w:t>高度精准地估算出该新型离子化合物的晶格能</w:t>
+      </w:r>
+      <w:r>
+        <w:rPr>
+          <w:rFonts w:hint="eastAsia" w:ascii="Times New Roman" w:hAnsi="Times New Roman" w:eastAsia="Times New Roman" w:cs="Times New Roman"/>
+        </w:rPr>
+        <w:t>。</w:t>
+      </w:r>
+    </w:p>
+    <w:p>
+      <w:pPr>
+        <w:pStyle w:val="FirstParagraph"/>
       </w:pPr>
     </w:p>
     <w:p>
@@ -50161,18 +50017,16 @@
         </w:rPr>
         <w:t>：</w:t>
       </w:r>
-      <w:r>
-        <w:rPr>
-          <w:rFonts w:ascii="Times New Roman" w:hAnsi="Times New Roman" w:eastAsia="Times New Roman" w:cs="Times New Roman"/>
-        </w:rPr>
-        <w:t xml:space="preserve"> </w:t>
-      </w:r>
-      <w:r>
-        <w:rPr>
-          <w:rFonts w:ascii="Times New Roman" w:hAnsi="Times New Roman" w:eastAsia="Times New Roman" w:cs="Times New Roman"/>
-        </w:rPr>
-        <w:t xml:space="preserve">(1) </w:t>
-      </w:r>
+    </w:p>
+    <w:p>
+      <w:pPr>
+        <w:pStyle w:val="Compact"/>
+        <w:numPr>
+          <w:ilvl w:val="0"/>
+          <w:numId w:val="1025"/>
+        </w:numPr>
+        <w:ind w:firstLine="420"/>
+      </w:pPr>
       <w:r>
         <w:rPr>
           <w:rFonts w:hint="eastAsia" w:ascii="Times New Roman" w:hAnsi="Times New Roman" w:eastAsia="FangSong" w:cs="Times New Roman"/>
@@ -50257,18 +50111,16 @@
         </w:rPr>
         <w:t>；</w:t>
       </w:r>
-      <w:r>
-        <w:rPr>
-          <w:rFonts w:ascii="Times New Roman" w:hAnsi="Times New Roman" w:eastAsia="Times New Roman" w:cs="Times New Roman"/>
-        </w:rPr>
-        <w:t xml:space="preserve"> </w:t>
-      </w:r>
-      <w:r>
-        <w:rPr>
-          <w:rFonts w:ascii="Times New Roman" w:hAnsi="Times New Roman" w:eastAsia="Times New Roman" w:cs="Times New Roman"/>
-        </w:rPr>
-        <w:t xml:space="preserve">(2) </w:t>
-      </w:r>
+    </w:p>
+    <w:p>
+      <w:pPr>
+        <w:pStyle w:val="Compact"/>
+        <w:numPr>
+          <w:ilvl w:val="0"/>
+          <w:numId w:val="1025"/>
+        </w:numPr>
+        <w:ind w:firstLine="420"/>
+      </w:pPr>
       <w:r>
         <w:rPr>
           <w:rFonts w:hint="eastAsia" w:ascii="Times New Roman" w:hAnsi="Times New Roman" w:eastAsia="FangSong" w:cs="Times New Roman"/>
@@ -50316,18 +50168,16 @@
         </w:rPr>
         <w:t>；</w:t>
       </w:r>
-      <w:r>
-        <w:rPr>
-          <w:rFonts w:ascii="Times New Roman" w:hAnsi="Times New Roman" w:eastAsia="Times New Roman" w:cs="Times New Roman"/>
-        </w:rPr>
-        <w:t xml:space="preserve"> </w:t>
-      </w:r>
-      <w:r>
-        <w:rPr>
-          <w:rFonts w:ascii="Times New Roman" w:hAnsi="Times New Roman" w:eastAsia="Times New Roman" w:cs="Times New Roman"/>
-        </w:rPr>
-        <w:t xml:space="preserve">(3) </w:t>
-      </w:r>
+    </w:p>
+    <w:p>
+      <w:pPr>
+        <w:pStyle w:val="Compact"/>
+        <w:numPr>
+          <w:ilvl w:val="0"/>
+          <w:numId w:val="1025"/>
+        </w:numPr>
+        <w:ind w:firstLine="420"/>
+      </w:pPr>
       <w:r>
         <w:rPr>
           <w:rFonts w:hint="eastAsia" w:ascii="Times New Roman" w:hAnsi="Times New Roman" w:eastAsia="FangSong" w:cs="Times New Roman"/>
@@ -50697,7 +50547,7 @@
     </w:p>
     <w:p>
       <w:pPr>
-        <w:pStyle w:val="BodyText"/>
+        <w:pStyle w:val="FirstParagraph"/>
       </w:pPr>
     </w:p>
     <w:bookmarkEnd w:id="94"/>
@@ -50849,8 +50699,843 @@
       </w:pPr>
     </w:lvl>
   </w:abstractNum>
+  <w:abstractNum w:abstractNumId="99431">
+    <w:nsid w:val="00A99431"/>
+    <w:multiLevelType w:val="multilevel"/>
+    <w:lvl w:ilvl="0">
+      <w:start w:val="1"/>
+      <w:numFmt w:val="decimal"/>
+      <w:lvlText w:val="(%1)"/>
+      <w:lvlJc w:val="left"/>
+      <w:pPr>
+        <w:ind w:left="720" w:hanging="360"/>
+      </w:pPr>
+    </w:lvl>
+    <w:lvl w:ilvl="1">
+      <w:start w:val="1"/>
+      <w:numFmt w:val="decimal"/>
+      <w:lvlText w:val="(%2)"/>
+      <w:lvlJc w:val="left"/>
+      <w:pPr>
+        <w:ind w:left="1440" w:hanging="360"/>
+      </w:pPr>
+    </w:lvl>
+    <w:lvl w:ilvl="2">
+      <w:start w:val="1"/>
+      <w:numFmt w:val="decimal"/>
+      <w:lvlText w:val="(%3)"/>
+      <w:lvlJc w:val="left"/>
+      <w:pPr>
+        <w:ind w:left="2160" w:hanging="360"/>
+      </w:pPr>
+    </w:lvl>
+    <w:lvl w:ilvl="3">
+      <w:start w:val="1"/>
+      <w:numFmt w:val="decimal"/>
+      <w:lvlText w:val="(%4)"/>
+      <w:lvlJc w:val="left"/>
+      <w:pPr>
+        <w:ind w:left="2880" w:hanging="360"/>
+      </w:pPr>
+    </w:lvl>
+    <w:lvl w:ilvl="4">
+      <w:start w:val="1"/>
+      <w:numFmt w:val="decimal"/>
+      <w:lvlText w:val="(%5)"/>
+      <w:lvlJc w:val="left"/>
+      <w:pPr>
+        <w:ind w:left="3600" w:hanging="360"/>
+      </w:pPr>
+    </w:lvl>
+    <w:lvl w:ilvl="5">
+      <w:start w:val="1"/>
+      <w:numFmt w:val="decimal"/>
+      <w:lvlText w:val="(%6)"/>
+      <w:lvlJc w:val="left"/>
+      <w:pPr>
+        <w:ind w:left="4320" w:hanging="360"/>
+      </w:pPr>
+    </w:lvl>
+    <w:lvl w:ilvl="6">
+      <w:start w:val="1"/>
+      <w:numFmt w:val="decimal"/>
+      <w:lvlText w:val="(%7)"/>
+      <w:lvlJc w:val="left"/>
+      <w:pPr>
+        <w:ind w:left="5040" w:hanging="360"/>
+      </w:pPr>
+    </w:lvl>
+    <w:lvl w:ilvl="7">
+      <w:start w:val="1"/>
+      <w:numFmt w:val="decimal"/>
+      <w:lvlText w:val="(%8)"/>
+      <w:lvlJc w:val="left"/>
+      <w:pPr>
+        <w:ind w:left="5760" w:hanging="360"/>
+      </w:pPr>
+    </w:lvl>
+    <w:lvl w:ilvl="8">
+      <w:start w:val="1"/>
+      <w:numFmt w:val="decimal"/>
+      <w:lvlText w:val="(%9)"/>
+      <w:lvlJc w:val="left"/>
+      <w:pPr>
+        <w:ind w:left="6480" w:hanging="360"/>
+      </w:pPr>
+    </w:lvl>
+  </w:abstractNum>
   <w:num w:numId="1000">
     <w:abstractNumId w:val="990"/>
+  </w:num>
+  <w:num w:numId="1001">
+    <w:abstractNumId w:val="99431"/>
+    <w:lvlOverride w:ilvl="0">
+      <w:startOverride w:val="1"/>
+    </w:lvlOverride>
+    <w:lvlOverride w:ilvl="1">
+      <w:startOverride w:val="1"/>
+    </w:lvlOverride>
+    <w:lvlOverride w:ilvl="2">
+      <w:startOverride w:val="1"/>
+    </w:lvlOverride>
+    <w:lvlOverride w:ilvl="3">
+      <w:startOverride w:val="1"/>
+    </w:lvlOverride>
+    <w:lvlOverride w:ilvl="4">
+      <w:startOverride w:val="1"/>
+    </w:lvlOverride>
+    <w:lvlOverride w:ilvl="5">
+      <w:startOverride w:val="1"/>
+    </w:lvlOverride>
+    <w:lvlOverride w:ilvl="6">
+      <w:startOverride w:val="1"/>
+    </w:lvlOverride>
+    <w:lvlOverride w:ilvl="7">
+      <w:startOverride w:val="1"/>
+    </w:lvlOverride>
+    <w:lvlOverride w:ilvl="8">
+      <w:startOverride w:val="1"/>
+    </w:lvlOverride>
+  </w:num>
+  <w:num w:numId="1002">
+    <w:abstractNumId w:val="99431"/>
+    <w:lvlOverride w:ilvl="0">
+      <w:startOverride w:val="1"/>
+    </w:lvlOverride>
+    <w:lvlOverride w:ilvl="1">
+      <w:startOverride w:val="1"/>
+    </w:lvlOverride>
+    <w:lvlOverride w:ilvl="2">
+      <w:startOverride w:val="1"/>
+    </w:lvlOverride>
+    <w:lvlOverride w:ilvl="3">
+      <w:startOverride w:val="1"/>
+    </w:lvlOverride>
+    <w:lvlOverride w:ilvl="4">
+      <w:startOverride w:val="1"/>
+    </w:lvlOverride>
+    <w:lvlOverride w:ilvl="5">
+      <w:startOverride w:val="1"/>
+    </w:lvlOverride>
+    <w:lvlOverride w:ilvl="6">
+      <w:startOverride w:val="1"/>
+    </w:lvlOverride>
+    <w:lvlOverride w:ilvl="7">
+      <w:startOverride w:val="1"/>
+    </w:lvlOverride>
+    <w:lvlOverride w:ilvl="8">
+      <w:startOverride w:val="1"/>
+    </w:lvlOverride>
+  </w:num>
+  <w:num w:numId="1003">
+    <w:abstractNumId w:val="99431"/>
+    <w:lvlOverride w:ilvl="0">
+      <w:startOverride w:val="1"/>
+    </w:lvlOverride>
+    <w:lvlOverride w:ilvl="1">
+      <w:startOverride w:val="1"/>
+    </w:lvlOverride>
+    <w:lvlOverride w:ilvl="2">
+      <w:startOverride w:val="1"/>
+    </w:lvlOverride>
+    <w:lvlOverride w:ilvl="3">
+      <w:startOverride w:val="1"/>
+    </w:lvlOverride>
+    <w:lvlOverride w:ilvl="4">
+      <w:startOverride w:val="1"/>
+    </w:lvlOverride>
+    <w:lvlOverride w:ilvl="5">
+      <w:startOverride w:val="1"/>
+    </w:lvlOverride>
+    <w:lvlOverride w:ilvl="6">
+      <w:startOverride w:val="1"/>
+    </w:lvlOverride>
+    <w:lvlOverride w:ilvl="7">
+      <w:startOverride w:val="1"/>
+    </w:lvlOverride>
+    <w:lvlOverride w:ilvl="8">
+      <w:startOverride w:val="1"/>
+    </w:lvlOverride>
+  </w:num>
+  <w:num w:numId="1004">
+    <w:abstractNumId w:val="99431"/>
+    <w:lvlOverride w:ilvl="0">
+      <w:startOverride w:val="1"/>
+    </w:lvlOverride>
+    <w:lvlOverride w:ilvl="1">
+      <w:startOverride w:val="1"/>
+    </w:lvlOverride>
+    <w:lvlOverride w:ilvl="2">
+      <w:startOverride w:val="1"/>
+    </w:lvlOverride>
+    <w:lvlOverride w:ilvl="3">
+      <w:startOverride w:val="1"/>
+    </w:lvlOverride>
+    <w:lvlOverride w:ilvl="4">
+      <w:startOverride w:val="1"/>
+    </w:lvlOverride>
+    <w:lvlOverride w:ilvl="5">
+      <w:startOverride w:val="1"/>
+    </w:lvlOverride>
+    <w:lvlOverride w:ilvl="6">
+      <w:startOverride w:val="1"/>
+    </w:lvlOverride>
+    <w:lvlOverride w:ilvl="7">
+      <w:startOverride w:val="1"/>
+    </w:lvlOverride>
+    <w:lvlOverride w:ilvl="8">
+      <w:startOverride w:val="1"/>
+    </w:lvlOverride>
+  </w:num>
+  <w:num w:numId="1005">
+    <w:abstractNumId w:val="99431"/>
+    <w:lvlOverride w:ilvl="0">
+      <w:startOverride w:val="1"/>
+    </w:lvlOverride>
+    <w:lvlOverride w:ilvl="1">
+      <w:startOverride w:val="1"/>
+    </w:lvlOverride>
+    <w:lvlOverride w:ilvl="2">
+      <w:startOverride w:val="1"/>
+    </w:lvlOverride>
+    <w:lvlOverride w:ilvl="3">
+      <w:startOverride w:val="1"/>
+    </w:lvlOverride>
+    <w:lvlOverride w:ilvl="4">
+      <w:startOverride w:val="1"/>
+    </w:lvlOverride>
+    <w:lvlOverride w:ilvl="5">
+      <w:startOverride w:val="1"/>
+    </w:lvlOverride>
+    <w:lvlOverride w:ilvl="6">
+      <w:startOverride w:val="1"/>
+    </w:lvlOverride>
+    <w:lvlOverride w:ilvl="7">
+      <w:startOverride w:val="1"/>
+    </w:lvlOverride>
+    <w:lvlOverride w:ilvl="8">
+      <w:startOverride w:val="1"/>
+    </w:lvlOverride>
+  </w:num>
+  <w:num w:numId="1006">
+    <w:abstractNumId w:val="99431"/>
+    <w:lvlOverride w:ilvl="0">
+      <w:startOverride w:val="1"/>
+    </w:lvlOverride>
+    <w:lvlOverride w:ilvl="1">
+      <w:startOverride w:val="1"/>
+    </w:lvlOverride>
+    <w:lvlOverride w:ilvl="2">
+      <w:startOverride w:val="1"/>
+    </w:lvlOverride>
+    <w:lvlOverride w:ilvl="3">
+      <w:startOverride w:val="1"/>
+    </w:lvlOverride>
+    <w:lvlOverride w:ilvl="4">
+      <w:startOverride w:val="1"/>
+    </w:lvlOverride>
+    <w:lvlOverride w:ilvl="5">
+      <w:startOverride w:val="1"/>
+    </w:lvlOverride>
+    <w:lvlOverride w:ilvl="6">
+      <w:startOverride w:val="1"/>
+    </w:lvlOverride>
+    <w:lvlOverride w:ilvl="7">
+      <w:startOverride w:val="1"/>
+    </w:lvlOverride>
+    <w:lvlOverride w:ilvl="8">
+      <w:startOverride w:val="1"/>
+    </w:lvlOverride>
+  </w:num>
+  <w:num w:numId="1007">
+    <w:abstractNumId w:val="99431"/>
+    <w:lvlOverride w:ilvl="0">
+      <w:startOverride w:val="1"/>
+    </w:lvlOverride>
+    <w:lvlOverride w:ilvl="1">
+      <w:startOverride w:val="1"/>
+    </w:lvlOverride>
+    <w:lvlOverride w:ilvl="2">
+      <w:startOverride w:val="1"/>
+    </w:lvlOverride>
+    <w:lvlOverride w:ilvl="3">
+      <w:startOverride w:val="1"/>
+    </w:lvlOverride>
+    <w:lvlOverride w:ilvl="4">
+      <w:startOverride w:val="1"/>
+    </w:lvlOverride>
+    <w:lvlOverride w:ilvl="5">
+      <w:startOverride w:val="1"/>
+    </w:lvlOverride>
+    <w:lvlOverride w:ilvl="6">
+      <w:startOverride w:val="1"/>
+    </w:lvlOverride>
+    <w:lvlOverride w:ilvl="7">
+      <w:startOverride w:val="1"/>
+    </w:lvlOverride>
+    <w:lvlOverride w:ilvl="8">
+      <w:startOverride w:val="1"/>
+    </w:lvlOverride>
+  </w:num>
+  <w:num w:numId="1008">
+    <w:abstractNumId w:val="99431"/>
+    <w:lvlOverride w:ilvl="0">
+      <w:startOverride w:val="1"/>
+    </w:lvlOverride>
+    <w:lvlOverride w:ilvl="1">
+      <w:startOverride w:val="1"/>
+    </w:lvlOverride>
+    <w:lvlOverride w:ilvl="2">
+      <w:startOverride w:val="1"/>
+    </w:lvlOverride>
+    <w:lvlOverride w:ilvl="3">
+      <w:startOverride w:val="1"/>
+    </w:lvlOverride>
+    <w:lvlOverride w:ilvl="4">
+      <w:startOverride w:val="1"/>
+    </w:lvlOverride>
+    <w:lvlOverride w:ilvl="5">
+      <w:startOverride w:val="1"/>
+    </w:lvlOverride>
+    <w:lvlOverride w:ilvl="6">
+      <w:startOverride w:val="1"/>
+    </w:lvlOverride>
+    <w:lvlOverride w:ilvl="7">
+      <w:startOverride w:val="1"/>
+    </w:lvlOverride>
+    <w:lvlOverride w:ilvl="8">
+      <w:startOverride w:val="1"/>
+    </w:lvlOverride>
+  </w:num>
+  <w:num w:numId="1009">
+    <w:abstractNumId w:val="99431"/>
+    <w:lvlOverride w:ilvl="0">
+      <w:startOverride w:val="1"/>
+    </w:lvlOverride>
+    <w:lvlOverride w:ilvl="1">
+      <w:startOverride w:val="1"/>
+    </w:lvlOverride>
+    <w:lvlOverride w:ilvl="2">
+      <w:startOverride w:val="1"/>
+    </w:lvlOverride>
+    <w:lvlOverride w:ilvl="3">
+      <w:startOverride w:val="1"/>
+    </w:lvlOverride>
+    <w:lvlOverride w:ilvl="4">
+      <w:startOverride w:val="1"/>
+    </w:lvlOverride>
+    <w:lvlOverride w:ilvl="5">
+      <w:startOverride w:val="1"/>
+    </w:lvlOverride>
+    <w:lvlOverride w:ilvl="6">
+      <w:startOverride w:val="1"/>
+    </w:lvlOverride>
+    <w:lvlOverride w:ilvl="7">
+      <w:startOverride w:val="1"/>
+    </w:lvlOverride>
+    <w:lvlOverride w:ilvl="8">
+      <w:startOverride w:val="1"/>
+    </w:lvlOverride>
+  </w:num>
+  <w:num w:numId="1010">
+    <w:abstractNumId w:val="99431"/>
+    <w:lvlOverride w:ilvl="0">
+      <w:startOverride w:val="1"/>
+    </w:lvlOverride>
+    <w:lvlOverride w:ilvl="1">
+      <w:startOverride w:val="1"/>
+    </w:lvlOverride>
+    <w:lvlOverride w:ilvl="2">
+      <w:startOverride w:val="1"/>
+    </w:lvlOverride>
+    <w:lvlOverride w:ilvl="3">
+      <w:startOverride w:val="1"/>
+    </w:lvlOverride>
+    <w:lvlOverride w:ilvl="4">
+      <w:startOverride w:val="1"/>
+    </w:lvlOverride>
+    <w:lvlOverride w:ilvl="5">
+      <w:startOverride w:val="1"/>
+    </w:lvlOverride>
+    <w:lvlOverride w:ilvl="6">
+      <w:startOverride w:val="1"/>
+    </w:lvlOverride>
+    <w:lvlOverride w:ilvl="7">
+      <w:startOverride w:val="1"/>
+    </w:lvlOverride>
+    <w:lvlOverride w:ilvl="8">
+      <w:startOverride w:val="1"/>
+    </w:lvlOverride>
+  </w:num>
+  <w:num w:numId="1011">
+    <w:abstractNumId w:val="99431"/>
+    <w:lvlOverride w:ilvl="0">
+      <w:startOverride w:val="1"/>
+    </w:lvlOverride>
+    <w:lvlOverride w:ilvl="1">
+      <w:startOverride w:val="1"/>
+    </w:lvlOverride>
+    <w:lvlOverride w:ilvl="2">
+      <w:startOverride w:val="1"/>
+    </w:lvlOverride>
+    <w:lvlOverride w:ilvl="3">
+      <w:startOverride w:val="1"/>
+    </w:lvlOverride>
+    <w:lvlOverride w:ilvl="4">
+      <w:startOverride w:val="1"/>
+    </w:lvlOverride>
+    <w:lvlOverride w:ilvl="5">
+      <w:startOverride w:val="1"/>
+    </w:lvlOverride>
+    <w:lvlOverride w:ilvl="6">
+      <w:startOverride w:val="1"/>
+    </w:lvlOverride>
+    <w:lvlOverride w:ilvl="7">
+      <w:startOverride w:val="1"/>
+    </w:lvlOverride>
+    <w:lvlOverride w:ilvl="8">
+      <w:startOverride w:val="1"/>
+    </w:lvlOverride>
+  </w:num>
+  <w:num w:numId="1012">
+    <w:abstractNumId w:val="99431"/>
+    <w:lvlOverride w:ilvl="0">
+      <w:startOverride w:val="1"/>
+    </w:lvlOverride>
+    <w:lvlOverride w:ilvl="1">
+      <w:startOverride w:val="1"/>
+    </w:lvlOverride>
+    <w:lvlOverride w:ilvl="2">
+      <w:startOverride w:val="1"/>
+    </w:lvlOverride>
+    <w:lvlOverride w:ilvl="3">
+      <w:startOverride w:val="1"/>
+    </w:lvlOverride>
+    <w:lvlOverride w:ilvl="4">
+      <w:startOverride w:val="1"/>
+    </w:lvlOverride>
+    <w:lvlOverride w:ilvl="5">
+      <w:startOverride w:val="1"/>
+    </w:lvlOverride>
+    <w:lvlOverride w:ilvl="6">
+      <w:startOverride w:val="1"/>
+    </w:lvlOverride>
+    <w:lvlOverride w:ilvl="7">
+      <w:startOverride w:val="1"/>
+    </w:lvlOverride>
+    <w:lvlOverride w:ilvl="8">
+      <w:startOverride w:val="1"/>
+    </w:lvlOverride>
+  </w:num>
+  <w:num w:numId="1013">
+    <w:abstractNumId w:val="99431"/>
+    <w:lvlOverride w:ilvl="0">
+      <w:startOverride w:val="1"/>
+    </w:lvlOverride>
+    <w:lvlOverride w:ilvl="1">
+      <w:startOverride w:val="1"/>
+    </w:lvlOverride>
+    <w:lvlOverride w:ilvl="2">
+      <w:startOverride w:val="1"/>
+    </w:lvlOverride>
+    <w:lvlOverride w:ilvl="3">
+      <w:startOverride w:val="1"/>
+    </w:lvlOverride>
+    <w:lvlOverride w:ilvl="4">
+      <w:startOverride w:val="1"/>
+    </w:lvlOverride>
+    <w:lvlOverride w:ilvl="5">
+      <w:startOverride w:val="1"/>
+    </w:lvlOverride>
+    <w:lvlOverride w:ilvl="6">
+      <w:startOverride w:val="1"/>
+    </w:lvlOverride>
+    <w:lvlOverride w:ilvl="7">
+      <w:startOverride w:val="1"/>
+    </w:lvlOverride>
+    <w:lvlOverride w:ilvl="8">
+      <w:startOverride w:val="1"/>
+    </w:lvlOverride>
+  </w:num>
+  <w:num w:numId="1014">
+    <w:abstractNumId w:val="99431"/>
+    <w:lvlOverride w:ilvl="0">
+      <w:startOverride w:val="1"/>
+    </w:lvlOverride>
+    <w:lvlOverride w:ilvl="1">
+      <w:startOverride w:val="1"/>
+    </w:lvlOverride>
+    <w:lvlOverride w:ilvl="2">
+      <w:startOverride w:val="1"/>
+    </w:lvlOverride>
+    <w:lvlOverride w:ilvl="3">
+      <w:startOverride w:val="1"/>
+    </w:lvlOverride>
+    <w:lvlOverride w:ilvl="4">
+      <w:startOverride w:val="1"/>
+    </w:lvlOverride>
+    <w:lvlOverride w:ilvl="5">
+      <w:startOverride w:val="1"/>
+    </w:lvlOverride>
+    <w:lvlOverride w:ilvl="6">
+      <w:startOverride w:val="1"/>
+    </w:lvlOverride>
+    <w:lvlOverride w:ilvl="7">
+      <w:startOverride w:val="1"/>
+    </w:lvlOverride>
+    <w:lvlOverride w:ilvl="8">
+      <w:startOverride w:val="1"/>
+    </w:lvlOverride>
+  </w:num>
+  <w:num w:numId="1015">
+    <w:abstractNumId w:val="99431"/>
+    <w:lvlOverride w:ilvl="0">
+      <w:startOverride w:val="1"/>
+    </w:lvlOverride>
+    <w:lvlOverride w:ilvl="1">
+      <w:startOverride w:val="1"/>
+    </w:lvlOverride>
+    <w:lvlOverride w:ilvl="2">
+      <w:startOverride w:val="1"/>
+    </w:lvlOverride>
+    <w:lvlOverride w:ilvl="3">
+      <w:startOverride w:val="1"/>
+    </w:lvlOverride>
+    <w:lvlOverride w:ilvl="4">
+      <w:startOverride w:val="1"/>
+    </w:lvlOverride>
+    <w:lvlOverride w:ilvl="5">
+      <w:startOverride w:val="1"/>
+    </w:lvlOverride>
+    <w:lvlOverride w:ilvl="6">
+      <w:startOverride w:val="1"/>
+    </w:lvlOverride>
+    <w:lvlOverride w:ilvl="7">
+      <w:startOverride w:val="1"/>
+    </w:lvlOverride>
+    <w:lvlOverride w:ilvl="8">
+      <w:startOverride w:val="1"/>
+    </w:lvlOverride>
+  </w:num>
+  <w:num w:numId="1016">
+    <w:abstractNumId w:val="99431"/>
+    <w:lvlOverride w:ilvl="0">
+      <w:startOverride w:val="1"/>
+    </w:lvlOverride>
+    <w:lvlOverride w:ilvl="1">
+      <w:startOverride w:val="1"/>
+    </w:lvlOverride>
+    <w:lvlOverride w:ilvl="2">
+      <w:startOverride w:val="1"/>
+    </w:lvlOverride>
+    <w:lvlOverride w:ilvl="3">
+      <w:startOverride w:val="1"/>
+    </w:lvlOverride>
+    <w:lvlOverride w:ilvl="4">
+      <w:startOverride w:val="1"/>
+    </w:lvlOverride>
+    <w:lvlOverride w:ilvl="5">
+      <w:startOverride w:val="1"/>
+    </w:lvlOverride>
+    <w:lvlOverride w:ilvl="6">
+      <w:startOverride w:val="1"/>
+    </w:lvlOverride>
+    <w:lvlOverride w:ilvl="7">
+      <w:startOverride w:val="1"/>
+    </w:lvlOverride>
+    <w:lvlOverride w:ilvl="8">
+      <w:startOverride w:val="1"/>
+    </w:lvlOverride>
+  </w:num>
+  <w:num w:numId="1017">
+    <w:abstractNumId w:val="99431"/>
+    <w:lvlOverride w:ilvl="0">
+      <w:startOverride w:val="1"/>
+    </w:lvlOverride>
+    <w:lvlOverride w:ilvl="1">
+      <w:startOverride w:val="1"/>
+    </w:lvlOverride>
+    <w:lvlOverride w:ilvl="2">
+      <w:startOverride w:val="1"/>
+    </w:lvlOverride>
+    <w:lvlOverride w:ilvl="3">
+      <w:startOverride w:val="1"/>
+    </w:lvlOverride>
+    <w:lvlOverride w:ilvl="4">
+      <w:startOverride w:val="1"/>
+    </w:lvlOverride>
+    <w:lvlOverride w:ilvl="5">
+      <w:startOverride w:val="1"/>
+    </w:lvlOverride>
+    <w:lvlOverride w:ilvl="6">
+      <w:startOverride w:val="1"/>
+    </w:lvlOverride>
+    <w:lvlOverride w:ilvl="7">
+      <w:startOverride w:val="1"/>
+    </w:lvlOverride>
+    <w:lvlOverride w:ilvl="8">
+      <w:startOverride w:val="1"/>
+    </w:lvlOverride>
+  </w:num>
+  <w:num w:numId="1018">
+    <w:abstractNumId w:val="99431"/>
+    <w:lvlOverride w:ilvl="0">
+      <w:startOverride w:val="1"/>
+    </w:lvlOverride>
+    <w:lvlOverride w:ilvl="1">
+      <w:startOverride w:val="1"/>
+    </w:lvlOverride>
+    <w:lvlOverride w:ilvl="2">
+      <w:startOverride w:val="1"/>
+    </w:lvlOverride>
+    <w:lvlOverride w:ilvl="3">
+      <w:startOverride w:val="1"/>
+    </w:lvlOverride>
+    <w:lvlOverride w:ilvl="4">
+      <w:startOverride w:val="1"/>
+    </w:lvlOverride>
+    <w:lvlOverride w:ilvl="5">
+      <w:startOverride w:val="1"/>
+    </w:lvlOverride>
+    <w:lvlOverride w:ilvl="6">
+      <w:startOverride w:val="1"/>
+    </w:lvlOverride>
+    <w:lvlOverride w:ilvl="7">
+      <w:startOverride w:val="1"/>
+    </w:lvlOverride>
+    <w:lvlOverride w:ilvl="8">
+      <w:startOverride w:val="1"/>
+    </w:lvlOverride>
+  </w:num>
+  <w:num w:numId="1019">
+    <w:abstractNumId w:val="99431"/>
+    <w:lvlOverride w:ilvl="0">
+      <w:startOverride w:val="1"/>
+    </w:lvlOverride>
+    <w:lvlOverride w:ilvl="1">
+      <w:startOverride w:val="1"/>
+    </w:lvlOverride>
+    <w:lvlOverride w:ilvl="2">
+      <w:startOverride w:val="1"/>
+    </w:lvlOverride>
+    <w:lvlOverride w:ilvl="3">
+      <w:startOverride w:val="1"/>
+    </w:lvlOverride>
+    <w:lvlOverride w:ilvl="4">
+      <w:startOverride w:val="1"/>
+    </w:lvlOverride>
+    <w:lvlOverride w:ilvl="5">
+      <w:startOverride w:val="1"/>
+    </w:lvlOverride>
+    <w:lvlOverride w:ilvl="6">
+      <w:startOverride w:val="1"/>
+    </w:lvlOverride>
+    <w:lvlOverride w:ilvl="7">
+      <w:startOverride w:val="1"/>
+    </w:lvlOverride>
+    <w:lvlOverride w:ilvl="8">
+      <w:startOverride w:val="1"/>
+    </w:lvlOverride>
+  </w:num>
+  <w:num w:numId="1020">
+    <w:abstractNumId w:val="99431"/>
+    <w:lvlOverride w:ilvl="0">
+      <w:startOverride w:val="1"/>
+    </w:lvlOverride>
+    <w:lvlOverride w:ilvl="1">
+      <w:startOverride w:val="1"/>
+    </w:lvlOverride>
+    <w:lvlOverride w:ilvl="2">
+      <w:startOverride w:val="1"/>
+    </w:lvlOverride>
+    <w:lvlOverride w:ilvl="3">
+      <w:startOverride w:val="1"/>
+    </w:lvlOverride>
+    <w:lvlOverride w:ilvl="4">
+      <w:startOverride w:val="1"/>
+    </w:lvlOverride>
+    <w:lvlOverride w:ilvl="5">
+      <w:startOverride w:val="1"/>
+    </w:lvlOverride>
+    <w:lvlOverride w:ilvl="6">
+      <w:startOverride w:val="1"/>
+    </w:lvlOverride>
+    <w:lvlOverride w:ilvl="7">
+      <w:startOverride w:val="1"/>
+    </w:lvlOverride>
+    <w:lvlOverride w:ilvl="8">
+      <w:startOverride w:val="1"/>
+    </w:lvlOverride>
+  </w:num>
+  <w:num w:numId="1021">
+    <w:abstractNumId w:val="99431"/>
+    <w:lvlOverride w:ilvl="0">
+      <w:startOverride w:val="1"/>
+    </w:lvlOverride>
+    <w:lvlOverride w:ilvl="1">
+      <w:startOverride w:val="1"/>
+    </w:lvlOverride>
+    <w:lvlOverride w:ilvl="2">
+      <w:startOverride w:val="1"/>
+    </w:lvlOverride>
+    <w:lvlOverride w:ilvl="3">
+      <w:startOverride w:val="1"/>
+    </w:lvlOverride>
+    <w:lvlOverride w:ilvl="4">
+      <w:startOverride w:val="1"/>
+    </w:lvlOverride>
+    <w:lvlOverride w:ilvl="5">
+      <w:startOverride w:val="1"/>
+    </w:lvlOverride>
+    <w:lvlOverride w:ilvl="6">
+      <w:startOverride w:val="1"/>
+    </w:lvlOverride>
+    <w:lvlOverride w:ilvl="7">
+      <w:startOverride w:val="1"/>
+    </w:lvlOverride>
+    <w:lvlOverride w:ilvl="8">
+      <w:startOverride w:val="1"/>
+    </w:lvlOverride>
+  </w:num>
+  <w:num w:numId="1022">
+    <w:abstractNumId w:val="99431"/>
+    <w:lvlOverride w:ilvl="0">
+      <w:startOverride w:val="1"/>
+    </w:lvlOverride>
+    <w:lvlOverride w:ilvl="1">
+      <w:startOverride w:val="1"/>
+    </w:lvlOverride>
+    <w:lvlOverride w:ilvl="2">
+      <w:startOverride w:val="1"/>
+    </w:lvlOverride>
+    <w:lvlOverride w:ilvl="3">
+      <w:startOverride w:val="1"/>
+    </w:lvlOverride>
+    <w:lvlOverride w:ilvl="4">
+      <w:startOverride w:val="1"/>
+    </w:lvlOverride>
+    <w:lvlOverride w:ilvl="5">
+      <w:startOverride w:val="1"/>
+    </w:lvlOverride>
+    <w:lvlOverride w:ilvl="6">
+      <w:startOverride w:val="1"/>
+    </w:lvlOverride>
+    <w:lvlOverride w:ilvl="7">
+      <w:startOverride w:val="1"/>
+    </w:lvlOverride>
+    <w:lvlOverride w:ilvl="8">
+      <w:startOverride w:val="1"/>
+    </w:lvlOverride>
+  </w:num>
+  <w:num w:numId="1023">
+    <w:abstractNumId w:val="99431"/>
+    <w:lvlOverride w:ilvl="0">
+      <w:startOverride w:val="1"/>
+    </w:lvlOverride>
+    <w:lvlOverride w:ilvl="1">
+      <w:startOverride w:val="1"/>
+    </w:lvlOverride>
+    <w:lvlOverride w:ilvl="2">
+      <w:startOverride w:val="1"/>
+    </w:lvlOverride>
+    <w:lvlOverride w:ilvl="3">
+      <w:startOverride w:val="1"/>
+    </w:lvlOverride>
+    <w:lvlOverride w:ilvl="4">
+      <w:startOverride w:val="1"/>
+    </w:lvlOverride>
+    <w:lvlOverride w:ilvl="5">
+      <w:startOverride w:val="1"/>
+    </w:lvlOverride>
+    <w:lvlOverride w:ilvl="6">
+      <w:startOverride w:val="1"/>
+    </w:lvlOverride>
+    <w:lvlOverride w:ilvl="7">
+      <w:startOverride w:val="1"/>
+    </w:lvlOverride>
+    <w:lvlOverride w:ilvl="8">
+      <w:startOverride w:val="1"/>
+    </w:lvlOverride>
+  </w:num>
+  <w:num w:numId="1024">
+    <w:abstractNumId w:val="99431"/>
+    <w:lvlOverride w:ilvl="0">
+      <w:startOverride w:val="1"/>
+    </w:lvlOverride>
+    <w:lvlOverride w:ilvl="1">
+      <w:startOverride w:val="1"/>
+    </w:lvlOverride>
+    <w:lvlOverride w:ilvl="2">
+      <w:startOverride w:val="1"/>
+    </w:lvlOverride>
+    <w:lvlOverride w:ilvl="3">
+      <w:startOverride w:val="1"/>
+    </w:lvlOverride>
+    <w:lvlOverride w:ilvl="4">
+      <w:startOverride w:val="1"/>
+    </w:lvlOverride>
+    <w:lvlOverride w:ilvl="5">
+      <w:startOverride w:val="1"/>
+    </w:lvlOverride>
+    <w:lvlOverride w:ilvl="6">
+      <w:startOverride w:val="1"/>
+    </w:lvlOverride>
+    <w:lvlOverride w:ilvl="7">
+      <w:startOverride w:val="1"/>
+    </w:lvlOverride>
+    <w:lvlOverride w:ilvl="8">
+      <w:startOverride w:val="1"/>
+    </w:lvlOverride>
+  </w:num>
+  <w:num w:numId="1025">
+    <w:abstractNumId w:val="99431"/>
+    <w:lvlOverride w:ilvl="0">
+      <w:startOverride w:val="1"/>
+    </w:lvlOverride>
+    <w:lvlOverride w:ilvl="1">
+      <w:startOverride w:val="1"/>
+    </w:lvlOverride>
+    <w:lvlOverride w:ilvl="2">
+      <w:startOverride w:val="1"/>
+    </w:lvlOverride>
+    <w:lvlOverride w:ilvl="3">
+      <w:startOverride w:val="1"/>
+    </w:lvlOverride>
+    <w:lvlOverride w:ilvl="4">
+      <w:startOverride w:val="1"/>
+    </w:lvlOverride>
+    <w:lvlOverride w:ilvl="5">
+      <w:startOverride w:val="1"/>
+    </w:lvlOverride>
+    <w:lvlOverride w:ilvl="6">
+      <w:startOverride w:val="1"/>
+    </w:lvlOverride>
+    <w:lvlOverride w:ilvl="7">
+      <w:startOverride w:val="1"/>
+    </w:lvlOverride>
+    <w:lvlOverride w:ilvl="8">
+      <w:startOverride w:val="1"/>
+    </w:lvlOverride>
   </w:num>
 </w:numbering>
 </file>

--- a/06-学生侧材料/讲义/学生专用版/2-结构化学/晶体学与晶体结构-超级充实版（学生专用版）.docx
+++ b/06-学生侧材料/讲义/学生专用版/2-结构化学/晶体学与晶体结构-超级充实版（学生专用版）.docx
@@ -3688,7 +3688,6 @@
     <w:p>
       <w:pPr>
         <w:pStyle w:val="BodyText"/>
-        <w:spacing w:after="80"/>
         <w:ind w:firstLine="420"/>
       </w:pPr>
       <w:r>
@@ -3973,12 +3972,12 @@
         </w:rPr>
         <w:t xml:space="preserve">）；</w:t>
       </w:r>
-      <w:r>
-        <w:rPr>
-          <w:rFonts w:ascii="Times New Roman" w:hAnsi="Times New Roman" w:eastAsia="Times New Roman" w:cs="Times New Roman"/>
-        </w:rPr>
-        <w:t xml:space="preserve"> </w:t>
-      </w:r>
+    </w:p>
+    <w:p>
+      <w:pPr>
+        <w:pStyle w:val="BodyText"/>
+        <w:ind w:firstLine="420"/>
+      </w:pPr>
       <w:r>
         <w:rPr>
           <w:rFonts w:hint="eastAsia" w:ascii="Times New Roman" w:hAnsi="Times New Roman" w:eastAsia="FangSong" w:cs="Times New Roman"/>
@@ -4211,12 +4210,12 @@
         </w:rPr>
         <w:t xml:space="preserve">；</w:t>
       </w:r>
-      <w:r>
-        <w:rPr>
-          <w:rFonts w:ascii="Times New Roman" w:hAnsi="Times New Roman" w:eastAsia="Times New Roman" w:cs="Times New Roman"/>
-        </w:rPr>
-        <w:t xml:space="preserve"> </w:t>
-      </w:r>
+    </w:p>
+    <w:p>
+      <w:pPr>
+        <w:pStyle w:val="BodyText"/>
+        <w:ind w:firstLine="420"/>
+      </w:pPr>
       <w:r>
         <w:rPr>
           <w:rFonts w:hint="eastAsia" w:ascii="Times New Roman" w:hAnsi="Times New Roman" w:eastAsia="FangSong" w:cs="Times New Roman"/>
@@ -4356,12 +4355,12 @@
         </w:rPr>
         <w:t xml:space="preserve">；</w:t>
       </w:r>
-      <w:r>
-        <w:rPr>
-          <w:rFonts w:ascii="Times New Roman" w:hAnsi="Times New Roman" w:eastAsia="Times New Roman" w:cs="Times New Roman"/>
-        </w:rPr>
-        <w:t xml:space="preserve"> </w:t>
-      </w:r>
+    </w:p>
+    <w:p>
+      <w:pPr>
+        <w:pStyle w:val="BodyText"/>
+        <w:ind w:firstLine="420"/>
+      </w:pPr>
       <w:r>
         <w:rPr>
           <w:rFonts w:hint="eastAsia" w:ascii="Times New Roman" w:hAnsi="Times New Roman" w:eastAsia="FangSong" w:cs="Times New Roman"/>
@@ -4539,12 +4538,12 @@
         </w:rPr>
         <w:t xml:space="preserve">；</w:t>
       </w:r>
-      <w:r>
-        <w:rPr>
-          <w:rFonts w:ascii="Times New Roman" w:hAnsi="Times New Roman" w:eastAsia="Times New Roman" w:cs="Times New Roman"/>
-        </w:rPr>
-        <w:t xml:space="preserve"> </w:t>
-      </w:r>
+    </w:p>
+    <w:p>
+      <w:pPr>
+        <w:pStyle w:val="BodyText"/>
+        <w:ind w:firstLine="420"/>
+      </w:pPr>
       <w:r>
         <w:rPr>
           <w:rFonts w:hint="eastAsia" w:ascii="Times New Roman" w:hAnsi="Times New Roman" w:eastAsia="FangSong" w:cs="Times New Roman"/>
@@ -4722,12 +4721,12 @@
         </w:rPr>
         <w:t xml:space="preserve">；</w:t>
       </w:r>
-      <w:r>
-        <w:rPr>
-          <w:rFonts w:ascii="Times New Roman" w:hAnsi="Times New Roman" w:eastAsia="Times New Roman" w:cs="Times New Roman"/>
-        </w:rPr>
-        <w:t xml:space="preserve"> </w:t>
-      </w:r>
+    </w:p>
+    <w:p>
+      <w:pPr>
+        <w:pStyle w:val="BodyText"/>
+        <w:ind w:firstLine="420"/>
+      </w:pPr>
       <w:r>
         <w:rPr>
           <w:rFonts w:hint="eastAsia" w:ascii="Times New Roman" w:hAnsi="Times New Roman" w:eastAsia="FangSong" w:cs="Times New Roman"/>
@@ -4920,12 +4919,13 @@
         </w:rPr>
         <w:t xml:space="preserve">；</w:t>
       </w:r>
-      <w:r>
-        <w:rPr>
-          <w:rFonts w:ascii="Times New Roman" w:hAnsi="Times New Roman" w:eastAsia="Times New Roman" w:cs="Times New Roman"/>
-        </w:rPr>
-        <w:t xml:space="preserve"> </w:t>
-      </w:r>
+    </w:p>
+    <w:p>
+      <w:pPr>
+        <w:pStyle w:val="BodyText"/>
+        <w:spacing w:after="80"/>
+        <w:ind w:firstLine="420"/>
+      </w:pPr>
       <w:r>
         <w:rPr>
           <w:rFonts w:hint="eastAsia" w:ascii="Times New Roman" w:hAnsi="Times New Roman" w:eastAsia="FangSong" w:cs="Times New Roman"/>
@@ -10895,12 +10895,12 @@
         </w:rPr>
         <w:t xml:space="preserve">1；</w:t>
       </w:r>
-      <w:r>
-        <w:rPr>
-          <w:rFonts w:ascii="Times New Roman" w:hAnsi="Times New Roman" w:eastAsia="Times New Roman" w:cs="Times New Roman"/>
-        </w:rPr>
-        <w:t xml:space="preserve"> </w:t>
-      </w:r>
+    </w:p>
+    <w:p>
+      <w:pPr>
+        <w:pStyle w:val="BodyText"/>
+        <w:ind w:firstLine="420"/>
+      </w:pPr>
       <w:r>
         <w:rPr>
           <w:rFonts w:hint="eastAsia" w:ascii="Times New Roman" w:hAnsi="Times New Roman" w:eastAsia="FangSong" w:cs="Times New Roman"/>
@@ -10969,12 +10969,12 @@
         </w:rPr>
         <w:t xml:space="preserve">；</w:t>
       </w:r>
-      <w:r>
-        <w:rPr>
-          <w:rFonts w:ascii="Times New Roman" w:hAnsi="Times New Roman" w:eastAsia="Times New Roman" w:cs="Times New Roman"/>
-        </w:rPr>
-        <w:t xml:space="preserve"> </w:t>
-      </w:r>
+    </w:p>
+    <w:p>
+      <w:pPr>
+        <w:pStyle w:val="BodyText"/>
+        <w:ind w:firstLine="420"/>
+      </w:pPr>
       <w:r>
         <w:rPr>
           <w:rFonts w:hint="eastAsia" w:ascii="Times New Roman" w:hAnsi="Times New Roman" w:eastAsia="FangSong" w:cs="Times New Roman"/>
@@ -11043,12 +11043,12 @@
         </w:rPr>
         <w:t xml:space="preserve">；</w:t>
       </w:r>
-      <w:r>
-        <w:rPr>
-          <w:rFonts w:ascii="Times New Roman" w:hAnsi="Times New Roman" w:eastAsia="Times New Roman" w:cs="Times New Roman"/>
-        </w:rPr>
-        <w:t xml:space="preserve"> </w:t>
-      </w:r>
+    </w:p>
+    <w:p>
+      <w:pPr>
+        <w:pStyle w:val="BodyText"/>
+        <w:ind w:firstLine="420"/>
+      </w:pPr>
       <w:r>
         <w:rPr>
           <w:rFonts w:hint="eastAsia" w:ascii="Times New Roman" w:hAnsi="Times New Roman" w:eastAsia="FangSong" w:cs="Times New Roman"/>
@@ -11153,12 +11153,12 @@
         </w:rPr>
         <w:t xml:space="preserve">。</w:t>
       </w:r>
-      <w:r>
-        <w:rPr>
-          <w:rFonts w:ascii="Times New Roman" w:hAnsi="Times New Roman" w:eastAsia="Times New Roman" w:cs="Times New Roman"/>
-        </w:rPr>
-        <w:t xml:space="preserve"> </w:t>
-      </w:r>
+    </w:p>
+    <w:p>
+      <w:pPr>
+        <w:pStyle w:val="BodyText"/>
+        <w:ind w:firstLine="420"/>
+      </w:pPr>
       <w:r>
         <w:rPr>
           <w:rFonts w:hint="eastAsia" w:ascii="Times New Roman" w:hAnsi="Times New Roman" w:eastAsia="FangSong" w:cs="Times New Roman"/>
@@ -21724,7 +21724,7 @@
     <w:p>
       <w:pPr>
         <w:pStyle w:val="BodyText"/>
-        <w:spacing w:before="120" w:after="80"/>
+        <w:spacing w:before="120"/>
         <w:ind w:firstLine="420"/>
       </w:pPr>
       <w:r>
@@ -21995,12 +21995,12 @@
         </w:rPr>
         <w:t xml:space="preserve">）。</w:t>
       </w:r>
-      <w:r>
-        <w:rPr>
-          <w:rFonts w:ascii="Times New Roman" w:hAnsi="Times New Roman" w:eastAsia="Times New Roman" w:cs="Times New Roman"/>
-        </w:rPr>
-        <w:t xml:space="preserve"> </w:t>
-      </w:r>
+    </w:p>
+    <w:p>
+      <w:pPr>
+        <w:pStyle w:val="BodyText"/>
+        <w:ind w:firstLine="420"/>
+      </w:pPr>
       <w:r>
         <w:rPr>
           <w:rFonts w:hint="eastAsia" w:ascii="Times New Roman" w:hAnsi="Times New Roman" w:eastAsia="FangSong" w:cs="Times New Roman"/>
@@ -22705,12 +22705,13 @@
         </w:rPr>
         <w:t>；</w:t>
       </w:r>
-      <w:r>
-        <w:rPr>
-          <w:rFonts w:ascii="Times New Roman" w:hAnsi="Times New Roman" w:eastAsia="Times New Roman" w:cs="Times New Roman"/>
-        </w:rPr>
-        <w:t xml:space="preserve"> </w:t>
-      </w:r>
+    </w:p>
+    <w:p>
+      <w:pPr>
+        <w:pStyle w:val="BodyText"/>
+        <w:spacing w:after="80"/>
+        <w:ind w:firstLine="420"/>
+      </w:pPr>
       <w:r>
         <w:rPr>
           <w:rFonts w:hint="eastAsia" w:ascii="Times New Roman" w:hAnsi="Times New Roman" w:eastAsia="FangSong" w:cs="Times New Roman"/>
@@ -35203,12 +35204,12 @@
         </w:rPr>
         <w:t>：</w:t>
       </w:r>
-      <w:r>
-        <w:rPr>
-          <w:rFonts w:ascii="Times New Roman" w:hAnsi="Times New Roman" w:eastAsia="Times New Roman" w:cs="Times New Roman"/>
-        </w:rPr>
-        <w:t xml:space="preserve"> </w:t>
-      </w:r>
+    </w:p>
+    <w:p>
+      <w:pPr>
+        <w:pStyle w:val="BodyText"/>
+        <w:ind w:firstLine="420"/>
+      </w:pPr>
       <w:r>
         <w:rPr>
           <w:rFonts w:hint="eastAsia" w:ascii="Times New Roman" w:hAnsi="Times New Roman" w:eastAsia="FangSong" w:cs="Times New Roman"/>
@@ -35325,12 +35326,12 @@
         </w:rPr>
         <w:t>；</w:t>
       </w:r>
-      <w:r>
-        <w:rPr>
-          <w:rFonts w:ascii="Times New Roman" w:hAnsi="Times New Roman" w:eastAsia="Times New Roman" w:cs="Times New Roman"/>
-        </w:rPr>
-        <w:t xml:space="preserve"> </w:t>
-      </w:r>
+    </w:p>
+    <w:p>
+      <w:pPr>
+        <w:pStyle w:val="BodyText"/>
+        <w:ind w:firstLine="420"/>
+      </w:pPr>
       <w:r>
         <w:rPr>
           <w:rFonts w:hint="eastAsia" w:ascii="Times New Roman" w:hAnsi="Times New Roman" w:eastAsia="FangSong" w:cs="Times New Roman"/>
@@ -35652,12 +35653,12 @@
         </w:rPr>
         <w:t xml:space="preserve">；</w:t>
       </w:r>
-      <w:r>
-        <w:rPr>
-          <w:rFonts w:ascii="Times New Roman" w:hAnsi="Times New Roman" w:eastAsia="Times New Roman" w:cs="Times New Roman"/>
-        </w:rPr>
-        <w:t xml:space="preserve"> </w:t>
-      </w:r>
+    </w:p>
+    <w:p>
+      <w:pPr>
+        <w:pStyle w:val="BodyText"/>
+        <w:ind w:firstLine="420"/>
+      </w:pPr>
       <w:r>
         <w:rPr>
           <w:rFonts w:hint="eastAsia" w:ascii="Times New Roman" w:hAnsi="Times New Roman" w:eastAsia="FangSong" w:cs="Times New Roman"/>
@@ -35766,12 +35767,12 @@
         </w:rPr>
         <w:t>；</w:t>
       </w:r>
-      <w:r>
-        <w:rPr>
-          <w:rFonts w:ascii="Times New Roman" w:hAnsi="Times New Roman" w:eastAsia="Times New Roman" w:cs="Times New Roman"/>
-        </w:rPr>
-        <w:t xml:space="preserve"> </w:t>
-      </w:r>
+    </w:p>
+    <w:p>
+      <w:pPr>
+        <w:pStyle w:val="BodyText"/>
+        <w:ind w:firstLine="420"/>
+      </w:pPr>
       <w:r>
         <w:rPr>
           <w:rFonts w:hint="eastAsia" w:ascii="Times New Roman" w:hAnsi="Times New Roman" w:eastAsia="FangSong" w:cs="Times New Roman"/>
@@ -35832,12 +35833,12 @@
         </w:rPr>
         <w:t>；</w:t>
       </w:r>
-      <w:r>
-        <w:rPr>
-          <w:rFonts w:ascii="Times New Roman" w:hAnsi="Times New Roman" w:eastAsia="Times New Roman" w:cs="Times New Roman"/>
-        </w:rPr>
-        <w:t xml:space="preserve"> </w:t>
-      </w:r>
+    </w:p>
+    <w:p>
+      <w:pPr>
+        <w:pStyle w:val="BodyText"/>
+        <w:ind w:firstLine="420"/>
+      </w:pPr>
       <w:r>
         <w:rPr>
           <w:rFonts w:hint="eastAsia" w:ascii="Times New Roman" w:hAnsi="Times New Roman" w:eastAsia="FangSong" w:cs="Times New Roman"/>

--- a/06-学生侧材料/讲义/学生专用版/2-结构化学/晶体学与晶体结构-超级充实版（学生专用版）.docx
+++ b/06-学生侧材料/讲义/学生专用版/2-结构化学/晶体学与晶体结构-超级充实版（学生专用版）.docx
@@ -1327,6 +1327,12 @@
         </w:rPr>
         <w:t>。</w:t>
       </w:r>
+    </w:p>
+    <w:p>
+      <w:pPr>
+        <w:pStyle w:val="BodyText"/>
+        <w:ind w:firstLine="420"/>
+      </w:pPr>
       <w:r>
         <w:rPr>
           <w:rFonts w:hint="eastAsia" w:ascii="Times New Roman" w:hAnsi="Times New Roman" w:eastAsia="FangSong" w:cs="Times New Roman"/>
@@ -1501,7 +1507,6 @@
     <w:p>
       <w:pPr>
         <w:pStyle w:val="FirstParagraph"/>
-        <w:spacing w:after="80"/>
         <w:ind w:firstLine="420"/>
       </w:pPr>
       <w:r>
@@ -2012,10 +2017,17 @@
       </m:oMath>
       <w:r>
         <w:rPr>
-          <w:rFonts w:hint="eastAsia" w:ascii="Times New Roman" w:hAnsi="Times New Roman" w:eastAsia="Times New Roman" w:cs="Times New Roman"/>
-        </w:rPr>
-        <w:t>。</w:t>
-      </w:r>
+          <w:rFonts w:ascii="Times New Roman" w:hAnsi="Times New Roman" w:eastAsia="Times New Roman" w:cs="Times New Roman"/>
+        </w:rPr>
+        <w:t xml:space="preserve">。</w:t>
+      </w:r>
+    </w:p>
+    <w:p>
+      <w:pPr>
+        <w:pStyle w:val="BodyText"/>
+        <w:spacing w:after="80"/>
+        <w:ind w:firstLine="420"/>
+      </w:pPr>
       <w:r>
         <w:rPr>
           <w:rFonts w:hint="eastAsia" w:ascii="Times New Roman" w:hAnsi="Times New Roman" w:eastAsia="FangSong" w:cs="Times New Roman"/>
@@ -3436,11 +3448,17 @@
         </w:rPr>
         <w:t>；</w:t>
       </w:r>
-      <w:r>
-        <w:rPr>
-          <w:rFonts w:hint="eastAsia" w:ascii="Times New Roman" w:hAnsi="Times New Roman" w:eastAsia="FangSong" w:cs="Times New Roman"/>
-        </w:rPr>
-        <w:t>当</w:t>
+    </w:p>
+    <w:p>
+      <w:pPr>
+        <w:pStyle w:val="BodyText"/>
+        <w:ind w:firstLine="420"/>
+      </w:pPr>
+      <w:r>
+        <w:rPr>
+          <w:rFonts w:hint="eastAsia" w:ascii="Times New Roman" w:hAnsi="Times New Roman" w:eastAsia="FangSong" w:cs="Times New Roman"/>
+        </w:rPr>
+        <w:t xml:space="preserve">当</w:t>
       </w:r>
       <w:r>
         <w:rPr>
@@ -5747,8 +5765,14 @@
         <w:rPr>
           <w:rFonts w:hint="eastAsia" w:ascii="Times New Roman" w:hAnsi="Times New Roman" w:eastAsia="Times New Roman" w:cs="Times New Roman"/>
         </w:rPr>
-        <w:t>Lattices）。</w:t>
-      </w:r>
+        <w:t xml:space="preserve">Lattices）。</w:t>
+      </w:r>
+    </w:p>
+    <w:p>
+      <w:pPr>
+        <w:pStyle w:val="BodyText"/>
+        <w:ind w:firstLine="420"/>
+      </w:pPr>
       <w:r>
         <w:rPr>
           <w:rFonts w:hint="eastAsia" w:ascii="Times New Roman" w:hAnsi="Times New Roman" w:eastAsia="FangSong" w:cs="Times New Roman"/>
@@ -7062,15 +7086,21 @@
       </m:oMath>
       <w:r>
         <w:rPr>
-          <w:rFonts w:hint="eastAsia" w:ascii="Times New Roman" w:hAnsi="Times New Roman" w:eastAsia="Times New Roman" w:cs="Times New Roman"/>
-        </w:rPr>
-        <w:t>。</w:t>
-      </w:r>
-      <w:r>
-        <w:rPr>
-          <w:rFonts w:hint="eastAsia" w:ascii="Times New Roman" w:hAnsi="Times New Roman" w:eastAsia="FangSong" w:cs="Times New Roman"/>
-        </w:rPr>
-        <w:t>滑移面则是对称面镜像反射操作</w:t>
+          <w:rFonts w:ascii="Times New Roman" w:hAnsi="Times New Roman" w:eastAsia="Times New Roman" w:cs="Times New Roman"/>
+        </w:rPr>
+        <w:t xml:space="preserve">。</w:t>
+      </w:r>
+    </w:p>
+    <w:p>
+      <w:pPr>
+        <w:pStyle w:val="BodyText"/>
+        <w:ind w:firstLine="420"/>
+      </w:pPr>
+      <w:r>
+        <w:rPr>
+          <w:rFonts w:hint="eastAsia" w:ascii="Times New Roman" w:hAnsi="Times New Roman" w:eastAsia="FangSong" w:cs="Times New Roman"/>
+        </w:rPr>
+        <w:t xml:space="preserve">滑移面则是对称面镜像反射操作</w:t>
       </w:r>
       <w:r>
         <w:rPr>
@@ -7892,6 +7922,12 @@
         </w:rPr>
         <w:t>）。</w:t>
       </w:r>
+    </w:p>
+    <w:p>
+      <w:pPr>
+        <w:pStyle w:val="BodyText"/>
+        <w:ind w:firstLine="420"/>
+      </w:pPr>
       <w:r>
         <w:rPr>
           <w:rFonts w:hint="eastAsia" w:ascii="Times New Roman" w:hAnsi="Times New Roman" w:eastAsia="FangSong" w:cs="Times New Roman"/>
@@ -8255,7 +8291,6 @@
     <w:p>
       <w:pPr>
         <w:pStyle w:val="FirstParagraph"/>
-        <w:spacing w:after="80"/>
         <w:ind w:firstLine="420"/>
       </w:pPr>
       <w:r>
@@ -8758,6 +8793,13 @@
         </w:rPr>
         <w:t>）。</w:t>
       </w:r>
+    </w:p>
+    <w:p>
+      <w:pPr>
+        <w:pStyle w:val="BodyText"/>
+        <w:spacing w:after="80"/>
+        <w:ind w:firstLine="420"/>
+      </w:pPr>
       <w:r>
         <w:rPr>
           <w:rFonts w:hint="eastAsia" w:ascii="Times New Roman" w:hAnsi="Times New Roman" w:eastAsia="FangSong" w:cs="Times New Roman"/>
@@ -11507,7 +11549,6 @@
     <w:p>
       <w:pPr>
         <w:pStyle w:val="FirstParagraph"/>
-        <w:spacing w:after="80"/>
         <w:ind w:firstLine="420"/>
       </w:pPr>
       <w:r>
@@ -12001,8 +12042,15 @@
         <w:rPr>
           <w:rFonts w:hint="eastAsia" w:ascii="Times New Roman" w:hAnsi="Times New Roman" w:eastAsia="Times New Roman" w:cs="Times New Roman"/>
         </w:rPr>
-        <w:t>；</w:t>
-      </w:r>
+        <w:t xml:space="preserve">；</w:t>
+      </w:r>
+    </w:p>
+    <w:p>
+      <w:pPr>
+        <w:pStyle w:val="BodyText"/>
+        <w:spacing w:after="80"/>
+        <w:ind w:firstLine="420"/>
+      </w:pPr>
       <w:r>
         <w:rPr>
           <w:rFonts w:hint="eastAsia" w:ascii="Times New Roman" w:hAnsi="Times New Roman" w:eastAsia="FangSong" w:cs="Times New Roman"/>
@@ -18768,10 +18816,16 @@
       </m:oMath>
       <w:r>
         <w:rPr>
-          <w:rFonts w:hint="eastAsia" w:ascii="Times New Roman" w:hAnsi="Times New Roman" w:eastAsia="Times New Roman" w:cs="Times New Roman"/>
-        </w:rPr>
-        <w:t>。</w:t>
-      </w:r>
+          <w:rFonts w:ascii="Times New Roman" w:hAnsi="Times New Roman" w:eastAsia="Times New Roman" w:cs="Times New Roman"/>
+        </w:rPr>
+        <w:t xml:space="preserve">。</w:t>
+      </w:r>
+    </w:p>
+    <w:p>
+      <w:pPr>
+        <w:pStyle w:val="BodyText"/>
+        <w:ind w:firstLine="420"/>
+      </w:pPr>
       <w:r>
         <w:rPr>
           <w:rFonts w:hint="eastAsia" w:ascii="Times New Roman" w:hAnsi="Times New Roman" w:eastAsia="FangSong" w:cs="Times New Roman"/>
@@ -32162,8 +32216,14 @@
         <w:rPr>
           <w:rFonts w:hint="eastAsia" w:ascii="Times New Roman" w:hAnsi="Times New Roman" w:eastAsia="Times New Roman" w:cs="Times New Roman"/>
         </w:rPr>
-        <w:t>）。</w:t>
-      </w:r>
+        <w:t xml:space="preserve">）。</w:t>
+      </w:r>
+    </w:p>
+    <w:p>
+      <w:pPr>
+        <w:pStyle w:val="BodyText"/>
+        <w:ind w:firstLine="420"/>
+      </w:pPr>
       <w:r>
         <w:rPr>
           <w:rFonts w:hint="eastAsia" w:ascii="Times New Roman" w:hAnsi="Times New Roman" w:eastAsia="FangSong" w:cs="Times New Roman"/>

--- a/06-学生侧材料/讲义/学生专用版/2-结构化学/晶体学与晶体结构-超级充实版（学生专用版）.docx
+++ b/06-学生侧材料/讲义/学生专用版/2-结构化学/晶体学与晶体结构-超级充实版（学生专用版）.docx
@@ -33981,7 +33981,7 @@
         <w:rPr>
           <w:rFonts w:hint="eastAsia" w:ascii="Times New Roman" w:hAnsi="Times New Roman" w:eastAsia="FangSong" w:cs="Times New Roman"/>
         </w:rPr>
-        <w:t>未乘量纲因子直接导致结果产生数十个数量级的常识性暴死错误</w:t>
+        <w:t>未乘量纲因子将直接导致结果偏离真实值数十个数量级</w:t>
       </w:r>
       <w:r>
         <w:rPr>
